--- a/eval/samples/q4/program.docx
+++ b/eval/samples/q4/program.docx
@@ -951,6 +951,20 @@
           <w:rFonts w:ascii="Times New Roman" w:hAnsi="Times New Roman" w:eastAsia="Times New Roman" w:cs="Times New Roman"/>
         </w:rPr>
         <w:t>1.6. Требования к слушателям</w:t>
+      </w:r>
+    </w:p>
+    <w:p>
+      <w:pPr>
+        <w:spacing w:before="0" w:after="120" w:line="240" w:lineRule="auto"/>
+        <w:ind w:firstLine="0"/>
+        <w:jc w:val="both"/>
+      </w:pPr>
+      <w:r>
+        <w:rPr>
+          <w:rFonts w:ascii="Times New Roman" w:hAnsi="Times New Roman" w:eastAsia="Times New Roman" w:cs="Times New Roman"/>
+          <w:b w:val="0"/>
+        </w:rPr>
+        <w:t>К освоению программы допускаются лица, имеющие среднее профессиональное и (или) высшее образование, а также лица, получающие среднее профессиональное и (или) высшее образование.</w:t>
       </w:r>
     </w:p>
     <w:p>
@@ -19720,7 +19734,7 @@
           <w:rFonts w:ascii="Times New Roman" w:hAnsi="Times New Roman" w:eastAsia="Times New Roman" w:cs="Times New Roman"/>
           <w:b/>
         </w:rPr>
-        <w:t>Итог. Комплект собран, ошибок нет, 2 предупреждения — см. ниже. Пояснения к сборке — в разделе «Что пропущено и почему».</w:t>
+        <w:t>Итог. Комплект собран, ошибок нет; 2 предупреждения методисту и 1 замечание автопроверки — см. ниже. Пояснения к сборке — в разделе «Что пропущено и почему».</w:t>
       </w:r>
     </w:p>
     <w:p>
@@ -19769,7 +19783,7 @@
         <w:rPr>
           <w:rFonts w:ascii="Times New Roman" w:hAnsi="Times New Roman" w:eastAsia="Times New Roman" w:cs="Times New Roman"/>
         </w:rPr>
-        <w:t>предупреждения (стоит проверить): 2</w:t>
+        <w:t>предупреждения методисту (с вариантами решения): 2</w:t>
       </w:r>
     </w:p>
     <w:p>
@@ -19786,7 +19800,7 @@
         <w:rPr>
           <w:rFonts w:ascii="Times New Roman" w:hAnsi="Times New Roman" w:eastAsia="Times New Roman" w:cs="Times New Roman"/>
         </w:rPr>
-        <w:t>объём: заявлено 72 ч, собрано 72 ч</w:t>
+        <w:t>замечания автопроверки (стоит проверить): 1</w:t>
       </w:r>
     </w:p>
     <w:p>
@@ -19803,22 +19817,7 @@
         <w:rPr>
           <w:rFonts w:ascii="Times New Roman" w:hAnsi="Times New Roman" w:eastAsia="Times New Roman" w:cs="Times New Roman"/>
         </w:rPr>
-        <w:t>модель: заготовленные ответы (демонстрационный режим); режим генерации — полный</w:t>
-      </w:r>
-    </w:p>
-    <w:p>
-      <w:pPr>
-        <w:keepNext/>
-        <w:spacing w:before="0" w:after="120" w:line="240" w:lineRule="auto"/>
-        <w:ind w:firstLine="0"/>
-        <w:jc w:val="left"/>
-      </w:pPr>
-      <w:r>
-        <w:rPr>
-          <w:rFonts w:ascii="Times New Roman" w:hAnsi="Times New Roman" w:eastAsia="Times New Roman" w:cs="Times New Roman"/>
-          <w:b/>
-        </w:rPr>
-        <w:t>Предупреждения</w:t>
+        <w:t>объём: заявлено 72 ч, собрано 72 ч</w:t>
       </w:r>
     </w:p>
     <w:p>
@@ -19835,7 +19834,24 @@
         <w:rPr>
           <w:rFonts w:ascii="Times New Roman" w:hAnsi="Times New Roman" w:eastAsia="Times New Roman" w:cs="Times New Roman"/>
         </w:rPr>
-        <w:t>В запросе ожидание «пойти работать». Программа на 72 часа даёт начальный уровень: «Уметь настраивать базовые параметры защиты сети и операционной системы»; «Уметь находить признаки атаки в журналах событий»; «Уметь оценивать угрозы для простой информационной системы». Этого хватит, чтобы продолжить обучение и выполнять простые задачи под руководством, но не чтобы работать специалистом самостоятельно. Для этого обычно нужны профессиональная переподготовка и практика. Проверьте, что цель и результаты программы не обещают трудоустройства, и обсудите это с заказчиком. Что можно сделать: обсудите с заказчиком: увеличить объём программы или уточнить ожидаемый результат.</w:t>
+        <w:t>модель: заготовленные ответы (демонстрационный режим); режим генерации — полный</w:t>
+      </w:r>
+    </w:p>
+    <w:p>
+      <w:pPr>
+        <w:numPr>
+          <w:ilvl w:val="0"/>
+          <w:numId w:val="4"/>
+        </w:numPr>
+        <w:spacing w:before="0" w:after="40" w:line="240" w:lineRule="auto"/>
+        <w:ind w:firstLine="0"/>
+        <w:jc w:val="both"/>
+      </w:pPr>
+      <w:r>
+        <w:rPr>
+          <w:rFonts w:ascii="Times New Roman" w:hAnsi="Times New Roman" w:eastAsia="Times New Roman" w:cs="Times New Roman"/>
+        </w:rPr>
+        <w:t>время сборки комплекта после утверждения каркаса: 1 с</w:t>
       </w:r>
     </w:p>
     <w:p>
@@ -19850,6 +19866,253 @@
           <w:rFonts w:ascii="Times New Roman" w:hAnsi="Times New Roman" w:eastAsia="Times New Roman" w:cs="Times New Roman"/>
           <w:b/>
         </w:rPr>
+        <w:t>Предупреждения методисту</w:t>
+      </w:r>
+    </w:p>
+    <w:p>
+      <w:pPr>
+        <w:spacing w:before="0" w:after="120" w:line="240" w:lineRule="auto"/>
+        <w:ind w:firstLine="0"/>
+        <w:jc w:val="both"/>
+      </w:pPr>
+      <w:r>
+        <w:rPr>
+          <w:rFonts w:ascii="Times New Roman" w:hAnsi="Times New Roman" w:eastAsia="Times New Roman" w:cs="Times New Roman"/>
+          <w:b w:val="0"/>
+        </w:rPr>
+        <w:t>Здесь — ситуации, где нужно решение методиста или заказчика: агент нашёл их сам по общим правилам. У каждого предупреждения — цифры и варианты решения.</w:t>
+      </w:r>
+    </w:p>
+    <w:p>
+      <w:pPr>
+        <w:keepNext/>
+        <w:spacing w:before="0" w:after="120" w:line="240" w:lineRule="auto"/>
+        <w:ind w:firstLine="0"/>
+        <w:jc w:val="left"/>
+      </w:pPr>
+      <w:r>
+        <w:rPr>
+          <w:rFonts w:ascii="Times New Roman" w:hAnsi="Times New Roman" w:eastAsia="Times New Roman" w:cs="Times New Roman"/>
+          <w:b/>
+        </w:rPr>
+        <w:t>1. Ожидания заказчика выше, чем может дать программа</w:t>
+      </w:r>
+    </w:p>
+    <w:p>
+      <w:pPr>
+        <w:spacing w:before="0" w:after="120" w:line="240" w:lineRule="auto"/>
+        <w:ind w:firstLine="0"/>
+        <w:jc w:val="both"/>
+      </w:pPr>
+      <w:r>
+        <w:rPr>
+          <w:rFonts w:ascii="Times New Roman" w:hAnsi="Times New Roman" w:eastAsia="Times New Roman" w:cs="Times New Roman"/>
+          <w:b w:val="0"/>
+        </w:rPr>
+        <w:t>В запросе ожидание «пойти работать в эту сферу». Программа на 72 часа даёт начальный уровень: «Уметь настраивать базовые параметры защиты сети и операционной системы»; «Уметь находить признаки атаки в журналах событий»; «Уметь оценивать угрозы для простой информационной системы». Этого хватит, чтобы продолжить обучение и выполнять простые задачи под руководством, но не чтобы сразу работать специалистом самостоятельно. Проверьте, что цель и результаты программы не обещают трудоустройства.</w:t>
+      </w:r>
+    </w:p>
+    <w:p>
+      <w:pPr>
+        <w:spacing w:before="0" w:after="120" w:line="240" w:lineRule="auto"/>
+        <w:ind w:firstLine="0"/>
+        <w:jc w:val="both"/>
+      </w:pPr>
+      <w:r>
+        <w:rPr>
+          <w:rFonts w:ascii="Times New Roman" w:hAnsi="Times New Roman" w:eastAsia="Times New Roman" w:cs="Times New Roman"/>
+          <w:b w:val="0"/>
+        </w:rPr>
+        <w:t>Цифры: Ожидание из запроса — «пойти работать в эту сферу»; Объём программы — 72 ч; Практические и лабораторные занятия — 45,5 ч (63 % объёма); Результатов обучения «уметь» и «владеть» — 6.</w:t>
+      </w:r>
+    </w:p>
+    <w:p>
+      <w:pPr>
+        <w:keepNext/>
+        <w:spacing w:before="0" w:after="120" w:line="240" w:lineRule="auto"/>
+        <w:ind w:firstLine="0"/>
+        <w:jc w:val="left"/>
+      </w:pPr>
+      <w:r>
+        <w:rPr>
+          <w:rFonts w:ascii="Times New Roman" w:hAnsi="Times New Roman" w:eastAsia="Times New Roman" w:cs="Times New Roman"/>
+          <w:b w:val="0"/>
+        </w:rPr>
+        <w:t>Варианты решения:</w:t>
+      </w:r>
+    </w:p>
+    <w:p>
+      <w:pPr>
+        <w:spacing w:before="0" w:after="60" w:line="240" w:lineRule="auto"/>
+        <w:ind w:firstLine="0"/>
+        <w:jc w:val="both"/>
+      </w:pPr>
+      <w:r>
+        <w:rPr>
+          <w:rFonts w:ascii="Times New Roman" w:hAnsi="Times New Roman" w:eastAsia="Times New Roman" w:cs="Times New Roman"/>
+          <w:b w:val="0"/>
+        </w:rPr>
+        <w:t>1. Сформулировать с заказчиком реалистичный результат: после программы слушатель освоит базовые умения и сможет продолжить обучение.</w:t>
+      </w:r>
+    </w:p>
+    <w:p>
+      <w:pPr>
+        <w:spacing w:before="0" w:after="60" w:line="240" w:lineRule="auto"/>
+        <w:ind w:firstLine="0"/>
+        <w:jc w:val="both"/>
+      </w:pPr>
+      <w:r>
+        <w:rPr>
+          <w:rFonts w:ascii="Times New Roman" w:hAnsi="Times New Roman" w:eastAsia="Times New Roman" w:cs="Times New Roman"/>
+          <w:b w:val="0"/>
+        </w:rPr>
+        <w:t>2. Если заказчику нужна новая профессия — предложить программу профессиональной переподготовки: по закону об образовании она готовит к новому виду профессиональной деятельности, а повышение квалификации развивает компетенции в рамках имеющейся квалификации.</w:t>
+      </w:r>
+    </w:p>
+    <w:p>
+      <w:pPr>
+        <w:spacing w:before="0" w:after="60" w:line="240" w:lineRule="auto"/>
+        <w:ind w:firstLine="0"/>
+        <w:jc w:val="both"/>
+      </w:pPr>
+      <w:r>
+        <w:rPr>
+          <w:rFonts w:ascii="Times New Roman" w:hAnsi="Times New Roman" w:eastAsia="Times New Roman" w:cs="Times New Roman"/>
+          <w:b w:val="0"/>
+        </w:rPr>
+        <w:t>3. Увеличить объём программы и долю практики на реальных задачах: сейчас практических и лабораторных занятий 45,5 ч из 72 ч.</w:t>
+      </w:r>
+    </w:p>
+    <w:p>
+      <w:pPr>
+        <w:keepNext/>
+        <w:spacing w:before="0" w:after="120" w:line="240" w:lineRule="auto"/>
+        <w:ind w:firstLine="0"/>
+        <w:jc w:val="left"/>
+      </w:pPr>
+      <w:r>
+        <w:rPr>
+          <w:rFonts w:ascii="Times New Roman" w:hAnsi="Times New Roman" w:eastAsia="Times New Roman" w:cs="Times New Roman"/>
+          <w:b/>
+        </w:rPr>
+        <w:t>2. Акт из задания утратил силу — в программе указан действующий</w:t>
+      </w:r>
+    </w:p>
+    <w:p>
+      <w:pPr>
+        <w:spacing w:before="0" w:after="120" w:line="240" w:lineRule="auto"/>
+        <w:ind w:firstLine="0"/>
+        <w:jc w:val="both"/>
+      </w:pPr>
+      <w:r>
+        <w:rPr>
+          <w:rFonts w:ascii="Times New Roman" w:hAnsi="Times New Roman" w:eastAsia="Times New Roman" w:cs="Times New Roman"/>
+          <w:b w:val="0"/>
+        </w:rPr>
+        <w:t>В программе указан действующий акт — Приказ Минобрнауки России от 24.03.2025 № 266 (действует с 01.09.2025). Прежний акт, на который могут ссылаться задание и старые образцы, утратил силу и в программу не включён.</w:t>
+      </w:r>
+    </w:p>
+    <w:p>
+      <w:pPr>
+        <w:keepNext/>
+        <w:spacing w:before="0" w:after="120" w:line="240" w:lineRule="auto"/>
+        <w:ind w:firstLine="0"/>
+        <w:jc w:val="left"/>
+      </w:pPr>
+      <w:r>
+        <w:rPr>
+          <w:rFonts w:ascii="Times New Roman" w:hAnsi="Times New Roman" w:eastAsia="Times New Roman" w:cs="Times New Roman"/>
+          <w:b w:val="0"/>
+        </w:rPr>
+        <w:t>Варианты решения:</w:t>
+      </w:r>
+    </w:p>
+    <w:p>
+      <w:pPr>
+        <w:spacing w:before="0" w:after="60" w:line="240" w:lineRule="auto"/>
+        <w:ind w:firstLine="0"/>
+        <w:jc w:val="both"/>
+      </w:pPr>
+      <w:r>
+        <w:rPr>
+          <w:rFonts w:ascii="Times New Roman" w:hAnsi="Times New Roman" w:eastAsia="Times New Roman" w:cs="Times New Roman"/>
+          <w:b w:val="0"/>
+        </w:rPr>
+        <w:t>1. Ничего менять в программе не нужно — в ней указан действующий акт.</w:t>
+      </w:r>
+    </w:p>
+    <w:p>
+      <w:pPr>
+        <w:spacing w:before="0" w:after="60" w:line="240" w:lineRule="auto"/>
+        <w:ind w:firstLine="0"/>
+        <w:jc w:val="both"/>
+      </w:pPr>
+      <w:r>
+        <w:rPr>
+          <w:rFonts w:ascii="Times New Roman" w:hAnsi="Times New Roman" w:eastAsia="Times New Roman" w:cs="Times New Roman"/>
+          <w:b w:val="0"/>
+        </w:rPr>
+        <w:t>2. Обновите ссылку в задании и шаблонах организации: Приказ Минобрнауки России от 24.03.2025 № 266.</w:t>
+      </w:r>
+    </w:p>
+    <w:p>
+      <w:pPr>
+        <w:spacing w:before="0" w:after="60" w:line="240" w:lineRule="auto"/>
+        <w:ind w:firstLine="0"/>
+        <w:jc w:val="both"/>
+      </w:pPr>
+      <w:r>
+        <w:rPr>
+          <w:rFonts w:ascii="Times New Roman" w:hAnsi="Times New Roman" w:eastAsia="Times New Roman" w:cs="Times New Roman"/>
+          <w:b w:val="0"/>
+        </w:rPr>
+        <w:t>3. Проверьте другие программы организации, где ещё указан прежний акт.</w:t>
+      </w:r>
+    </w:p>
+    <w:p>
+      <w:pPr>
+        <w:keepNext/>
+        <w:spacing w:before="0" w:after="120" w:line="240" w:lineRule="auto"/>
+        <w:ind w:firstLine="0"/>
+        <w:jc w:val="left"/>
+      </w:pPr>
+      <w:r>
+        <w:rPr>
+          <w:rFonts w:ascii="Times New Roman" w:hAnsi="Times New Roman" w:eastAsia="Times New Roman" w:cs="Times New Roman"/>
+          <w:b/>
+        </w:rPr>
+        <w:t>Замечания автопроверки</w:t>
+      </w:r>
+    </w:p>
+    <w:p>
+      <w:pPr>
+        <w:numPr>
+          <w:ilvl w:val="0"/>
+          <w:numId w:val="4"/>
+        </w:numPr>
+        <w:spacing w:before="0" w:after="40" w:line="240" w:lineRule="auto"/>
+        <w:ind w:firstLine="0"/>
+        <w:jc w:val="both"/>
+      </w:pPr>
+      <w:r>
+        <w:rPr>
+          <w:rFonts w:ascii="Times New Roman" w:hAnsi="Times New Roman" w:eastAsia="Times New Roman" w:cs="Times New Roman"/>
+        </w:rPr>
+        <w:t>результат обучения 1.3 раскрывается в темах 3 модулей из 5 (модуль 2 «Защита компьютерных сетей», модуль 3 «Защита операционных систем», модуль 5 «Практикум на учебном стенде»): содержание модулей повторяется. Оставьте результат в одном-двух модулях, у остальных — свои результаты. Как исправить: нужно решение методиста: поправьте текст или параметры запроса и пересоберите комплект.</w:t>
+      </w:r>
+    </w:p>
+    <w:p>
+      <w:pPr>
+        <w:keepNext/>
+        <w:spacing w:before="0" w:after="120" w:line="240" w:lineRule="auto"/>
+        <w:ind w:firstLine="0"/>
+        <w:jc w:val="left"/>
+      </w:pPr>
+      <w:r>
+        <w:rPr>
+          <w:rFonts w:ascii="Times New Roman" w:hAnsi="Times New Roman" w:eastAsia="Times New Roman" w:cs="Times New Roman"/>
+          <w:b/>
+        </w:rPr>
         <w:t>Часы по уровням</w:t>
       </w:r>
     </w:p>
@@ -19865,6 +20128,20 @@
           <w:b w:val="0"/>
         </w:rPr>
         <w:t>Заявлено 72 ч, по учебному плану 72 ч — сходится.</w:t>
+      </w:r>
+    </w:p>
+    <w:p>
+      <w:pPr>
+        <w:spacing w:before="0" w:after="120" w:line="240" w:lineRule="auto"/>
+        <w:ind w:firstLine="0"/>
+        <w:jc w:val="both"/>
+      </w:pPr>
+      <w:r>
+        <w:rPr>
+          <w:rFonts w:ascii="Times New Roman" w:hAnsi="Times New Roman" w:eastAsia="Times New Roman" w:cs="Times New Roman"/>
+          <w:b w:val="0"/>
+        </w:rPr>
+        <w:t>Из них контактная работа — 63 ч, самостоятельная работа — 7 ч, итоговая аттестация — 2 ч.</w:t>
       </w:r>
     </w:p>
     <w:tbl>
@@ -22816,7 +23093,7 @@
                 <w:b w:val="0"/>
                 <w:sz w:val="20"/>
               </w:rPr>
-              <w:t>вопросы теста: 2, задания: 3, ИА</w:t>
+              <w:t>вопросы теста: 2, задания: 3, итоговая аттестация</w:t>
             </w:r>
           </w:p>
         </w:tc>
@@ -22898,7 +23175,7 @@
                 <w:b w:val="0"/>
                 <w:sz w:val="20"/>
               </w:rPr>
-              <w:t>вопросы теста: 3, задания: 5, ИА</w:t>
+              <w:t>вопросы теста: 3, задания: 5, итоговая аттестация</w:t>
             </w:r>
           </w:p>
         </w:tc>
@@ -22980,7 +23257,7 @@
                 <w:b w:val="0"/>
                 <w:sz w:val="20"/>
               </w:rPr>
-              <w:t>вопросы теста: 4, задания: 4, ИА</w:t>
+              <w:t>вопросы теста: 4, задания: 4, итоговая аттестация</w:t>
             </w:r>
           </w:p>
         </w:tc>
@@ -23062,7 +23339,7 @@
                 <w:b w:val="0"/>
                 <w:sz w:val="20"/>
               </w:rPr>
-              <w:t>вопросы теста: 2, задания: 2, ИА</w:t>
+              <w:t>вопросы теста: 2, задания: 2, итоговая аттестация</w:t>
             </w:r>
           </w:p>
         </w:tc>
@@ -23144,7 +23421,7 @@
                 <w:b w:val="0"/>
                 <w:sz w:val="20"/>
               </w:rPr>
-              <w:t>вопросы теста: 2, задания: 2, ИА</w:t>
+              <w:t>вопросы теста: 2, задания: 2, итоговая аттестация</w:t>
             </w:r>
           </w:p>
         </w:tc>
@@ -23226,7 +23503,7 @@
                 <w:b w:val="0"/>
                 <w:sz w:val="20"/>
               </w:rPr>
-              <w:t>вопросы теста: 3, задания: 2, ИА</w:t>
+              <w:t>вопросы теста: 3, задания: 2, итоговая аттестация</w:t>
             </w:r>
           </w:p>
         </w:tc>
@@ -23308,7 +23585,7 @@
                 <w:b w:val="0"/>
                 <w:sz w:val="20"/>
               </w:rPr>
-              <w:t>вопросы теста: 2, задания: 2, ИА</w:t>
+              <w:t>вопросы теста: 2, задания: 2, итоговая аттестация</w:t>
             </w:r>
           </w:p>
         </w:tc>
@@ -23390,7 +23667,7 @@
                 <w:b w:val="0"/>
                 <w:sz w:val="20"/>
               </w:rPr>
-              <w:t>вопросы теста: 3, задания: 3, ИА</w:t>
+              <w:t>вопросы теста: 3, задания: 3, итоговая аттестация</w:t>
             </w:r>
           </w:p>
         </w:tc>
@@ -23472,7 +23749,7 @@
                 <w:b w:val="0"/>
                 <w:sz w:val="20"/>
               </w:rPr>
-              <w:t>вопросы теста: 3, задания: 2, ИА</w:t>
+              <w:t>вопросы теста: 3, задания: 2, итоговая аттестация</w:t>
             </w:r>
           </w:p>
         </w:tc>
@@ -23533,7 +23810,7 @@
         <w:rPr>
           <w:rFonts w:ascii="Times New Roman" w:hAnsi="Times New Roman" w:eastAsia="Times New Roman" w:cs="Times New Roman"/>
         </w:rPr>
-        <w:t>подтверждено (реестр нормативки и каталог проверенных изданий): 9</w:t>
+        <w:t>подтверждено: 9 (каталог проверенных изданий — 9)</w:t>
       </w:r>
     </w:p>
     <w:p>
@@ -23567,8 +23844,297 @@
         <w:rPr>
           <w:rFonts w:ascii="Times New Roman" w:hAnsi="Times New Roman" w:eastAsia="Times New Roman" w:cs="Times New Roman"/>
         </w:rPr>
-        <w:t>отброшено при проверке: 0 (не прошли проверку ISBN, издательства или года — 0; сверх лимита неподтверждённых — 0)</w:t>
-      </w:r>
+        <w:t>отброшено при проверке: 1 (не прошли проверку ISBN, издательства или года — 1; сверх лимита неподтверждённых — 0)</w:t>
+      </w:r>
+    </w:p>
+    <w:tbl>
+      <w:tblPr>
+        <w:tblLook w:firstColumn="1" w:firstRow="1" w:lastColumn="0" w:lastRow="0" w:noHBand="0" w:noVBand="1" w:val="04A0"/>
+        <w:tblW w:w="9778" w:type="dxa"/>
+        <w:tblLayout w:type="fixed"/>
+        <w:tblBorders>
+          <w:top w:val="single" w:sz="4" w:space="0" w:color="AAAAAA"/>
+          <w:left w:val="single" w:sz="4" w:space="0" w:color="AAAAAA"/>
+          <w:bottom w:val="single" w:sz="4" w:space="0" w:color="AAAAAA"/>
+          <w:right w:val="single" w:sz="4" w:space="0" w:color="AAAAAA"/>
+          <w:insideH w:val="single" w:sz="4" w:space="0" w:color="AAAAAA"/>
+          <w:insideV w:val="single" w:sz="4" w:space="0" w:color="AAAAAA"/>
+        </w:tblBorders>
+        <w:tblCellMar>
+          <w:top w:w="80" w:type="dxa"/>
+          <w:left w:w="120" w:type="dxa"/>
+          <w:bottom w:w="80" w:type="dxa"/>
+          <w:right w:w="120" w:type="dxa"/>
+        </w:tblCellMar>
+      </w:tblPr>
+      <w:tblGrid>
+        <w:gridCol w:w="5432"/>
+        <w:gridCol w:w="2173"/>
+        <w:gridCol w:w="2173"/>
+      </w:tblGrid>
+      <w:tr>
+        <w:trPr>
+          <w:tblHeader/>
+        </w:trPr>
+        <w:tc>
+          <w:tcPr>
+            <w:tcW w:type="dxa" w:w="5432"/>
+            <w:shd w:val="clear" w:color="auto" w:fill="F2F2F2"/>
+            <w:vAlign w:val="center"/>
+          </w:tcPr>
+          <w:p>
+            <w:pPr>
+              <w:spacing w:before="0" w:after="0" w:line="240" w:lineRule="auto"/>
+              <w:ind w:firstLine="0"/>
+              <w:jc w:val="center"/>
+            </w:pPr>
+            <w:r>
+              <w:rPr>
+                <w:rFonts w:ascii="Times New Roman" w:hAnsi="Times New Roman" w:eastAsia="Times New Roman" w:cs="Times New Roman"/>
+                <w:b/>
+                <w:sz w:val="20"/>
+              </w:rPr>
+              <w:t>Раздел</w:t>
+            </w:r>
+          </w:p>
+        </w:tc>
+        <w:tc>
+          <w:tcPr>
+            <w:tcW w:type="dxa" w:w="2173"/>
+            <w:shd w:val="clear" w:color="auto" w:fill="F2F2F2"/>
+            <w:vAlign w:val="center"/>
+          </w:tcPr>
+          <w:p>
+            <w:pPr>
+              <w:spacing w:before="0" w:after="0" w:line="240" w:lineRule="auto"/>
+              <w:ind w:firstLine="0"/>
+              <w:jc w:val="center"/>
+            </w:pPr>
+            <w:r>
+              <w:rPr>
+                <w:rFonts w:ascii="Times New Roman" w:hAnsi="Times New Roman" w:eastAsia="Times New Roman" w:cs="Times New Roman"/>
+                <w:b/>
+                <w:sz w:val="20"/>
+              </w:rPr>
+              <w:t>Подтверждено</w:t>
+            </w:r>
+          </w:p>
+        </w:tc>
+        <w:tc>
+          <w:tcPr>
+            <w:tcW w:type="dxa" w:w="2173"/>
+            <w:shd w:val="clear" w:color="auto" w:fill="F2F2F2"/>
+            <w:vAlign w:val="center"/>
+          </w:tcPr>
+          <w:p>
+            <w:pPr>
+              <w:spacing w:before="0" w:after="0" w:line="240" w:lineRule="auto"/>
+              <w:ind w:firstLine="0"/>
+              <w:jc w:val="center"/>
+            </w:pPr>
+            <w:r>
+              <w:rPr>
+                <w:rFonts w:ascii="Times New Roman" w:hAnsi="Times New Roman" w:eastAsia="Times New Roman" w:cs="Times New Roman"/>
+                <w:b/>
+                <w:sz w:val="20"/>
+              </w:rPr>
+              <w:t>Без подтверждения</w:t>
+            </w:r>
+          </w:p>
+        </w:tc>
+      </w:tr>
+      <w:tr>
+        <w:tc>
+          <w:tcPr>
+            <w:tcW w:type="dxa" w:w="5432"/>
+          </w:tcPr>
+          <w:p>
+            <w:pPr>
+              <w:spacing w:before="0" w:after="0" w:line="240" w:lineRule="auto"/>
+              <w:ind w:firstLine="0"/>
+              <w:jc w:val="left"/>
+            </w:pPr>
+            <w:r>
+              <w:rPr>
+                <w:rFonts w:ascii="Times New Roman" w:hAnsi="Times New Roman" w:eastAsia="Times New Roman" w:cs="Times New Roman"/>
+                <w:b w:val="0"/>
+                <w:sz w:val="20"/>
+              </w:rPr>
+              <w:t>Основная литература</w:t>
+            </w:r>
+          </w:p>
+        </w:tc>
+        <w:tc>
+          <w:tcPr>
+            <w:tcW w:type="dxa" w:w="2173"/>
+          </w:tcPr>
+          <w:p>
+            <w:pPr>
+              <w:spacing w:before="0" w:after="0" w:line="240" w:lineRule="auto"/>
+              <w:ind w:firstLine="0"/>
+              <w:jc w:val="center"/>
+            </w:pPr>
+            <w:r>
+              <w:rPr>
+                <w:rFonts w:ascii="Times New Roman" w:hAnsi="Times New Roman" w:eastAsia="Times New Roman" w:cs="Times New Roman"/>
+                <w:b w:val="0"/>
+                <w:sz w:val="20"/>
+              </w:rPr>
+              <w:t>3</w:t>
+            </w:r>
+          </w:p>
+        </w:tc>
+        <w:tc>
+          <w:tcPr>
+            <w:tcW w:type="dxa" w:w="2173"/>
+          </w:tcPr>
+          <w:p>
+            <w:pPr>
+              <w:spacing w:before="0" w:after="0" w:line="240" w:lineRule="auto"/>
+              <w:ind w:firstLine="0"/>
+              <w:jc w:val="center"/>
+            </w:pPr>
+            <w:r>
+              <w:rPr>
+                <w:rFonts w:ascii="Times New Roman" w:hAnsi="Times New Roman" w:eastAsia="Times New Roman" w:cs="Times New Roman"/>
+                <w:b w:val="0"/>
+                <w:sz w:val="20"/>
+              </w:rPr>
+              <w:t>0</w:t>
+            </w:r>
+          </w:p>
+        </w:tc>
+      </w:tr>
+      <w:tr>
+        <w:tc>
+          <w:tcPr>
+            <w:tcW w:type="dxa" w:w="5432"/>
+          </w:tcPr>
+          <w:p>
+            <w:pPr>
+              <w:spacing w:before="0" w:after="0" w:line="240" w:lineRule="auto"/>
+              <w:ind w:firstLine="0"/>
+              <w:jc w:val="left"/>
+            </w:pPr>
+            <w:r>
+              <w:rPr>
+                <w:rFonts w:ascii="Times New Roman" w:hAnsi="Times New Roman" w:eastAsia="Times New Roman" w:cs="Times New Roman"/>
+                <w:b w:val="0"/>
+                <w:sz w:val="20"/>
+              </w:rPr>
+              <w:t>Дополнительная литература</w:t>
+            </w:r>
+          </w:p>
+        </w:tc>
+        <w:tc>
+          <w:tcPr>
+            <w:tcW w:type="dxa" w:w="2173"/>
+          </w:tcPr>
+          <w:p>
+            <w:pPr>
+              <w:spacing w:before="0" w:after="0" w:line="240" w:lineRule="auto"/>
+              <w:ind w:firstLine="0"/>
+              <w:jc w:val="center"/>
+            </w:pPr>
+            <w:r>
+              <w:rPr>
+                <w:rFonts w:ascii="Times New Roman" w:hAnsi="Times New Roman" w:eastAsia="Times New Roman" w:cs="Times New Roman"/>
+                <w:b w:val="0"/>
+                <w:sz w:val="20"/>
+              </w:rPr>
+              <w:t>3</w:t>
+            </w:r>
+          </w:p>
+        </w:tc>
+        <w:tc>
+          <w:tcPr>
+            <w:tcW w:type="dxa" w:w="2173"/>
+          </w:tcPr>
+          <w:p>
+            <w:pPr>
+              <w:spacing w:before="0" w:after="0" w:line="240" w:lineRule="auto"/>
+              <w:ind w:firstLine="0"/>
+              <w:jc w:val="center"/>
+            </w:pPr>
+            <w:r>
+              <w:rPr>
+                <w:rFonts w:ascii="Times New Roman" w:hAnsi="Times New Roman" w:eastAsia="Times New Roman" w:cs="Times New Roman"/>
+                <w:b w:val="0"/>
+                <w:sz w:val="20"/>
+              </w:rPr>
+              <w:t>0</w:t>
+            </w:r>
+          </w:p>
+        </w:tc>
+      </w:tr>
+      <w:tr>
+        <w:tc>
+          <w:tcPr>
+            <w:tcW w:type="dxa" w:w="5432"/>
+          </w:tcPr>
+          <w:p>
+            <w:pPr>
+              <w:spacing w:before="0" w:after="0" w:line="240" w:lineRule="auto"/>
+              <w:ind w:firstLine="0"/>
+              <w:jc w:val="left"/>
+            </w:pPr>
+            <w:r>
+              <w:rPr>
+                <w:rFonts w:ascii="Times New Roman" w:hAnsi="Times New Roman" w:eastAsia="Times New Roman" w:cs="Times New Roman"/>
+                <w:b w:val="0"/>
+                <w:sz w:val="20"/>
+              </w:rPr>
+              <w:t>Интернет-ресурсы</w:t>
+            </w:r>
+          </w:p>
+        </w:tc>
+        <w:tc>
+          <w:tcPr>
+            <w:tcW w:type="dxa" w:w="2173"/>
+          </w:tcPr>
+          <w:p>
+            <w:pPr>
+              <w:spacing w:before="0" w:after="0" w:line="240" w:lineRule="auto"/>
+              <w:ind w:firstLine="0"/>
+              <w:jc w:val="center"/>
+            </w:pPr>
+            <w:r>
+              <w:rPr>
+                <w:rFonts w:ascii="Times New Roman" w:hAnsi="Times New Roman" w:eastAsia="Times New Roman" w:cs="Times New Roman"/>
+                <w:b w:val="0"/>
+                <w:sz w:val="20"/>
+              </w:rPr>
+              <w:t>3</w:t>
+            </w:r>
+          </w:p>
+        </w:tc>
+        <w:tc>
+          <w:tcPr>
+            <w:tcW w:type="dxa" w:w="2173"/>
+          </w:tcPr>
+          <w:p>
+            <w:pPr>
+              <w:spacing w:before="0" w:after="0" w:line="240" w:lineRule="auto"/>
+              <w:ind w:firstLine="0"/>
+              <w:jc w:val="center"/>
+            </w:pPr>
+            <w:r>
+              <w:rPr>
+                <w:rFonts w:ascii="Times New Roman" w:hAnsi="Times New Roman" w:eastAsia="Times New Roman" w:cs="Times New Roman"/>
+                <w:b w:val="0"/>
+                <w:sz w:val="20"/>
+              </w:rPr>
+              <w:t>0</w:t>
+            </w:r>
+          </w:p>
+        </w:tc>
+      </w:tr>
+    </w:tbl>
+    <w:p>
+      <w:pPr>
+        <w:spacing w:before="0" w:after="120"/>
+        <w:ind w:firstLine="0"/>
+      </w:pPr>
     </w:p>
     <w:p>
       <w:pPr>
@@ -23596,79 +24162,7 @@
           <w:rFonts w:ascii="Times New Roman" w:hAnsi="Times New Roman" w:eastAsia="Times New Roman" w:cs="Times New Roman"/>
           <w:b w:val="0"/>
         </w:rPr>
-        <w:t>Заполнено 26 из 26 разделов шаблона.</w:t>
-      </w:r>
-    </w:p>
-    <w:p>
-      <w:pPr>
-        <w:spacing w:before="0" w:after="120" w:line="240" w:lineRule="auto"/>
-        <w:ind w:firstLine="0"/>
-        <w:jc w:val="both"/>
-      </w:pPr>
-      <w:r>
-        <w:rPr>
-          <w:rFonts w:ascii="Times New Roman" w:hAnsi="Times New Roman" w:eastAsia="Times New Roman" w:cs="Times New Roman"/>
-          <w:b w:val="0"/>
-        </w:rPr>
-        <w:t>Все разделы шаблона заполнены.</w:t>
-      </w:r>
-    </w:p>
-    <w:p>
-      <w:pPr>
-        <w:keepNext/>
-        <w:spacing w:before="0" w:after="120" w:line="240" w:lineRule="auto"/>
-        <w:ind w:firstLine="0"/>
-        <w:jc w:val="left"/>
-      </w:pPr>
-      <w:r>
-        <w:rPr>
-          <w:rFonts w:ascii="Times New Roman" w:hAnsi="Times New Roman" w:eastAsia="Times New Roman" w:cs="Times New Roman"/>
-          <w:b/>
-        </w:rPr>
-        <w:t>Совпадение с образцом</w:t>
-      </w:r>
-    </w:p>
-    <w:p>
-      <w:pPr>
-        <w:spacing w:before="0" w:after="120" w:line="240" w:lineRule="auto"/>
-        <w:ind w:firstLine="0"/>
-        <w:jc w:val="both"/>
-      </w:pPr>
-      <w:r>
-        <w:rPr>
-          <w:rFonts w:ascii="Times New Roman" w:hAnsi="Times New Roman" w:eastAsia="Times New Roman" w:cs="Times New Roman"/>
-          <w:b w:val="0"/>
-        </w:rPr>
-        <w:t>Образец к запросу не приложен — сравнивать не с чем.</w:t>
-      </w:r>
-    </w:p>
-    <w:p>
-      <w:pPr>
-        <w:keepNext/>
-        <w:spacing w:before="0" w:after="120" w:line="240" w:lineRule="auto"/>
-        <w:ind w:firstLine="0"/>
-        <w:jc w:val="left"/>
-      </w:pPr>
-      <w:r>
-        <w:rPr>
-          <w:rFonts w:ascii="Times New Roman" w:hAnsi="Times New Roman" w:eastAsia="Times New Roman" w:cs="Times New Roman"/>
-          <w:b/>
-        </w:rPr>
-        <w:t>Смысловая проверка</w:t>
-      </w:r>
-    </w:p>
-    <w:p>
-      <w:pPr>
-        <w:spacing w:before="0" w:after="120" w:line="240" w:lineRule="auto"/>
-        <w:ind w:firstLine="0"/>
-        <w:jc w:val="both"/>
-      </w:pPr>
-      <w:r>
-        <w:rPr>
-          <w:rFonts w:ascii="Times New Roman" w:hAnsi="Times New Roman" w:eastAsia="Times New Roman" w:cs="Times New Roman"/>
-          <w:b w:val="0"/>
-        </w:rPr>
-        <w:t>Эксперт-модель проверила то, что нельзя посчитать кодом: пройдено 8 из 8 критериев. Замечания — повод перечитать соответствующий раздел.</w:t>
+        <w:t>Заполнено 26 из 26 разделов шаблона. Все разделы шаблона заполнены.</w:t>
       </w:r>
     </w:p>
     <w:tbl>
@@ -23717,7 +24211,7 @@
                 <w:b/>
                 <w:sz w:val="20"/>
               </w:rPr>
-              <w:t>Критерий</w:t>
+              <w:t>Раздел шаблона</w:t>
             </w:r>
           </w:p>
         </w:tc>
@@ -23761,7 +24255,7 @@
                 <w:b w:val="0"/>
                 <w:sz w:val="20"/>
               </w:rPr>
-              <w:t>Язык и терминология соответствуют аудитории; термины поясняются; нет жаргона.</w:t>
+              <w:t>1.1. Аннотация программы</w:t>
             </w:r>
           </w:p>
         </w:tc>
@@ -23781,7 +24275,7 @@
                 <w:b w:val="0"/>
                 <w:sz w:val="20"/>
               </w:rPr>
-              <w:t>пройдено</w:t>
+              <w:t>заполнен</w:t>
             </w:r>
           </w:p>
         </w:tc>
@@ -23803,7 +24297,7 @@
                 <w:b w:val="0"/>
                 <w:sz w:val="20"/>
               </w:rPr>
-              <w:t>Уровень, последовательность тем и входные требования соответствуют входному уровню слушателей.</w:t>
+              <w:t>1.2. Цель реализации программы</w:t>
             </w:r>
           </w:p>
         </w:tc>
@@ -23823,7 +24317,7 @@
                 <w:b w:val="0"/>
                 <w:sz w:val="20"/>
               </w:rPr>
-              <w:t>пройдено</w:t>
+              <w:t>заполнен</w:t>
             </w:r>
           </w:p>
         </w:tc>
@@ -23845,7 +24339,7 @@
                 <w:b w:val="0"/>
                 <w:sz w:val="20"/>
               </w:rPr>
-              <w:t>Результаты обучения реалистичны для объёма программы; нет обещаний сверх объёма.</w:t>
+              <w:t>1.3. Планируемые результаты обучения</w:t>
             </w:r>
           </w:p>
         </w:tc>
@@ -23865,7 +24359,7 @@
                 <w:b w:val="0"/>
                 <w:sz w:val="20"/>
               </w:rPr>
-              <w:t>пройдено</w:t>
+              <w:t>заполнен</w:t>
             </w:r>
           </w:p>
         </w:tc>
@@ -23887,7 +24381,7 @@
                 <w:b w:val="0"/>
                 <w:sz w:val="20"/>
               </w:rPr>
-              <w:t>Ситуации заданий взяты из профессиональной среды слушателей и реалистичны.</w:t>
+              <w:t>1.4. Программа разработана на основе</w:t>
             </w:r>
           </w:p>
         </w:tc>
@@ -23907,7 +24401,7 @@
                 <w:b w:val="0"/>
                 <w:sz w:val="20"/>
               </w:rPr>
-              <w:t>пройдено</w:t>
+              <w:t>заполнен</w:t>
             </w:r>
           </w:p>
         </w:tc>
@@ -23929,7 +24423,7 @@
                 <w:b w:val="0"/>
                 <w:sz w:val="20"/>
               </w:rPr>
-              <w:t>Итоговая аттестация и задания соответствуют форме из запроса; требования конкретны, критерии измеримы, пример задания выполним.</w:t>
+              <w:t>1.5. Перечень профессиональных компетенций</w:t>
             </w:r>
           </w:p>
         </w:tc>
@@ -23949,7 +24443,7 @@
                 <w:b w:val="0"/>
                 <w:sz w:val="20"/>
               </w:rPr>
-              <w:t>пройдено</w:t>
+              <w:t>заполнен</w:t>
             </w:r>
           </w:p>
         </w:tc>
@@ -23971,7 +24465,7 @@
                 <w:b w:val="0"/>
                 <w:sz w:val="20"/>
               </w:rPr>
-              <w:t>Содержание тем и лекций действительно раскрывает привязанные результаты обучения.</w:t>
+              <w:t>1.6. Требования к слушателям</w:t>
             </w:r>
           </w:p>
         </w:tc>
@@ -23991,7 +24485,7 @@
                 <w:b w:val="0"/>
                 <w:sz w:val="20"/>
               </w:rPr>
-              <w:t>пройдено</w:t>
+              <w:t>заполнен</w:t>
             </w:r>
           </w:p>
         </w:tc>
@@ -24013,7 +24507,7 @@
                 <w:b w:val="0"/>
                 <w:sz w:val="20"/>
               </w:rPr>
-              <w:t>Нет устаревших инструментов, версий и практик.</w:t>
+              <w:t>1.7. Форма обучения</w:t>
             </w:r>
           </w:p>
         </w:tc>
@@ -24033,7 +24527,7 @@
                 <w:b w:val="0"/>
                 <w:sz w:val="20"/>
               </w:rPr>
-              <w:t>пройдено</w:t>
+              <w:t>заполнен</w:t>
             </w:r>
           </w:p>
         </w:tc>
@@ -24055,7 +24549,7 @@
                 <w:b w:val="0"/>
                 <w:sz w:val="20"/>
               </w:rPr>
-              <w:t>Аннотация, цель и планируемые результаты по сути соответствуют своим разделам.</w:t>
+              <w:t>1.8. Объём программы</w:t>
             </w:r>
           </w:p>
         </w:tc>
@@ -24075,7 +24569,763 @@
                 <w:b w:val="0"/>
                 <w:sz w:val="20"/>
               </w:rPr>
-              <w:t>пройдено</w:t>
+              <w:t>заполнен</w:t>
+            </w:r>
+          </w:p>
+        </w:tc>
+      </w:tr>
+      <w:tr>
+        <w:tc>
+          <w:tcPr>
+            <w:tcW w:type="dxa" w:w="7605"/>
+          </w:tcPr>
+          <w:p>
+            <w:pPr>
+              <w:spacing w:before="0" w:after="0" w:line="240" w:lineRule="auto"/>
+              <w:ind w:firstLine="0"/>
+              <w:jc w:val="left"/>
+            </w:pPr>
+            <w:r>
+              <w:rPr>
+                <w:rFonts w:ascii="Times New Roman" w:hAnsi="Times New Roman" w:eastAsia="Times New Roman" w:cs="Times New Roman"/>
+                <w:b w:val="0"/>
+                <w:sz w:val="20"/>
+              </w:rPr>
+              <w:t>1.9. Выдаваемый документ</w:t>
+            </w:r>
+          </w:p>
+        </w:tc>
+        <w:tc>
+          <w:tcPr>
+            <w:tcW w:type="dxa" w:w="2173"/>
+          </w:tcPr>
+          <w:p>
+            <w:pPr>
+              <w:spacing w:before="0" w:after="0" w:line="240" w:lineRule="auto"/>
+              <w:ind w:firstLine="0"/>
+              <w:jc w:val="center"/>
+            </w:pPr>
+            <w:r>
+              <w:rPr>
+                <w:rFonts w:ascii="Times New Roman" w:hAnsi="Times New Roman" w:eastAsia="Times New Roman" w:cs="Times New Roman"/>
+                <w:b w:val="0"/>
+                <w:sz w:val="20"/>
+              </w:rPr>
+              <w:t>заполнен</w:t>
+            </w:r>
+          </w:p>
+        </w:tc>
+      </w:tr>
+      <w:tr>
+        <w:tc>
+          <w:tcPr>
+            <w:tcW w:type="dxa" w:w="7605"/>
+          </w:tcPr>
+          <w:p>
+            <w:pPr>
+              <w:spacing w:before="0" w:after="0" w:line="240" w:lineRule="auto"/>
+              <w:ind w:firstLine="0"/>
+              <w:jc w:val="left"/>
+            </w:pPr>
+            <w:r>
+              <w:rPr>
+                <w:rFonts w:ascii="Times New Roman" w:hAnsi="Times New Roman" w:eastAsia="Times New Roman" w:cs="Times New Roman"/>
+                <w:b w:val="0"/>
+                <w:sz w:val="20"/>
+              </w:rPr>
+              <w:t>2.1. Учебный план</w:t>
+            </w:r>
+          </w:p>
+        </w:tc>
+        <w:tc>
+          <w:tcPr>
+            <w:tcW w:type="dxa" w:w="2173"/>
+          </w:tcPr>
+          <w:p>
+            <w:pPr>
+              <w:spacing w:before="0" w:after="0" w:line="240" w:lineRule="auto"/>
+              <w:ind w:firstLine="0"/>
+              <w:jc w:val="center"/>
+            </w:pPr>
+            <w:r>
+              <w:rPr>
+                <w:rFonts w:ascii="Times New Roman" w:hAnsi="Times New Roman" w:eastAsia="Times New Roman" w:cs="Times New Roman"/>
+                <w:b w:val="0"/>
+                <w:sz w:val="20"/>
+              </w:rPr>
+              <w:t>заполнен</w:t>
+            </w:r>
+          </w:p>
+        </w:tc>
+      </w:tr>
+      <w:tr>
+        <w:tc>
+          <w:tcPr>
+            <w:tcW w:type="dxa" w:w="7605"/>
+          </w:tcPr>
+          <w:p>
+            <w:pPr>
+              <w:spacing w:before="0" w:after="0" w:line="240" w:lineRule="auto"/>
+              <w:ind w:firstLine="0"/>
+              <w:jc w:val="left"/>
+            </w:pPr>
+            <w:r>
+              <w:rPr>
+                <w:rFonts w:ascii="Times New Roman" w:hAnsi="Times New Roman" w:eastAsia="Times New Roman" w:cs="Times New Roman"/>
+                <w:b w:val="0"/>
+                <w:sz w:val="20"/>
+              </w:rPr>
+              <w:t>2.2. Учебно-тематический план</w:t>
+            </w:r>
+          </w:p>
+        </w:tc>
+        <w:tc>
+          <w:tcPr>
+            <w:tcW w:type="dxa" w:w="2173"/>
+          </w:tcPr>
+          <w:p>
+            <w:pPr>
+              <w:spacing w:before="0" w:after="0" w:line="240" w:lineRule="auto"/>
+              <w:ind w:firstLine="0"/>
+              <w:jc w:val="center"/>
+            </w:pPr>
+            <w:r>
+              <w:rPr>
+                <w:rFonts w:ascii="Times New Roman" w:hAnsi="Times New Roman" w:eastAsia="Times New Roman" w:cs="Times New Roman"/>
+                <w:b w:val="0"/>
+                <w:sz w:val="20"/>
+              </w:rPr>
+              <w:t>заполнен</w:t>
+            </w:r>
+          </w:p>
+        </w:tc>
+      </w:tr>
+      <w:tr>
+        <w:tc>
+          <w:tcPr>
+            <w:tcW w:type="dxa" w:w="7605"/>
+          </w:tcPr>
+          <w:p>
+            <w:pPr>
+              <w:spacing w:before="0" w:after="0" w:line="240" w:lineRule="auto"/>
+              <w:ind w:firstLine="0"/>
+              <w:jc w:val="left"/>
+            </w:pPr>
+            <w:r>
+              <w:rPr>
+                <w:rFonts w:ascii="Times New Roman" w:hAnsi="Times New Roman" w:eastAsia="Times New Roman" w:cs="Times New Roman"/>
+                <w:b w:val="0"/>
+                <w:sz w:val="20"/>
+              </w:rPr>
+              <w:t>2.3. Календарный учебный график</w:t>
+            </w:r>
+          </w:p>
+        </w:tc>
+        <w:tc>
+          <w:tcPr>
+            <w:tcW w:type="dxa" w:w="2173"/>
+          </w:tcPr>
+          <w:p>
+            <w:pPr>
+              <w:spacing w:before="0" w:after="0" w:line="240" w:lineRule="auto"/>
+              <w:ind w:firstLine="0"/>
+              <w:jc w:val="center"/>
+            </w:pPr>
+            <w:r>
+              <w:rPr>
+                <w:rFonts w:ascii="Times New Roman" w:hAnsi="Times New Roman" w:eastAsia="Times New Roman" w:cs="Times New Roman"/>
+                <w:b w:val="0"/>
+                <w:sz w:val="20"/>
+              </w:rPr>
+              <w:t>заполнен</w:t>
+            </w:r>
+          </w:p>
+        </w:tc>
+      </w:tr>
+      <w:tr>
+        <w:tc>
+          <w:tcPr>
+            <w:tcW w:type="dxa" w:w="7605"/>
+          </w:tcPr>
+          <w:p>
+            <w:pPr>
+              <w:spacing w:before="0" w:after="0" w:line="240" w:lineRule="auto"/>
+              <w:ind w:firstLine="0"/>
+              <w:jc w:val="left"/>
+            </w:pPr>
+            <w:r>
+              <w:rPr>
+                <w:rFonts w:ascii="Times New Roman" w:hAnsi="Times New Roman" w:eastAsia="Times New Roman" w:cs="Times New Roman"/>
+                <w:b w:val="0"/>
+                <w:sz w:val="20"/>
+              </w:rPr>
+              <w:t>2.4. Рабочая программа</w:t>
+            </w:r>
+          </w:p>
+        </w:tc>
+        <w:tc>
+          <w:tcPr>
+            <w:tcW w:type="dxa" w:w="2173"/>
+          </w:tcPr>
+          <w:p>
+            <w:pPr>
+              <w:spacing w:before="0" w:after="0" w:line="240" w:lineRule="auto"/>
+              <w:ind w:firstLine="0"/>
+              <w:jc w:val="center"/>
+            </w:pPr>
+            <w:r>
+              <w:rPr>
+                <w:rFonts w:ascii="Times New Roman" w:hAnsi="Times New Roman" w:eastAsia="Times New Roman" w:cs="Times New Roman"/>
+                <w:b w:val="0"/>
+                <w:sz w:val="20"/>
+              </w:rPr>
+              <w:t>заполнен</w:t>
+            </w:r>
+          </w:p>
+        </w:tc>
+      </w:tr>
+      <w:tr>
+        <w:tc>
+          <w:tcPr>
+            <w:tcW w:type="dxa" w:w="7605"/>
+          </w:tcPr>
+          <w:p>
+            <w:pPr>
+              <w:spacing w:before="0" w:after="0" w:line="240" w:lineRule="auto"/>
+              <w:ind w:firstLine="0"/>
+              <w:jc w:val="left"/>
+            </w:pPr>
+            <w:r>
+              <w:rPr>
+                <w:rFonts w:ascii="Times New Roman" w:hAnsi="Times New Roman" w:eastAsia="Times New Roman" w:cs="Times New Roman"/>
+                <w:b w:val="0"/>
+                <w:sz w:val="20"/>
+              </w:rPr>
+              <w:t>2.5.1. Формы аттестации</w:t>
+            </w:r>
+          </w:p>
+        </w:tc>
+        <w:tc>
+          <w:tcPr>
+            <w:tcW w:type="dxa" w:w="2173"/>
+          </w:tcPr>
+          <w:p>
+            <w:pPr>
+              <w:spacing w:before="0" w:after="0" w:line="240" w:lineRule="auto"/>
+              <w:ind w:firstLine="0"/>
+              <w:jc w:val="center"/>
+            </w:pPr>
+            <w:r>
+              <w:rPr>
+                <w:rFonts w:ascii="Times New Roman" w:hAnsi="Times New Roman" w:eastAsia="Times New Roman" w:cs="Times New Roman"/>
+                <w:b w:val="0"/>
+                <w:sz w:val="20"/>
+              </w:rPr>
+              <w:t>заполнен</w:t>
+            </w:r>
+          </w:p>
+        </w:tc>
+      </w:tr>
+      <w:tr>
+        <w:tc>
+          <w:tcPr>
+            <w:tcW w:type="dxa" w:w="7605"/>
+          </w:tcPr>
+          <w:p>
+            <w:pPr>
+              <w:spacing w:before="0" w:after="0" w:line="240" w:lineRule="auto"/>
+              <w:ind w:firstLine="0"/>
+              <w:jc w:val="left"/>
+            </w:pPr>
+            <w:r>
+              <w:rPr>
+                <w:rFonts w:ascii="Times New Roman" w:hAnsi="Times New Roman" w:eastAsia="Times New Roman" w:cs="Times New Roman"/>
+                <w:b w:val="0"/>
+                <w:sz w:val="20"/>
+              </w:rPr>
+              <w:t>2.5.2. Оценочные материалы</w:t>
+            </w:r>
+          </w:p>
+        </w:tc>
+        <w:tc>
+          <w:tcPr>
+            <w:tcW w:type="dxa" w:w="2173"/>
+          </w:tcPr>
+          <w:p>
+            <w:pPr>
+              <w:spacing w:before="0" w:after="0" w:line="240" w:lineRule="auto"/>
+              <w:ind w:firstLine="0"/>
+              <w:jc w:val="center"/>
+            </w:pPr>
+            <w:r>
+              <w:rPr>
+                <w:rFonts w:ascii="Times New Roman" w:hAnsi="Times New Roman" w:eastAsia="Times New Roman" w:cs="Times New Roman"/>
+                <w:b w:val="0"/>
+                <w:sz w:val="20"/>
+              </w:rPr>
+              <w:t>заполнен</w:t>
+            </w:r>
+          </w:p>
+        </w:tc>
+      </w:tr>
+      <w:tr>
+        <w:tc>
+          <w:tcPr>
+            <w:tcW w:type="dxa" w:w="7605"/>
+          </w:tcPr>
+          <w:p>
+            <w:pPr>
+              <w:spacing w:before="0" w:after="0" w:line="240" w:lineRule="auto"/>
+              <w:ind w:firstLine="0"/>
+              <w:jc w:val="left"/>
+            </w:pPr>
+            <w:r>
+              <w:rPr>
+                <w:rFonts w:ascii="Times New Roman" w:hAnsi="Times New Roman" w:eastAsia="Times New Roman" w:cs="Times New Roman"/>
+                <w:b w:val="0"/>
+                <w:sz w:val="20"/>
+              </w:rPr>
+              <w:t>2.5.3. Анализ удовлетворённости слушателей</w:t>
+            </w:r>
+          </w:p>
+        </w:tc>
+        <w:tc>
+          <w:tcPr>
+            <w:tcW w:type="dxa" w:w="2173"/>
+          </w:tcPr>
+          <w:p>
+            <w:pPr>
+              <w:spacing w:before="0" w:after="0" w:line="240" w:lineRule="auto"/>
+              <w:ind w:firstLine="0"/>
+              <w:jc w:val="center"/>
+            </w:pPr>
+            <w:r>
+              <w:rPr>
+                <w:rFonts w:ascii="Times New Roman" w:hAnsi="Times New Roman" w:eastAsia="Times New Roman" w:cs="Times New Roman"/>
+                <w:b w:val="0"/>
+                <w:sz w:val="20"/>
+              </w:rPr>
+              <w:t>заполнен</w:t>
+            </w:r>
+          </w:p>
+        </w:tc>
+      </w:tr>
+      <w:tr>
+        <w:tc>
+          <w:tcPr>
+            <w:tcW w:type="dxa" w:w="7605"/>
+          </w:tcPr>
+          <w:p>
+            <w:pPr>
+              <w:spacing w:before="0" w:after="0" w:line="240" w:lineRule="auto"/>
+              <w:ind w:firstLine="0"/>
+              <w:jc w:val="left"/>
+            </w:pPr>
+            <w:r>
+              <w:rPr>
+                <w:rFonts w:ascii="Times New Roman" w:hAnsi="Times New Roman" w:eastAsia="Times New Roman" w:cs="Times New Roman"/>
+                <w:b w:val="0"/>
+                <w:sz w:val="20"/>
+              </w:rPr>
+              <w:t>3.1. Материально-техническое обеспечение</w:t>
+            </w:r>
+          </w:p>
+        </w:tc>
+        <w:tc>
+          <w:tcPr>
+            <w:tcW w:type="dxa" w:w="2173"/>
+          </w:tcPr>
+          <w:p>
+            <w:pPr>
+              <w:spacing w:before="0" w:after="0" w:line="240" w:lineRule="auto"/>
+              <w:ind w:firstLine="0"/>
+              <w:jc w:val="center"/>
+            </w:pPr>
+            <w:r>
+              <w:rPr>
+                <w:rFonts w:ascii="Times New Roman" w:hAnsi="Times New Roman" w:eastAsia="Times New Roman" w:cs="Times New Roman"/>
+                <w:b w:val="0"/>
+                <w:sz w:val="20"/>
+              </w:rPr>
+              <w:t>заполнен</w:t>
+            </w:r>
+          </w:p>
+        </w:tc>
+      </w:tr>
+      <w:tr>
+        <w:tc>
+          <w:tcPr>
+            <w:tcW w:type="dxa" w:w="7605"/>
+          </w:tcPr>
+          <w:p>
+            <w:pPr>
+              <w:spacing w:before="0" w:after="0" w:line="240" w:lineRule="auto"/>
+              <w:ind w:firstLine="0"/>
+              <w:jc w:val="left"/>
+            </w:pPr>
+            <w:r>
+              <w:rPr>
+                <w:rFonts w:ascii="Times New Roman" w:hAnsi="Times New Roman" w:eastAsia="Times New Roman" w:cs="Times New Roman"/>
+                <w:b w:val="0"/>
+                <w:sz w:val="20"/>
+              </w:rPr>
+              <w:t>3.2.1. Нормативно-правовые документы</w:t>
+            </w:r>
+          </w:p>
+        </w:tc>
+        <w:tc>
+          <w:tcPr>
+            <w:tcW w:type="dxa" w:w="2173"/>
+          </w:tcPr>
+          <w:p>
+            <w:pPr>
+              <w:spacing w:before="0" w:after="0" w:line="240" w:lineRule="auto"/>
+              <w:ind w:firstLine="0"/>
+              <w:jc w:val="center"/>
+            </w:pPr>
+            <w:r>
+              <w:rPr>
+                <w:rFonts w:ascii="Times New Roman" w:hAnsi="Times New Roman" w:eastAsia="Times New Roman" w:cs="Times New Roman"/>
+                <w:b w:val="0"/>
+                <w:sz w:val="20"/>
+              </w:rPr>
+              <w:t>заполнен</w:t>
+            </w:r>
+          </w:p>
+        </w:tc>
+      </w:tr>
+      <w:tr>
+        <w:tc>
+          <w:tcPr>
+            <w:tcW w:type="dxa" w:w="7605"/>
+          </w:tcPr>
+          <w:p>
+            <w:pPr>
+              <w:spacing w:before="0" w:after="0" w:line="240" w:lineRule="auto"/>
+              <w:ind w:firstLine="0"/>
+              <w:jc w:val="left"/>
+            </w:pPr>
+            <w:r>
+              <w:rPr>
+                <w:rFonts w:ascii="Times New Roman" w:hAnsi="Times New Roman" w:eastAsia="Times New Roman" w:cs="Times New Roman"/>
+                <w:b w:val="0"/>
+                <w:sz w:val="20"/>
+              </w:rPr>
+              <w:t>3.2.2. Основная литература</w:t>
+            </w:r>
+          </w:p>
+        </w:tc>
+        <w:tc>
+          <w:tcPr>
+            <w:tcW w:type="dxa" w:w="2173"/>
+          </w:tcPr>
+          <w:p>
+            <w:pPr>
+              <w:spacing w:before="0" w:after="0" w:line="240" w:lineRule="auto"/>
+              <w:ind w:firstLine="0"/>
+              <w:jc w:val="center"/>
+            </w:pPr>
+            <w:r>
+              <w:rPr>
+                <w:rFonts w:ascii="Times New Roman" w:hAnsi="Times New Roman" w:eastAsia="Times New Roman" w:cs="Times New Roman"/>
+                <w:b w:val="0"/>
+                <w:sz w:val="20"/>
+              </w:rPr>
+              <w:t>заполнен</w:t>
+            </w:r>
+          </w:p>
+        </w:tc>
+      </w:tr>
+      <w:tr>
+        <w:tc>
+          <w:tcPr>
+            <w:tcW w:type="dxa" w:w="7605"/>
+          </w:tcPr>
+          <w:p>
+            <w:pPr>
+              <w:spacing w:before="0" w:after="0" w:line="240" w:lineRule="auto"/>
+              <w:ind w:firstLine="0"/>
+              <w:jc w:val="left"/>
+            </w:pPr>
+            <w:r>
+              <w:rPr>
+                <w:rFonts w:ascii="Times New Roman" w:hAnsi="Times New Roman" w:eastAsia="Times New Roman" w:cs="Times New Roman"/>
+                <w:b w:val="0"/>
+                <w:sz w:val="20"/>
+              </w:rPr>
+              <w:t>3.2.3. Дополнительная литература</w:t>
+            </w:r>
+          </w:p>
+        </w:tc>
+        <w:tc>
+          <w:tcPr>
+            <w:tcW w:type="dxa" w:w="2173"/>
+          </w:tcPr>
+          <w:p>
+            <w:pPr>
+              <w:spacing w:before="0" w:after="0" w:line="240" w:lineRule="auto"/>
+              <w:ind w:firstLine="0"/>
+              <w:jc w:val="center"/>
+            </w:pPr>
+            <w:r>
+              <w:rPr>
+                <w:rFonts w:ascii="Times New Roman" w:hAnsi="Times New Roman" w:eastAsia="Times New Roman" w:cs="Times New Roman"/>
+                <w:b w:val="0"/>
+                <w:sz w:val="20"/>
+              </w:rPr>
+              <w:t>заполнен</w:t>
+            </w:r>
+          </w:p>
+        </w:tc>
+      </w:tr>
+      <w:tr>
+        <w:tc>
+          <w:tcPr>
+            <w:tcW w:type="dxa" w:w="7605"/>
+          </w:tcPr>
+          <w:p>
+            <w:pPr>
+              <w:spacing w:before="0" w:after="0" w:line="240" w:lineRule="auto"/>
+              <w:ind w:firstLine="0"/>
+              <w:jc w:val="left"/>
+            </w:pPr>
+            <w:r>
+              <w:rPr>
+                <w:rFonts w:ascii="Times New Roman" w:hAnsi="Times New Roman" w:eastAsia="Times New Roman" w:cs="Times New Roman"/>
+                <w:b w:val="0"/>
+                <w:sz w:val="20"/>
+              </w:rPr>
+              <w:t>3.2.4. Интернет-ресурсы</w:t>
+            </w:r>
+          </w:p>
+        </w:tc>
+        <w:tc>
+          <w:tcPr>
+            <w:tcW w:type="dxa" w:w="2173"/>
+          </w:tcPr>
+          <w:p>
+            <w:pPr>
+              <w:spacing w:before="0" w:after="0" w:line="240" w:lineRule="auto"/>
+              <w:ind w:firstLine="0"/>
+              <w:jc w:val="center"/>
+            </w:pPr>
+            <w:r>
+              <w:rPr>
+                <w:rFonts w:ascii="Times New Roman" w:hAnsi="Times New Roman" w:eastAsia="Times New Roman" w:cs="Times New Roman"/>
+                <w:b w:val="0"/>
+                <w:sz w:val="20"/>
+              </w:rPr>
+              <w:t>заполнен</w:t>
+            </w:r>
+          </w:p>
+        </w:tc>
+      </w:tr>
+      <w:tr>
+        <w:tc>
+          <w:tcPr>
+            <w:tcW w:type="dxa" w:w="7605"/>
+          </w:tcPr>
+          <w:p>
+            <w:pPr>
+              <w:spacing w:before="0" w:after="0" w:line="240" w:lineRule="auto"/>
+              <w:ind w:firstLine="0"/>
+              <w:jc w:val="left"/>
+            </w:pPr>
+            <w:r>
+              <w:rPr>
+                <w:rFonts w:ascii="Times New Roman" w:hAnsi="Times New Roman" w:eastAsia="Times New Roman" w:cs="Times New Roman"/>
+                <w:b w:val="0"/>
+                <w:sz w:val="20"/>
+              </w:rPr>
+              <w:t>3.2.5. Программное обеспечение и информационные системы</w:t>
+            </w:r>
+          </w:p>
+        </w:tc>
+        <w:tc>
+          <w:tcPr>
+            <w:tcW w:type="dxa" w:w="2173"/>
+          </w:tcPr>
+          <w:p>
+            <w:pPr>
+              <w:spacing w:before="0" w:after="0" w:line="240" w:lineRule="auto"/>
+              <w:ind w:firstLine="0"/>
+              <w:jc w:val="center"/>
+            </w:pPr>
+            <w:r>
+              <w:rPr>
+                <w:rFonts w:ascii="Times New Roman" w:hAnsi="Times New Roman" w:eastAsia="Times New Roman" w:cs="Times New Roman"/>
+                <w:b w:val="0"/>
+                <w:sz w:val="20"/>
+              </w:rPr>
+              <w:t>заполнен</w:t>
+            </w:r>
+          </w:p>
+        </w:tc>
+      </w:tr>
+      <w:tr>
+        <w:tc>
+          <w:tcPr>
+            <w:tcW w:type="dxa" w:w="7605"/>
+          </w:tcPr>
+          <w:p>
+            <w:pPr>
+              <w:spacing w:before="0" w:after="0" w:line="240" w:lineRule="auto"/>
+              <w:ind w:firstLine="0"/>
+              <w:jc w:val="left"/>
+            </w:pPr>
+            <w:r>
+              <w:rPr>
+                <w:rFonts w:ascii="Times New Roman" w:hAnsi="Times New Roman" w:eastAsia="Times New Roman" w:cs="Times New Roman"/>
+                <w:b w:val="0"/>
+                <w:sz w:val="20"/>
+              </w:rPr>
+              <w:t>3.3. Организация образовательного процесса</w:t>
+            </w:r>
+          </w:p>
+        </w:tc>
+        <w:tc>
+          <w:tcPr>
+            <w:tcW w:type="dxa" w:w="2173"/>
+          </w:tcPr>
+          <w:p>
+            <w:pPr>
+              <w:spacing w:before="0" w:after="0" w:line="240" w:lineRule="auto"/>
+              <w:ind w:firstLine="0"/>
+              <w:jc w:val="center"/>
+            </w:pPr>
+            <w:r>
+              <w:rPr>
+                <w:rFonts w:ascii="Times New Roman" w:hAnsi="Times New Roman" w:eastAsia="Times New Roman" w:cs="Times New Roman"/>
+                <w:b w:val="0"/>
+                <w:sz w:val="20"/>
+              </w:rPr>
+              <w:t>заполнен</w:t>
+            </w:r>
+          </w:p>
+        </w:tc>
+      </w:tr>
+      <w:tr>
+        <w:tc>
+          <w:tcPr>
+            <w:tcW w:type="dxa" w:w="7605"/>
+          </w:tcPr>
+          <w:p>
+            <w:pPr>
+              <w:spacing w:before="0" w:after="0" w:line="240" w:lineRule="auto"/>
+              <w:ind w:firstLine="0"/>
+              <w:jc w:val="left"/>
+            </w:pPr>
+            <w:r>
+              <w:rPr>
+                <w:rFonts w:ascii="Times New Roman" w:hAnsi="Times New Roman" w:eastAsia="Times New Roman" w:cs="Times New Roman"/>
+                <w:b w:val="0"/>
+                <w:sz w:val="20"/>
+              </w:rPr>
+              <w:t>3.4. Кадровое обеспечение</w:t>
+            </w:r>
+          </w:p>
+        </w:tc>
+        <w:tc>
+          <w:tcPr>
+            <w:tcW w:type="dxa" w:w="2173"/>
+          </w:tcPr>
+          <w:p>
+            <w:pPr>
+              <w:spacing w:before="0" w:after="0" w:line="240" w:lineRule="auto"/>
+              <w:ind w:firstLine="0"/>
+              <w:jc w:val="center"/>
+            </w:pPr>
+            <w:r>
+              <w:rPr>
+                <w:rFonts w:ascii="Times New Roman" w:hAnsi="Times New Roman" w:eastAsia="Times New Roman" w:cs="Times New Roman"/>
+                <w:b w:val="0"/>
+                <w:sz w:val="20"/>
+              </w:rPr>
+              <w:t>заполнен</w:t>
+            </w:r>
+          </w:p>
+        </w:tc>
+      </w:tr>
+      <w:tr>
+        <w:tc>
+          <w:tcPr>
+            <w:tcW w:type="dxa" w:w="7605"/>
+          </w:tcPr>
+          <w:p>
+            <w:pPr>
+              <w:spacing w:before="0" w:after="0" w:line="240" w:lineRule="auto"/>
+              <w:ind w:firstLine="0"/>
+              <w:jc w:val="left"/>
+            </w:pPr>
+            <w:r>
+              <w:rPr>
+                <w:rFonts w:ascii="Times New Roman" w:hAnsi="Times New Roman" w:eastAsia="Times New Roman" w:cs="Times New Roman"/>
+                <w:b w:val="0"/>
+                <w:sz w:val="20"/>
+              </w:rPr>
+              <w:t>Приложение 1. Оценочные материалы текущего контроля</w:t>
+            </w:r>
+          </w:p>
+        </w:tc>
+        <w:tc>
+          <w:tcPr>
+            <w:tcW w:type="dxa" w:w="2173"/>
+          </w:tcPr>
+          <w:p>
+            <w:pPr>
+              <w:spacing w:before="0" w:after="0" w:line="240" w:lineRule="auto"/>
+              <w:ind w:firstLine="0"/>
+              <w:jc w:val="center"/>
+            </w:pPr>
+            <w:r>
+              <w:rPr>
+                <w:rFonts w:ascii="Times New Roman" w:hAnsi="Times New Roman" w:eastAsia="Times New Roman" w:cs="Times New Roman"/>
+                <w:b w:val="0"/>
+                <w:sz w:val="20"/>
+              </w:rPr>
+              <w:t>заполнен</w:t>
+            </w:r>
+          </w:p>
+        </w:tc>
+      </w:tr>
+      <w:tr>
+        <w:tc>
+          <w:tcPr>
+            <w:tcW w:type="dxa" w:w="7605"/>
+          </w:tcPr>
+          <w:p>
+            <w:pPr>
+              <w:spacing w:before="0" w:after="0" w:line="240" w:lineRule="auto"/>
+              <w:ind w:firstLine="0"/>
+              <w:jc w:val="left"/>
+            </w:pPr>
+            <w:r>
+              <w:rPr>
+                <w:rFonts w:ascii="Times New Roman" w:hAnsi="Times New Roman" w:eastAsia="Times New Roman" w:cs="Times New Roman"/>
+                <w:b w:val="0"/>
+                <w:sz w:val="20"/>
+              </w:rPr>
+              <w:t>Приложение 2. Оценочные материалы итоговой аттестации</w:t>
+            </w:r>
+          </w:p>
+        </w:tc>
+        <w:tc>
+          <w:tcPr>
+            <w:tcW w:type="dxa" w:w="2173"/>
+          </w:tcPr>
+          <w:p>
+            <w:pPr>
+              <w:spacing w:before="0" w:after="0" w:line="240" w:lineRule="auto"/>
+              <w:ind w:firstLine="0"/>
+              <w:jc w:val="center"/>
+            </w:pPr>
+            <w:r>
+              <w:rPr>
+                <w:rFonts w:ascii="Times New Roman" w:hAnsi="Times New Roman" w:eastAsia="Times New Roman" w:cs="Times New Roman"/>
+                <w:b w:val="0"/>
+                <w:sz w:val="20"/>
+              </w:rPr>
+              <w:t>заполнен</w:t>
             </w:r>
           </w:p>
         </w:tc>
@@ -24099,24 +25349,21 @@
           <w:rFonts w:ascii="Times New Roman" w:hAnsi="Times New Roman" w:eastAsia="Times New Roman" w:cs="Times New Roman"/>
           <w:b/>
         </w:rPr>
-        <w:t>Что пропущено и почему</w:t>
-      </w:r>
-    </w:p>
-    <w:p>
-      <w:pPr>
-        <w:numPr>
-          <w:ilvl w:val="0"/>
-          <w:numId w:val="4"/>
-        </w:numPr>
-        <w:spacing w:before="0" w:after="40" w:line="240" w:lineRule="auto"/>
+        <w:t>Совпадение с образцом</w:t>
+      </w:r>
+    </w:p>
+    <w:p>
+      <w:pPr>
+        <w:spacing w:before="0" w:after="120" w:line="240" w:lineRule="auto"/>
         <w:ind w:firstLine="0"/>
         <w:jc w:val="both"/>
       </w:pPr>
       <w:r>
         <w:rPr>
           <w:rFonts w:ascii="Times New Roman" w:hAnsi="Times New Roman" w:eastAsia="Times New Roman" w:cs="Times New Roman"/>
-        </w:rPr>
-        <w:t>Источников, предложенных моделью и не прошедших проверку: 1 — они не включены.</w:t>
+          <w:b w:val="0"/>
+        </w:rPr>
+        <w:t>Образец к запросу не приложен — сравнивать не с чем.</w:t>
       </w:r>
     </w:p>
     <w:p>
@@ -24131,7 +25378,7 @@
           <w:rFonts w:ascii="Times New Roman" w:hAnsi="Times New Roman" w:eastAsia="Times New Roman" w:cs="Times New Roman"/>
           <w:b/>
         </w:rPr>
-        <w:t>Стоимость и время</w:t>
+        <w:t>Смысловая проверка</w:t>
       </w:r>
     </w:p>
     <w:p>
@@ -24145,7 +25392,7 @@
           <w:rFonts w:ascii="Times New Roman" w:hAnsi="Times New Roman" w:eastAsia="Times New Roman" w:cs="Times New Roman"/>
           <w:b w:val="0"/>
         </w:rPr>
-        <w:t>Вызовов модели: 24, стоимость 0,00 ₽. Режим без модели: вызовы бесплатные.</w:t>
+        <w:t>Эксперт-модель проверила то, что нельзя посчитать кодом: пройдено 8 из 8 критериев. Замечания — повод перечитать соответствующий раздел.</w:t>
       </w:r>
     </w:p>
     <w:tbl>
@@ -24169,11 +25416,8 @@
         </w:tblCellMar>
       </w:tblPr>
       <w:tblGrid>
-        <w:gridCol w:w="3492"/>
-        <w:gridCol w:w="1397"/>
-        <w:gridCol w:w="2095"/>
-        <w:gridCol w:w="1397"/>
-        <w:gridCol w:w="1397"/>
+        <w:gridCol w:w="7605"/>
+        <w:gridCol w:w="2173"/>
       </w:tblGrid>
       <w:tr>
         <w:trPr>
@@ -24181,7 +25425,7 @@
         </w:trPr>
         <w:tc>
           <w:tcPr>
-            <w:tcW w:type="dxa" w:w="3492"/>
+            <w:tcW w:type="dxa" w:w="7605"/>
             <w:shd w:val="clear" w:color="auto" w:fill="F2F2F2"/>
             <w:vAlign w:val="center"/>
           </w:tcPr>
@@ -24197,13 +25441,13 @@
                 <w:b/>
                 <w:sz w:val="20"/>
               </w:rPr>
-              <w:t>Шаг</w:t>
-            </w:r>
-          </w:p>
-        </w:tc>
-        <w:tc>
-          <w:tcPr>
-            <w:tcW w:type="dxa" w:w="1397"/>
+              <w:t>Критерий</w:t>
+            </w:r>
+          </w:p>
+        </w:tc>
+        <w:tc>
+          <w:tcPr>
+            <w:tcW w:type="dxa" w:w="2173"/>
             <w:shd w:val="clear" w:color="auto" w:fill="F2F2F2"/>
             <w:vAlign w:val="center"/>
           </w:tcPr>
@@ -24219,73 +25463,7 @@
                 <w:b/>
                 <w:sz w:val="20"/>
               </w:rPr>
-              <w:t>Вызовов</w:t>
-            </w:r>
-          </w:p>
-        </w:tc>
-        <w:tc>
-          <w:tcPr>
-            <w:tcW w:type="dxa" w:w="2095"/>
-            <w:shd w:val="clear" w:color="auto" w:fill="F2F2F2"/>
-            <w:vAlign w:val="center"/>
-          </w:tcPr>
-          <w:p>
-            <w:pPr>
-              <w:spacing w:before="0" w:after="0" w:line="240" w:lineRule="auto"/>
-              <w:ind w:firstLine="0"/>
-              <w:jc w:val="center"/>
-            </w:pPr>
-            <w:r>
-              <w:rPr>
-                <w:rFonts w:ascii="Times New Roman" w:hAnsi="Times New Roman" w:eastAsia="Times New Roman" w:cs="Times New Roman"/>
-                <w:b/>
-                <w:sz w:val="20"/>
-              </w:rPr>
-              <w:t>Токены (вход / выход)</w:t>
-            </w:r>
-          </w:p>
-        </w:tc>
-        <w:tc>
-          <w:tcPr>
-            <w:tcW w:type="dxa" w:w="1397"/>
-            <w:shd w:val="clear" w:color="auto" w:fill="F2F2F2"/>
-            <w:vAlign w:val="center"/>
-          </w:tcPr>
-          <w:p>
-            <w:pPr>
-              <w:spacing w:before="0" w:after="0" w:line="240" w:lineRule="auto"/>
-              <w:ind w:firstLine="0"/>
-              <w:jc w:val="center"/>
-            </w:pPr>
-            <w:r>
-              <w:rPr>
-                <w:rFonts w:ascii="Times New Roman" w:hAnsi="Times New Roman" w:eastAsia="Times New Roman" w:cs="Times New Roman"/>
-                <w:b/>
-                <w:sz w:val="20"/>
-              </w:rPr>
-              <w:t>₽</w:t>
-            </w:r>
-          </w:p>
-        </w:tc>
-        <w:tc>
-          <w:tcPr>
-            <w:tcW w:type="dxa" w:w="1397"/>
-            <w:shd w:val="clear" w:color="auto" w:fill="F2F2F2"/>
-            <w:vAlign w:val="center"/>
-          </w:tcPr>
-          <w:p>
-            <w:pPr>
-              <w:spacing w:before="0" w:after="0" w:line="240" w:lineRule="auto"/>
-              <w:ind w:firstLine="0"/>
-              <w:jc w:val="center"/>
-            </w:pPr>
-            <w:r>
-              <w:rPr>
-                <w:rFonts w:ascii="Times New Roman" w:hAnsi="Times New Roman" w:eastAsia="Times New Roman" w:cs="Times New Roman"/>
-                <w:b/>
-                <w:sz w:val="20"/>
-              </w:rPr>
-              <w:t>с</w:t>
+              <w:t>Итог</w:t>
             </w:r>
           </w:p>
         </w:tc>
@@ -24293,7 +25471,7 @@
       <w:tr>
         <w:tc>
           <w:tcPr>
-            <w:tcW w:type="dxa" w:w="3492"/>
+            <w:tcW w:type="dxa" w:w="7605"/>
           </w:tcPr>
           <w:p>
             <w:pPr>
@@ -24307,13 +25485,13 @@
                 <w:b w:val="0"/>
                 <w:sz w:val="20"/>
               </w:rPr>
-              <w:t>Тексты программы</w:t>
-            </w:r>
-          </w:p>
-        </w:tc>
-        <w:tc>
-          <w:tcPr>
-            <w:tcW w:type="dxa" w:w="1397"/>
+              <w:t>Язык и терминология соответствуют аудитории; термины поясняются; нет жаргона.</w:t>
+            </w:r>
+          </w:p>
+        </w:tc>
+        <w:tc>
+          <w:tcPr>
+            <w:tcW w:type="dxa" w:w="2173"/>
           </w:tcPr>
           <w:p>
             <w:pPr>
@@ -24327,67 +25505,7 @@
                 <w:b w:val="0"/>
                 <w:sz w:val="20"/>
               </w:rPr>
-              <w:t>1</w:t>
-            </w:r>
-          </w:p>
-        </w:tc>
-        <w:tc>
-          <w:tcPr>
-            <w:tcW w:type="dxa" w:w="2095"/>
-          </w:tcPr>
-          <w:p>
-            <w:pPr>
-              <w:spacing w:before="0" w:after="0" w:line="240" w:lineRule="auto"/>
-              <w:ind w:firstLine="0"/>
-              <w:jc w:val="center"/>
-            </w:pPr>
-            <w:r>
-              <w:rPr>
-                <w:rFonts w:ascii="Times New Roman" w:hAnsi="Times New Roman" w:eastAsia="Times New Roman" w:cs="Times New Roman"/>
-                <w:b w:val="0"/>
-                <w:sz w:val="20"/>
-              </w:rPr>
-              <w:t>0 / 0</w:t>
-            </w:r>
-          </w:p>
-        </w:tc>
-        <w:tc>
-          <w:tcPr>
-            <w:tcW w:type="dxa" w:w="1397"/>
-          </w:tcPr>
-          <w:p>
-            <w:pPr>
-              <w:spacing w:before="0" w:after="0" w:line="240" w:lineRule="auto"/>
-              <w:ind w:firstLine="0"/>
-              <w:jc w:val="center"/>
-            </w:pPr>
-            <w:r>
-              <w:rPr>
-                <w:rFonts w:ascii="Times New Roman" w:hAnsi="Times New Roman" w:eastAsia="Times New Roman" w:cs="Times New Roman"/>
-                <w:b w:val="0"/>
-                <w:sz w:val="20"/>
-              </w:rPr>
-              <w:t>0,00</w:t>
-            </w:r>
-          </w:p>
-        </w:tc>
-        <w:tc>
-          <w:tcPr>
-            <w:tcW w:type="dxa" w:w="1397"/>
-          </w:tcPr>
-          <w:p>
-            <w:pPr>
-              <w:spacing w:before="0" w:after="0" w:line="240" w:lineRule="auto"/>
-              <w:ind w:firstLine="0"/>
-              <w:jc w:val="center"/>
-            </w:pPr>
-            <w:r>
-              <w:rPr>
-                <w:rFonts w:ascii="Times New Roman" w:hAnsi="Times New Roman" w:eastAsia="Times New Roman" w:cs="Times New Roman"/>
-                <w:b w:val="0"/>
-                <w:sz w:val="20"/>
-              </w:rPr>
-              <w:t>0</w:t>
+              <w:t>пройдено</w:t>
             </w:r>
           </w:p>
         </w:tc>
@@ -24395,7 +25513,7 @@
       <w:tr>
         <w:tc>
           <w:tcPr>
-            <w:tcW w:type="dxa" w:w="3492"/>
+            <w:tcW w:type="dxa" w:w="7605"/>
           </w:tcPr>
           <w:p>
             <w:pPr>
@@ -24406,16 +25524,16 @@
             <w:r>
               <w:rPr>
                 <w:rFonts w:ascii="Times New Roman" w:hAnsi="Times New Roman" w:eastAsia="Times New Roman" w:cs="Times New Roman"/>
-                <w:b/>
-                <w:sz w:val="20"/>
-              </w:rPr>
-              <w:t>Итоговая аттестация</w:t>
-            </w:r>
-          </w:p>
-        </w:tc>
-        <w:tc>
-          <w:tcPr>
-            <w:tcW w:type="dxa" w:w="1397"/>
+                <w:b w:val="0"/>
+                <w:sz w:val="20"/>
+              </w:rPr>
+              <w:t>Уровень, последовательность тем и входные требования соответствуют входному уровню слушателей.</w:t>
+            </w:r>
+          </w:p>
+        </w:tc>
+        <w:tc>
+          <w:tcPr>
+            <w:tcW w:type="dxa" w:w="2173"/>
           </w:tcPr>
           <w:p>
             <w:pPr>
@@ -24426,70 +25544,10 @@
             <w:r>
               <w:rPr>
                 <w:rFonts w:ascii="Times New Roman" w:hAnsi="Times New Roman" w:eastAsia="Times New Roman" w:cs="Times New Roman"/>
-                <w:b/>
-                <w:sz w:val="20"/>
-              </w:rPr>
-              <w:t>1</w:t>
-            </w:r>
-          </w:p>
-        </w:tc>
-        <w:tc>
-          <w:tcPr>
-            <w:tcW w:type="dxa" w:w="2095"/>
-          </w:tcPr>
-          <w:p>
-            <w:pPr>
-              <w:spacing w:before="0" w:after="0" w:line="240" w:lineRule="auto"/>
-              <w:ind w:firstLine="0"/>
-              <w:jc w:val="center"/>
-            </w:pPr>
-            <w:r>
-              <w:rPr>
-                <w:rFonts w:ascii="Times New Roman" w:hAnsi="Times New Roman" w:eastAsia="Times New Roman" w:cs="Times New Roman"/>
-                <w:b/>
-                <w:sz w:val="20"/>
-              </w:rPr>
-              <w:t>0 / 0</w:t>
-            </w:r>
-          </w:p>
-        </w:tc>
-        <w:tc>
-          <w:tcPr>
-            <w:tcW w:type="dxa" w:w="1397"/>
-          </w:tcPr>
-          <w:p>
-            <w:pPr>
-              <w:spacing w:before="0" w:after="0" w:line="240" w:lineRule="auto"/>
-              <w:ind w:firstLine="0"/>
-              <w:jc w:val="center"/>
-            </w:pPr>
-            <w:r>
-              <w:rPr>
-                <w:rFonts w:ascii="Times New Roman" w:hAnsi="Times New Roman" w:eastAsia="Times New Roman" w:cs="Times New Roman"/>
-                <w:b/>
-                <w:sz w:val="20"/>
-              </w:rPr>
-              <w:t>0,00</w:t>
-            </w:r>
-          </w:p>
-        </w:tc>
-        <w:tc>
-          <w:tcPr>
-            <w:tcW w:type="dxa" w:w="1397"/>
-          </w:tcPr>
-          <w:p>
-            <w:pPr>
-              <w:spacing w:before="0" w:after="0" w:line="240" w:lineRule="auto"/>
-              <w:ind w:firstLine="0"/>
-              <w:jc w:val="center"/>
-            </w:pPr>
-            <w:r>
-              <w:rPr>
-                <w:rFonts w:ascii="Times New Roman" w:hAnsi="Times New Roman" w:eastAsia="Times New Roman" w:cs="Times New Roman"/>
-                <w:b/>
-                <w:sz w:val="20"/>
-              </w:rPr>
-              <w:t>0</w:t>
+                <w:b w:val="0"/>
+                <w:sz w:val="20"/>
+              </w:rPr>
+              <w:t>пройдено</w:t>
             </w:r>
           </w:p>
         </w:tc>
@@ -24497,7 +25555,7 @@
       <w:tr>
         <w:tc>
           <w:tcPr>
-            <w:tcW w:type="dxa" w:w="3492"/>
+            <w:tcW w:type="dxa" w:w="7605"/>
           </w:tcPr>
           <w:p>
             <w:pPr>
@@ -24511,13 +25569,13 @@
                 <w:b w:val="0"/>
                 <w:sz w:val="20"/>
               </w:rPr>
-              <w:t>Литература</w:t>
-            </w:r>
-          </w:p>
-        </w:tc>
-        <w:tc>
-          <w:tcPr>
-            <w:tcW w:type="dxa" w:w="1397"/>
+              <w:t>Результаты обучения реалистичны для объёма программы; нет обещаний сверх объёма.</w:t>
+            </w:r>
+          </w:p>
+        </w:tc>
+        <w:tc>
+          <w:tcPr>
+            <w:tcW w:type="dxa" w:w="2173"/>
           </w:tcPr>
           <w:p>
             <w:pPr>
@@ -24531,67 +25589,7 @@
                 <w:b w:val="0"/>
                 <w:sz w:val="20"/>
               </w:rPr>
-              <w:t>1</w:t>
-            </w:r>
-          </w:p>
-        </w:tc>
-        <w:tc>
-          <w:tcPr>
-            <w:tcW w:type="dxa" w:w="2095"/>
-          </w:tcPr>
-          <w:p>
-            <w:pPr>
-              <w:spacing w:before="0" w:after="0" w:line="240" w:lineRule="auto"/>
-              <w:ind w:firstLine="0"/>
-              <w:jc w:val="center"/>
-            </w:pPr>
-            <w:r>
-              <w:rPr>
-                <w:rFonts w:ascii="Times New Roman" w:hAnsi="Times New Roman" w:eastAsia="Times New Roman" w:cs="Times New Roman"/>
-                <w:b w:val="0"/>
-                <w:sz w:val="20"/>
-              </w:rPr>
-              <w:t>0 / 0</w:t>
-            </w:r>
-          </w:p>
-        </w:tc>
-        <w:tc>
-          <w:tcPr>
-            <w:tcW w:type="dxa" w:w="1397"/>
-          </w:tcPr>
-          <w:p>
-            <w:pPr>
-              <w:spacing w:before="0" w:after="0" w:line="240" w:lineRule="auto"/>
-              <w:ind w:firstLine="0"/>
-              <w:jc w:val="center"/>
-            </w:pPr>
-            <w:r>
-              <w:rPr>
-                <w:rFonts w:ascii="Times New Roman" w:hAnsi="Times New Roman" w:eastAsia="Times New Roman" w:cs="Times New Roman"/>
-                <w:b w:val="0"/>
-                <w:sz w:val="20"/>
-              </w:rPr>
-              <w:t>0,00</w:t>
-            </w:r>
-          </w:p>
-        </w:tc>
-        <w:tc>
-          <w:tcPr>
-            <w:tcW w:type="dxa" w:w="1397"/>
-          </w:tcPr>
-          <w:p>
-            <w:pPr>
-              <w:spacing w:before="0" w:after="0" w:line="240" w:lineRule="auto"/>
-              <w:ind w:firstLine="0"/>
-              <w:jc w:val="center"/>
-            </w:pPr>
-            <w:r>
-              <w:rPr>
-                <w:rFonts w:ascii="Times New Roman" w:hAnsi="Times New Roman" w:eastAsia="Times New Roman" w:cs="Times New Roman"/>
-                <w:b w:val="0"/>
-                <w:sz w:val="20"/>
-              </w:rPr>
-              <w:t>0</w:t>
+              <w:t>пройдено</w:t>
             </w:r>
           </w:p>
         </w:tc>
@@ -24599,7 +25597,7 @@
       <w:tr>
         <w:tc>
           <w:tcPr>
-            <w:tcW w:type="dxa" w:w="3492"/>
+            <w:tcW w:type="dxa" w:w="7605"/>
           </w:tcPr>
           <w:p>
             <w:pPr>
@@ -24613,13 +25611,13 @@
                 <w:b w:val="0"/>
                 <w:sz w:val="20"/>
               </w:rPr>
-              <w:t>Рабочая программа модулей</w:t>
-            </w:r>
-          </w:p>
-        </w:tc>
-        <w:tc>
-          <w:tcPr>
-            <w:tcW w:type="dxa" w:w="1397"/>
+              <w:t>Ситуации заданий взяты из профессиональной среды слушателей и реалистичны.</w:t>
+            </w:r>
+          </w:p>
+        </w:tc>
+        <w:tc>
+          <w:tcPr>
+            <w:tcW w:type="dxa" w:w="2173"/>
           </w:tcPr>
           <w:p>
             <w:pPr>
@@ -24633,67 +25631,7 @@
                 <w:b w:val="0"/>
                 <w:sz w:val="20"/>
               </w:rPr>
-              <w:t>5</w:t>
-            </w:r>
-          </w:p>
-        </w:tc>
-        <w:tc>
-          <w:tcPr>
-            <w:tcW w:type="dxa" w:w="2095"/>
-          </w:tcPr>
-          <w:p>
-            <w:pPr>
-              <w:spacing w:before="0" w:after="0" w:line="240" w:lineRule="auto"/>
-              <w:ind w:firstLine="0"/>
-              <w:jc w:val="center"/>
-            </w:pPr>
-            <w:r>
-              <w:rPr>
-                <w:rFonts w:ascii="Times New Roman" w:hAnsi="Times New Roman" w:eastAsia="Times New Roman" w:cs="Times New Roman"/>
-                <w:b w:val="0"/>
-                <w:sz w:val="20"/>
-              </w:rPr>
-              <w:t>0 / 0</w:t>
-            </w:r>
-          </w:p>
-        </w:tc>
-        <w:tc>
-          <w:tcPr>
-            <w:tcW w:type="dxa" w:w="1397"/>
-          </w:tcPr>
-          <w:p>
-            <w:pPr>
-              <w:spacing w:before="0" w:after="0" w:line="240" w:lineRule="auto"/>
-              <w:ind w:firstLine="0"/>
-              <w:jc w:val="center"/>
-            </w:pPr>
-            <w:r>
-              <w:rPr>
-                <w:rFonts w:ascii="Times New Roman" w:hAnsi="Times New Roman" w:eastAsia="Times New Roman" w:cs="Times New Roman"/>
-                <w:b w:val="0"/>
-                <w:sz w:val="20"/>
-              </w:rPr>
-              <w:t>0,00</w:t>
-            </w:r>
-          </w:p>
-        </w:tc>
-        <w:tc>
-          <w:tcPr>
-            <w:tcW w:type="dxa" w:w="1397"/>
-          </w:tcPr>
-          <w:p>
-            <w:pPr>
-              <w:spacing w:before="0" w:after="0" w:line="240" w:lineRule="auto"/>
-              <w:ind w:firstLine="0"/>
-              <w:jc w:val="center"/>
-            </w:pPr>
-            <w:r>
-              <w:rPr>
-                <w:rFonts w:ascii="Times New Roman" w:hAnsi="Times New Roman" w:eastAsia="Times New Roman" w:cs="Times New Roman"/>
-                <w:b w:val="0"/>
-                <w:sz w:val="20"/>
-              </w:rPr>
-              <w:t>0</w:t>
+              <w:t>пройдено</w:t>
             </w:r>
           </w:p>
         </w:tc>
@@ -24701,7 +25639,7 @@
       <w:tr>
         <w:tc>
           <w:tcPr>
-            <w:tcW w:type="dxa" w:w="3492"/>
+            <w:tcW w:type="dxa" w:w="7605"/>
           </w:tcPr>
           <w:p>
             <w:pPr>
@@ -24715,13 +25653,13 @@
                 <w:b w:val="0"/>
                 <w:sz w:val="20"/>
               </w:rPr>
-              <w:t>Лекции</w:t>
-            </w:r>
-          </w:p>
-        </w:tc>
-        <w:tc>
-          <w:tcPr>
-            <w:tcW w:type="dxa" w:w="1397"/>
+              <w:t>Итоговая аттестация и задания соответствуют форме из запроса; требования конкретны, критерии измеримы, пример задания выполним.</w:t>
+            </w:r>
+          </w:p>
+        </w:tc>
+        <w:tc>
+          <w:tcPr>
+            <w:tcW w:type="dxa" w:w="2173"/>
           </w:tcPr>
           <w:p>
             <w:pPr>
@@ -24735,67 +25673,7 @@
                 <w:b w:val="0"/>
                 <w:sz w:val="20"/>
               </w:rPr>
-              <w:t>5</w:t>
-            </w:r>
-          </w:p>
-        </w:tc>
-        <w:tc>
-          <w:tcPr>
-            <w:tcW w:type="dxa" w:w="2095"/>
-          </w:tcPr>
-          <w:p>
-            <w:pPr>
-              <w:spacing w:before="0" w:after="0" w:line="240" w:lineRule="auto"/>
-              <w:ind w:firstLine="0"/>
-              <w:jc w:val="center"/>
-            </w:pPr>
-            <w:r>
-              <w:rPr>
-                <w:rFonts w:ascii="Times New Roman" w:hAnsi="Times New Roman" w:eastAsia="Times New Roman" w:cs="Times New Roman"/>
-                <w:b w:val="0"/>
-                <w:sz w:val="20"/>
-              </w:rPr>
-              <w:t>0 / 0</w:t>
-            </w:r>
-          </w:p>
-        </w:tc>
-        <w:tc>
-          <w:tcPr>
-            <w:tcW w:type="dxa" w:w="1397"/>
-          </w:tcPr>
-          <w:p>
-            <w:pPr>
-              <w:spacing w:before="0" w:after="0" w:line="240" w:lineRule="auto"/>
-              <w:ind w:firstLine="0"/>
-              <w:jc w:val="center"/>
-            </w:pPr>
-            <w:r>
-              <w:rPr>
-                <w:rFonts w:ascii="Times New Roman" w:hAnsi="Times New Roman" w:eastAsia="Times New Roman" w:cs="Times New Roman"/>
-                <w:b w:val="0"/>
-                <w:sz w:val="20"/>
-              </w:rPr>
-              <w:t>0,00</w:t>
-            </w:r>
-          </w:p>
-        </w:tc>
-        <w:tc>
-          <w:tcPr>
-            <w:tcW w:type="dxa" w:w="1397"/>
-          </w:tcPr>
-          <w:p>
-            <w:pPr>
-              <w:spacing w:before="0" w:after="0" w:line="240" w:lineRule="auto"/>
-              <w:ind w:firstLine="0"/>
-              <w:jc w:val="center"/>
-            </w:pPr>
-            <w:r>
-              <w:rPr>
-                <w:rFonts w:ascii="Times New Roman" w:hAnsi="Times New Roman" w:eastAsia="Times New Roman" w:cs="Times New Roman"/>
-                <w:b w:val="0"/>
-                <w:sz w:val="20"/>
-              </w:rPr>
-              <w:t>0</w:t>
+              <w:t>пройдено</w:t>
             </w:r>
           </w:p>
         </w:tc>
@@ -24803,7 +25681,7 @@
       <w:tr>
         <w:tc>
           <w:tcPr>
-            <w:tcW w:type="dxa" w:w="3492"/>
+            <w:tcW w:type="dxa" w:w="7605"/>
           </w:tcPr>
           <w:p>
             <w:pPr>
@@ -24817,13 +25695,13 @@
                 <w:b w:val="0"/>
                 <w:sz w:val="20"/>
               </w:rPr>
-              <w:t>Практические задания</w:t>
-            </w:r>
-          </w:p>
-        </w:tc>
-        <w:tc>
-          <w:tcPr>
-            <w:tcW w:type="dxa" w:w="1397"/>
+              <w:t>Содержание тем и лекций действительно раскрывает привязанные результаты обучения.</w:t>
+            </w:r>
+          </w:p>
+        </w:tc>
+        <w:tc>
+          <w:tcPr>
+            <w:tcW w:type="dxa" w:w="2173"/>
           </w:tcPr>
           <w:p>
             <w:pPr>
@@ -24837,67 +25715,7 @@
                 <w:b w:val="0"/>
                 <w:sz w:val="20"/>
               </w:rPr>
-              <w:t>5</w:t>
-            </w:r>
-          </w:p>
-        </w:tc>
-        <w:tc>
-          <w:tcPr>
-            <w:tcW w:type="dxa" w:w="2095"/>
-          </w:tcPr>
-          <w:p>
-            <w:pPr>
-              <w:spacing w:before="0" w:after="0" w:line="240" w:lineRule="auto"/>
-              <w:ind w:firstLine="0"/>
-              <w:jc w:val="center"/>
-            </w:pPr>
-            <w:r>
-              <w:rPr>
-                <w:rFonts w:ascii="Times New Roman" w:hAnsi="Times New Roman" w:eastAsia="Times New Roman" w:cs="Times New Roman"/>
-                <w:b w:val="0"/>
-                <w:sz w:val="20"/>
-              </w:rPr>
-              <w:t>0 / 0</w:t>
-            </w:r>
-          </w:p>
-        </w:tc>
-        <w:tc>
-          <w:tcPr>
-            <w:tcW w:type="dxa" w:w="1397"/>
-          </w:tcPr>
-          <w:p>
-            <w:pPr>
-              <w:spacing w:before="0" w:after="0" w:line="240" w:lineRule="auto"/>
-              <w:ind w:firstLine="0"/>
-              <w:jc w:val="center"/>
-            </w:pPr>
-            <w:r>
-              <w:rPr>
-                <w:rFonts w:ascii="Times New Roman" w:hAnsi="Times New Roman" w:eastAsia="Times New Roman" w:cs="Times New Roman"/>
-                <w:b w:val="0"/>
-                <w:sz w:val="20"/>
-              </w:rPr>
-              <w:t>0,00</w:t>
-            </w:r>
-          </w:p>
-        </w:tc>
-        <w:tc>
-          <w:tcPr>
-            <w:tcW w:type="dxa" w:w="1397"/>
-          </w:tcPr>
-          <w:p>
-            <w:pPr>
-              <w:spacing w:before="0" w:after="0" w:line="240" w:lineRule="auto"/>
-              <w:ind w:firstLine="0"/>
-              <w:jc w:val="center"/>
-            </w:pPr>
-            <w:r>
-              <w:rPr>
-                <w:rFonts w:ascii="Times New Roman" w:hAnsi="Times New Roman" w:eastAsia="Times New Roman" w:cs="Times New Roman"/>
-                <w:b w:val="0"/>
-                <w:sz w:val="20"/>
-              </w:rPr>
-              <w:t>0</w:t>
+              <w:t>пройдено</w:t>
             </w:r>
           </w:p>
         </w:tc>
@@ -24905,7 +25723,7 @@
       <w:tr>
         <w:tc>
           <w:tcPr>
-            <w:tcW w:type="dxa" w:w="3492"/>
+            <w:tcW w:type="dxa" w:w="7605"/>
           </w:tcPr>
           <w:p>
             <w:pPr>
@@ -24919,13 +25737,13 @@
                 <w:b w:val="0"/>
                 <w:sz w:val="20"/>
               </w:rPr>
-              <w:t>Тесты</w:t>
-            </w:r>
-          </w:p>
-        </w:tc>
-        <w:tc>
-          <w:tcPr>
-            <w:tcW w:type="dxa" w:w="1397"/>
+              <w:t>Нет устаревших инструментов, версий и практик.</w:t>
+            </w:r>
+          </w:p>
+        </w:tc>
+        <w:tc>
+          <w:tcPr>
+            <w:tcW w:type="dxa" w:w="2173"/>
           </w:tcPr>
           <w:p>
             <w:pPr>
@@ -24939,67 +25757,7 @@
                 <w:b w:val="0"/>
                 <w:sz w:val="20"/>
               </w:rPr>
-              <w:t>5</w:t>
-            </w:r>
-          </w:p>
-        </w:tc>
-        <w:tc>
-          <w:tcPr>
-            <w:tcW w:type="dxa" w:w="2095"/>
-          </w:tcPr>
-          <w:p>
-            <w:pPr>
-              <w:spacing w:before="0" w:after="0" w:line="240" w:lineRule="auto"/>
-              <w:ind w:firstLine="0"/>
-              <w:jc w:val="center"/>
-            </w:pPr>
-            <w:r>
-              <w:rPr>
-                <w:rFonts w:ascii="Times New Roman" w:hAnsi="Times New Roman" w:eastAsia="Times New Roman" w:cs="Times New Roman"/>
-                <w:b w:val="0"/>
-                <w:sz w:val="20"/>
-              </w:rPr>
-              <w:t>0 / 0</w:t>
-            </w:r>
-          </w:p>
-        </w:tc>
-        <w:tc>
-          <w:tcPr>
-            <w:tcW w:type="dxa" w:w="1397"/>
-          </w:tcPr>
-          <w:p>
-            <w:pPr>
-              <w:spacing w:before="0" w:after="0" w:line="240" w:lineRule="auto"/>
-              <w:ind w:firstLine="0"/>
-              <w:jc w:val="center"/>
-            </w:pPr>
-            <w:r>
-              <w:rPr>
-                <w:rFonts w:ascii="Times New Roman" w:hAnsi="Times New Roman" w:eastAsia="Times New Roman" w:cs="Times New Roman"/>
-                <w:b w:val="0"/>
-                <w:sz w:val="20"/>
-              </w:rPr>
-              <w:t>0,00</w:t>
-            </w:r>
-          </w:p>
-        </w:tc>
-        <w:tc>
-          <w:tcPr>
-            <w:tcW w:type="dxa" w:w="1397"/>
-          </w:tcPr>
-          <w:p>
-            <w:pPr>
-              <w:spacing w:before="0" w:after="0" w:line="240" w:lineRule="auto"/>
-              <w:ind w:firstLine="0"/>
-              <w:jc w:val="center"/>
-            </w:pPr>
-            <w:r>
-              <w:rPr>
-                <w:rFonts w:ascii="Times New Roman" w:hAnsi="Times New Roman" w:eastAsia="Times New Roman" w:cs="Times New Roman"/>
-                <w:b w:val="0"/>
-                <w:sz w:val="20"/>
-              </w:rPr>
-              <w:t>0</w:t>
+              <w:t>пройдено</w:t>
             </w:r>
           </w:p>
         </w:tc>
@@ -25007,7 +25765,7 @@
       <w:tr>
         <w:tc>
           <w:tcPr>
-            <w:tcW w:type="dxa" w:w="3492"/>
+            <w:tcW w:type="dxa" w:w="7605"/>
           </w:tcPr>
           <w:p>
             <w:pPr>
@@ -25021,13 +25779,13 @@
                 <w:b w:val="0"/>
                 <w:sz w:val="20"/>
               </w:rPr>
-              <w:t>Смысловая проверка</w:t>
-            </w:r>
-          </w:p>
-        </w:tc>
-        <w:tc>
-          <w:tcPr>
-            <w:tcW w:type="dxa" w:w="1397"/>
+              <w:t>Аннотация, цель и планируемые результаты по сути соответствуют своим разделам.</w:t>
+            </w:r>
+          </w:p>
+        </w:tc>
+        <w:tc>
+          <w:tcPr>
+            <w:tcW w:type="dxa" w:w="2173"/>
           </w:tcPr>
           <w:p>
             <w:pPr>
@@ -25041,168 +25799,7 @@
                 <w:b w:val="0"/>
                 <w:sz w:val="20"/>
               </w:rPr>
-              <w:t>1</w:t>
-            </w:r>
-          </w:p>
-        </w:tc>
-        <w:tc>
-          <w:tcPr>
-            <w:tcW w:type="dxa" w:w="2095"/>
-          </w:tcPr>
-          <w:p>
-            <w:pPr>
-              <w:spacing w:before="0" w:after="0" w:line="240" w:lineRule="auto"/>
-              <w:ind w:firstLine="0"/>
-              <w:jc w:val="center"/>
-            </w:pPr>
-            <w:r>
-              <w:rPr>
-                <w:rFonts w:ascii="Times New Roman" w:hAnsi="Times New Roman" w:eastAsia="Times New Roman" w:cs="Times New Roman"/>
-                <w:b w:val="0"/>
-                <w:sz w:val="20"/>
-              </w:rPr>
-              <w:t>0 / 0</w:t>
-            </w:r>
-          </w:p>
-        </w:tc>
-        <w:tc>
-          <w:tcPr>
-            <w:tcW w:type="dxa" w:w="1397"/>
-          </w:tcPr>
-          <w:p>
-            <w:pPr>
-              <w:spacing w:before="0" w:after="0" w:line="240" w:lineRule="auto"/>
-              <w:ind w:firstLine="0"/>
-              <w:jc w:val="center"/>
-            </w:pPr>
-            <w:r>
-              <w:rPr>
-                <w:rFonts w:ascii="Times New Roman" w:hAnsi="Times New Roman" w:eastAsia="Times New Roman" w:cs="Times New Roman"/>
-                <w:b w:val="0"/>
-                <w:sz w:val="20"/>
-              </w:rPr>
-              <w:t>0,00</w:t>
-            </w:r>
-          </w:p>
-        </w:tc>
-        <w:tc>
-          <w:tcPr>
-            <w:tcW w:type="dxa" w:w="1397"/>
-          </w:tcPr>
-          <w:p>
-            <w:pPr>
-              <w:spacing w:before="0" w:after="0" w:line="240" w:lineRule="auto"/>
-              <w:ind w:firstLine="0"/>
-              <w:jc w:val="center"/>
-            </w:pPr>
-            <w:r>
-              <w:rPr>
-                <w:rFonts w:ascii="Times New Roman" w:hAnsi="Times New Roman" w:eastAsia="Times New Roman" w:cs="Times New Roman"/>
-                <w:b w:val="0"/>
-                <w:sz w:val="20"/>
-              </w:rPr>
-              <w:t>0</w:t>
-            </w:r>
-          </w:p>
-        </w:tc>
-      </w:tr>
-      <w:tr>
-        <w:tc>
-          <w:tcPr>
-            <w:tcW w:type="dxa" w:w="3492"/>
-          </w:tcPr>
-          <w:p>
-            <w:pPr>
-              <w:spacing w:before="0" w:after="0" w:line="240" w:lineRule="auto"/>
-              <w:ind w:firstLine="0"/>
-              <w:jc w:val="left"/>
-            </w:pPr>
-            <w:r>
-              <w:rPr>
-                <w:rFonts w:ascii="Times New Roman" w:hAnsi="Times New Roman" w:eastAsia="Times New Roman" w:cs="Times New Roman"/>
-                <w:b/>
-                <w:sz w:val="20"/>
-              </w:rPr>
-              <w:t>Итого</w:t>
-            </w:r>
-          </w:p>
-        </w:tc>
-        <w:tc>
-          <w:tcPr>
-            <w:tcW w:type="dxa" w:w="1397"/>
-          </w:tcPr>
-          <w:p>
-            <w:pPr>
-              <w:spacing w:before="0" w:after="0" w:line="240" w:lineRule="auto"/>
-              <w:ind w:firstLine="0"/>
-              <w:jc w:val="center"/>
-            </w:pPr>
-            <w:r>
-              <w:rPr>
-                <w:rFonts w:ascii="Times New Roman" w:hAnsi="Times New Roman" w:eastAsia="Times New Roman" w:cs="Times New Roman"/>
-                <w:b/>
-                <w:sz w:val="20"/>
-              </w:rPr>
-              <w:t>24</w:t>
-            </w:r>
-          </w:p>
-        </w:tc>
-        <w:tc>
-          <w:tcPr>
-            <w:tcW w:type="dxa" w:w="2095"/>
-          </w:tcPr>
-          <w:p>
-            <w:pPr>
-              <w:spacing w:before="0" w:after="0" w:line="240" w:lineRule="auto"/>
-              <w:ind w:firstLine="0"/>
-              <w:jc w:val="center"/>
-            </w:pPr>
-            <w:r>
-              <w:rPr>
-                <w:rFonts w:ascii="Times New Roman" w:hAnsi="Times New Roman" w:eastAsia="Times New Roman" w:cs="Times New Roman"/>
-                <w:b/>
-                <w:sz w:val="20"/>
-              </w:rPr>
-            </w:r>
-          </w:p>
-        </w:tc>
-        <w:tc>
-          <w:tcPr>
-            <w:tcW w:type="dxa" w:w="1397"/>
-          </w:tcPr>
-          <w:p>
-            <w:pPr>
-              <w:spacing w:before="0" w:after="0" w:line="240" w:lineRule="auto"/>
-              <w:ind w:firstLine="0"/>
-              <w:jc w:val="center"/>
-            </w:pPr>
-            <w:r>
-              <w:rPr>
-                <w:rFonts w:ascii="Times New Roman" w:hAnsi="Times New Roman" w:eastAsia="Times New Roman" w:cs="Times New Roman"/>
-                <w:b/>
-                <w:sz w:val="20"/>
-              </w:rPr>
-              <w:t>0,00</w:t>
-            </w:r>
-          </w:p>
-        </w:tc>
-        <w:tc>
-          <w:tcPr>
-            <w:tcW w:type="dxa" w:w="1397"/>
-          </w:tcPr>
-          <w:p>
-            <w:pPr>
-              <w:spacing w:before="0" w:after="0" w:line="240" w:lineRule="auto"/>
-              <w:ind w:firstLine="0"/>
-              <w:jc w:val="center"/>
-            </w:pPr>
-            <w:r>
-              <w:rPr>
-                <w:rFonts w:ascii="Times New Roman" w:hAnsi="Times New Roman" w:eastAsia="Times New Roman" w:cs="Times New Roman"/>
-                <w:b/>
-                <w:sz w:val="20"/>
-              </w:rPr>
-              <w:t>0</w:t>
+              <w:t>пройдено</w:t>
             </w:r>
           </w:p>
         </w:tc>
@@ -25226,6 +25823,38 @@
           <w:rFonts w:ascii="Times New Roman" w:hAnsi="Times New Roman" w:eastAsia="Times New Roman" w:cs="Times New Roman"/>
           <w:b/>
         </w:rPr>
+        <w:t>Что пропущено и почему</w:t>
+      </w:r>
+    </w:p>
+    <w:p>
+      <w:pPr>
+        <w:numPr>
+          <w:ilvl w:val="0"/>
+          <w:numId w:val="4"/>
+        </w:numPr>
+        <w:spacing w:before="0" w:after="40" w:line="240" w:lineRule="auto"/>
+        <w:ind w:firstLine="0"/>
+        <w:jc w:val="both"/>
+      </w:pPr>
+      <w:r>
+        <w:rPr>
+          <w:rFonts w:ascii="Times New Roman" w:hAnsi="Times New Roman" w:eastAsia="Times New Roman" w:cs="Times New Roman"/>
+        </w:rPr>
+        <w:t>Источников, предложенных моделью и не прошедших проверку: 1 — они не включены.</w:t>
+      </w:r>
+    </w:p>
+    <w:p>
+      <w:pPr>
+        <w:keepNext/>
+        <w:spacing w:before="0" w:after="120" w:line="240" w:lineRule="auto"/>
+        <w:ind w:firstLine="0"/>
+        <w:jc w:val="left"/>
+      </w:pPr>
+      <w:r>
+        <w:rPr>
+          <w:rFonts w:ascii="Times New Roman" w:hAnsi="Times New Roman" w:eastAsia="Times New Roman" w:cs="Times New Roman"/>
+          <w:b/>
+        </w:rPr>
         <w:t>Полная версия</w:t>
       </w:r>
     </w:p>
@@ -25240,7 +25869,7 @@
           <w:rFonts w:ascii="Times New Roman" w:hAnsi="Times New Roman" w:eastAsia="Times New Roman" w:cs="Times New Roman"/>
           <w:b w:val="0"/>
         </w:rPr>
-        <w:t>Полная версия отчёта — файл report.md: в ней дословные формулировки замечаний к образцу, цитаты приложенного образца, комментарии смысловой проверки и отброшенные источники. В программу они не включаются.</w:t>
+        <w:t>Полная версия отчёта — файл report.md: в ней дословные формулировки замечаний к образцу, цитаты приложенного образца, комментарии смысловой проверки, отброшенные источники и стоимость сборки. В программу они не включаются.</w:t>
       </w:r>
     </w:p>
     <w:sectPr>

--- a/eval/samples/q4/program.docx
+++ b/eval/samples/q4/program.docx
@@ -13528,7 +13528,7 @@
           <w:rFonts w:ascii="Times New Roman" w:hAnsi="Times New Roman" w:eastAsia="Times New Roman" w:cs="Times New Roman"/>
           <w:b w:val="0"/>
         </w:rPr>
-        <w:t>1. Вопрос 1 по результату «Знать основные требования к защите информации в организации»: какое утверждение верно?</w:t>
+        <w:t>1. Вопрос 1 к результату «Знать основные требования к защите инфор»: что верно о исходных данных с точки зрения практики?</w:t>
       </w:r>
     </w:p>
     <w:p>
@@ -13542,7 +13542,7 @@
           <w:rFonts w:ascii="Times New Roman" w:hAnsi="Times New Roman" w:eastAsia="Times New Roman" w:cs="Times New Roman"/>
           <w:b w:val="0"/>
         </w:rPr>
-        <w:t>а) Утверждение Б к вопросу 1</w:t>
+        <w:t>а) Утверждение В к вопросу 1</w:t>
       </w:r>
     </w:p>
     <w:p>
@@ -13556,7 +13556,7 @@
           <w:rFonts w:ascii="Times New Roman" w:hAnsi="Times New Roman" w:eastAsia="Times New Roman" w:cs="Times New Roman"/>
           <w:b w:val="0"/>
         </w:rPr>
-        <w:t>б) Утверждение В к вопросу 1</w:t>
+        <w:t>б) Утверждение Г к вопросу 1</w:t>
       </w:r>
     </w:p>
     <w:p>
@@ -13570,7 +13570,7 @@
           <w:rFonts w:ascii="Times New Roman" w:hAnsi="Times New Roman" w:eastAsia="Times New Roman" w:cs="Times New Roman"/>
           <w:b w:val="0"/>
         </w:rPr>
-        <w:t>в) Утверждение Г к вопросу 1</w:t>
+        <w:t>в) Утверждение А к вопросу 1</w:t>
       </w:r>
     </w:p>
     <w:p>
@@ -13584,7 +13584,7 @@
           <w:rFonts w:ascii="Times New Roman" w:hAnsi="Times New Roman" w:eastAsia="Times New Roman" w:cs="Times New Roman"/>
           <w:b w:val="0"/>
         </w:rPr>
-        <w:t>г) Утверждение А к вопросу 1</w:t>
+        <w:t>г) Утверждение Б к вопросу 1</w:t>
       </w:r>
     </w:p>
     <w:p>
@@ -13599,7 +13599,7 @@
           <w:b w:val="0"/>
           <w:sz w:val="20"/>
         </w:rPr>
-        <w:t>Ответ: г</w:t>
+        <w:t>Ответ: в</w:t>
       </w:r>
     </w:p>
     <w:p>
@@ -13614,7 +13614,7 @@
           <w:rFonts w:ascii="Times New Roman" w:hAnsi="Times New Roman" w:eastAsia="Times New Roman" w:cs="Times New Roman"/>
           <w:b w:val="0"/>
         </w:rPr>
-        <w:t>2. Вопрос 2 по результату «Знать основные требования к защите информации в организации»: какое утверждение верно?</w:t>
+        <w:t>2. Вопрос 2 к результату «Знать основные требования к защите инфор»: что верно о порядке действий с точки зрения безопасности?</w:t>
       </w:r>
     </w:p>
     <w:p>
@@ -13700,7 +13700,7 @@
           <w:rFonts w:ascii="Times New Roman" w:hAnsi="Times New Roman" w:eastAsia="Times New Roman" w:cs="Times New Roman"/>
           <w:b w:val="0"/>
         </w:rPr>
-        <w:t>3. Вопрос 3 по результату «Уметь оценивать угрозы для простой информационной системы»: какое утверждение верно?</w:t>
+        <w:t>3. Вопрос 3 к результату «Уметь оценивать угрозы для простой инфор»: что верно о типичной ошибке с точки зрения сроков?</w:t>
       </w:r>
     </w:p>
     <w:p>
@@ -13714,7 +13714,7 @@
           <w:rFonts w:ascii="Times New Roman" w:hAnsi="Times New Roman" w:eastAsia="Times New Roman" w:cs="Times New Roman"/>
           <w:b w:val="0"/>
         </w:rPr>
-        <w:t>а) Утверждение Г к вопросу 3</w:t>
+        <w:t>а) Утверждение В к вопросу 3</w:t>
       </w:r>
     </w:p>
     <w:p>
@@ -13728,7 +13728,7 @@
           <w:rFonts w:ascii="Times New Roman" w:hAnsi="Times New Roman" w:eastAsia="Times New Roman" w:cs="Times New Roman"/>
           <w:b w:val="0"/>
         </w:rPr>
-        <w:t>б) Утверждение А к вопросу 3</w:t>
+        <w:t>б) Утверждение Г к вопросу 3</w:t>
       </w:r>
     </w:p>
     <w:p>
@@ -13742,7 +13742,7 @@
           <w:rFonts w:ascii="Times New Roman" w:hAnsi="Times New Roman" w:eastAsia="Times New Roman" w:cs="Times New Roman"/>
           <w:b w:val="0"/>
         </w:rPr>
-        <w:t>в) Утверждение Б к вопросу 3</w:t>
+        <w:t>в) Утверждение А к вопросу 3</w:t>
       </w:r>
     </w:p>
     <w:p>
@@ -13756,7 +13756,7 @@
           <w:rFonts w:ascii="Times New Roman" w:hAnsi="Times New Roman" w:eastAsia="Times New Roman" w:cs="Times New Roman"/>
           <w:b w:val="0"/>
         </w:rPr>
-        <w:t>г) Утверждение В к вопросу 3</w:t>
+        <w:t>г) Утверждение Б к вопросу 3</w:t>
       </w:r>
     </w:p>
     <w:p>
@@ -13771,7 +13771,7 @@
           <w:b w:val="0"/>
           <w:sz w:val="20"/>
         </w:rPr>
-        <w:t>Ответ: г</w:t>
+        <w:t>Ответ: а</w:t>
       </w:r>
     </w:p>
     <w:p>
@@ -13786,7 +13786,7 @@
           <w:rFonts w:ascii="Times New Roman" w:hAnsi="Times New Roman" w:eastAsia="Times New Roman" w:cs="Times New Roman"/>
           <w:b w:val="0"/>
         </w:rPr>
-        <w:t>4. Вопрос 4 по результату «Уметь оценивать угрозы для простой информационной системы»: какое утверждение верно?</w:t>
+        <w:t>4. Вопрос 4 к результату «Уметь оценивать угрозы для простой инфор»: что верно о проверке результата с точки зрения документации?</w:t>
       </w:r>
     </w:p>
     <w:p>
@@ -13872,7 +13872,7 @@
           <w:rFonts w:ascii="Times New Roman" w:hAnsi="Times New Roman" w:eastAsia="Times New Roman" w:cs="Times New Roman"/>
           <w:b w:val="0"/>
         </w:rPr>
-        <w:t>5. Вопрос 5 по результату «Владеть навыком оформления результатов проверки защищённости»: какое утверждение верно?</w:t>
+        <w:t>5. Вопрос 5 к результату «Владеть навыком оформления результатов п»: что верно о назначении инструмента с точки зрения надёжности?</w:t>
       </w:r>
     </w:p>
     <w:p>
@@ -13886,7 +13886,7 @@
           <w:rFonts w:ascii="Times New Roman" w:hAnsi="Times New Roman" w:eastAsia="Times New Roman" w:cs="Times New Roman"/>
           <w:b w:val="0"/>
         </w:rPr>
-        <w:t>а) Утверждение Г к вопросу 5</w:t>
+        <w:t>а) Утверждение В к вопросу 5</w:t>
       </w:r>
     </w:p>
     <w:p>
@@ -13900,7 +13900,7 @@
           <w:rFonts w:ascii="Times New Roman" w:hAnsi="Times New Roman" w:eastAsia="Times New Roman" w:cs="Times New Roman"/>
           <w:b w:val="0"/>
         </w:rPr>
-        <w:t>б) Утверждение А к вопросу 5</w:t>
+        <w:t>б) Утверждение Г к вопросу 5</w:t>
       </w:r>
     </w:p>
     <w:p>
@@ -13914,7 +13914,7 @@
           <w:rFonts w:ascii="Times New Roman" w:hAnsi="Times New Roman" w:eastAsia="Times New Roman" w:cs="Times New Roman"/>
           <w:b w:val="0"/>
         </w:rPr>
-        <w:t>в) Утверждение Б к вопросу 5</w:t>
+        <w:t>в) Утверждение А к вопросу 5</w:t>
       </w:r>
     </w:p>
     <w:p>
@@ -13928,7 +13928,7 @@
           <w:rFonts w:ascii="Times New Roman" w:hAnsi="Times New Roman" w:eastAsia="Times New Roman" w:cs="Times New Roman"/>
           <w:b w:val="0"/>
         </w:rPr>
-        <w:t>г) Утверждение В к вопросу 5</w:t>
+        <w:t>г) Утверждение Б к вопросу 5</w:t>
       </w:r>
     </w:p>
     <w:p>
@@ -13943,7 +13943,7 @@
           <w:b w:val="0"/>
           <w:sz w:val="20"/>
         </w:rPr>
-        <w:t>Ответ: б</w:t>
+        <w:t>Ответ: в</w:t>
       </w:r>
     </w:p>
     <w:p>
@@ -13958,7 +13958,7 @@
           <w:rFonts w:ascii="Times New Roman" w:hAnsi="Times New Roman" w:eastAsia="Times New Roman" w:cs="Times New Roman"/>
           <w:b w:val="0"/>
         </w:rPr>
-        <w:t>6. Вопрос 6 по результату «Владеть навыком оформления результатов проверки защищённости»: какое утверждение верно?</w:t>
+        <w:t>6. Вопрос 6 к результату «Владеть навыком оформления результатов п»: что верно о ограничениях метода с точки зрения удобства?</w:t>
       </w:r>
     </w:p>
     <w:p>
@@ -13972,7 +13972,7 @@
           <w:rFonts w:ascii="Times New Roman" w:hAnsi="Times New Roman" w:eastAsia="Times New Roman" w:cs="Times New Roman"/>
           <w:b w:val="0"/>
         </w:rPr>
-        <w:t>а) Утверждение В к вопросу 6</w:t>
+        <w:t>а) Утверждение Г к вопросу 6</w:t>
       </w:r>
     </w:p>
     <w:p>
@@ -13986,7 +13986,7 @@
           <w:rFonts w:ascii="Times New Roman" w:hAnsi="Times New Roman" w:eastAsia="Times New Roman" w:cs="Times New Roman"/>
           <w:b w:val="0"/>
         </w:rPr>
-        <w:t>б) Утверждение Г к вопросу 6</w:t>
+        <w:t>б) Утверждение А к вопросу 6</w:t>
       </w:r>
     </w:p>
     <w:p>
@@ -14000,7 +14000,7 @@
           <w:rFonts w:ascii="Times New Roman" w:hAnsi="Times New Roman" w:eastAsia="Times New Roman" w:cs="Times New Roman"/>
           <w:b w:val="0"/>
         </w:rPr>
-        <w:t>в) Утверждение А к вопросу 6</w:t>
+        <w:t>в) Утверждение Б к вопросу 6</w:t>
       </w:r>
     </w:p>
     <w:p>
@@ -14014,7 +14014,7 @@
           <w:rFonts w:ascii="Times New Roman" w:hAnsi="Times New Roman" w:eastAsia="Times New Roman" w:cs="Times New Roman"/>
           <w:b w:val="0"/>
         </w:rPr>
-        <w:t>г) Утверждение Б к вопросу 6</w:t>
+        <w:t>г) Утверждение В к вопросу 6</w:t>
       </w:r>
     </w:p>
     <w:p>
@@ -14029,7 +14029,7 @@
           <w:b w:val="0"/>
           <w:sz w:val="20"/>
         </w:rPr>
-        <w:t>Ответ: г</w:t>
+        <w:t>Ответ: в</w:t>
       </w:r>
     </w:p>
     <w:p>
@@ -14805,7 +14805,7 @@
           <w:rFonts w:ascii="Times New Roman" w:hAnsi="Times New Roman" w:eastAsia="Times New Roman" w:cs="Times New Roman"/>
           <w:b w:val="0"/>
         </w:rPr>
-        <w:t>1. Вопрос 1 по результату «Знать назначение межсетевых экранов, средств защиты от вредо»: какое утверждение верно?</w:t>
+        <w:t>1. Вопрос 7 к результату «Знать назначение межсетевых экранов, сре»: что верно о выборе решения с точки зрения стоимости?</w:t>
       </w:r>
     </w:p>
     <w:p>
@@ -14819,7 +14819,7 @@
           <w:rFonts w:ascii="Times New Roman" w:hAnsi="Times New Roman" w:eastAsia="Times New Roman" w:cs="Times New Roman"/>
           <w:b w:val="0"/>
         </w:rPr>
-        <w:t>а) Утверждение Г к вопросу 1</w:t>
+        <w:t>а) Утверждение В к вопросу 7</w:t>
       </w:r>
     </w:p>
     <w:p>
@@ -14833,7 +14833,7 @@
           <w:rFonts w:ascii="Times New Roman" w:hAnsi="Times New Roman" w:eastAsia="Times New Roman" w:cs="Times New Roman"/>
           <w:b w:val="0"/>
         </w:rPr>
-        <w:t>б) Утверждение А к вопросу 1</w:t>
+        <w:t>б) Утверждение Г к вопросу 7</w:t>
       </w:r>
     </w:p>
     <w:p>
@@ -14847,7 +14847,7 @@
           <w:rFonts w:ascii="Times New Roman" w:hAnsi="Times New Roman" w:eastAsia="Times New Roman" w:cs="Times New Roman"/>
           <w:b w:val="0"/>
         </w:rPr>
-        <w:t>в) Утверждение Б к вопросу 1</w:t>
+        <w:t>в) Утверждение А к вопросу 7</w:t>
       </w:r>
     </w:p>
     <w:p>
@@ -14861,7 +14861,7 @@
           <w:rFonts w:ascii="Times New Roman" w:hAnsi="Times New Roman" w:eastAsia="Times New Roman" w:cs="Times New Roman"/>
           <w:b w:val="0"/>
         </w:rPr>
-        <w:t>г) Утверждение В к вопросу 1</w:t>
+        <w:t>г) Утверждение Б к вопросу 7</w:t>
       </w:r>
     </w:p>
     <w:p>
@@ -14876,7 +14876,7 @@
           <w:b w:val="0"/>
           <w:sz w:val="20"/>
         </w:rPr>
-        <w:t>Ответ: б</w:t>
+        <w:t>Ответ: а</w:t>
       </w:r>
     </w:p>
     <w:p>
@@ -14891,7 +14891,7 @@
           <w:rFonts w:ascii="Times New Roman" w:hAnsi="Times New Roman" w:eastAsia="Times New Roman" w:cs="Times New Roman"/>
           <w:b w:val="0"/>
         </w:rPr>
-        <w:t>2. Вопрос 2 по результату «Знать назначение межсетевых экранов, средств защиты от вредо»: какое утверждение верно?</w:t>
+        <w:t>2. Вопрос 8 к результату «Знать назначение межсетевых экранов, сре»: что верно о оформлении вывода с точки зрения практики?</w:t>
       </w:r>
     </w:p>
     <w:p>
@@ -14905,7 +14905,7 @@
           <w:rFonts w:ascii="Times New Roman" w:hAnsi="Times New Roman" w:eastAsia="Times New Roman" w:cs="Times New Roman"/>
           <w:b w:val="0"/>
         </w:rPr>
-        <w:t>а) Утверждение В к вопросу 2</w:t>
+        <w:t>а) Утверждение Б к вопросу 8</w:t>
       </w:r>
     </w:p>
     <w:p>
@@ -14919,7 +14919,7 @@
           <w:rFonts w:ascii="Times New Roman" w:hAnsi="Times New Roman" w:eastAsia="Times New Roman" w:cs="Times New Roman"/>
           <w:b w:val="0"/>
         </w:rPr>
-        <w:t>б) Утверждение Г к вопросу 2</w:t>
+        <w:t>б) Утверждение В к вопросу 8</w:t>
       </w:r>
     </w:p>
     <w:p>
@@ -14933,7 +14933,7 @@
           <w:rFonts w:ascii="Times New Roman" w:hAnsi="Times New Roman" w:eastAsia="Times New Roman" w:cs="Times New Roman"/>
           <w:b w:val="0"/>
         </w:rPr>
-        <w:t>в) Утверждение А к вопросу 2</w:t>
+        <w:t>в) Утверждение Г к вопросу 8</w:t>
       </w:r>
     </w:p>
     <w:p>
@@ -14947,7 +14947,7 @@
           <w:rFonts w:ascii="Times New Roman" w:hAnsi="Times New Roman" w:eastAsia="Times New Roman" w:cs="Times New Roman"/>
           <w:b w:val="0"/>
         </w:rPr>
-        <w:t>г) Утверждение Б к вопросу 2</w:t>
+        <w:t>г) Утверждение А к вопросу 8</w:t>
       </w:r>
     </w:p>
     <w:p>
@@ -14962,7 +14962,7 @@
           <w:b w:val="0"/>
           <w:sz w:val="20"/>
         </w:rPr>
-        <w:t>Ответ: г</w:t>
+        <w:t>Ответ: в</w:t>
       </w:r>
     </w:p>
     <w:p>
@@ -14977,7 +14977,7 @@
           <w:rFonts w:ascii="Times New Roman" w:hAnsi="Times New Roman" w:eastAsia="Times New Roman" w:cs="Times New Roman"/>
           <w:b w:val="0"/>
         </w:rPr>
-        <w:t>3. Вопрос 3 по результату «Уметь настраивать базовые параметры защиты сети и операционн»: какое утверждение верно?</w:t>
+        <w:t>3. Вопрос 9 к результату «Уметь настраивать базовые параметры защи»: что верно о настройке параметров с точки зрения безопасности?</w:t>
       </w:r>
     </w:p>
     <w:p>
@@ -14991,7 +14991,7 @@
           <w:rFonts w:ascii="Times New Roman" w:hAnsi="Times New Roman" w:eastAsia="Times New Roman" w:cs="Times New Roman"/>
           <w:b w:val="0"/>
         </w:rPr>
-        <w:t>а) Утверждение А к вопросу 3</w:t>
+        <w:t>а) Утверждение Б к вопросу 9</w:t>
       </w:r>
     </w:p>
     <w:p>
@@ -15005,7 +15005,7 @@
           <w:rFonts w:ascii="Times New Roman" w:hAnsi="Times New Roman" w:eastAsia="Times New Roman" w:cs="Times New Roman"/>
           <w:b w:val="0"/>
         </w:rPr>
-        <w:t>б) Утверждение Б к вопросу 3</w:t>
+        <w:t>б) Утверждение В к вопросу 9</w:t>
       </w:r>
     </w:p>
     <w:p>
@@ -15019,7 +15019,7 @@
           <w:rFonts w:ascii="Times New Roman" w:hAnsi="Times New Roman" w:eastAsia="Times New Roman" w:cs="Times New Roman"/>
           <w:b w:val="0"/>
         </w:rPr>
-        <w:t>в) Утверждение В к вопросу 3</w:t>
+        <w:t>в) Утверждение Г к вопросу 9</w:t>
       </w:r>
     </w:p>
     <w:p>
@@ -15033,7 +15033,7 @@
           <w:rFonts w:ascii="Times New Roman" w:hAnsi="Times New Roman" w:eastAsia="Times New Roman" w:cs="Times New Roman"/>
           <w:b w:val="0"/>
         </w:rPr>
-        <w:t>г) Утверждение Г к вопросу 3</w:t>
+        <w:t>г) Утверждение А к вопросу 9</w:t>
       </w:r>
     </w:p>
     <w:p>
@@ -15048,7 +15048,7 @@
           <w:b w:val="0"/>
           <w:sz w:val="20"/>
         </w:rPr>
-        <w:t>Ответ: в</w:t>
+        <w:t>Ответ: г</w:t>
       </w:r>
     </w:p>
     <w:p>
@@ -15063,7 +15063,7 @@
           <w:rFonts w:ascii="Times New Roman" w:hAnsi="Times New Roman" w:eastAsia="Times New Roman" w:cs="Times New Roman"/>
           <w:b w:val="0"/>
         </w:rPr>
-        <w:t>4. Вопрос 4 по результату «Уметь настраивать базовые параметры защиты сети и операционн»: какое утверждение верно?</w:t>
+        <w:t>4. Вопрос 10 к результату «Уметь настраивать базовые параметры защи»: что верно о критериях качества с точки зрения сроков?</w:t>
       </w:r>
     </w:p>
     <w:p>
@@ -15077,7 +15077,7 @@
           <w:rFonts w:ascii="Times New Roman" w:hAnsi="Times New Roman" w:eastAsia="Times New Roman" w:cs="Times New Roman"/>
           <w:b w:val="0"/>
         </w:rPr>
-        <w:t>а) Утверждение А к вопросу 4</w:t>
+        <w:t>а) Утверждение В к вопросу 10</w:t>
       </w:r>
     </w:p>
     <w:p>
@@ -15091,7 +15091,7 @@
           <w:rFonts w:ascii="Times New Roman" w:hAnsi="Times New Roman" w:eastAsia="Times New Roman" w:cs="Times New Roman"/>
           <w:b w:val="0"/>
         </w:rPr>
-        <w:t>б) Утверждение Б к вопросу 4</w:t>
+        <w:t>б) Утверждение Г к вопросу 10</w:t>
       </w:r>
     </w:p>
     <w:p>
@@ -15105,7 +15105,7 @@
           <w:rFonts w:ascii="Times New Roman" w:hAnsi="Times New Roman" w:eastAsia="Times New Roman" w:cs="Times New Roman"/>
           <w:b w:val="0"/>
         </w:rPr>
-        <w:t>в) Утверждение В к вопросу 4</w:t>
+        <w:t>в) Утверждение А к вопросу 10</w:t>
       </w:r>
     </w:p>
     <w:p>
@@ -15119,7 +15119,7 @@
           <w:rFonts w:ascii="Times New Roman" w:hAnsi="Times New Roman" w:eastAsia="Times New Roman" w:cs="Times New Roman"/>
           <w:b w:val="0"/>
         </w:rPr>
-        <w:t>г) Утверждение Г к вопросу 4</w:t>
+        <w:t>г) Утверждение Б к вопросу 10</w:t>
       </w:r>
     </w:p>
     <w:p>
@@ -15149,7 +15149,7 @@
           <w:rFonts w:ascii="Times New Roman" w:hAnsi="Times New Roman" w:eastAsia="Times New Roman" w:cs="Times New Roman"/>
           <w:b w:val="0"/>
         </w:rPr>
-        <w:t>5. Вопрос 5 по результату «Владеть приёмами проверки настроек защиты на учебном стенде»: какое утверждение верно?</w:t>
+        <w:t>5. Вопрос 11 к результату «Владеть приёмами проверки настроек защит»: что верно о исходных данных с точки зрения документации?</w:t>
       </w:r>
     </w:p>
     <w:p>
@@ -15163,7 +15163,7 @@
           <w:rFonts w:ascii="Times New Roman" w:hAnsi="Times New Roman" w:eastAsia="Times New Roman" w:cs="Times New Roman"/>
           <w:b w:val="0"/>
         </w:rPr>
-        <w:t>а) Утверждение А к вопросу 5</w:t>
+        <w:t>а) Утверждение В к вопросу 11</w:t>
       </w:r>
     </w:p>
     <w:p>
@@ -15177,7 +15177,7 @@
           <w:rFonts w:ascii="Times New Roman" w:hAnsi="Times New Roman" w:eastAsia="Times New Roman" w:cs="Times New Roman"/>
           <w:b w:val="0"/>
         </w:rPr>
-        <w:t>б) Утверждение Б к вопросу 5</w:t>
+        <w:t>б) Утверждение Г к вопросу 11</w:t>
       </w:r>
     </w:p>
     <w:p>
@@ -15191,7 +15191,7 @@
           <w:rFonts w:ascii="Times New Roman" w:hAnsi="Times New Roman" w:eastAsia="Times New Roman" w:cs="Times New Roman"/>
           <w:b w:val="0"/>
         </w:rPr>
-        <w:t>в) Утверждение В к вопросу 5</w:t>
+        <w:t>в) Утверждение А к вопросу 11</w:t>
       </w:r>
     </w:p>
     <w:p>
@@ -15205,7 +15205,7 @@
           <w:rFonts w:ascii="Times New Roman" w:hAnsi="Times New Roman" w:eastAsia="Times New Roman" w:cs="Times New Roman"/>
           <w:b w:val="0"/>
         </w:rPr>
-        <w:t>г) Утверждение Г к вопросу 5</w:t>
+        <w:t>г) Утверждение Б к вопросу 11</w:t>
       </w:r>
     </w:p>
     <w:p>
@@ -15235,7 +15235,7 @@
           <w:rFonts w:ascii="Times New Roman" w:hAnsi="Times New Roman" w:eastAsia="Times New Roman" w:cs="Times New Roman"/>
           <w:b w:val="0"/>
         </w:rPr>
-        <w:t>6. Вопрос 6 по результату «Владеть приёмами проверки настроек защиты на учебном стенде»: какое утверждение верно?</w:t>
+        <w:t>6. Вопрос 12 к результату «Владеть приёмами проверки настроек защит»: что верно о порядке действий с точки зрения надёжности?</w:t>
       </w:r>
     </w:p>
     <w:p>
@@ -15249,7 +15249,7 @@
           <w:rFonts w:ascii="Times New Roman" w:hAnsi="Times New Roman" w:eastAsia="Times New Roman" w:cs="Times New Roman"/>
           <w:b w:val="0"/>
         </w:rPr>
-        <w:t>а) Утверждение Г к вопросу 6</w:t>
+        <w:t>а) Утверждение Б к вопросу 12</w:t>
       </w:r>
     </w:p>
     <w:p>
@@ -15263,7 +15263,7 @@
           <w:rFonts w:ascii="Times New Roman" w:hAnsi="Times New Roman" w:eastAsia="Times New Roman" w:cs="Times New Roman"/>
           <w:b w:val="0"/>
         </w:rPr>
-        <w:t>б) Утверждение А к вопросу 6</w:t>
+        <w:t>б) Утверждение В к вопросу 12</w:t>
       </w:r>
     </w:p>
     <w:p>
@@ -15277,7 +15277,7 @@
           <w:rFonts w:ascii="Times New Roman" w:hAnsi="Times New Roman" w:eastAsia="Times New Roman" w:cs="Times New Roman"/>
           <w:b w:val="0"/>
         </w:rPr>
-        <w:t>в) Утверждение Б к вопросу 6</w:t>
+        <w:t>в) Утверждение Г к вопросу 12</w:t>
       </w:r>
     </w:p>
     <w:p>
@@ -15291,7 +15291,7 @@
           <w:rFonts w:ascii="Times New Roman" w:hAnsi="Times New Roman" w:eastAsia="Times New Roman" w:cs="Times New Roman"/>
           <w:b w:val="0"/>
         </w:rPr>
-        <w:t>г) Утверждение В к вопросу 6</w:t>
+        <w:t>г) Утверждение А к вопросу 12</w:t>
       </w:r>
     </w:p>
     <w:p>
@@ -16082,7 +16082,7 @@
           <w:rFonts w:ascii="Times New Roman" w:hAnsi="Times New Roman" w:eastAsia="Times New Roman" w:cs="Times New Roman"/>
           <w:b w:val="0"/>
         </w:rPr>
-        <w:t>1. Вопрос 1 по результату «Уметь настраивать базовые параметры защиты сети и операционн»: какое утверждение верно?</w:t>
+        <w:t>1. Вопрос 13 к результату «Уметь настраивать базовые параметры защи»: что верно о типичной ошибке с точки зрения удобства?</w:t>
       </w:r>
     </w:p>
     <w:p>
@@ -16096,7 +16096,7 @@
           <w:rFonts w:ascii="Times New Roman" w:hAnsi="Times New Roman" w:eastAsia="Times New Roman" w:cs="Times New Roman"/>
           <w:b w:val="0"/>
         </w:rPr>
-        <w:t>а) Утверждение А к вопросу 1</w:t>
+        <w:t>а) Утверждение А к вопросу 13</w:t>
       </w:r>
     </w:p>
     <w:p>
@@ -16110,7 +16110,7 @@
           <w:rFonts w:ascii="Times New Roman" w:hAnsi="Times New Roman" w:eastAsia="Times New Roman" w:cs="Times New Roman"/>
           <w:b w:val="0"/>
         </w:rPr>
-        <w:t>б) Утверждение Б к вопросу 1</w:t>
+        <w:t>б) Утверждение Б к вопросу 13</w:t>
       </w:r>
     </w:p>
     <w:p>
@@ -16124,7 +16124,7 @@
           <w:rFonts w:ascii="Times New Roman" w:hAnsi="Times New Roman" w:eastAsia="Times New Roman" w:cs="Times New Roman"/>
           <w:b w:val="0"/>
         </w:rPr>
-        <w:t>в) Утверждение В к вопросу 1</w:t>
+        <w:t>в) Утверждение В к вопросу 13</w:t>
       </w:r>
     </w:p>
     <w:p>
@@ -16138,7 +16138,7 @@
           <w:rFonts w:ascii="Times New Roman" w:hAnsi="Times New Roman" w:eastAsia="Times New Roman" w:cs="Times New Roman"/>
           <w:b w:val="0"/>
         </w:rPr>
-        <w:t>г) Утверждение Г к вопросу 1</w:t>
+        <w:t>г) Утверждение Г к вопросу 13</w:t>
       </w:r>
     </w:p>
     <w:p>
@@ -16168,7 +16168,7 @@
           <w:rFonts w:ascii="Times New Roman" w:hAnsi="Times New Roman" w:eastAsia="Times New Roman" w:cs="Times New Roman"/>
           <w:b w:val="0"/>
         </w:rPr>
-        <w:t>2. Вопрос 2 по результату «Владеть приёмами проверки настроек защиты на учебном стенде»: какое утверждение верно?</w:t>
+        <w:t>2. Вопрос 14 к результату «Владеть приёмами проверки настроек защит»: что верно о проверке результата с точки зрения стоимости?</w:t>
       </w:r>
     </w:p>
     <w:p>
@@ -16182,7 +16182,7 @@
           <w:rFonts w:ascii="Times New Roman" w:hAnsi="Times New Roman" w:eastAsia="Times New Roman" w:cs="Times New Roman"/>
           <w:b w:val="0"/>
         </w:rPr>
-        <w:t>а) Утверждение Б к вопросу 2</w:t>
+        <w:t>а) Утверждение А к вопросу 14</w:t>
       </w:r>
     </w:p>
     <w:p>
@@ -16196,7 +16196,7 @@
           <w:rFonts w:ascii="Times New Roman" w:hAnsi="Times New Roman" w:eastAsia="Times New Roman" w:cs="Times New Roman"/>
           <w:b w:val="0"/>
         </w:rPr>
-        <w:t>б) Утверждение В к вопросу 2</w:t>
+        <w:t>б) Утверждение Б к вопросу 14</w:t>
       </w:r>
     </w:p>
     <w:p>
@@ -16210,7 +16210,7 @@
           <w:rFonts w:ascii="Times New Roman" w:hAnsi="Times New Roman" w:eastAsia="Times New Roman" w:cs="Times New Roman"/>
           <w:b w:val="0"/>
         </w:rPr>
-        <w:t>в) Утверждение Г к вопросу 2</w:t>
+        <w:t>в) Утверждение В к вопросу 14</w:t>
       </w:r>
     </w:p>
     <w:p>
@@ -16224,7 +16224,7 @@
           <w:rFonts w:ascii="Times New Roman" w:hAnsi="Times New Roman" w:eastAsia="Times New Roman" w:cs="Times New Roman"/>
           <w:b w:val="0"/>
         </w:rPr>
-        <w:t>г) Утверждение А к вопросу 2</w:t>
+        <w:t>г) Утверждение Г к вопросу 14</w:t>
       </w:r>
     </w:p>
     <w:p>
@@ -16239,7 +16239,7 @@
           <w:b w:val="0"/>
           <w:sz w:val="20"/>
         </w:rPr>
-        <w:t>Ответ: а</w:t>
+        <w:t>Ответ: б</w:t>
       </w:r>
     </w:p>
     <w:p>
@@ -17015,7 +17015,7 @@
           <w:rFonts w:ascii="Times New Roman" w:hAnsi="Times New Roman" w:eastAsia="Times New Roman" w:cs="Times New Roman"/>
           <w:b w:val="0"/>
         </w:rPr>
-        <w:t>1. Вопрос 1 по результату «Знать типовые инциденты безопасности и порядок реагирования »: какое утверждение верно?</w:t>
+        <w:t>1. Вопрос 15 к результату «Знать типовые инциденты безопасности и п»: что верно о назначении инструмента с точки зрения практики?</w:t>
       </w:r>
     </w:p>
     <w:p>
@@ -17029,7 +17029,7 @@
           <w:rFonts w:ascii="Times New Roman" w:hAnsi="Times New Roman" w:eastAsia="Times New Roman" w:cs="Times New Roman"/>
           <w:b w:val="0"/>
         </w:rPr>
-        <w:t>а) Утверждение Г к вопросу 1</w:t>
+        <w:t>а) Утверждение Г к вопросу 15</w:t>
       </w:r>
     </w:p>
     <w:p>
@@ -17043,7 +17043,7 @@
           <w:rFonts w:ascii="Times New Roman" w:hAnsi="Times New Roman" w:eastAsia="Times New Roman" w:cs="Times New Roman"/>
           <w:b w:val="0"/>
         </w:rPr>
-        <w:t>б) Утверждение А к вопросу 1</w:t>
+        <w:t>б) Утверждение А к вопросу 15</w:t>
       </w:r>
     </w:p>
     <w:p>
@@ -17057,7 +17057,7 @@
           <w:rFonts w:ascii="Times New Roman" w:hAnsi="Times New Roman" w:eastAsia="Times New Roman" w:cs="Times New Roman"/>
           <w:b w:val="0"/>
         </w:rPr>
-        <w:t>в) Утверждение Б к вопросу 1</w:t>
+        <w:t>в) Утверждение Б к вопросу 15</w:t>
       </w:r>
     </w:p>
     <w:p>
@@ -17071,7 +17071,7 @@
           <w:rFonts w:ascii="Times New Roman" w:hAnsi="Times New Roman" w:eastAsia="Times New Roman" w:cs="Times New Roman"/>
           <w:b w:val="0"/>
         </w:rPr>
-        <w:t>г) Утверждение В к вопросу 1</w:t>
+        <w:t>г) Утверждение В к вопросу 15</w:t>
       </w:r>
     </w:p>
     <w:p>
@@ -17086,7 +17086,7 @@
           <w:b w:val="0"/>
           <w:sz w:val="20"/>
         </w:rPr>
-        <w:t>Ответ: б</w:t>
+        <w:t>Ответ: г</w:t>
       </w:r>
     </w:p>
     <w:p>
@@ -17101,7 +17101,7 @@
           <w:rFonts w:ascii="Times New Roman" w:hAnsi="Times New Roman" w:eastAsia="Times New Roman" w:cs="Times New Roman"/>
           <w:b w:val="0"/>
         </w:rPr>
-        <w:t>2. Вопрос 2 по результату «Знать типовые инциденты безопасности и порядок реагирования »: какое утверждение верно?</w:t>
+        <w:t>2. Вопрос 16 к результату «Знать типовые инциденты безопасности и п»: что верно о ограничениях метода с точки зрения безопасности?</w:t>
       </w:r>
     </w:p>
     <w:p>
@@ -17115,7 +17115,7 @@
           <w:rFonts w:ascii="Times New Roman" w:hAnsi="Times New Roman" w:eastAsia="Times New Roman" w:cs="Times New Roman"/>
           <w:b w:val="0"/>
         </w:rPr>
-        <w:t>а) Утверждение А к вопросу 2</w:t>
+        <w:t>а) Утверждение В к вопросу 16</w:t>
       </w:r>
     </w:p>
     <w:p>
@@ -17129,7 +17129,7 @@
           <w:rFonts w:ascii="Times New Roman" w:hAnsi="Times New Roman" w:eastAsia="Times New Roman" w:cs="Times New Roman"/>
           <w:b w:val="0"/>
         </w:rPr>
-        <w:t>б) Утверждение Б к вопросу 2</w:t>
+        <w:t>б) Утверждение Г к вопросу 16</w:t>
       </w:r>
     </w:p>
     <w:p>
@@ -17143,7 +17143,7 @@
           <w:rFonts w:ascii="Times New Roman" w:hAnsi="Times New Roman" w:eastAsia="Times New Roman" w:cs="Times New Roman"/>
           <w:b w:val="0"/>
         </w:rPr>
-        <w:t>в) Утверждение В к вопросу 2</w:t>
+        <w:t>в) Утверждение А к вопросу 16</w:t>
       </w:r>
     </w:p>
     <w:p>
@@ -17157,7 +17157,7 @@
           <w:rFonts w:ascii="Times New Roman" w:hAnsi="Times New Roman" w:eastAsia="Times New Roman" w:cs="Times New Roman"/>
           <w:b w:val="0"/>
         </w:rPr>
-        <w:t>г) Утверждение Г к вопросу 2</w:t>
+        <w:t>г) Утверждение Б к вопросу 16</w:t>
       </w:r>
     </w:p>
     <w:p>
@@ -17187,7 +17187,7 @@
           <w:rFonts w:ascii="Times New Roman" w:hAnsi="Times New Roman" w:eastAsia="Times New Roman" w:cs="Times New Roman"/>
           <w:b w:val="0"/>
         </w:rPr>
-        <w:t>3. Вопрос 3 по результату «Уметь находить признаки атаки в журналах событий»: какое утверждение верно?</w:t>
+        <w:t>3. Вопрос 17 к результату «Уметь находить признаки атаки в журналах»: что верно о выборе решения с точки зрения сроков?</w:t>
       </w:r>
     </w:p>
     <w:p>
@@ -17201,7 +17201,7 @@
           <w:rFonts w:ascii="Times New Roman" w:hAnsi="Times New Roman" w:eastAsia="Times New Roman" w:cs="Times New Roman"/>
           <w:b w:val="0"/>
         </w:rPr>
-        <w:t>а) Утверждение А к вопросу 3</w:t>
+        <w:t>а) Утверждение Г к вопросу 17</w:t>
       </w:r>
     </w:p>
     <w:p>
@@ -17215,7 +17215,7 @@
           <w:rFonts w:ascii="Times New Roman" w:hAnsi="Times New Roman" w:eastAsia="Times New Roman" w:cs="Times New Roman"/>
           <w:b w:val="0"/>
         </w:rPr>
-        <w:t>б) Утверждение Б к вопросу 3</w:t>
+        <w:t>б) Утверждение А к вопросу 17</w:t>
       </w:r>
     </w:p>
     <w:p>
@@ -17229,7 +17229,7 @@
           <w:rFonts w:ascii="Times New Roman" w:hAnsi="Times New Roman" w:eastAsia="Times New Roman" w:cs="Times New Roman"/>
           <w:b w:val="0"/>
         </w:rPr>
-        <w:t>в) Утверждение В к вопросу 3</w:t>
+        <w:t>в) Утверждение Б к вопросу 17</w:t>
       </w:r>
     </w:p>
     <w:p>
@@ -17243,7 +17243,7 @@
           <w:rFonts w:ascii="Times New Roman" w:hAnsi="Times New Roman" w:eastAsia="Times New Roman" w:cs="Times New Roman"/>
           <w:b w:val="0"/>
         </w:rPr>
-        <w:t>г) Утверждение Г к вопросу 3</w:t>
+        <w:t>г) Утверждение В к вопросу 17</w:t>
       </w:r>
     </w:p>
     <w:p>
@@ -17258,7 +17258,7 @@
           <w:b w:val="0"/>
           <w:sz w:val="20"/>
         </w:rPr>
-        <w:t>Ответ: в</w:t>
+        <w:t>Ответ: б</w:t>
       </w:r>
     </w:p>
     <w:p>
@@ -17273,7 +17273,7 @@
           <w:rFonts w:ascii="Times New Roman" w:hAnsi="Times New Roman" w:eastAsia="Times New Roman" w:cs="Times New Roman"/>
           <w:b w:val="0"/>
         </w:rPr>
-        <w:t>4. Вопрос 4 по результату «Уметь находить признаки атаки в журналах событий»: какое утверждение верно?</w:t>
+        <w:t>4. Вопрос 18 к результату «Уметь находить признаки атаки в журналах»: что верно о оформлении вывода с точки зрения документации?</w:t>
       </w:r>
     </w:p>
     <w:p>
@@ -17287,7 +17287,7 @@
           <w:rFonts w:ascii="Times New Roman" w:hAnsi="Times New Roman" w:eastAsia="Times New Roman" w:cs="Times New Roman"/>
           <w:b w:val="0"/>
         </w:rPr>
-        <w:t>а) Утверждение В к вопросу 4</w:t>
+        <w:t>а) Утверждение Б к вопросу 18</w:t>
       </w:r>
     </w:p>
     <w:p>
@@ -17301,7 +17301,7 @@
           <w:rFonts w:ascii="Times New Roman" w:hAnsi="Times New Roman" w:eastAsia="Times New Roman" w:cs="Times New Roman"/>
           <w:b w:val="0"/>
         </w:rPr>
-        <w:t>б) Утверждение Г к вопросу 4</w:t>
+        <w:t>б) Утверждение В к вопросу 18</w:t>
       </w:r>
     </w:p>
     <w:p>
@@ -17315,7 +17315,7 @@
           <w:rFonts w:ascii="Times New Roman" w:hAnsi="Times New Roman" w:eastAsia="Times New Roman" w:cs="Times New Roman"/>
           <w:b w:val="0"/>
         </w:rPr>
-        <w:t>в) Утверждение А к вопросу 4</w:t>
+        <w:t>в) Утверждение Г к вопросу 18</w:t>
       </w:r>
     </w:p>
     <w:p>
@@ -17329,7 +17329,7 @@
           <w:rFonts w:ascii="Times New Roman" w:hAnsi="Times New Roman" w:eastAsia="Times New Roman" w:cs="Times New Roman"/>
           <w:b w:val="0"/>
         </w:rPr>
-        <w:t>г) Утверждение Б к вопросу 4</w:t>
+        <w:t>г) Утверждение А к вопросу 18</w:t>
       </w:r>
     </w:p>
     <w:p>
@@ -17344,7 +17344,7 @@
           <w:b w:val="0"/>
           <w:sz w:val="20"/>
         </w:rPr>
-        <w:t>Ответ: б</w:t>
+        <w:t>Ответ: а</w:t>
       </w:r>
     </w:p>
     <w:p>
@@ -17359,7 +17359,7 @@
           <w:rFonts w:ascii="Times New Roman" w:hAnsi="Times New Roman" w:eastAsia="Times New Roman" w:cs="Times New Roman"/>
           <w:b w:val="0"/>
         </w:rPr>
-        <w:t>5. Вопрос 5 по результату «Владеть навыком разбора простого инцидента по шагам»: какое утверждение верно?</w:t>
+        <w:t>5. Вопрос 19 к результату «Владеть навыком разбора простого инциден»: что верно о настройке параметров с точки зрения надёжности?</w:t>
       </w:r>
     </w:p>
     <w:p>
@@ -17373,7 +17373,7 @@
           <w:rFonts w:ascii="Times New Roman" w:hAnsi="Times New Roman" w:eastAsia="Times New Roman" w:cs="Times New Roman"/>
           <w:b w:val="0"/>
         </w:rPr>
-        <w:t>а) Утверждение В к вопросу 5</w:t>
+        <w:t>а) Утверждение В к вопросу 19</w:t>
       </w:r>
     </w:p>
     <w:p>
@@ -17387,7 +17387,7 @@
           <w:rFonts w:ascii="Times New Roman" w:hAnsi="Times New Roman" w:eastAsia="Times New Roman" w:cs="Times New Roman"/>
           <w:b w:val="0"/>
         </w:rPr>
-        <w:t>б) Утверждение Г к вопросу 5</w:t>
+        <w:t>б) Утверждение Г к вопросу 19</w:t>
       </w:r>
     </w:p>
     <w:p>
@@ -17401,7 +17401,7 @@
           <w:rFonts w:ascii="Times New Roman" w:hAnsi="Times New Roman" w:eastAsia="Times New Roman" w:cs="Times New Roman"/>
           <w:b w:val="0"/>
         </w:rPr>
-        <w:t>в) Утверждение А к вопросу 5</w:t>
+        <w:t>в) Утверждение А к вопросу 19</w:t>
       </w:r>
     </w:p>
     <w:p>
@@ -17415,7 +17415,7 @@
           <w:rFonts w:ascii="Times New Roman" w:hAnsi="Times New Roman" w:eastAsia="Times New Roman" w:cs="Times New Roman"/>
           <w:b w:val="0"/>
         </w:rPr>
-        <w:t>г) Утверждение Б к вопросу 5</w:t>
+        <w:t>г) Утверждение Б к вопросу 19</w:t>
       </w:r>
     </w:p>
     <w:p>
@@ -17430,7 +17430,7 @@
           <w:b w:val="0"/>
           <w:sz w:val="20"/>
         </w:rPr>
-        <w:t>Ответ: в</w:t>
+        <w:t>Ответ: а</w:t>
       </w:r>
     </w:p>
     <w:p>
@@ -17445,7 +17445,7 @@
           <w:rFonts w:ascii="Times New Roman" w:hAnsi="Times New Roman" w:eastAsia="Times New Roman" w:cs="Times New Roman"/>
           <w:b w:val="0"/>
         </w:rPr>
-        <w:t>6. Вопрос 6 по результату «Владеть навыком разбора простого инцидента по шагам»: какое утверждение верно?</w:t>
+        <w:t>6. Вопрос 20 к результату «Владеть навыком разбора простого инциден»: что верно о критериях качества с точки зрения удобства?</w:t>
       </w:r>
     </w:p>
     <w:p>
@@ -17459,7 +17459,7 @@
           <w:rFonts w:ascii="Times New Roman" w:hAnsi="Times New Roman" w:eastAsia="Times New Roman" w:cs="Times New Roman"/>
           <w:b w:val="0"/>
         </w:rPr>
-        <w:t>а) Утверждение Г к вопросу 6</w:t>
+        <w:t>а) Утверждение Б к вопросу 20</w:t>
       </w:r>
     </w:p>
     <w:p>
@@ -17473,7 +17473,7 @@
           <w:rFonts w:ascii="Times New Roman" w:hAnsi="Times New Roman" w:eastAsia="Times New Roman" w:cs="Times New Roman"/>
           <w:b w:val="0"/>
         </w:rPr>
-        <w:t>б) Утверждение А к вопросу 6</w:t>
+        <w:t>б) Утверждение В к вопросу 20</w:t>
       </w:r>
     </w:p>
     <w:p>
@@ -17487,7 +17487,7 @@
           <w:rFonts w:ascii="Times New Roman" w:hAnsi="Times New Roman" w:eastAsia="Times New Roman" w:cs="Times New Roman"/>
           <w:b w:val="0"/>
         </w:rPr>
-        <w:t>в) Утверждение Б к вопросу 6</w:t>
+        <w:t>в) Утверждение Г к вопросу 20</w:t>
       </w:r>
     </w:p>
     <w:p>
@@ -17501,7 +17501,7 @@
           <w:rFonts w:ascii="Times New Roman" w:hAnsi="Times New Roman" w:eastAsia="Times New Roman" w:cs="Times New Roman"/>
           <w:b w:val="0"/>
         </w:rPr>
-        <w:t>г) Утверждение В к вопросу 6</w:t>
+        <w:t>г) Утверждение А к вопросу 20</w:t>
       </w:r>
     </w:p>
     <w:p>
@@ -18292,7 +18292,7 @@
           <w:rFonts w:ascii="Times New Roman" w:hAnsi="Times New Roman" w:eastAsia="Times New Roman" w:cs="Times New Roman"/>
           <w:b w:val="0"/>
         </w:rPr>
-        <w:t>1. Вопрос 1 по результату «Владеть приёмами проверки настроек защиты на учебном стенде»: какое утверждение верно?</w:t>
+        <w:t>1. Вопрос 22 к результату «Уметь оценивать угрозы для простой инфор»: что верно о порядке действий с точки зрения практики?</w:t>
       </w:r>
     </w:p>
     <w:p>
@@ -18306,7 +18306,7 @@
           <w:rFonts w:ascii="Times New Roman" w:hAnsi="Times New Roman" w:eastAsia="Times New Roman" w:cs="Times New Roman"/>
           <w:b w:val="0"/>
         </w:rPr>
-        <w:t>а) Утверждение А к вопросу 1</w:t>
+        <w:t>а) Утверждение Г к вопросу 22</w:t>
       </w:r>
     </w:p>
     <w:p>
@@ -18320,7 +18320,7 @@
           <w:rFonts w:ascii="Times New Roman" w:hAnsi="Times New Roman" w:eastAsia="Times New Roman" w:cs="Times New Roman"/>
           <w:b w:val="0"/>
         </w:rPr>
-        <w:t>б) Утверждение Б к вопросу 1</w:t>
+        <w:t>б) Утверждение А к вопросу 22</w:t>
       </w:r>
     </w:p>
     <w:p>
@@ -18334,7 +18334,7 @@
           <w:rFonts w:ascii="Times New Roman" w:hAnsi="Times New Roman" w:eastAsia="Times New Roman" w:cs="Times New Roman"/>
           <w:b w:val="0"/>
         </w:rPr>
-        <w:t>в) Утверждение В к вопросу 1</w:t>
+        <w:t>в) Утверждение Б к вопросу 22</w:t>
       </w:r>
     </w:p>
     <w:p>
@@ -18348,7 +18348,7 @@
           <w:rFonts w:ascii="Times New Roman" w:hAnsi="Times New Roman" w:eastAsia="Times New Roman" w:cs="Times New Roman"/>
           <w:b w:val="0"/>
         </w:rPr>
-        <w:t>г) Утверждение Г к вопросу 1</w:t>
+        <w:t>г) Утверждение В к вопросу 22</w:t>
       </w:r>
     </w:p>
     <w:p>
@@ -18363,7 +18363,7 @@
           <w:b w:val="0"/>
           <w:sz w:val="20"/>
         </w:rPr>
-        <w:t>Ответ: а</w:t>
+        <w:t>Ответ: в</w:t>
       </w:r>
     </w:p>
     <w:p>
@@ -18378,7 +18378,7 @@
           <w:rFonts w:ascii="Times New Roman" w:hAnsi="Times New Roman" w:eastAsia="Times New Roman" w:cs="Times New Roman"/>
           <w:b w:val="0"/>
         </w:rPr>
-        <w:t>2. Вопрос 2 по результату «Уметь оценивать угрозы для простой информационной системы»: какое утверждение верно?</w:t>
+        <w:t>2. Вопрос 23 к результату «Владеть навыком разбора простого инциден»: что верно о типичной ошибке с точки зрения безопасности?</w:t>
       </w:r>
     </w:p>
     <w:p>
@@ -18392,7 +18392,7 @@
           <w:rFonts w:ascii="Times New Roman" w:hAnsi="Times New Roman" w:eastAsia="Times New Roman" w:cs="Times New Roman"/>
           <w:b w:val="0"/>
         </w:rPr>
-        <w:t>а) Утверждение В к вопросу 2</w:t>
+        <w:t>а) Утверждение Г к вопросу 23</w:t>
       </w:r>
     </w:p>
     <w:p>
@@ -18406,7 +18406,7 @@
           <w:rFonts w:ascii="Times New Roman" w:hAnsi="Times New Roman" w:eastAsia="Times New Roman" w:cs="Times New Roman"/>
           <w:b w:val="0"/>
         </w:rPr>
-        <w:t>б) Утверждение Г к вопросу 2</w:t>
+        <w:t>б) Утверждение А к вопросу 23</w:t>
       </w:r>
     </w:p>
     <w:p>
@@ -18420,7 +18420,7 @@
           <w:rFonts w:ascii="Times New Roman" w:hAnsi="Times New Roman" w:eastAsia="Times New Roman" w:cs="Times New Roman"/>
           <w:b w:val="0"/>
         </w:rPr>
-        <w:t>в) Утверждение А к вопросу 2</w:t>
+        <w:t>в) Утверждение Б к вопросу 23</w:t>
       </w:r>
     </w:p>
     <w:p>
@@ -18434,7 +18434,7 @@
           <w:rFonts w:ascii="Times New Roman" w:hAnsi="Times New Roman" w:eastAsia="Times New Roman" w:cs="Times New Roman"/>
           <w:b w:val="0"/>
         </w:rPr>
-        <w:t>г) Утверждение Б к вопросу 2</w:t>
+        <w:t>г) Утверждение В к вопросу 23</w:t>
       </w:r>
     </w:p>
     <w:p>
@@ -18464,7 +18464,7 @@
           <w:rFonts w:ascii="Times New Roman" w:hAnsi="Times New Roman" w:eastAsia="Times New Roman" w:cs="Times New Roman"/>
           <w:b w:val="0"/>
         </w:rPr>
-        <w:t>3. Вопрос 3 по результату «Владеть навыком разбора простого инцидента по шагам»: какое утверждение верно?</w:t>
+        <w:t>3. Вопрос 24 к результату «Владеть навыком оформления результатов п»: что верно о проверке результата с точки зрения сроков?</w:t>
       </w:r>
     </w:p>
     <w:p>
@@ -18478,7 +18478,7 @@
           <w:rFonts w:ascii="Times New Roman" w:hAnsi="Times New Roman" w:eastAsia="Times New Roman" w:cs="Times New Roman"/>
           <w:b w:val="0"/>
         </w:rPr>
-        <w:t>а) Утверждение Б к вопросу 3</w:t>
+        <w:t>а) Утверждение Г к вопросу 24</w:t>
       </w:r>
     </w:p>
     <w:p>
@@ -18492,7 +18492,7 @@
           <w:rFonts w:ascii="Times New Roman" w:hAnsi="Times New Roman" w:eastAsia="Times New Roman" w:cs="Times New Roman"/>
           <w:b w:val="0"/>
         </w:rPr>
-        <w:t>б) Утверждение В к вопросу 3</w:t>
+        <w:t>б) Утверждение А к вопросу 24</w:t>
       </w:r>
     </w:p>
     <w:p>
@@ -18506,7 +18506,7 @@
           <w:rFonts w:ascii="Times New Roman" w:hAnsi="Times New Roman" w:eastAsia="Times New Roman" w:cs="Times New Roman"/>
           <w:b w:val="0"/>
         </w:rPr>
-        <w:t>в) Утверждение Г к вопросу 3</w:t>
+        <w:t>в) Утверждение Б к вопросу 24</w:t>
       </w:r>
     </w:p>
     <w:p>
@@ -18520,7 +18520,7 @@
           <w:rFonts w:ascii="Times New Roman" w:hAnsi="Times New Roman" w:eastAsia="Times New Roman" w:cs="Times New Roman"/>
           <w:b w:val="0"/>
         </w:rPr>
-        <w:t>г) Утверждение А к вопросу 3</w:t>
+        <w:t>г) Утверждение В к вопросу 24</w:t>
       </w:r>
     </w:p>
     <w:p>
@@ -18535,7 +18535,7 @@
           <w:b w:val="0"/>
           <w:sz w:val="20"/>
         </w:rPr>
-        <w:t>Ответ: б</w:t>
+        <w:t>Ответ: а</w:t>
       </w:r>
     </w:p>
     <w:p>
@@ -18550,7 +18550,7 @@
           <w:rFonts w:ascii="Times New Roman" w:hAnsi="Times New Roman" w:eastAsia="Times New Roman" w:cs="Times New Roman"/>
           <w:b w:val="0"/>
         </w:rPr>
-        <w:t>4. Вопрос 4 по результату «Владеть навыком оформления результатов проверки защищённости»: какое утверждение верно?</w:t>
+        <w:t>4. Вопрос 1 к результату «результат обучения»: что верно о исходных данных с точки зрения практики?</w:t>
       </w:r>
     </w:p>
     <w:p>
@@ -18564,7 +18564,7 @@
           <w:rFonts w:ascii="Times New Roman" w:hAnsi="Times New Roman" w:eastAsia="Times New Roman" w:cs="Times New Roman"/>
           <w:b w:val="0"/>
         </w:rPr>
-        <w:t>а) Утверждение В к вопросу 4</w:t>
+        <w:t>а) Утверждение В к вопросу 1 ()</w:t>
       </w:r>
     </w:p>
     <w:p>
@@ -18578,7 +18578,7 @@
           <w:rFonts w:ascii="Times New Roman" w:hAnsi="Times New Roman" w:eastAsia="Times New Roman" w:cs="Times New Roman"/>
           <w:b w:val="0"/>
         </w:rPr>
-        <w:t>б) Утверждение Г к вопросу 4</w:t>
+        <w:t>б) Утверждение Г к вопросу 1 ()</w:t>
       </w:r>
     </w:p>
     <w:p>
@@ -18592,7 +18592,7 @@
           <w:rFonts w:ascii="Times New Roman" w:hAnsi="Times New Roman" w:eastAsia="Times New Roman" w:cs="Times New Roman"/>
           <w:b w:val="0"/>
         </w:rPr>
-        <w:t>в) Утверждение А к вопросу 4</w:t>
+        <w:t>в) Утверждение А к вопросу 1 ()</w:t>
       </w:r>
     </w:p>
     <w:p>
@@ -18606,7 +18606,7 @@
           <w:rFonts w:ascii="Times New Roman" w:hAnsi="Times New Roman" w:eastAsia="Times New Roman" w:cs="Times New Roman"/>
           <w:b w:val="0"/>
         </w:rPr>
-        <w:t>г) Утверждение Б к вопросу 4</w:t>
+        <w:t>г) Утверждение Б к вопросу 1 ()</w:t>
       </w:r>
     </w:p>
     <w:p>
@@ -18621,7 +18621,7 @@
           <w:b w:val="0"/>
           <w:sz w:val="20"/>
         </w:rPr>
-        <w:t>Ответ: б</w:t>
+        <w:t>Ответ: в</w:t>
       </w:r>
     </w:p>
     <w:p>

--- a/eval/samples/q4/program.docx
+++ b/eval/samples/q4/program.docx
@@ -12898,7 +12898,7 @@
           <w:rFonts w:ascii="Times New Roman" w:hAnsi="Times New Roman" w:eastAsia="Times New Roman" w:cs="Times New Roman"/>
           <w:b w:val="0"/>
         </w:rPr>
-        <w:t>Итоговая аттестация — экзамен с практическим заданием (2 часа). Зачтено — не меньше 6 баллов из 10.</w:t>
+        <w:t>Итоговая аттестация — экзамен с практическим заданием (2 часа). «Зачтено» — не меньше 6 баллов из 10 и ни по одному критерию не 0 баллов.</w:t>
       </w:r>
     </w:p>
     <w:p>
@@ -14220,7 +14220,7 @@
         <w:rPr>
           <w:rFonts w:ascii="Times New Roman" w:hAnsi="Times New Roman" w:eastAsia="Times New Roman" w:cs="Times New Roman"/>
         </w:rPr>
-        <w:t>Задание выполнено полностью — до 4 балл.</w:t>
+        <w:t>Задание выполнено полностью — до 4 баллов</w:t>
       </w:r>
     </w:p>
     <w:p>
@@ -14237,7 +14237,7 @@
         <w:rPr>
           <w:rFonts w:ascii="Times New Roman" w:hAnsi="Times New Roman" w:eastAsia="Times New Roman" w:cs="Times New Roman"/>
         </w:rPr>
-        <w:t>Результат проверен и корректен — до 3 балл.</w:t>
+        <w:t>Результат проверен и корректен — до 3 баллов</w:t>
       </w:r>
     </w:p>
     <w:p>
@@ -14254,7 +14254,7 @@
         <w:rPr>
           <w:rFonts w:ascii="Times New Roman" w:hAnsi="Times New Roman" w:eastAsia="Times New Roman" w:cs="Times New Roman"/>
         </w:rPr>
-        <w:t>Вывод обоснован — до 3 балл.</w:t>
+        <w:t>Вывод обоснован — до 3 баллов</w:t>
       </w:r>
     </w:p>
     <w:p>
@@ -14459,7 +14459,7 @@
         <w:rPr>
           <w:rFonts w:ascii="Times New Roman" w:hAnsi="Times New Roman" w:eastAsia="Times New Roman" w:cs="Times New Roman"/>
         </w:rPr>
-        <w:t>Задание выполнено полностью — до 4 балл.</w:t>
+        <w:t>Задание выполнено полностью — до 4 баллов</w:t>
       </w:r>
     </w:p>
     <w:p>
@@ -14476,7 +14476,7 @@
         <w:rPr>
           <w:rFonts w:ascii="Times New Roman" w:hAnsi="Times New Roman" w:eastAsia="Times New Roman" w:cs="Times New Roman"/>
         </w:rPr>
-        <w:t>Результат проверен и корректен — до 3 балл.</w:t>
+        <w:t>Результат проверен и корректен — до 3 баллов</w:t>
       </w:r>
     </w:p>
     <w:p>
@@ -14493,7 +14493,7 @@
         <w:rPr>
           <w:rFonts w:ascii="Times New Roman" w:hAnsi="Times New Roman" w:eastAsia="Times New Roman" w:cs="Times New Roman"/>
         </w:rPr>
-        <w:t>Вывод обоснован — до 3 балл.</w:t>
+        <w:t>Вывод обоснован — до 3 баллов</w:t>
       </w:r>
     </w:p>
     <w:p>
@@ -14698,7 +14698,7 @@
         <w:rPr>
           <w:rFonts w:ascii="Times New Roman" w:hAnsi="Times New Roman" w:eastAsia="Times New Roman" w:cs="Times New Roman"/>
         </w:rPr>
-        <w:t>Задание выполнено полностью — до 4 балл.</w:t>
+        <w:t>Задание выполнено полностью — до 4 баллов</w:t>
       </w:r>
     </w:p>
     <w:p>
@@ -14715,7 +14715,7 @@
         <w:rPr>
           <w:rFonts w:ascii="Times New Roman" w:hAnsi="Times New Roman" w:eastAsia="Times New Roman" w:cs="Times New Roman"/>
         </w:rPr>
-        <w:t>Результат проверен и корректен — до 3 балл.</w:t>
+        <w:t>Результат проверен и корректен — до 3 баллов</w:t>
       </w:r>
     </w:p>
     <w:p>
@@ -14732,7 +14732,7 @@
         <w:rPr>
           <w:rFonts w:ascii="Times New Roman" w:hAnsi="Times New Roman" w:eastAsia="Times New Roman" w:cs="Times New Roman"/>
         </w:rPr>
-        <w:t>Вывод обоснован — до 3 балл.</w:t>
+        <w:t>Вывод обоснован — до 3 баллов</w:t>
       </w:r>
     </w:p>
     <w:p>
@@ -15497,7 +15497,7 @@
         <w:rPr>
           <w:rFonts w:ascii="Times New Roman" w:hAnsi="Times New Roman" w:eastAsia="Times New Roman" w:cs="Times New Roman"/>
         </w:rPr>
-        <w:t>Задание выполнено полностью — до 4 балл.</w:t>
+        <w:t>Задание выполнено полностью — до 4 баллов</w:t>
       </w:r>
     </w:p>
     <w:p>
@@ -15514,7 +15514,7 @@
         <w:rPr>
           <w:rFonts w:ascii="Times New Roman" w:hAnsi="Times New Roman" w:eastAsia="Times New Roman" w:cs="Times New Roman"/>
         </w:rPr>
-        <w:t>Результат проверен и корректен — до 3 балл.</w:t>
+        <w:t>Результат проверен и корректен — до 3 баллов</w:t>
       </w:r>
     </w:p>
     <w:p>
@@ -15531,7 +15531,7 @@
         <w:rPr>
           <w:rFonts w:ascii="Times New Roman" w:hAnsi="Times New Roman" w:eastAsia="Times New Roman" w:cs="Times New Roman"/>
         </w:rPr>
-        <w:t>Вывод обоснован — до 3 балл.</w:t>
+        <w:t>Вывод обоснован — до 3 баллов</w:t>
       </w:r>
     </w:p>
     <w:p>
@@ -15736,7 +15736,7 @@
         <w:rPr>
           <w:rFonts w:ascii="Times New Roman" w:hAnsi="Times New Roman" w:eastAsia="Times New Roman" w:cs="Times New Roman"/>
         </w:rPr>
-        <w:t>Задание выполнено полностью — до 4 балл.</w:t>
+        <w:t>Задание выполнено полностью — до 4 баллов</w:t>
       </w:r>
     </w:p>
     <w:p>
@@ -15753,7 +15753,7 @@
         <w:rPr>
           <w:rFonts w:ascii="Times New Roman" w:hAnsi="Times New Roman" w:eastAsia="Times New Roman" w:cs="Times New Roman"/>
         </w:rPr>
-        <w:t>Результат проверен и корректен — до 3 балл.</w:t>
+        <w:t>Результат проверен и корректен — до 3 баллов</w:t>
       </w:r>
     </w:p>
     <w:p>
@@ -15770,7 +15770,7 @@
         <w:rPr>
           <w:rFonts w:ascii="Times New Roman" w:hAnsi="Times New Roman" w:eastAsia="Times New Roman" w:cs="Times New Roman"/>
         </w:rPr>
-        <w:t>Вывод обоснован — до 3 балл.</w:t>
+        <w:t>Вывод обоснован — до 3 баллов</w:t>
       </w:r>
     </w:p>
     <w:p>
@@ -15975,7 +15975,7 @@
         <w:rPr>
           <w:rFonts w:ascii="Times New Roman" w:hAnsi="Times New Roman" w:eastAsia="Times New Roman" w:cs="Times New Roman"/>
         </w:rPr>
-        <w:t>Задание выполнено полностью — до 4 балл.</w:t>
+        <w:t>Задание выполнено полностью — до 4 баллов</w:t>
       </w:r>
     </w:p>
     <w:p>
@@ -15992,7 +15992,7 @@
         <w:rPr>
           <w:rFonts w:ascii="Times New Roman" w:hAnsi="Times New Roman" w:eastAsia="Times New Roman" w:cs="Times New Roman"/>
         </w:rPr>
-        <w:t>Результат проверен и корректен — до 3 балл.</w:t>
+        <w:t>Результат проверен и корректен — до 3 баллов</w:t>
       </w:r>
     </w:p>
     <w:p>
@@ -16009,7 +16009,7 @@
         <w:rPr>
           <w:rFonts w:ascii="Times New Roman" w:hAnsi="Times New Roman" w:eastAsia="Times New Roman" w:cs="Times New Roman"/>
         </w:rPr>
-        <w:t>Вывод обоснован — до 3 балл.</w:t>
+        <w:t>Вывод обоснован — до 3 баллов</w:t>
       </w:r>
     </w:p>
     <w:p>
@@ -16430,7 +16430,7 @@
         <w:rPr>
           <w:rFonts w:ascii="Times New Roman" w:hAnsi="Times New Roman" w:eastAsia="Times New Roman" w:cs="Times New Roman"/>
         </w:rPr>
-        <w:t>Задание выполнено полностью — до 4 балл.</w:t>
+        <w:t>Задание выполнено полностью — до 4 баллов</w:t>
       </w:r>
     </w:p>
     <w:p>
@@ -16447,7 +16447,7 @@
         <w:rPr>
           <w:rFonts w:ascii="Times New Roman" w:hAnsi="Times New Roman" w:eastAsia="Times New Roman" w:cs="Times New Roman"/>
         </w:rPr>
-        <w:t>Результат проверен и корректен — до 3 балл.</w:t>
+        <w:t>Результат проверен и корректен — до 3 баллов</w:t>
       </w:r>
     </w:p>
     <w:p>
@@ -16464,7 +16464,7 @@
         <w:rPr>
           <w:rFonts w:ascii="Times New Roman" w:hAnsi="Times New Roman" w:eastAsia="Times New Roman" w:cs="Times New Roman"/>
         </w:rPr>
-        <w:t>Вывод обоснован — до 3 балл.</w:t>
+        <w:t>Вывод обоснован — до 3 баллов</w:t>
       </w:r>
     </w:p>
     <w:p>
@@ -16669,7 +16669,7 @@
         <w:rPr>
           <w:rFonts w:ascii="Times New Roman" w:hAnsi="Times New Roman" w:eastAsia="Times New Roman" w:cs="Times New Roman"/>
         </w:rPr>
-        <w:t>Задание выполнено полностью — до 4 балл.</w:t>
+        <w:t>Задание выполнено полностью — до 4 баллов</w:t>
       </w:r>
     </w:p>
     <w:p>
@@ -16686,7 +16686,7 @@
         <w:rPr>
           <w:rFonts w:ascii="Times New Roman" w:hAnsi="Times New Roman" w:eastAsia="Times New Roman" w:cs="Times New Roman"/>
         </w:rPr>
-        <w:t>Результат проверен и корректен — до 3 балл.</w:t>
+        <w:t>Результат проверен и корректен — до 3 баллов</w:t>
       </w:r>
     </w:p>
     <w:p>
@@ -16703,7 +16703,7 @@
         <w:rPr>
           <w:rFonts w:ascii="Times New Roman" w:hAnsi="Times New Roman" w:eastAsia="Times New Roman" w:cs="Times New Roman"/>
         </w:rPr>
-        <w:t>Вывод обоснован — до 3 балл.</w:t>
+        <w:t>Вывод обоснован — до 3 баллов</w:t>
       </w:r>
     </w:p>
     <w:p>
@@ -16908,7 +16908,7 @@
         <w:rPr>
           <w:rFonts w:ascii="Times New Roman" w:hAnsi="Times New Roman" w:eastAsia="Times New Roman" w:cs="Times New Roman"/>
         </w:rPr>
-        <w:t>Задание выполнено полностью — до 4 балл.</w:t>
+        <w:t>Задание выполнено полностью — до 4 баллов</w:t>
       </w:r>
     </w:p>
     <w:p>
@@ -16925,7 +16925,7 @@
         <w:rPr>
           <w:rFonts w:ascii="Times New Roman" w:hAnsi="Times New Roman" w:eastAsia="Times New Roman" w:cs="Times New Roman"/>
         </w:rPr>
-        <w:t>Результат проверен и корректен — до 3 балл.</w:t>
+        <w:t>Результат проверен и корректен — до 3 баллов</w:t>
       </w:r>
     </w:p>
     <w:p>
@@ -16942,7 +16942,7 @@
         <w:rPr>
           <w:rFonts w:ascii="Times New Roman" w:hAnsi="Times New Roman" w:eastAsia="Times New Roman" w:cs="Times New Roman"/>
         </w:rPr>
-        <w:t>Вывод обоснован — до 3 балл.</w:t>
+        <w:t>Вывод обоснован — до 3 баллов</w:t>
       </w:r>
     </w:p>
     <w:p>
@@ -17707,7 +17707,7 @@
         <w:rPr>
           <w:rFonts w:ascii="Times New Roman" w:hAnsi="Times New Roman" w:eastAsia="Times New Roman" w:cs="Times New Roman"/>
         </w:rPr>
-        <w:t>Задание выполнено полностью — до 4 балл.</w:t>
+        <w:t>Задание выполнено полностью — до 4 баллов</w:t>
       </w:r>
     </w:p>
     <w:p>
@@ -17724,7 +17724,7 @@
         <w:rPr>
           <w:rFonts w:ascii="Times New Roman" w:hAnsi="Times New Roman" w:eastAsia="Times New Roman" w:cs="Times New Roman"/>
         </w:rPr>
-        <w:t>Результат проверен и корректен — до 3 балл.</w:t>
+        <w:t>Результат проверен и корректен — до 3 баллов</w:t>
       </w:r>
     </w:p>
     <w:p>
@@ -17741,7 +17741,7 @@
         <w:rPr>
           <w:rFonts w:ascii="Times New Roman" w:hAnsi="Times New Roman" w:eastAsia="Times New Roman" w:cs="Times New Roman"/>
         </w:rPr>
-        <w:t>Вывод обоснован — до 3 балл.</w:t>
+        <w:t>Вывод обоснован — до 3 баллов</w:t>
       </w:r>
     </w:p>
     <w:p>
@@ -17946,7 +17946,7 @@
         <w:rPr>
           <w:rFonts w:ascii="Times New Roman" w:hAnsi="Times New Roman" w:eastAsia="Times New Roman" w:cs="Times New Roman"/>
         </w:rPr>
-        <w:t>Задание выполнено полностью — до 4 балл.</w:t>
+        <w:t>Задание выполнено полностью — до 4 баллов</w:t>
       </w:r>
     </w:p>
     <w:p>
@@ -17963,7 +17963,7 @@
         <w:rPr>
           <w:rFonts w:ascii="Times New Roman" w:hAnsi="Times New Roman" w:eastAsia="Times New Roman" w:cs="Times New Roman"/>
         </w:rPr>
-        <w:t>Результат проверен и корректен — до 3 балл.</w:t>
+        <w:t>Результат проверен и корректен — до 3 баллов</w:t>
       </w:r>
     </w:p>
     <w:p>
@@ -17980,7 +17980,7 @@
         <w:rPr>
           <w:rFonts w:ascii="Times New Roman" w:hAnsi="Times New Roman" w:eastAsia="Times New Roman" w:cs="Times New Roman"/>
         </w:rPr>
-        <w:t>Вывод обоснован — до 3 балл.</w:t>
+        <w:t>Вывод обоснован — до 3 баллов</w:t>
       </w:r>
     </w:p>
     <w:p>
@@ -18185,7 +18185,7 @@
         <w:rPr>
           <w:rFonts w:ascii="Times New Roman" w:hAnsi="Times New Roman" w:eastAsia="Times New Roman" w:cs="Times New Roman"/>
         </w:rPr>
-        <w:t>Задание выполнено полностью — до 4 балл.</w:t>
+        <w:t>Задание выполнено полностью — до 4 баллов</w:t>
       </w:r>
     </w:p>
     <w:p>
@@ -18202,7 +18202,7 @@
         <w:rPr>
           <w:rFonts w:ascii="Times New Roman" w:hAnsi="Times New Roman" w:eastAsia="Times New Roman" w:cs="Times New Roman"/>
         </w:rPr>
-        <w:t>Результат проверен и корректен — до 3 балл.</w:t>
+        <w:t>Результат проверен и корректен — до 3 баллов</w:t>
       </w:r>
     </w:p>
     <w:p>
@@ -18219,7 +18219,7 @@
         <w:rPr>
           <w:rFonts w:ascii="Times New Roman" w:hAnsi="Times New Roman" w:eastAsia="Times New Roman" w:cs="Times New Roman"/>
         </w:rPr>
-        <w:t>Вывод обоснован — до 3 балл.</w:t>
+        <w:t>Вывод обоснован — до 3 баллов</w:t>
       </w:r>
     </w:p>
     <w:p>
@@ -18812,7 +18812,7 @@
         <w:rPr>
           <w:rFonts w:ascii="Times New Roman" w:hAnsi="Times New Roman" w:eastAsia="Times New Roman" w:cs="Times New Roman"/>
         </w:rPr>
-        <w:t>Задание выполнено полностью — до 4 балл.</w:t>
+        <w:t>Задание выполнено полностью — до 4 баллов</w:t>
       </w:r>
     </w:p>
     <w:p>
@@ -18829,7 +18829,7 @@
         <w:rPr>
           <w:rFonts w:ascii="Times New Roman" w:hAnsi="Times New Roman" w:eastAsia="Times New Roman" w:cs="Times New Roman"/>
         </w:rPr>
-        <w:t>Результат проверен и корректен — до 3 балл.</w:t>
+        <w:t>Результат проверен и корректен — до 3 баллов</w:t>
       </w:r>
     </w:p>
     <w:p>
@@ -18846,7 +18846,7 @@
         <w:rPr>
           <w:rFonts w:ascii="Times New Roman" w:hAnsi="Times New Roman" w:eastAsia="Times New Roman" w:cs="Times New Roman"/>
         </w:rPr>
-        <w:t>Вывод обоснован — до 3 балл.</w:t>
+        <w:t>Вывод обоснован — до 3 баллов</w:t>
       </w:r>
     </w:p>
     <w:p>
@@ -19051,7 +19051,7 @@
         <w:rPr>
           <w:rFonts w:ascii="Times New Roman" w:hAnsi="Times New Roman" w:eastAsia="Times New Roman" w:cs="Times New Roman"/>
         </w:rPr>
-        <w:t>Задание выполнено полностью — до 4 балл.</w:t>
+        <w:t>Задание выполнено полностью — до 4 баллов</w:t>
       </w:r>
     </w:p>
     <w:p>
@@ -19068,7 +19068,7 @@
         <w:rPr>
           <w:rFonts w:ascii="Times New Roman" w:hAnsi="Times New Roman" w:eastAsia="Times New Roman" w:cs="Times New Roman"/>
         </w:rPr>
-        <w:t>Результат проверен и корректен — до 3 балл.</w:t>
+        <w:t>Результат проверен и корректен — до 3 баллов</w:t>
       </w:r>
     </w:p>
     <w:p>
@@ -19085,7 +19085,7 @@
         <w:rPr>
           <w:rFonts w:ascii="Times New Roman" w:hAnsi="Times New Roman" w:eastAsia="Times New Roman" w:cs="Times New Roman"/>
         </w:rPr>
-        <w:t>Вывод обоснован — до 3 балл.</w:t>
+        <w:t>Вывод обоснован — до 3 баллов</w:t>
       </w:r>
     </w:p>
     <w:p>
@@ -19593,7 +19593,7 @@
           <w:rFonts w:ascii="Times New Roman" w:hAnsi="Times New Roman" w:eastAsia="Times New Roman" w:cs="Times New Roman"/>
           <w:b w:val="0"/>
         </w:rPr>
-        <w:t>Зачтено — не меньше 6 баллов из 10.</w:t>
+        <w:t>«Зачтено» — не меньше 6 баллов из 10 и ни по одному критерию не 0 баллов.</w:t>
       </w:r>
     </w:p>
     <w:p>
@@ -19677,6199 +19677,6 @@
           <w:rFonts w:ascii="Times New Roman" w:hAnsi="Times New Roman" w:eastAsia="Times New Roman" w:cs="Times New Roman"/>
         </w:rPr>
         <w:t>Комиссия выставляет баллы по критериям и объявляет результат</w:t>
-      </w:r>
-    </w:p>
-    <w:p>
-      <w:pPr>
-        <w:pStyle w:val="1"/>
-        <w:keepNext/>
-        <w:pageBreakBefore/>
-        <w:ind w:firstLine="0"/>
-        <w:jc w:val="right"/>
-      </w:pPr>
-      <w:r>
-        <w:rPr>
-          <w:rFonts w:ascii="Times New Roman" w:hAnsi="Times New Roman" w:eastAsia="Times New Roman" w:cs="Times New Roman"/>
-        </w:rPr>
-        <w:t>Приложение 3</w:t>
-      </w:r>
-    </w:p>
-    <w:p>
-      <w:pPr>
-        <w:keepNext/>
-        <w:spacing w:before="0" w:after="120" w:line="240" w:lineRule="auto"/>
-        <w:ind w:firstLine="0"/>
-        <w:jc w:val="center"/>
-      </w:pPr>
-      <w:r>
-        <w:rPr>
-          <w:rFonts w:ascii="Times New Roman" w:hAnsi="Times New Roman" w:eastAsia="Times New Roman" w:cs="Times New Roman"/>
-          <w:b/>
-        </w:rPr>
-        <w:t>Отчёт автопроверки комплекта</w:t>
-      </w:r>
-    </w:p>
-    <w:p>
-      <w:pPr>
-        <w:spacing w:before="0" w:after="120" w:line="240" w:lineRule="auto"/>
-        <w:ind w:firstLine="0"/>
-        <w:jc w:val="both"/>
-      </w:pPr>
-      <w:r>
-        <w:rPr>
-          <w:rFonts w:ascii="Times New Roman" w:hAnsi="Times New Roman" w:eastAsia="Times New Roman" w:cs="Times New Roman"/>
-          <w:b w:val="0"/>
-        </w:rPr>
-        <w:t>Служебное приложение для методиста: перед утверждением программы его можно удалить. Сверка самих файлов выгрузки с комплектом выполняется после сборки документа — её итог в файлах report.md и report.json.</w:t>
-      </w:r>
-    </w:p>
-    <w:p>
-      <w:pPr>
-        <w:spacing w:before="0" w:after="120" w:line="240" w:lineRule="auto"/>
-        <w:ind w:firstLine="0"/>
-        <w:jc w:val="both"/>
-      </w:pPr>
-      <w:r>
-        <w:rPr>
-          <w:rFonts w:ascii="Times New Roman" w:hAnsi="Times New Roman" w:eastAsia="Times New Roman" w:cs="Times New Roman"/>
-          <w:b/>
-        </w:rPr>
-        <w:t>Итог. Комплект собран, ошибок нет; 2 предупреждения методисту и 1 замечание автопроверки — см. ниже. Пояснения к сборке — в разделе «Что пропущено и почему».</w:t>
-      </w:r>
-    </w:p>
-    <w:p>
-      <w:pPr>
-        <w:keepNext/>
-        <w:spacing w:before="0" w:after="120" w:line="240" w:lineRule="auto"/>
-        <w:ind w:firstLine="0"/>
-        <w:jc w:val="left"/>
-      </w:pPr>
-      <w:r>
-        <w:rPr>
-          <w:rFonts w:ascii="Times New Roman" w:hAnsi="Times New Roman" w:eastAsia="Times New Roman" w:cs="Times New Roman"/>
-          <w:b/>
-        </w:rPr>
-        <w:t>Коротко</w:t>
-      </w:r>
-    </w:p>
-    <w:p>
-      <w:pPr>
-        <w:numPr>
-          <w:ilvl w:val="0"/>
-          <w:numId w:val="4"/>
-        </w:numPr>
-        <w:spacing w:before="0" w:after="40" w:line="240" w:lineRule="auto"/>
-        <w:ind w:firstLine="0"/>
-        <w:jc w:val="both"/>
-      </w:pPr>
-      <w:r>
-        <w:rPr>
-          <w:rFonts w:ascii="Times New Roman" w:hAnsi="Times New Roman" w:eastAsia="Times New Roman" w:cs="Times New Roman"/>
-        </w:rPr>
-        <w:t>ошибки (нужно исправить до утверждения): 0</w:t>
-      </w:r>
-    </w:p>
-    <w:p>
-      <w:pPr>
-        <w:numPr>
-          <w:ilvl w:val="0"/>
-          <w:numId w:val="4"/>
-        </w:numPr>
-        <w:spacing w:before="0" w:after="40" w:line="240" w:lineRule="auto"/>
-        <w:ind w:firstLine="0"/>
-        <w:jc w:val="both"/>
-      </w:pPr>
-      <w:r>
-        <w:rPr>
-          <w:rFonts w:ascii="Times New Roman" w:hAnsi="Times New Roman" w:eastAsia="Times New Roman" w:cs="Times New Roman"/>
-        </w:rPr>
-        <w:t>предупреждения методисту (с вариантами решения): 2</w:t>
-      </w:r>
-    </w:p>
-    <w:p>
-      <w:pPr>
-        <w:numPr>
-          <w:ilvl w:val="0"/>
-          <w:numId w:val="4"/>
-        </w:numPr>
-        <w:spacing w:before="0" w:after="40" w:line="240" w:lineRule="auto"/>
-        <w:ind w:firstLine="0"/>
-        <w:jc w:val="both"/>
-      </w:pPr>
-      <w:r>
-        <w:rPr>
-          <w:rFonts w:ascii="Times New Roman" w:hAnsi="Times New Roman" w:eastAsia="Times New Roman" w:cs="Times New Roman"/>
-        </w:rPr>
-        <w:t>замечания автопроверки (стоит проверить): 1</w:t>
-      </w:r>
-    </w:p>
-    <w:p>
-      <w:pPr>
-        <w:numPr>
-          <w:ilvl w:val="0"/>
-          <w:numId w:val="4"/>
-        </w:numPr>
-        <w:spacing w:before="0" w:after="40" w:line="240" w:lineRule="auto"/>
-        <w:ind w:firstLine="0"/>
-        <w:jc w:val="both"/>
-      </w:pPr>
-      <w:r>
-        <w:rPr>
-          <w:rFonts w:ascii="Times New Roman" w:hAnsi="Times New Roman" w:eastAsia="Times New Roman" w:cs="Times New Roman"/>
-        </w:rPr>
-        <w:t>объём: заявлено 72 ч, собрано 72 ч</w:t>
-      </w:r>
-    </w:p>
-    <w:p>
-      <w:pPr>
-        <w:numPr>
-          <w:ilvl w:val="0"/>
-          <w:numId w:val="4"/>
-        </w:numPr>
-        <w:spacing w:before="0" w:after="40" w:line="240" w:lineRule="auto"/>
-        <w:ind w:firstLine="0"/>
-        <w:jc w:val="both"/>
-      </w:pPr>
-      <w:r>
-        <w:rPr>
-          <w:rFonts w:ascii="Times New Roman" w:hAnsi="Times New Roman" w:eastAsia="Times New Roman" w:cs="Times New Roman"/>
-        </w:rPr>
-        <w:t>модель: заготовленные ответы (демонстрационный режим); режим генерации — полный</w:t>
-      </w:r>
-    </w:p>
-    <w:p>
-      <w:pPr>
-        <w:numPr>
-          <w:ilvl w:val="0"/>
-          <w:numId w:val="4"/>
-        </w:numPr>
-        <w:spacing w:before="0" w:after="40" w:line="240" w:lineRule="auto"/>
-        <w:ind w:firstLine="0"/>
-        <w:jc w:val="both"/>
-      </w:pPr>
-      <w:r>
-        <w:rPr>
-          <w:rFonts w:ascii="Times New Roman" w:hAnsi="Times New Roman" w:eastAsia="Times New Roman" w:cs="Times New Roman"/>
-        </w:rPr>
-        <w:t>время сборки комплекта после утверждения каркаса: 1 с</w:t>
-      </w:r>
-    </w:p>
-    <w:p>
-      <w:pPr>
-        <w:keepNext/>
-        <w:spacing w:before="0" w:after="120" w:line="240" w:lineRule="auto"/>
-        <w:ind w:firstLine="0"/>
-        <w:jc w:val="left"/>
-      </w:pPr>
-      <w:r>
-        <w:rPr>
-          <w:rFonts w:ascii="Times New Roman" w:hAnsi="Times New Roman" w:eastAsia="Times New Roman" w:cs="Times New Roman"/>
-          <w:b/>
-        </w:rPr>
-        <w:t>Предупреждения методисту</w:t>
-      </w:r>
-    </w:p>
-    <w:p>
-      <w:pPr>
-        <w:spacing w:before="0" w:after="120" w:line="240" w:lineRule="auto"/>
-        <w:ind w:firstLine="0"/>
-        <w:jc w:val="both"/>
-      </w:pPr>
-      <w:r>
-        <w:rPr>
-          <w:rFonts w:ascii="Times New Roman" w:hAnsi="Times New Roman" w:eastAsia="Times New Roman" w:cs="Times New Roman"/>
-          <w:b w:val="0"/>
-        </w:rPr>
-        <w:t>Здесь — ситуации, где нужно решение методиста или заказчика: агент нашёл их сам по общим правилам. У каждого предупреждения — цифры и варианты решения.</w:t>
-      </w:r>
-    </w:p>
-    <w:p>
-      <w:pPr>
-        <w:keepNext/>
-        <w:spacing w:before="0" w:after="120" w:line="240" w:lineRule="auto"/>
-        <w:ind w:firstLine="0"/>
-        <w:jc w:val="left"/>
-      </w:pPr>
-      <w:r>
-        <w:rPr>
-          <w:rFonts w:ascii="Times New Roman" w:hAnsi="Times New Roman" w:eastAsia="Times New Roman" w:cs="Times New Roman"/>
-          <w:b/>
-        </w:rPr>
-        <w:t>1. Ожидания заказчика выше, чем может дать программа</w:t>
-      </w:r>
-    </w:p>
-    <w:p>
-      <w:pPr>
-        <w:spacing w:before="0" w:after="120" w:line="240" w:lineRule="auto"/>
-        <w:ind w:firstLine="0"/>
-        <w:jc w:val="both"/>
-      </w:pPr>
-      <w:r>
-        <w:rPr>
-          <w:rFonts w:ascii="Times New Roman" w:hAnsi="Times New Roman" w:eastAsia="Times New Roman" w:cs="Times New Roman"/>
-          <w:b w:val="0"/>
-        </w:rPr>
-        <w:t>В запросе ожидание «пойти работать в эту сферу». Программа на 72 часа даёт начальный уровень: «Уметь настраивать базовые параметры защиты сети и операционной системы»; «Уметь находить признаки атаки в журналах событий»; «Уметь оценивать угрозы для простой информационной системы». Этого хватит, чтобы продолжить обучение и выполнять простые задачи под руководством, но не чтобы сразу работать специалистом самостоятельно. Проверьте, что цель и результаты программы не обещают трудоустройства.</w:t>
-      </w:r>
-    </w:p>
-    <w:p>
-      <w:pPr>
-        <w:spacing w:before="0" w:after="120" w:line="240" w:lineRule="auto"/>
-        <w:ind w:firstLine="0"/>
-        <w:jc w:val="both"/>
-      </w:pPr>
-      <w:r>
-        <w:rPr>
-          <w:rFonts w:ascii="Times New Roman" w:hAnsi="Times New Roman" w:eastAsia="Times New Roman" w:cs="Times New Roman"/>
-          <w:b w:val="0"/>
-        </w:rPr>
-        <w:t>Цифры: Ожидание из запроса — «пойти работать в эту сферу»; Объём программы — 72 ч; Практические и лабораторные занятия — 45,5 ч (63 % объёма); Результатов обучения «уметь» и «владеть» — 6.</w:t>
-      </w:r>
-    </w:p>
-    <w:p>
-      <w:pPr>
-        <w:keepNext/>
-        <w:spacing w:before="0" w:after="120" w:line="240" w:lineRule="auto"/>
-        <w:ind w:firstLine="0"/>
-        <w:jc w:val="left"/>
-      </w:pPr>
-      <w:r>
-        <w:rPr>
-          <w:rFonts w:ascii="Times New Roman" w:hAnsi="Times New Roman" w:eastAsia="Times New Roman" w:cs="Times New Roman"/>
-          <w:b w:val="0"/>
-        </w:rPr>
-        <w:t>Варианты решения:</w:t>
-      </w:r>
-    </w:p>
-    <w:p>
-      <w:pPr>
-        <w:spacing w:before="0" w:after="60" w:line="240" w:lineRule="auto"/>
-        <w:ind w:firstLine="0"/>
-        <w:jc w:val="both"/>
-      </w:pPr>
-      <w:r>
-        <w:rPr>
-          <w:rFonts w:ascii="Times New Roman" w:hAnsi="Times New Roman" w:eastAsia="Times New Roman" w:cs="Times New Roman"/>
-          <w:b w:val="0"/>
-        </w:rPr>
-        <w:t>1. Сформулировать с заказчиком реалистичный результат: после программы слушатель освоит базовые умения и сможет продолжить обучение.</w:t>
-      </w:r>
-    </w:p>
-    <w:p>
-      <w:pPr>
-        <w:spacing w:before="0" w:after="60" w:line="240" w:lineRule="auto"/>
-        <w:ind w:firstLine="0"/>
-        <w:jc w:val="both"/>
-      </w:pPr>
-      <w:r>
-        <w:rPr>
-          <w:rFonts w:ascii="Times New Roman" w:hAnsi="Times New Roman" w:eastAsia="Times New Roman" w:cs="Times New Roman"/>
-          <w:b w:val="0"/>
-        </w:rPr>
-        <w:t>2. Если заказчику нужна новая профессия — предложить программу профессиональной переподготовки: по закону об образовании она готовит к новому виду профессиональной деятельности, а повышение квалификации развивает компетенции в рамках имеющейся квалификации.</w:t>
-      </w:r>
-    </w:p>
-    <w:p>
-      <w:pPr>
-        <w:spacing w:before="0" w:after="60" w:line="240" w:lineRule="auto"/>
-        <w:ind w:firstLine="0"/>
-        <w:jc w:val="both"/>
-      </w:pPr>
-      <w:r>
-        <w:rPr>
-          <w:rFonts w:ascii="Times New Roman" w:hAnsi="Times New Roman" w:eastAsia="Times New Roman" w:cs="Times New Roman"/>
-          <w:b w:val="0"/>
-        </w:rPr>
-        <w:t>3. Увеличить объём программы и долю практики на реальных задачах: сейчас практических и лабораторных занятий 45,5 ч из 72 ч.</w:t>
-      </w:r>
-    </w:p>
-    <w:p>
-      <w:pPr>
-        <w:keepNext/>
-        <w:spacing w:before="0" w:after="120" w:line="240" w:lineRule="auto"/>
-        <w:ind w:firstLine="0"/>
-        <w:jc w:val="left"/>
-      </w:pPr>
-      <w:r>
-        <w:rPr>
-          <w:rFonts w:ascii="Times New Roman" w:hAnsi="Times New Roman" w:eastAsia="Times New Roman" w:cs="Times New Roman"/>
-          <w:b/>
-        </w:rPr>
-        <w:t>2. Акт из задания утратил силу — в программе указан действующий</w:t>
-      </w:r>
-    </w:p>
-    <w:p>
-      <w:pPr>
-        <w:spacing w:before="0" w:after="120" w:line="240" w:lineRule="auto"/>
-        <w:ind w:firstLine="0"/>
-        <w:jc w:val="both"/>
-      </w:pPr>
-      <w:r>
-        <w:rPr>
-          <w:rFonts w:ascii="Times New Roman" w:hAnsi="Times New Roman" w:eastAsia="Times New Roman" w:cs="Times New Roman"/>
-          <w:b w:val="0"/>
-        </w:rPr>
-        <w:t>В программе указан действующий акт — Приказ Минобрнауки России от 24.03.2025 № 266 (действует с 01.09.2025). Прежний акт, на который могут ссылаться задание и старые образцы, утратил силу и в программу не включён.</w:t>
-      </w:r>
-    </w:p>
-    <w:p>
-      <w:pPr>
-        <w:keepNext/>
-        <w:spacing w:before="0" w:after="120" w:line="240" w:lineRule="auto"/>
-        <w:ind w:firstLine="0"/>
-        <w:jc w:val="left"/>
-      </w:pPr>
-      <w:r>
-        <w:rPr>
-          <w:rFonts w:ascii="Times New Roman" w:hAnsi="Times New Roman" w:eastAsia="Times New Roman" w:cs="Times New Roman"/>
-          <w:b w:val="0"/>
-        </w:rPr>
-        <w:t>Варианты решения:</w:t>
-      </w:r>
-    </w:p>
-    <w:p>
-      <w:pPr>
-        <w:spacing w:before="0" w:after="60" w:line="240" w:lineRule="auto"/>
-        <w:ind w:firstLine="0"/>
-        <w:jc w:val="both"/>
-      </w:pPr>
-      <w:r>
-        <w:rPr>
-          <w:rFonts w:ascii="Times New Roman" w:hAnsi="Times New Roman" w:eastAsia="Times New Roman" w:cs="Times New Roman"/>
-          <w:b w:val="0"/>
-        </w:rPr>
-        <w:t>1. Ничего менять в программе не нужно — в ней указан действующий акт.</w:t>
-      </w:r>
-    </w:p>
-    <w:p>
-      <w:pPr>
-        <w:spacing w:before="0" w:after="60" w:line="240" w:lineRule="auto"/>
-        <w:ind w:firstLine="0"/>
-        <w:jc w:val="both"/>
-      </w:pPr>
-      <w:r>
-        <w:rPr>
-          <w:rFonts w:ascii="Times New Roman" w:hAnsi="Times New Roman" w:eastAsia="Times New Roman" w:cs="Times New Roman"/>
-          <w:b w:val="0"/>
-        </w:rPr>
-        <w:t>2. Обновите ссылку в задании и шаблонах организации: Приказ Минобрнауки России от 24.03.2025 № 266.</w:t>
-      </w:r>
-    </w:p>
-    <w:p>
-      <w:pPr>
-        <w:spacing w:before="0" w:after="60" w:line="240" w:lineRule="auto"/>
-        <w:ind w:firstLine="0"/>
-        <w:jc w:val="both"/>
-      </w:pPr>
-      <w:r>
-        <w:rPr>
-          <w:rFonts w:ascii="Times New Roman" w:hAnsi="Times New Roman" w:eastAsia="Times New Roman" w:cs="Times New Roman"/>
-          <w:b w:val="0"/>
-        </w:rPr>
-        <w:t>3. Проверьте другие программы организации, где ещё указан прежний акт.</w:t>
-      </w:r>
-    </w:p>
-    <w:p>
-      <w:pPr>
-        <w:keepNext/>
-        <w:spacing w:before="0" w:after="120" w:line="240" w:lineRule="auto"/>
-        <w:ind w:firstLine="0"/>
-        <w:jc w:val="left"/>
-      </w:pPr>
-      <w:r>
-        <w:rPr>
-          <w:rFonts w:ascii="Times New Roman" w:hAnsi="Times New Roman" w:eastAsia="Times New Roman" w:cs="Times New Roman"/>
-          <w:b/>
-        </w:rPr>
-        <w:t>Замечания автопроверки</w:t>
-      </w:r>
-    </w:p>
-    <w:p>
-      <w:pPr>
-        <w:numPr>
-          <w:ilvl w:val="0"/>
-          <w:numId w:val="4"/>
-        </w:numPr>
-        <w:spacing w:before="0" w:after="40" w:line="240" w:lineRule="auto"/>
-        <w:ind w:firstLine="0"/>
-        <w:jc w:val="both"/>
-      </w:pPr>
-      <w:r>
-        <w:rPr>
-          <w:rFonts w:ascii="Times New Roman" w:hAnsi="Times New Roman" w:eastAsia="Times New Roman" w:cs="Times New Roman"/>
-        </w:rPr>
-        <w:t>результат обучения 1.3 раскрывается в темах 3 модулей из 5 (модуль 2 «Защита компьютерных сетей», модуль 3 «Защита операционных систем», модуль 5 «Практикум на учебном стенде»): содержание модулей повторяется. Оставьте результат в одном-двух модулях, у остальных — свои результаты. Как исправить: нужно решение методиста: поправьте текст или параметры запроса и пересоберите комплект.</w:t>
-      </w:r>
-    </w:p>
-    <w:p>
-      <w:pPr>
-        <w:keepNext/>
-        <w:spacing w:before="0" w:after="120" w:line="240" w:lineRule="auto"/>
-        <w:ind w:firstLine="0"/>
-        <w:jc w:val="left"/>
-      </w:pPr>
-      <w:r>
-        <w:rPr>
-          <w:rFonts w:ascii="Times New Roman" w:hAnsi="Times New Roman" w:eastAsia="Times New Roman" w:cs="Times New Roman"/>
-          <w:b/>
-        </w:rPr>
-        <w:t>Часы по уровням</w:t>
-      </w:r>
-    </w:p>
-    <w:p>
-      <w:pPr>
-        <w:spacing w:before="0" w:after="120" w:line="240" w:lineRule="auto"/>
-        <w:ind w:firstLine="0"/>
-        <w:jc w:val="both"/>
-      </w:pPr>
-      <w:r>
-        <w:rPr>
-          <w:rFonts w:ascii="Times New Roman" w:hAnsi="Times New Roman" w:eastAsia="Times New Roman" w:cs="Times New Roman"/>
-          <w:b w:val="0"/>
-        </w:rPr>
-        <w:t>Заявлено 72 ч, по учебному плану 72 ч — сходится.</w:t>
-      </w:r>
-    </w:p>
-    <w:p>
-      <w:pPr>
-        <w:spacing w:before="0" w:after="120" w:line="240" w:lineRule="auto"/>
-        <w:ind w:firstLine="0"/>
-        <w:jc w:val="both"/>
-      </w:pPr>
-      <w:r>
-        <w:rPr>
-          <w:rFonts w:ascii="Times New Roman" w:hAnsi="Times New Roman" w:eastAsia="Times New Roman" w:cs="Times New Roman"/>
-          <w:b w:val="0"/>
-        </w:rPr>
-        <w:t>Из них контактная работа — 63 ч, самостоятельная работа — 7 ч, итоговая аттестация — 2 ч.</w:t>
-      </w:r>
-    </w:p>
-    <w:tbl>
-      <w:tblPr>
-        <w:tblLook w:firstColumn="1" w:firstRow="1" w:lastColumn="0" w:lastRow="0" w:noHBand="0" w:noVBand="1" w:val="04A0"/>
-        <w:tblW w:w="9774" w:type="dxa"/>
-        <w:tblLayout w:type="fixed"/>
-        <w:tblBorders>
-          <w:top w:val="single" w:sz="4" w:space="0" w:color="AAAAAA"/>
-          <w:left w:val="single" w:sz="4" w:space="0" w:color="AAAAAA"/>
-          <w:bottom w:val="single" w:sz="4" w:space="0" w:color="AAAAAA"/>
-          <w:right w:val="single" w:sz="4" w:space="0" w:color="AAAAAA"/>
-          <w:insideH w:val="single" w:sz="4" w:space="0" w:color="AAAAAA"/>
-          <w:insideV w:val="single" w:sz="4" w:space="0" w:color="AAAAAA"/>
-        </w:tblBorders>
-        <w:tblCellMar>
-          <w:top w:w="80" w:type="dxa"/>
-          <w:left w:w="120" w:type="dxa"/>
-          <w:bottom w:w="80" w:type="dxa"/>
-          <w:right w:w="120" w:type="dxa"/>
-        </w:tblCellMar>
-      </w:tblPr>
-      <w:tblGrid>
-        <w:gridCol w:w="4889"/>
-        <w:gridCol w:w="977"/>
-        <w:gridCol w:w="977"/>
-        <w:gridCol w:w="977"/>
-        <w:gridCol w:w="977"/>
-        <w:gridCol w:w="977"/>
-      </w:tblGrid>
-      <w:tr>
-        <w:trPr>
-          <w:tblHeader/>
-        </w:trPr>
-        <w:tc>
-          <w:tcPr>
-            <w:tcW w:type="dxa" w:w="4889"/>
-            <w:shd w:val="clear" w:color="auto" w:fill="F2F2F2"/>
-            <w:vAlign w:val="center"/>
-          </w:tcPr>
-          <w:p>
-            <w:pPr>
-              <w:spacing w:before="0" w:after="0" w:line="240" w:lineRule="auto"/>
-              <w:ind w:firstLine="0"/>
-              <w:jc w:val="center"/>
-            </w:pPr>
-            <w:r>
-              <w:rPr>
-                <w:rFonts w:ascii="Times New Roman" w:hAnsi="Times New Roman" w:eastAsia="Times New Roman" w:cs="Times New Roman"/>
-                <w:b/>
-                <w:sz w:val="20"/>
-              </w:rPr>
-              <w:t>Уровень</w:t>
-            </w:r>
-          </w:p>
-        </w:tc>
-        <w:tc>
-          <w:tcPr>
-            <w:tcW w:type="dxa" w:w="977"/>
-            <w:shd w:val="clear" w:color="auto" w:fill="F2F2F2"/>
-            <w:vAlign w:val="center"/>
-          </w:tcPr>
-          <w:p>
-            <w:pPr>
-              <w:spacing w:before="0" w:after="0" w:line="240" w:lineRule="auto"/>
-              <w:ind w:firstLine="0"/>
-              <w:jc w:val="center"/>
-            </w:pPr>
-            <w:r>
-              <w:rPr>
-                <w:rFonts w:ascii="Times New Roman" w:hAnsi="Times New Roman" w:eastAsia="Times New Roman" w:cs="Times New Roman"/>
-                <w:b/>
-                <w:sz w:val="20"/>
-              </w:rPr>
-              <w:t>Всего</w:t>
-            </w:r>
-          </w:p>
-        </w:tc>
-        <w:tc>
-          <w:tcPr>
-            <w:tcW w:type="dxa" w:w="977"/>
-            <w:shd w:val="clear" w:color="auto" w:fill="F2F2F2"/>
-            <w:vAlign w:val="center"/>
-          </w:tcPr>
-          <w:p>
-            <w:pPr>
-              <w:spacing w:before="0" w:after="0" w:line="240" w:lineRule="auto"/>
-              <w:ind w:firstLine="0"/>
-              <w:jc w:val="center"/>
-            </w:pPr>
-            <w:r>
-              <w:rPr>
-                <w:rFonts w:ascii="Times New Roman" w:hAnsi="Times New Roman" w:eastAsia="Times New Roman" w:cs="Times New Roman"/>
-                <w:b/>
-                <w:sz w:val="20"/>
-              </w:rPr>
-              <w:t>ЛК</w:t>
-            </w:r>
-          </w:p>
-        </w:tc>
-        <w:tc>
-          <w:tcPr>
-            <w:tcW w:type="dxa" w:w="977"/>
-            <w:shd w:val="clear" w:color="auto" w:fill="F2F2F2"/>
-            <w:vAlign w:val="center"/>
-          </w:tcPr>
-          <w:p>
-            <w:pPr>
-              <w:spacing w:before="0" w:after="0" w:line="240" w:lineRule="auto"/>
-              <w:ind w:firstLine="0"/>
-              <w:jc w:val="center"/>
-            </w:pPr>
-            <w:r>
-              <w:rPr>
-                <w:rFonts w:ascii="Times New Roman" w:hAnsi="Times New Roman" w:eastAsia="Times New Roman" w:cs="Times New Roman"/>
-                <w:b/>
-                <w:sz w:val="20"/>
-              </w:rPr>
-              <w:t>ПР</w:t>
-            </w:r>
-          </w:p>
-        </w:tc>
-        <w:tc>
-          <w:tcPr>
-            <w:tcW w:type="dxa" w:w="977"/>
-            <w:shd w:val="clear" w:color="auto" w:fill="F2F2F2"/>
-            <w:vAlign w:val="center"/>
-          </w:tcPr>
-          <w:p>
-            <w:pPr>
-              <w:spacing w:before="0" w:after="0" w:line="240" w:lineRule="auto"/>
-              <w:ind w:firstLine="0"/>
-              <w:jc w:val="center"/>
-            </w:pPr>
-            <w:r>
-              <w:rPr>
-                <w:rFonts w:ascii="Times New Roman" w:hAnsi="Times New Roman" w:eastAsia="Times New Roman" w:cs="Times New Roman"/>
-                <w:b/>
-                <w:sz w:val="20"/>
-              </w:rPr>
-              <w:t>ЛБ</w:t>
-            </w:r>
-          </w:p>
-        </w:tc>
-        <w:tc>
-          <w:tcPr>
-            <w:tcW w:type="dxa" w:w="977"/>
-            <w:shd w:val="clear" w:color="auto" w:fill="F2F2F2"/>
-            <w:vAlign w:val="center"/>
-          </w:tcPr>
-          <w:p>
-            <w:pPr>
-              <w:spacing w:before="0" w:after="0" w:line="240" w:lineRule="auto"/>
-              <w:ind w:firstLine="0"/>
-              <w:jc w:val="center"/>
-            </w:pPr>
-            <w:r>
-              <w:rPr>
-                <w:rFonts w:ascii="Times New Roman" w:hAnsi="Times New Roman" w:eastAsia="Times New Roman" w:cs="Times New Roman"/>
-                <w:b/>
-                <w:sz w:val="20"/>
-              </w:rPr>
-              <w:t>СРС</w:t>
-            </w:r>
-          </w:p>
-        </w:tc>
-      </w:tr>
-      <w:tr>
-        <w:tc>
-          <w:tcPr>
-            <w:tcW w:type="dxa" w:w="4889"/>
-          </w:tcPr>
-          <w:p>
-            <w:pPr>
-              <w:spacing w:before="0" w:after="0" w:line="240" w:lineRule="auto"/>
-              <w:ind w:firstLine="0"/>
-              <w:jc w:val="left"/>
-            </w:pPr>
-            <w:r>
-              <w:rPr>
-                <w:rFonts w:ascii="Times New Roman" w:hAnsi="Times New Roman" w:eastAsia="Times New Roman" w:cs="Times New Roman"/>
-                <w:b w:val="0"/>
-                <w:sz w:val="20"/>
-              </w:rPr>
-              <w:t>Модуль 1. Основы информационной безопасности</w:t>
-            </w:r>
-          </w:p>
-        </w:tc>
-        <w:tc>
-          <w:tcPr>
-            <w:tcW w:type="dxa" w:w="977"/>
-          </w:tcPr>
-          <w:p>
-            <w:pPr>
-              <w:spacing w:before="0" w:after="0" w:line="240" w:lineRule="auto"/>
-              <w:ind w:firstLine="0"/>
-              <w:jc w:val="center"/>
-            </w:pPr>
-            <w:r>
-              <w:rPr>
-                <w:rFonts w:ascii="Times New Roman" w:hAnsi="Times New Roman" w:eastAsia="Times New Roman" w:cs="Times New Roman"/>
-                <w:b w:val="0"/>
-                <w:sz w:val="20"/>
-              </w:rPr>
-              <w:t>12,5</w:t>
-            </w:r>
-          </w:p>
-        </w:tc>
-        <w:tc>
-          <w:tcPr>
-            <w:tcW w:type="dxa" w:w="977"/>
-          </w:tcPr>
-          <w:p>
-            <w:pPr>
-              <w:spacing w:before="0" w:after="0" w:line="240" w:lineRule="auto"/>
-              <w:ind w:firstLine="0"/>
-              <w:jc w:val="center"/>
-            </w:pPr>
-            <w:r>
-              <w:rPr>
-                <w:rFonts w:ascii="Times New Roman" w:hAnsi="Times New Roman" w:eastAsia="Times New Roman" w:cs="Times New Roman"/>
-                <w:b w:val="0"/>
-                <w:sz w:val="20"/>
-              </w:rPr>
-              <w:t>5</w:t>
-            </w:r>
-          </w:p>
-        </w:tc>
-        <w:tc>
-          <w:tcPr>
-            <w:tcW w:type="dxa" w:w="977"/>
-          </w:tcPr>
-          <w:p>
-            <w:pPr>
-              <w:spacing w:before="0" w:after="0" w:line="240" w:lineRule="auto"/>
-              <w:ind w:firstLine="0"/>
-              <w:jc w:val="center"/>
-            </w:pPr>
-            <w:r>
-              <w:rPr>
-                <w:rFonts w:ascii="Times New Roman" w:hAnsi="Times New Roman" w:eastAsia="Times New Roman" w:cs="Times New Roman"/>
-                <w:b w:val="0"/>
-                <w:sz w:val="20"/>
-              </w:rPr>
-              <w:t>6</w:t>
-            </w:r>
-          </w:p>
-        </w:tc>
-        <w:tc>
-          <w:tcPr>
-            <w:tcW w:type="dxa" w:w="977"/>
-          </w:tcPr>
-          <w:p>
-            <w:pPr>
-              <w:spacing w:before="0" w:after="0" w:line="240" w:lineRule="auto"/>
-              <w:ind w:firstLine="0"/>
-              <w:jc w:val="center"/>
-            </w:pPr>
-            <w:r>
-              <w:rPr>
-                <w:rFonts w:ascii="Times New Roman" w:hAnsi="Times New Roman" w:eastAsia="Times New Roman" w:cs="Times New Roman"/>
-                <w:b w:val="0"/>
-                <w:sz w:val="20"/>
-              </w:rPr>
-              <w:t>0</w:t>
-            </w:r>
-          </w:p>
-        </w:tc>
-        <w:tc>
-          <w:tcPr>
-            <w:tcW w:type="dxa" w:w="977"/>
-          </w:tcPr>
-          <w:p>
-            <w:pPr>
-              <w:spacing w:before="0" w:after="0" w:line="240" w:lineRule="auto"/>
-              <w:ind w:firstLine="0"/>
-              <w:jc w:val="center"/>
-            </w:pPr>
-            <w:r>
-              <w:rPr>
-                <w:rFonts w:ascii="Times New Roman" w:hAnsi="Times New Roman" w:eastAsia="Times New Roman" w:cs="Times New Roman"/>
-                <w:b w:val="0"/>
-                <w:sz w:val="20"/>
-              </w:rPr>
-              <w:t>1,5</w:t>
-            </w:r>
-          </w:p>
-        </w:tc>
-      </w:tr>
-      <w:tr>
-        <w:tc>
-          <w:tcPr>
-            <w:tcW w:type="dxa" w:w="4889"/>
-          </w:tcPr>
-          <w:p>
-            <w:pPr>
-              <w:spacing w:before="0" w:after="0" w:line="240" w:lineRule="auto"/>
-              <w:ind w:firstLine="0"/>
-              <w:jc w:val="left"/>
-            </w:pPr>
-            <w:r>
-              <w:rPr>
-                <w:rFonts w:ascii="Times New Roman" w:hAnsi="Times New Roman" w:eastAsia="Times New Roman" w:cs="Times New Roman"/>
-                <w:b w:val="0"/>
-                <w:sz w:val="20"/>
-              </w:rPr>
-              <w:t xml:space="preserve">   тема 1.1. Угрозы и уязвимости информационных систем</w:t>
-            </w:r>
-          </w:p>
-        </w:tc>
-        <w:tc>
-          <w:tcPr>
-            <w:tcW w:type="dxa" w:w="977"/>
-          </w:tcPr>
-          <w:p>
-            <w:pPr>
-              <w:spacing w:before="0" w:after="0" w:line="240" w:lineRule="auto"/>
-              <w:ind w:firstLine="0"/>
-              <w:jc w:val="center"/>
-            </w:pPr>
-            <w:r>
-              <w:rPr>
-                <w:rFonts w:ascii="Times New Roman" w:hAnsi="Times New Roman" w:eastAsia="Times New Roman" w:cs="Times New Roman"/>
-                <w:b w:val="0"/>
-                <w:sz w:val="20"/>
-              </w:rPr>
-              <w:t>4,5</w:t>
-            </w:r>
-          </w:p>
-        </w:tc>
-        <w:tc>
-          <w:tcPr>
-            <w:tcW w:type="dxa" w:w="977"/>
-          </w:tcPr>
-          <w:p>
-            <w:pPr>
-              <w:spacing w:before="0" w:after="0" w:line="240" w:lineRule="auto"/>
-              <w:ind w:firstLine="0"/>
-              <w:jc w:val="center"/>
-            </w:pPr>
-            <w:r>
-              <w:rPr>
-                <w:rFonts w:ascii="Times New Roman" w:hAnsi="Times New Roman" w:eastAsia="Times New Roman" w:cs="Times New Roman"/>
-                <w:b w:val="0"/>
-                <w:sz w:val="20"/>
-              </w:rPr>
-              <w:t>2</w:t>
-            </w:r>
-          </w:p>
-        </w:tc>
-        <w:tc>
-          <w:tcPr>
-            <w:tcW w:type="dxa" w:w="977"/>
-          </w:tcPr>
-          <w:p>
-            <w:pPr>
-              <w:spacing w:before="0" w:after="0" w:line="240" w:lineRule="auto"/>
-              <w:ind w:firstLine="0"/>
-              <w:jc w:val="center"/>
-            </w:pPr>
-            <w:r>
-              <w:rPr>
-                <w:rFonts w:ascii="Times New Roman" w:hAnsi="Times New Roman" w:eastAsia="Times New Roman" w:cs="Times New Roman"/>
-                <w:b w:val="0"/>
-                <w:sz w:val="20"/>
-              </w:rPr>
-              <w:t>2</w:t>
-            </w:r>
-          </w:p>
-        </w:tc>
-        <w:tc>
-          <w:tcPr>
-            <w:tcW w:type="dxa" w:w="977"/>
-          </w:tcPr>
-          <w:p>
-            <w:pPr>
-              <w:spacing w:before="0" w:after="0" w:line="240" w:lineRule="auto"/>
-              <w:ind w:firstLine="0"/>
-              <w:jc w:val="center"/>
-            </w:pPr>
-            <w:r>
-              <w:rPr>
-                <w:rFonts w:ascii="Times New Roman" w:hAnsi="Times New Roman" w:eastAsia="Times New Roman" w:cs="Times New Roman"/>
-                <w:b w:val="0"/>
-                <w:sz w:val="20"/>
-              </w:rPr>
-              <w:t>0</w:t>
-            </w:r>
-          </w:p>
-        </w:tc>
-        <w:tc>
-          <w:tcPr>
-            <w:tcW w:type="dxa" w:w="977"/>
-          </w:tcPr>
-          <w:p>
-            <w:pPr>
-              <w:spacing w:before="0" w:after="0" w:line="240" w:lineRule="auto"/>
-              <w:ind w:firstLine="0"/>
-              <w:jc w:val="center"/>
-            </w:pPr>
-            <w:r>
-              <w:rPr>
-                <w:rFonts w:ascii="Times New Roman" w:hAnsi="Times New Roman" w:eastAsia="Times New Roman" w:cs="Times New Roman"/>
-                <w:b w:val="0"/>
-                <w:sz w:val="20"/>
-              </w:rPr>
-              <w:t>0,5</w:t>
-            </w:r>
-          </w:p>
-        </w:tc>
-      </w:tr>
-      <w:tr>
-        <w:tc>
-          <w:tcPr>
-            <w:tcW w:type="dxa" w:w="4889"/>
-          </w:tcPr>
-          <w:p>
-            <w:pPr>
-              <w:spacing w:before="0" w:after="0" w:line="240" w:lineRule="auto"/>
-              <w:ind w:firstLine="0"/>
-              <w:jc w:val="left"/>
-            </w:pPr>
-            <w:r>
-              <w:rPr>
-                <w:rFonts w:ascii="Times New Roman" w:hAnsi="Times New Roman" w:eastAsia="Times New Roman" w:cs="Times New Roman"/>
-                <w:b w:val="0"/>
-                <w:sz w:val="20"/>
-              </w:rPr>
-              <w:t xml:space="preserve">   тема 1.2. Требования к защите информации</w:t>
-            </w:r>
-          </w:p>
-        </w:tc>
-        <w:tc>
-          <w:tcPr>
-            <w:tcW w:type="dxa" w:w="977"/>
-          </w:tcPr>
-          <w:p>
-            <w:pPr>
-              <w:spacing w:before="0" w:after="0" w:line="240" w:lineRule="auto"/>
-              <w:ind w:firstLine="0"/>
-              <w:jc w:val="center"/>
-            </w:pPr>
-            <w:r>
-              <w:rPr>
-                <w:rFonts w:ascii="Times New Roman" w:hAnsi="Times New Roman" w:eastAsia="Times New Roman" w:cs="Times New Roman"/>
-                <w:b w:val="0"/>
-                <w:sz w:val="20"/>
-              </w:rPr>
-              <w:t>4</w:t>
-            </w:r>
-          </w:p>
-        </w:tc>
-        <w:tc>
-          <w:tcPr>
-            <w:tcW w:type="dxa" w:w="977"/>
-          </w:tcPr>
-          <w:p>
-            <w:pPr>
-              <w:spacing w:before="0" w:after="0" w:line="240" w:lineRule="auto"/>
-              <w:ind w:firstLine="0"/>
-              <w:jc w:val="center"/>
-            </w:pPr>
-            <w:r>
-              <w:rPr>
-                <w:rFonts w:ascii="Times New Roman" w:hAnsi="Times New Roman" w:eastAsia="Times New Roman" w:cs="Times New Roman"/>
-                <w:b w:val="0"/>
-                <w:sz w:val="20"/>
-              </w:rPr>
-              <w:t>2</w:t>
-            </w:r>
-          </w:p>
-        </w:tc>
-        <w:tc>
-          <w:tcPr>
-            <w:tcW w:type="dxa" w:w="977"/>
-          </w:tcPr>
-          <w:p>
-            <w:pPr>
-              <w:spacing w:before="0" w:after="0" w:line="240" w:lineRule="auto"/>
-              <w:ind w:firstLine="0"/>
-              <w:jc w:val="center"/>
-            </w:pPr>
-            <w:r>
-              <w:rPr>
-                <w:rFonts w:ascii="Times New Roman" w:hAnsi="Times New Roman" w:eastAsia="Times New Roman" w:cs="Times New Roman"/>
-                <w:b w:val="0"/>
-                <w:sz w:val="20"/>
-              </w:rPr>
-              <w:t>1,5</w:t>
-            </w:r>
-          </w:p>
-        </w:tc>
-        <w:tc>
-          <w:tcPr>
-            <w:tcW w:type="dxa" w:w="977"/>
-          </w:tcPr>
-          <w:p>
-            <w:pPr>
-              <w:spacing w:before="0" w:after="0" w:line="240" w:lineRule="auto"/>
-              <w:ind w:firstLine="0"/>
-              <w:jc w:val="center"/>
-            </w:pPr>
-            <w:r>
-              <w:rPr>
-                <w:rFonts w:ascii="Times New Roman" w:hAnsi="Times New Roman" w:eastAsia="Times New Roman" w:cs="Times New Roman"/>
-                <w:b w:val="0"/>
-                <w:sz w:val="20"/>
-              </w:rPr>
-              <w:t>0</w:t>
-            </w:r>
-          </w:p>
-        </w:tc>
-        <w:tc>
-          <w:tcPr>
-            <w:tcW w:type="dxa" w:w="977"/>
-          </w:tcPr>
-          <w:p>
-            <w:pPr>
-              <w:spacing w:before="0" w:after="0" w:line="240" w:lineRule="auto"/>
-              <w:ind w:firstLine="0"/>
-              <w:jc w:val="center"/>
-            </w:pPr>
-            <w:r>
-              <w:rPr>
-                <w:rFonts w:ascii="Times New Roman" w:hAnsi="Times New Roman" w:eastAsia="Times New Roman" w:cs="Times New Roman"/>
-                <w:b w:val="0"/>
-                <w:sz w:val="20"/>
-              </w:rPr>
-              <w:t>0,5</w:t>
-            </w:r>
-          </w:p>
-        </w:tc>
-      </w:tr>
-      <w:tr>
-        <w:tc>
-          <w:tcPr>
-            <w:tcW w:type="dxa" w:w="4889"/>
-          </w:tcPr>
-          <w:p>
-            <w:pPr>
-              <w:spacing w:before="0" w:after="0" w:line="240" w:lineRule="auto"/>
-              <w:ind w:firstLine="0"/>
-              <w:jc w:val="left"/>
-            </w:pPr>
-            <w:r>
-              <w:rPr>
-                <w:rFonts w:ascii="Times New Roman" w:hAnsi="Times New Roman" w:eastAsia="Times New Roman" w:cs="Times New Roman"/>
-                <w:b w:val="0"/>
-                <w:sz w:val="20"/>
-              </w:rPr>
-              <w:t xml:space="preserve">   тема 1.3. Оценка рисков для информационной системы</w:t>
-            </w:r>
-          </w:p>
-        </w:tc>
-        <w:tc>
-          <w:tcPr>
-            <w:tcW w:type="dxa" w:w="977"/>
-          </w:tcPr>
-          <w:p>
-            <w:pPr>
-              <w:spacing w:before="0" w:after="0" w:line="240" w:lineRule="auto"/>
-              <w:ind w:firstLine="0"/>
-              <w:jc w:val="center"/>
-            </w:pPr>
-            <w:r>
-              <w:rPr>
-                <w:rFonts w:ascii="Times New Roman" w:hAnsi="Times New Roman" w:eastAsia="Times New Roman" w:cs="Times New Roman"/>
-                <w:b w:val="0"/>
-                <w:sz w:val="20"/>
-              </w:rPr>
-              <w:t>4</w:t>
-            </w:r>
-          </w:p>
-        </w:tc>
-        <w:tc>
-          <w:tcPr>
-            <w:tcW w:type="dxa" w:w="977"/>
-          </w:tcPr>
-          <w:p>
-            <w:pPr>
-              <w:spacing w:before="0" w:after="0" w:line="240" w:lineRule="auto"/>
-              <w:ind w:firstLine="0"/>
-              <w:jc w:val="center"/>
-            </w:pPr>
-            <w:r>
-              <w:rPr>
-                <w:rFonts w:ascii="Times New Roman" w:hAnsi="Times New Roman" w:eastAsia="Times New Roman" w:cs="Times New Roman"/>
-                <w:b w:val="0"/>
-                <w:sz w:val="20"/>
-              </w:rPr>
-              <w:t>1</w:t>
-            </w:r>
-          </w:p>
-        </w:tc>
-        <w:tc>
-          <w:tcPr>
-            <w:tcW w:type="dxa" w:w="977"/>
-          </w:tcPr>
-          <w:p>
-            <w:pPr>
-              <w:spacing w:before="0" w:after="0" w:line="240" w:lineRule="auto"/>
-              <w:ind w:firstLine="0"/>
-              <w:jc w:val="center"/>
-            </w:pPr>
-            <w:r>
-              <w:rPr>
-                <w:rFonts w:ascii="Times New Roman" w:hAnsi="Times New Roman" w:eastAsia="Times New Roman" w:cs="Times New Roman"/>
-                <w:b w:val="0"/>
-                <w:sz w:val="20"/>
-              </w:rPr>
-              <w:t>2,5</w:t>
-            </w:r>
-          </w:p>
-        </w:tc>
-        <w:tc>
-          <w:tcPr>
-            <w:tcW w:type="dxa" w:w="977"/>
-          </w:tcPr>
-          <w:p>
-            <w:pPr>
-              <w:spacing w:before="0" w:after="0" w:line="240" w:lineRule="auto"/>
-              <w:ind w:firstLine="0"/>
-              <w:jc w:val="center"/>
-            </w:pPr>
-            <w:r>
-              <w:rPr>
-                <w:rFonts w:ascii="Times New Roman" w:hAnsi="Times New Roman" w:eastAsia="Times New Roman" w:cs="Times New Roman"/>
-                <w:b w:val="0"/>
-                <w:sz w:val="20"/>
-              </w:rPr>
-              <w:t>0</w:t>
-            </w:r>
-          </w:p>
-        </w:tc>
-        <w:tc>
-          <w:tcPr>
-            <w:tcW w:type="dxa" w:w="977"/>
-          </w:tcPr>
-          <w:p>
-            <w:pPr>
-              <w:spacing w:before="0" w:after="0" w:line="240" w:lineRule="auto"/>
-              <w:ind w:firstLine="0"/>
-              <w:jc w:val="center"/>
-            </w:pPr>
-            <w:r>
-              <w:rPr>
-                <w:rFonts w:ascii="Times New Roman" w:hAnsi="Times New Roman" w:eastAsia="Times New Roman" w:cs="Times New Roman"/>
-                <w:b w:val="0"/>
-                <w:sz w:val="20"/>
-              </w:rPr>
-              <w:t>0,5</w:t>
-            </w:r>
-          </w:p>
-        </w:tc>
-      </w:tr>
-      <w:tr>
-        <w:tc>
-          <w:tcPr>
-            <w:tcW w:type="dxa" w:w="4889"/>
-          </w:tcPr>
-          <w:p>
-            <w:pPr>
-              <w:spacing w:before="0" w:after="0" w:line="240" w:lineRule="auto"/>
-              <w:ind w:firstLine="0"/>
-              <w:jc w:val="left"/>
-            </w:pPr>
-            <w:r>
-              <w:rPr>
-                <w:rFonts w:ascii="Times New Roman" w:hAnsi="Times New Roman" w:eastAsia="Times New Roman" w:cs="Times New Roman"/>
-                <w:b w:val="0"/>
-                <w:sz w:val="20"/>
-              </w:rPr>
-              <w:t>Модуль 2. Защита компьютерных сетей</w:t>
-            </w:r>
-          </w:p>
-        </w:tc>
-        <w:tc>
-          <w:tcPr>
-            <w:tcW w:type="dxa" w:w="977"/>
-          </w:tcPr>
-          <w:p>
-            <w:pPr>
-              <w:spacing w:before="0" w:after="0" w:line="240" w:lineRule="auto"/>
-              <w:ind w:firstLine="0"/>
-              <w:jc w:val="center"/>
-            </w:pPr>
-            <w:r>
-              <w:rPr>
-                <w:rFonts w:ascii="Times New Roman" w:hAnsi="Times New Roman" w:eastAsia="Times New Roman" w:cs="Times New Roman"/>
-                <w:b w:val="0"/>
-                <w:sz w:val="20"/>
-              </w:rPr>
-              <w:t>16,5</w:t>
-            </w:r>
-          </w:p>
-        </w:tc>
-        <w:tc>
-          <w:tcPr>
-            <w:tcW w:type="dxa" w:w="977"/>
-          </w:tcPr>
-          <w:p>
-            <w:pPr>
-              <w:spacing w:before="0" w:after="0" w:line="240" w:lineRule="auto"/>
-              <w:ind w:firstLine="0"/>
-              <w:jc w:val="center"/>
-            </w:pPr>
-            <w:r>
-              <w:rPr>
-                <w:rFonts w:ascii="Times New Roman" w:hAnsi="Times New Roman" w:eastAsia="Times New Roman" w:cs="Times New Roman"/>
-                <w:b w:val="0"/>
-                <w:sz w:val="20"/>
-              </w:rPr>
-              <w:t>3,5</w:t>
-            </w:r>
-          </w:p>
-        </w:tc>
-        <w:tc>
-          <w:tcPr>
-            <w:tcW w:type="dxa" w:w="977"/>
-          </w:tcPr>
-          <w:p>
-            <w:pPr>
-              <w:spacing w:before="0" w:after="0" w:line="240" w:lineRule="auto"/>
-              <w:ind w:firstLine="0"/>
-              <w:jc w:val="center"/>
-            </w:pPr>
-            <w:r>
-              <w:rPr>
-                <w:rFonts w:ascii="Times New Roman" w:hAnsi="Times New Roman" w:eastAsia="Times New Roman" w:cs="Times New Roman"/>
-                <w:b w:val="0"/>
-                <w:sz w:val="20"/>
-              </w:rPr>
-              <w:t>6,5</w:t>
-            </w:r>
-          </w:p>
-        </w:tc>
-        <w:tc>
-          <w:tcPr>
-            <w:tcW w:type="dxa" w:w="977"/>
-          </w:tcPr>
-          <w:p>
-            <w:pPr>
-              <w:spacing w:before="0" w:after="0" w:line="240" w:lineRule="auto"/>
-              <w:ind w:firstLine="0"/>
-              <w:jc w:val="center"/>
-            </w:pPr>
-            <w:r>
-              <w:rPr>
-                <w:rFonts w:ascii="Times New Roman" w:hAnsi="Times New Roman" w:eastAsia="Times New Roman" w:cs="Times New Roman"/>
-                <w:b w:val="0"/>
-                <w:sz w:val="20"/>
-              </w:rPr>
-              <w:t>5</w:t>
-            </w:r>
-          </w:p>
-        </w:tc>
-        <w:tc>
-          <w:tcPr>
-            <w:tcW w:type="dxa" w:w="977"/>
-          </w:tcPr>
-          <w:p>
-            <w:pPr>
-              <w:spacing w:before="0" w:after="0" w:line="240" w:lineRule="auto"/>
-              <w:ind w:firstLine="0"/>
-              <w:jc w:val="center"/>
-            </w:pPr>
-            <w:r>
-              <w:rPr>
-                <w:rFonts w:ascii="Times New Roman" w:hAnsi="Times New Roman" w:eastAsia="Times New Roman" w:cs="Times New Roman"/>
-                <w:b w:val="0"/>
-                <w:sz w:val="20"/>
-              </w:rPr>
-              <w:t>1,5</w:t>
-            </w:r>
-          </w:p>
-        </w:tc>
-      </w:tr>
-      <w:tr>
-        <w:tc>
-          <w:tcPr>
-            <w:tcW w:type="dxa" w:w="4889"/>
-          </w:tcPr>
-          <w:p>
-            <w:pPr>
-              <w:spacing w:before="0" w:after="0" w:line="240" w:lineRule="auto"/>
-              <w:ind w:firstLine="0"/>
-              <w:jc w:val="left"/>
-            </w:pPr>
-            <w:r>
-              <w:rPr>
-                <w:rFonts w:ascii="Times New Roman" w:hAnsi="Times New Roman" w:eastAsia="Times New Roman" w:cs="Times New Roman"/>
-                <w:b w:val="0"/>
-                <w:sz w:val="20"/>
-              </w:rPr>
-              <w:t xml:space="preserve">   тема 2.1. Межсетевые экраны и сегментация сети</w:t>
-            </w:r>
-          </w:p>
-        </w:tc>
-        <w:tc>
-          <w:tcPr>
-            <w:tcW w:type="dxa" w:w="977"/>
-          </w:tcPr>
-          <w:p>
-            <w:pPr>
-              <w:spacing w:before="0" w:after="0" w:line="240" w:lineRule="auto"/>
-              <w:ind w:firstLine="0"/>
-              <w:jc w:val="center"/>
-            </w:pPr>
-            <w:r>
-              <w:rPr>
-                <w:rFonts w:ascii="Times New Roman" w:hAnsi="Times New Roman" w:eastAsia="Times New Roman" w:cs="Times New Roman"/>
-                <w:b w:val="0"/>
-                <w:sz w:val="20"/>
-              </w:rPr>
-              <w:t>6,5</w:t>
-            </w:r>
-          </w:p>
-        </w:tc>
-        <w:tc>
-          <w:tcPr>
-            <w:tcW w:type="dxa" w:w="977"/>
-          </w:tcPr>
-          <w:p>
-            <w:pPr>
-              <w:spacing w:before="0" w:after="0" w:line="240" w:lineRule="auto"/>
-              <w:ind w:firstLine="0"/>
-              <w:jc w:val="center"/>
-            </w:pPr>
-            <w:r>
-              <w:rPr>
-                <w:rFonts w:ascii="Times New Roman" w:hAnsi="Times New Roman" w:eastAsia="Times New Roman" w:cs="Times New Roman"/>
-                <w:b w:val="0"/>
-                <w:sz w:val="20"/>
-              </w:rPr>
-              <w:t>1,5</w:t>
-            </w:r>
-          </w:p>
-        </w:tc>
-        <w:tc>
-          <w:tcPr>
-            <w:tcW w:type="dxa" w:w="977"/>
-          </w:tcPr>
-          <w:p>
-            <w:pPr>
-              <w:spacing w:before="0" w:after="0" w:line="240" w:lineRule="auto"/>
-              <w:ind w:firstLine="0"/>
-              <w:jc w:val="center"/>
-            </w:pPr>
-            <w:r>
-              <w:rPr>
-                <w:rFonts w:ascii="Times New Roman" w:hAnsi="Times New Roman" w:eastAsia="Times New Roman" w:cs="Times New Roman"/>
-                <w:b w:val="0"/>
-                <w:sz w:val="20"/>
-              </w:rPr>
-              <w:t>2</w:t>
-            </w:r>
-          </w:p>
-        </w:tc>
-        <w:tc>
-          <w:tcPr>
-            <w:tcW w:type="dxa" w:w="977"/>
-          </w:tcPr>
-          <w:p>
-            <w:pPr>
-              <w:spacing w:before="0" w:after="0" w:line="240" w:lineRule="auto"/>
-              <w:ind w:firstLine="0"/>
-              <w:jc w:val="center"/>
-            </w:pPr>
-            <w:r>
-              <w:rPr>
-                <w:rFonts w:ascii="Times New Roman" w:hAnsi="Times New Roman" w:eastAsia="Times New Roman" w:cs="Times New Roman"/>
-                <w:b w:val="0"/>
-                <w:sz w:val="20"/>
-              </w:rPr>
-              <w:t>2,5</w:t>
-            </w:r>
-          </w:p>
-        </w:tc>
-        <w:tc>
-          <w:tcPr>
-            <w:tcW w:type="dxa" w:w="977"/>
-          </w:tcPr>
-          <w:p>
-            <w:pPr>
-              <w:spacing w:before="0" w:after="0" w:line="240" w:lineRule="auto"/>
-              <w:ind w:firstLine="0"/>
-              <w:jc w:val="center"/>
-            </w:pPr>
-            <w:r>
-              <w:rPr>
-                <w:rFonts w:ascii="Times New Roman" w:hAnsi="Times New Roman" w:eastAsia="Times New Roman" w:cs="Times New Roman"/>
-                <w:b w:val="0"/>
-                <w:sz w:val="20"/>
-              </w:rPr>
-              <w:t>0,5</w:t>
-            </w:r>
-          </w:p>
-        </w:tc>
-      </w:tr>
-      <w:tr>
-        <w:tc>
-          <w:tcPr>
-            <w:tcW w:type="dxa" w:w="4889"/>
-          </w:tcPr>
-          <w:p>
-            <w:pPr>
-              <w:spacing w:before="0" w:after="0" w:line="240" w:lineRule="auto"/>
-              <w:ind w:firstLine="0"/>
-              <w:jc w:val="left"/>
-            </w:pPr>
-            <w:r>
-              <w:rPr>
-                <w:rFonts w:ascii="Times New Roman" w:hAnsi="Times New Roman" w:eastAsia="Times New Roman" w:cs="Times New Roman"/>
-                <w:b w:val="0"/>
-                <w:sz w:val="20"/>
-              </w:rPr>
-              <w:t xml:space="preserve">   тема 2.2. Защищённые протоколы и удалённый доступ</w:t>
-            </w:r>
-          </w:p>
-        </w:tc>
-        <w:tc>
-          <w:tcPr>
-            <w:tcW w:type="dxa" w:w="977"/>
-          </w:tcPr>
-          <w:p>
-            <w:pPr>
-              <w:spacing w:before="0" w:after="0" w:line="240" w:lineRule="auto"/>
-              <w:ind w:firstLine="0"/>
-              <w:jc w:val="center"/>
-            </w:pPr>
-            <w:r>
-              <w:rPr>
-                <w:rFonts w:ascii="Times New Roman" w:hAnsi="Times New Roman" w:eastAsia="Times New Roman" w:cs="Times New Roman"/>
-                <w:b w:val="0"/>
-                <w:sz w:val="20"/>
-              </w:rPr>
-              <w:t>4</w:t>
-            </w:r>
-          </w:p>
-        </w:tc>
-        <w:tc>
-          <w:tcPr>
-            <w:tcW w:type="dxa" w:w="977"/>
-          </w:tcPr>
-          <w:p>
-            <w:pPr>
-              <w:spacing w:before="0" w:after="0" w:line="240" w:lineRule="auto"/>
-              <w:ind w:firstLine="0"/>
-              <w:jc w:val="center"/>
-            </w:pPr>
-            <w:r>
-              <w:rPr>
-                <w:rFonts w:ascii="Times New Roman" w:hAnsi="Times New Roman" w:eastAsia="Times New Roman" w:cs="Times New Roman"/>
-                <w:b w:val="0"/>
-                <w:sz w:val="20"/>
-              </w:rPr>
-              <w:t>1</w:t>
-            </w:r>
-          </w:p>
-        </w:tc>
-        <w:tc>
-          <w:tcPr>
-            <w:tcW w:type="dxa" w:w="977"/>
-          </w:tcPr>
-          <w:p>
-            <w:pPr>
-              <w:spacing w:before="0" w:after="0" w:line="240" w:lineRule="auto"/>
-              <w:ind w:firstLine="0"/>
-              <w:jc w:val="center"/>
-            </w:pPr>
-            <w:r>
-              <w:rPr>
-                <w:rFonts w:ascii="Times New Roman" w:hAnsi="Times New Roman" w:eastAsia="Times New Roman" w:cs="Times New Roman"/>
-                <w:b w:val="0"/>
-                <w:sz w:val="20"/>
-              </w:rPr>
-              <w:t>2,5</w:t>
-            </w:r>
-          </w:p>
-        </w:tc>
-        <w:tc>
-          <w:tcPr>
-            <w:tcW w:type="dxa" w:w="977"/>
-          </w:tcPr>
-          <w:p>
-            <w:pPr>
-              <w:spacing w:before="0" w:after="0" w:line="240" w:lineRule="auto"/>
-              <w:ind w:firstLine="0"/>
-              <w:jc w:val="center"/>
-            </w:pPr>
-            <w:r>
-              <w:rPr>
-                <w:rFonts w:ascii="Times New Roman" w:hAnsi="Times New Roman" w:eastAsia="Times New Roman" w:cs="Times New Roman"/>
-                <w:b w:val="0"/>
-                <w:sz w:val="20"/>
-              </w:rPr>
-              <w:t>0</w:t>
-            </w:r>
-          </w:p>
-        </w:tc>
-        <w:tc>
-          <w:tcPr>
-            <w:tcW w:type="dxa" w:w="977"/>
-          </w:tcPr>
-          <w:p>
-            <w:pPr>
-              <w:spacing w:before="0" w:after="0" w:line="240" w:lineRule="auto"/>
-              <w:ind w:firstLine="0"/>
-              <w:jc w:val="center"/>
-            </w:pPr>
-            <w:r>
-              <w:rPr>
-                <w:rFonts w:ascii="Times New Roman" w:hAnsi="Times New Roman" w:eastAsia="Times New Roman" w:cs="Times New Roman"/>
-                <w:b w:val="0"/>
-                <w:sz w:val="20"/>
-              </w:rPr>
-              <w:t>0,5</w:t>
-            </w:r>
-          </w:p>
-        </w:tc>
-      </w:tr>
-      <w:tr>
-        <w:tc>
-          <w:tcPr>
-            <w:tcW w:type="dxa" w:w="4889"/>
-          </w:tcPr>
-          <w:p>
-            <w:pPr>
-              <w:spacing w:before="0" w:after="0" w:line="240" w:lineRule="auto"/>
-              <w:ind w:firstLine="0"/>
-              <w:jc w:val="left"/>
-            </w:pPr>
-            <w:r>
-              <w:rPr>
-                <w:rFonts w:ascii="Times New Roman" w:hAnsi="Times New Roman" w:eastAsia="Times New Roman" w:cs="Times New Roman"/>
-                <w:b w:val="0"/>
-                <w:sz w:val="20"/>
-              </w:rPr>
-              <w:t xml:space="preserve">   тема 2.3. Обнаружение вторжений</w:t>
-            </w:r>
-          </w:p>
-        </w:tc>
-        <w:tc>
-          <w:tcPr>
-            <w:tcW w:type="dxa" w:w="977"/>
-          </w:tcPr>
-          <w:p>
-            <w:pPr>
-              <w:spacing w:before="0" w:after="0" w:line="240" w:lineRule="auto"/>
-              <w:ind w:firstLine="0"/>
-              <w:jc w:val="center"/>
-            </w:pPr>
-            <w:r>
-              <w:rPr>
-                <w:rFonts w:ascii="Times New Roman" w:hAnsi="Times New Roman" w:eastAsia="Times New Roman" w:cs="Times New Roman"/>
-                <w:b w:val="0"/>
-                <w:sz w:val="20"/>
-              </w:rPr>
-              <w:t>6</w:t>
-            </w:r>
-          </w:p>
-        </w:tc>
-        <w:tc>
-          <w:tcPr>
-            <w:tcW w:type="dxa" w:w="977"/>
-          </w:tcPr>
-          <w:p>
-            <w:pPr>
-              <w:spacing w:before="0" w:after="0" w:line="240" w:lineRule="auto"/>
-              <w:ind w:firstLine="0"/>
-              <w:jc w:val="center"/>
-            </w:pPr>
-            <w:r>
-              <w:rPr>
-                <w:rFonts w:ascii="Times New Roman" w:hAnsi="Times New Roman" w:eastAsia="Times New Roman" w:cs="Times New Roman"/>
-                <w:b w:val="0"/>
-                <w:sz w:val="20"/>
-              </w:rPr>
-              <w:t>1</w:t>
-            </w:r>
-          </w:p>
-        </w:tc>
-        <w:tc>
-          <w:tcPr>
-            <w:tcW w:type="dxa" w:w="977"/>
-          </w:tcPr>
-          <w:p>
-            <w:pPr>
-              <w:spacing w:before="0" w:after="0" w:line="240" w:lineRule="auto"/>
-              <w:ind w:firstLine="0"/>
-              <w:jc w:val="center"/>
-            </w:pPr>
-            <w:r>
-              <w:rPr>
-                <w:rFonts w:ascii="Times New Roman" w:hAnsi="Times New Roman" w:eastAsia="Times New Roman" w:cs="Times New Roman"/>
-                <w:b w:val="0"/>
-                <w:sz w:val="20"/>
-              </w:rPr>
-              <w:t>2</w:t>
-            </w:r>
-          </w:p>
-        </w:tc>
-        <w:tc>
-          <w:tcPr>
-            <w:tcW w:type="dxa" w:w="977"/>
-          </w:tcPr>
-          <w:p>
-            <w:pPr>
-              <w:spacing w:before="0" w:after="0" w:line="240" w:lineRule="auto"/>
-              <w:ind w:firstLine="0"/>
-              <w:jc w:val="center"/>
-            </w:pPr>
-            <w:r>
-              <w:rPr>
-                <w:rFonts w:ascii="Times New Roman" w:hAnsi="Times New Roman" w:eastAsia="Times New Roman" w:cs="Times New Roman"/>
-                <w:b w:val="0"/>
-                <w:sz w:val="20"/>
-              </w:rPr>
-              <w:t>2,5</w:t>
-            </w:r>
-          </w:p>
-        </w:tc>
-        <w:tc>
-          <w:tcPr>
-            <w:tcW w:type="dxa" w:w="977"/>
-          </w:tcPr>
-          <w:p>
-            <w:pPr>
-              <w:spacing w:before="0" w:after="0" w:line="240" w:lineRule="auto"/>
-              <w:ind w:firstLine="0"/>
-              <w:jc w:val="center"/>
-            </w:pPr>
-            <w:r>
-              <w:rPr>
-                <w:rFonts w:ascii="Times New Roman" w:hAnsi="Times New Roman" w:eastAsia="Times New Roman" w:cs="Times New Roman"/>
-                <w:b w:val="0"/>
-                <w:sz w:val="20"/>
-              </w:rPr>
-              <w:t>0,5</w:t>
-            </w:r>
-          </w:p>
-        </w:tc>
-      </w:tr>
-      <w:tr>
-        <w:tc>
-          <w:tcPr>
-            <w:tcW w:type="dxa" w:w="4889"/>
-          </w:tcPr>
-          <w:p>
-            <w:pPr>
-              <w:spacing w:before="0" w:after="0" w:line="240" w:lineRule="auto"/>
-              <w:ind w:firstLine="0"/>
-              <w:jc w:val="left"/>
-            </w:pPr>
-            <w:r>
-              <w:rPr>
-                <w:rFonts w:ascii="Times New Roman" w:hAnsi="Times New Roman" w:eastAsia="Times New Roman" w:cs="Times New Roman"/>
-                <w:b w:val="0"/>
-                <w:sz w:val="20"/>
-              </w:rPr>
-              <w:t>Модуль 3. Защита операционных систем</w:t>
-            </w:r>
-          </w:p>
-        </w:tc>
-        <w:tc>
-          <w:tcPr>
-            <w:tcW w:type="dxa" w:w="977"/>
-          </w:tcPr>
-          <w:p>
-            <w:pPr>
-              <w:spacing w:before="0" w:after="0" w:line="240" w:lineRule="auto"/>
-              <w:ind w:firstLine="0"/>
-              <w:jc w:val="center"/>
-            </w:pPr>
-            <w:r>
-              <w:rPr>
-                <w:rFonts w:ascii="Times New Roman" w:hAnsi="Times New Roman" w:eastAsia="Times New Roman" w:cs="Times New Roman"/>
-                <w:b w:val="0"/>
-                <w:sz w:val="20"/>
-              </w:rPr>
-              <w:t>12,5</w:t>
-            </w:r>
-          </w:p>
-        </w:tc>
-        <w:tc>
-          <w:tcPr>
-            <w:tcW w:type="dxa" w:w="977"/>
-          </w:tcPr>
-          <w:p>
-            <w:pPr>
-              <w:spacing w:before="0" w:after="0" w:line="240" w:lineRule="auto"/>
-              <w:ind w:firstLine="0"/>
-              <w:jc w:val="center"/>
-            </w:pPr>
-            <w:r>
-              <w:rPr>
-                <w:rFonts w:ascii="Times New Roman" w:hAnsi="Times New Roman" w:eastAsia="Times New Roman" w:cs="Times New Roman"/>
-                <w:b w:val="0"/>
-                <w:sz w:val="20"/>
-              </w:rPr>
-              <w:t>2,5</w:t>
-            </w:r>
-          </w:p>
-        </w:tc>
-        <w:tc>
-          <w:tcPr>
-            <w:tcW w:type="dxa" w:w="977"/>
-          </w:tcPr>
-          <w:p>
-            <w:pPr>
-              <w:spacing w:before="0" w:after="0" w:line="240" w:lineRule="auto"/>
-              <w:ind w:firstLine="0"/>
-              <w:jc w:val="center"/>
-            </w:pPr>
-            <w:r>
-              <w:rPr>
-                <w:rFonts w:ascii="Times New Roman" w:hAnsi="Times New Roman" w:eastAsia="Times New Roman" w:cs="Times New Roman"/>
-                <w:b w:val="0"/>
-                <w:sz w:val="20"/>
-              </w:rPr>
-              <w:t>4,5</w:t>
-            </w:r>
-          </w:p>
-        </w:tc>
-        <w:tc>
-          <w:tcPr>
-            <w:tcW w:type="dxa" w:w="977"/>
-          </w:tcPr>
-          <w:p>
-            <w:pPr>
-              <w:spacing w:before="0" w:after="0" w:line="240" w:lineRule="auto"/>
-              <w:ind w:firstLine="0"/>
-              <w:jc w:val="center"/>
-            </w:pPr>
-            <w:r>
-              <w:rPr>
-                <w:rFonts w:ascii="Times New Roman" w:hAnsi="Times New Roman" w:eastAsia="Times New Roman" w:cs="Times New Roman"/>
-                <w:b w:val="0"/>
-                <w:sz w:val="20"/>
-              </w:rPr>
-              <w:t>4</w:t>
-            </w:r>
-          </w:p>
-        </w:tc>
-        <w:tc>
-          <w:tcPr>
-            <w:tcW w:type="dxa" w:w="977"/>
-          </w:tcPr>
-          <w:p>
-            <w:pPr>
-              <w:spacing w:before="0" w:after="0" w:line="240" w:lineRule="auto"/>
-              <w:ind w:firstLine="0"/>
-              <w:jc w:val="center"/>
-            </w:pPr>
-            <w:r>
-              <w:rPr>
-                <w:rFonts w:ascii="Times New Roman" w:hAnsi="Times New Roman" w:eastAsia="Times New Roman" w:cs="Times New Roman"/>
-                <w:b w:val="0"/>
-                <w:sz w:val="20"/>
-              </w:rPr>
-              <w:t>1,5</w:t>
-            </w:r>
-          </w:p>
-        </w:tc>
-      </w:tr>
-      <w:tr>
-        <w:tc>
-          <w:tcPr>
-            <w:tcW w:type="dxa" w:w="4889"/>
-          </w:tcPr>
-          <w:p>
-            <w:pPr>
-              <w:spacing w:before="0" w:after="0" w:line="240" w:lineRule="auto"/>
-              <w:ind w:firstLine="0"/>
-              <w:jc w:val="left"/>
-            </w:pPr>
-            <w:r>
-              <w:rPr>
-                <w:rFonts w:ascii="Times New Roman" w:hAnsi="Times New Roman" w:eastAsia="Times New Roman" w:cs="Times New Roman"/>
-                <w:b w:val="0"/>
-                <w:sz w:val="20"/>
-              </w:rPr>
-              <w:t xml:space="preserve">   тема 3.1. Безопасная настройка Linux</w:t>
-            </w:r>
-          </w:p>
-        </w:tc>
-        <w:tc>
-          <w:tcPr>
-            <w:tcW w:type="dxa" w:w="977"/>
-          </w:tcPr>
-          <w:p>
-            <w:pPr>
-              <w:spacing w:before="0" w:after="0" w:line="240" w:lineRule="auto"/>
-              <w:ind w:firstLine="0"/>
-              <w:jc w:val="center"/>
-            </w:pPr>
-            <w:r>
-              <w:rPr>
-                <w:rFonts w:ascii="Times New Roman" w:hAnsi="Times New Roman" w:eastAsia="Times New Roman" w:cs="Times New Roman"/>
-                <w:b w:val="0"/>
-                <w:sz w:val="20"/>
-              </w:rPr>
-              <w:t>5,5</w:t>
-            </w:r>
-          </w:p>
-        </w:tc>
-        <w:tc>
-          <w:tcPr>
-            <w:tcW w:type="dxa" w:w="977"/>
-          </w:tcPr>
-          <w:p>
-            <w:pPr>
-              <w:spacing w:before="0" w:after="0" w:line="240" w:lineRule="auto"/>
-              <w:ind w:firstLine="0"/>
-              <w:jc w:val="center"/>
-            </w:pPr>
-            <w:r>
-              <w:rPr>
-                <w:rFonts w:ascii="Times New Roman" w:hAnsi="Times New Roman" w:eastAsia="Times New Roman" w:cs="Times New Roman"/>
-                <w:b w:val="0"/>
-                <w:sz w:val="20"/>
-              </w:rPr>
-              <w:t>1</w:t>
-            </w:r>
-          </w:p>
-        </w:tc>
-        <w:tc>
-          <w:tcPr>
-            <w:tcW w:type="dxa" w:w="977"/>
-          </w:tcPr>
-          <w:p>
-            <w:pPr>
-              <w:spacing w:before="0" w:after="0" w:line="240" w:lineRule="auto"/>
-              <w:ind w:firstLine="0"/>
-              <w:jc w:val="center"/>
-            </w:pPr>
-            <w:r>
-              <w:rPr>
-                <w:rFonts w:ascii="Times New Roman" w:hAnsi="Times New Roman" w:eastAsia="Times New Roman" w:cs="Times New Roman"/>
-                <w:b w:val="0"/>
-                <w:sz w:val="20"/>
-              </w:rPr>
-              <w:t>1,5</w:t>
-            </w:r>
-          </w:p>
-        </w:tc>
-        <w:tc>
-          <w:tcPr>
-            <w:tcW w:type="dxa" w:w="977"/>
-          </w:tcPr>
-          <w:p>
-            <w:pPr>
-              <w:spacing w:before="0" w:after="0" w:line="240" w:lineRule="auto"/>
-              <w:ind w:firstLine="0"/>
-              <w:jc w:val="center"/>
-            </w:pPr>
-            <w:r>
-              <w:rPr>
-                <w:rFonts w:ascii="Times New Roman" w:hAnsi="Times New Roman" w:eastAsia="Times New Roman" w:cs="Times New Roman"/>
-                <w:b w:val="0"/>
-                <w:sz w:val="20"/>
-              </w:rPr>
-              <w:t>2,5</w:t>
-            </w:r>
-          </w:p>
-        </w:tc>
-        <w:tc>
-          <w:tcPr>
-            <w:tcW w:type="dxa" w:w="977"/>
-          </w:tcPr>
-          <w:p>
-            <w:pPr>
-              <w:spacing w:before="0" w:after="0" w:line="240" w:lineRule="auto"/>
-              <w:ind w:firstLine="0"/>
-              <w:jc w:val="center"/>
-            </w:pPr>
-            <w:r>
-              <w:rPr>
-                <w:rFonts w:ascii="Times New Roman" w:hAnsi="Times New Roman" w:eastAsia="Times New Roman" w:cs="Times New Roman"/>
-                <w:b w:val="0"/>
-                <w:sz w:val="20"/>
-              </w:rPr>
-              <w:t>0,5</w:t>
-            </w:r>
-          </w:p>
-        </w:tc>
-      </w:tr>
-      <w:tr>
-        <w:tc>
-          <w:tcPr>
-            <w:tcW w:type="dxa" w:w="4889"/>
-          </w:tcPr>
-          <w:p>
-            <w:pPr>
-              <w:spacing w:before="0" w:after="0" w:line="240" w:lineRule="auto"/>
-              <w:ind w:firstLine="0"/>
-              <w:jc w:val="left"/>
-            </w:pPr>
-            <w:r>
-              <w:rPr>
-                <w:rFonts w:ascii="Times New Roman" w:hAnsi="Times New Roman" w:eastAsia="Times New Roman" w:cs="Times New Roman"/>
-                <w:b w:val="0"/>
-                <w:sz w:val="20"/>
-              </w:rPr>
-              <w:t xml:space="preserve">   тема 3.2. Безопасная настройка Windows</w:t>
-            </w:r>
-          </w:p>
-        </w:tc>
-        <w:tc>
-          <w:tcPr>
-            <w:tcW w:type="dxa" w:w="977"/>
-          </w:tcPr>
-          <w:p>
-            <w:pPr>
-              <w:spacing w:before="0" w:after="0" w:line="240" w:lineRule="auto"/>
-              <w:ind w:firstLine="0"/>
-              <w:jc w:val="center"/>
-            </w:pPr>
-            <w:r>
-              <w:rPr>
-                <w:rFonts w:ascii="Times New Roman" w:hAnsi="Times New Roman" w:eastAsia="Times New Roman" w:cs="Times New Roman"/>
-                <w:b w:val="0"/>
-                <w:sz w:val="20"/>
-              </w:rPr>
-              <w:t>3,5</w:t>
-            </w:r>
-          </w:p>
-        </w:tc>
-        <w:tc>
-          <w:tcPr>
-            <w:tcW w:type="dxa" w:w="977"/>
-          </w:tcPr>
-          <w:p>
-            <w:pPr>
-              <w:spacing w:before="0" w:after="0" w:line="240" w:lineRule="auto"/>
-              <w:ind w:firstLine="0"/>
-              <w:jc w:val="center"/>
-            </w:pPr>
-            <w:r>
-              <w:rPr>
-                <w:rFonts w:ascii="Times New Roman" w:hAnsi="Times New Roman" w:eastAsia="Times New Roman" w:cs="Times New Roman"/>
-                <w:b w:val="0"/>
-                <w:sz w:val="20"/>
-              </w:rPr>
-              <w:t>0,5</w:t>
-            </w:r>
-          </w:p>
-        </w:tc>
-        <w:tc>
-          <w:tcPr>
-            <w:tcW w:type="dxa" w:w="977"/>
-          </w:tcPr>
-          <w:p>
-            <w:pPr>
-              <w:spacing w:before="0" w:after="0" w:line="240" w:lineRule="auto"/>
-              <w:ind w:firstLine="0"/>
-              <w:jc w:val="center"/>
-            </w:pPr>
-            <w:r>
-              <w:rPr>
-                <w:rFonts w:ascii="Times New Roman" w:hAnsi="Times New Roman" w:eastAsia="Times New Roman" w:cs="Times New Roman"/>
-                <w:b w:val="0"/>
-                <w:sz w:val="20"/>
-              </w:rPr>
-              <w:t>1</w:t>
-            </w:r>
-          </w:p>
-        </w:tc>
-        <w:tc>
-          <w:tcPr>
-            <w:tcW w:type="dxa" w:w="977"/>
-          </w:tcPr>
-          <w:p>
-            <w:pPr>
-              <w:spacing w:before="0" w:after="0" w:line="240" w:lineRule="auto"/>
-              <w:ind w:firstLine="0"/>
-              <w:jc w:val="center"/>
-            </w:pPr>
-            <w:r>
-              <w:rPr>
-                <w:rFonts w:ascii="Times New Roman" w:hAnsi="Times New Roman" w:eastAsia="Times New Roman" w:cs="Times New Roman"/>
-                <w:b w:val="0"/>
-                <w:sz w:val="20"/>
-              </w:rPr>
-              <w:t>1,5</w:t>
-            </w:r>
-          </w:p>
-        </w:tc>
-        <w:tc>
-          <w:tcPr>
-            <w:tcW w:type="dxa" w:w="977"/>
-          </w:tcPr>
-          <w:p>
-            <w:pPr>
-              <w:spacing w:before="0" w:after="0" w:line="240" w:lineRule="auto"/>
-              <w:ind w:firstLine="0"/>
-              <w:jc w:val="center"/>
-            </w:pPr>
-            <w:r>
-              <w:rPr>
-                <w:rFonts w:ascii="Times New Roman" w:hAnsi="Times New Roman" w:eastAsia="Times New Roman" w:cs="Times New Roman"/>
-                <w:b w:val="0"/>
-                <w:sz w:val="20"/>
-              </w:rPr>
-              <w:t>0,5</w:t>
-            </w:r>
-          </w:p>
-        </w:tc>
-      </w:tr>
-      <w:tr>
-        <w:tc>
-          <w:tcPr>
-            <w:tcW w:type="dxa" w:w="4889"/>
-          </w:tcPr>
-          <w:p>
-            <w:pPr>
-              <w:spacing w:before="0" w:after="0" w:line="240" w:lineRule="auto"/>
-              <w:ind w:firstLine="0"/>
-              <w:jc w:val="left"/>
-            </w:pPr>
-            <w:r>
-              <w:rPr>
-                <w:rFonts w:ascii="Times New Roman" w:hAnsi="Times New Roman" w:eastAsia="Times New Roman" w:cs="Times New Roman"/>
-                <w:b w:val="0"/>
-                <w:sz w:val="20"/>
-              </w:rPr>
-              <w:t xml:space="preserve">   тема 3.3. Учётные записи и разграничение доступа</w:t>
-            </w:r>
-          </w:p>
-        </w:tc>
-        <w:tc>
-          <w:tcPr>
-            <w:tcW w:type="dxa" w:w="977"/>
-          </w:tcPr>
-          <w:p>
-            <w:pPr>
-              <w:spacing w:before="0" w:after="0" w:line="240" w:lineRule="auto"/>
-              <w:ind w:firstLine="0"/>
-              <w:jc w:val="center"/>
-            </w:pPr>
-            <w:r>
-              <w:rPr>
-                <w:rFonts w:ascii="Times New Roman" w:hAnsi="Times New Roman" w:eastAsia="Times New Roman" w:cs="Times New Roman"/>
-                <w:b w:val="0"/>
-                <w:sz w:val="20"/>
-              </w:rPr>
-              <w:t>3,5</w:t>
-            </w:r>
-          </w:p>
-        </w:tc>
-        <w:tc>
-          <w:tcPr>
-            <w:tcW w:type="dxa" w:w="977"/>
-          </w:tcPr>
-          <w:p>
-            <w:pPr>
-              <w:spacing w:before="0" w:after="0" w:line="240" w:lineRule="auto"/>
-              <w:ind w:firstLine="0"/>
-              <w:jc w:val="center"/>
-            </w:pPr>
-            <w:r>
-              <w:rPr>
-                <w:rFonts w:ascii="Times New Roman" w:hAnsi="Times New Roman" w:eastAsia="Times New Roman" w:cs="Times New Roman"/>
-                <w:b w:val="0"/>
-                <w:sz w:val="20"/>
-              </w:rPr>
-              <w:t>1</w:t>
-            </w:r>
-          </w:p>
-        </w:tc>
-        <w:tc>
-          <w:tcPr>
-            <w:tcW w:type="dxa" w:w="977"/>
-          </w:tcPr>
-          <w:p>
-            <w:pPr>
-              <w:spacing w:before="0" w:after="0" w:line="240" w:lineRule="auto"/>
-              <w:ind w:firstLine="0"/>
-              <w:jc w:val="center"/>
-            </w:pPr>
-            <w:r>
-              <w:rPr>
-                <w:rFonts w:ascii="Times New Roman" w:hAnsi="Times New Roman" w:eastAsia="Times New Roman" w:cs="Times New Roman"/>
-                <w:b w:val="0"/>
-                <w:sz w:val="20"/>
-              </w:rPr>
-              <w:t>2</w:t>
-            </w:r>
-          </w:p>
-        </w:tc>
-        <w:tc>
-          <w:tcPr>
-            <w:tcW w:type="dxa" w:w="977"/>
-          </w:tcPr>
-          <w:p>
-            <w:pPr>
-              <w:spacing w:before="0" w:after="0" w:line="240" w:lineRule="auto"/>
-              <w:ind w:firstLine="0"/>
-              <w:jc w:val="center"/>
-            </w:pPr>
-            <w:r>
-              <w:rPr>
-                <w:rFonts w:ascii="Times New Roman" w:hAnsi="Times New Roman" w:eastAsia="Times New Roman" w:cs="Times New Roman"/>
-                <w:b w:val="0"/>
-                <w:sz w:val="20"/>
-              </w:rPr>
-              <w:t>0</w:t>
-            </w:r>
-          </w:p>
-        </w:tc>
-        <w:tc>
-          <w:tcPr>
-            <w:tcW w:type="dxa" w:w="977"/>
-          </w:tcPr>
-          <w:p>
-            <w:pPr>
-              <w:spacing w:before="0" w:after="0" w:line="240" w:lineRule="auto"/>
-              <w:ind w:firstLine="0"/>
-              <w:jc w:val="center"/>
-            </w:pPr>
-            <w:r>
-              <w:rPr>
-                <w:rFonts w:ascii="Times New Roman" w:hAnsi="Times New Roman" w:eastAsia="Times New Roman" w:cs="Times New Roman"/>
-                <w:b w:val="0"/>
-                <w:sz w:val="20"/>
-              </w:rPr>
-              <w:t>0,5</w:t>
-            </w:r>
-          </w:p>
-        </w:tc>
-      </w:tr>
-      <w:tr>
-        <w:tc>
-          <w:tcPr>
-            <w:tcW w:type="dxa" w:w="4889"/>
-          </w:tcPr>
-          <w:p>
-            <w:pPr>
-              <w:spacing w:before="0" w:after="0" w:line="240" w:lineRule="auto"/>
-              <w:ind w:firstLine="0"/>
-              <w:jc w:val="left"/>
-            </w:pPr>
-            <w:r>
-              <w:rPr>
-                <w:rFonts w:ascii="Times New Roman" w:hAnsi="Times New Roman" w:eastAsia="Times New Roman" w:cs="Times New Roman"/>
-                <w:b w:val="0"/>
-                <w:sz w:val="20"/>
-              </w:rPr>
-              <w:t>Модуль 4. Мониторинг событий и инциденты</w:t>
-            </w:r>
-          </w:p>
-        </w:tc>
-        <w:tc>
-          <w:tcPr>
-            <w:tcW w:type="dxa" w:w="977"/>
-          </w:tcPr>
-          <w:p>
-            <w:pPr>
-              <w:spacing w:before="0" w:after="0" w:line="240" w:lineRule="auto"/>
-              <w:ind w:firstLine="0"/>
-              <w:jc w:val="center"/>
-            </w:pPr>
-            <w:r>
-              <w:rPr>
-                <w:rFonts w:ascii="Times New Roman" w:hAnsi="Times New Roman" w:eastAsia="Times New Roman" w:cs="Times New Roman"/>
-                <w:b w:val="0"/>
-                <w:sz w:val="20"/>
-              </w:rPr>
-              <w:t>16,5</w:t>
-            </w:r>
-          </w:p>
-        </w:tc>
-        <w:tc>
-          <w:tcPr>
-            <w:tcW w:type="dxa" w:w="977"/>
-          </w:tcPr>
-          <w:p>
-            <w:pPr>
-              <w:spacing w:before="0" w:after="0" w:line="240" w:lineRule="auto"/>
-              <w:ind w:firstLine="0"/>
-              <w:jc w:val="center"/>
-            </w:pPr>
-            <w:r>
-              <w:rPr>
-                <w:rFonts w:ascii="Times New Roman" w:hAnsi="Times New Roman" w:eastAsia="Times New Roman" w:cs="Times New Roman"/>
-                <w:b w:val="0"/>
-                <w:sz w:val="20"/>
-              </w:rPr>
-              <w:t>4,5</w:t>
-            </w:r>
-          </w:p>
-        </w:tc>
-        <w:tc>
-          <w:tcPr>
-            <w:tcW w:type="dxa" w:w="977"/>
-          </w:tcPr>
-          <w:p>
-            <w:pPr>
-              <w:spacing w:before="0" w:after="0" w:line="240" w:lineRule="auto"/>
-              <w:ind w:firstLine="0"/>
-              <w:jc w:val="center"/>
-            </w:pPr>
-            <w:r>
-              <w:rPr>
-                <w:rFonts w:ascii="Times New Roman" w:hAnsi="Times New Roman" w:eastAsia="Times New Roman" w:cs="Times New Roman"/>
-                <w:b w:val="0"/>
-                <w:sz w:val="20"/>
-              </w:rPr>
-              <w:t>8</w:t>
-            </w:r>
-          </w:p>
-        </w:tc>
-        <w:tc>
-          <w:tcPr>
-            <w:tcW w:type="dxa" w:w="977"/>
-          </w:tcPr>
-          <w:p>
-            <w:pPr>
-              <w:spacing w:before="0" w:after="0" w:line="240" w:lineRule="auto"/>
-              <w:ind w:firstLine="0"/>
-              <w:jc w:val="center"/>
-            </w:pPr>
-            <w:r>
-              <w:rPr>
-                <w:rFonts w:ascii="Times New Roman" w:hAnsi="Times New Roman" w:eastAsia="Times New Roman" w:cs="Times New Roman"/>
-                <w:b w:val="0"/>
-                <w:sz w:val="20"/>
-              </w:rPr>
-              <w:t>2,5</w:t>
-            </w:r>
-          </w:p>
-        </w:tc>
-        <w:tc>
-          <w:tcPr>
-            <w:tcW w:type="dxa" w:w="977"/>
-          </w:tcPr>
-          <w:p>
-            <w:pPr>
-              <w:spacing w:before="0" w:after="0" w:line="240" w:lineRule="auto"/>
-              <w:ind w:firstLine="0"/>
-              <w:jc w:val="center"/>
-            </w:pPr>
-            <w:r>
-              <w:rPr>
-                <w:rFonts w:ascii="Times New Roman" w:hAnsi="Times New Roman" w:eastAsia="Times New Roman" w:cs="Times New Roman"/>
-                <w:b w:val="0"/>
-                <w:sz w:val="20"/>
-              </w:rPr>
-              <w:t>1,5</w:t>
-            </w:r>
-          </w:p>
-        </w:tc>
-      </w:tr>
-      <w:tr>
-        <w:tc>
-          <w:tcPr>
-            <w:tcW w:type="dxa" w:w="4889"/>
-          </w:tcPr>
-          <w:p>
-            <w:pPr>
-              <w:spacing w:before="0" w:after="0" w:line="240" w:lineRule="auto"/>
-              <w:ind w:firstLine="0"/>
-              <w:jc w:val="left"/>
-            </w:pPr>
-            <w:r>
-              <w:rPr>
-                <w:rFonts w:ascii="Times New Roman" w:hAnsi="Times New Roman" w:eastAsia="Times New Roman" w:cs="Times New Roman"/>
-                <w:b w:val="0"/>
-                <w:sz w:val="20"/>
-              </w:rPr>
-              <w:t xml:space="preserve">   тема 4.1. Журналы событий и их анализ</w:t>
-            </w:r>
-          </w:p>
-        </w:tc>
-        <w:tc>
-          <w:tcPr>
-            <w:tcW w:type="dxa" w:w="977"/>
-          </w:tcPr>
-          <w:p>
-            <w:pPr>
-              <w:spacing w:before="0" w:after="0" w:line="240" w:lineRule="auto"/>
-              <w:ind w:firstLine="0"/>
-              <w:jc w:val="center"/>
-            </w:pPr>
-            <w:r>
-              <w:rPr>
-                <w:rFonts w:ascii="Times New Roman" w:hAnsi="Times New Roman" w:eastAsia="Times New Roman" w:cs="Times New Roman"/>
-                <w:b w:val="0"/>
-                <w:sz w:val="20"/>
-              </w:rPr>
-              <w:t>6,5</w:t>
-            </w:r>
-          </w:p>
-        </w:tc>
-        <w:tc>
-          <w:tcPr>
-            <w:tcW w:type="dxa" w:w="977"/>
-          </w:tcPr>
-          <w:p>
-            <w:pPr>
-              <w:spacing w:before="0" w:after="0" w:line="240" w:lineRule="auto"/>
-              <w:ind w:firstLine="0"/>
-              <w:jc w:val="center"/>
-            </w:pPr>
-            <w:r>
-              <w:rPr>
-                <w:rFonts w:ascii="Times New Roman" w:hAnsi="Times New Roman" w:eastAsia="Times New Roman" w:cs="Times New Roman"/>
-                <w:b w:val="0"/>
-                <w:sz w:val="20"/>
-              </w:rPr>
-              <w:t>1,5</w:t>
-            </w:r>
-          </w:p>
-        </w:tc>
-        <w:tc>
-          <w:tcPr>
-            <w:tcW w:type="dxa" w:w="977"/>
-          </w:tcPr>
-          <w:p>
-            <w:pPr>
-              <w:spacing w:before="0" w:after="0" w:line="240" w:lineRule="auto"/>
-              <w:ind w:firstLine="0"/>
-              <w:jc w:val="center"/>
-            </w:pPr>
-            <w:r>
-              <w:rPr>
-                <w:rFonts w:ascii="Times New Roman" w:hAnsi="Times New Roman" w:eastAsia="Times New Roman" w:cs="Times New Roman"/>
-                <w:b w:val="0"/>
-                <w:sz w:val="20"/>
-              </w:rPr>
-              <w:t>2</w:t>
-            </w:r>
-          </w:p>
-        </w:tc>
-        <w:tc>
-          <w:tcPr>
-            <w:tcW w:type="dxa" w:w="977"/>
-          </w:tcPr>
-          <w:p>
-            <w:pPr>
-              <w:spacing w:before="0" w:after="0" w:line="240" w:lineRule="auto"/>
-              <w:ind w:firstLine="0"/>
-              <w:jc w:val="center"/>
-            </w:pPr>
-            <w:r>
-              <w:rPr>
-                <w:rFonts w:ascii="Times New Roman" w:hAnsi="Times New Roman" w:eastAsia="Times New Roman" w:cs="Times New Roman"/>
-                <w:b w:val="0"/>
-                <w:sz w:val="20"/>
-              </w:rPr>
-              <w:t>2,5</w:t>
-            </w:r>
-          </w:p>
-        </w:tc>
-        <w:tc>
-          <w:tcPr>
-            <w:tcW w:type="dxa" w:w="977"/>
-          </w:tcPr>
-          <w:p>
-            <w:pPr>
-              <w:spacing w:before="0" w:after="0" w:line="240" w:lineRule="auto"/>
-              <w:ind w:firstLine="0"/>
-              <w:jc w:val="center"/>
-            </w:pPr>
-            <w:r>
-              <w:rPr>
-                <w:rFonts w:ascii="Times New Roman" w:hAnsi="Times New Roman" w:eastAsia="Times New Roman" w:cs="Times New Roman"/>
-                <w:b w:val="0"/>
-                <w:sz w:val="20"/>
-              </w:rPr>
-              <w:t>0,5</w:t>
-            </w:r>
-          </w:p>
-        </w:tc>
-      </w:tr>
-      <w:tr>
-        <w:tc>
-          <w:tcPr>
-            <w:tcW w:type="dxa" w:w="4889"/>
-          </w:tcPr>
-          <w:p>
-            <w:pPr>
-              <w:spacing w:before="0" w:after="0" w:line="240" w:lineRule="auto"/>
-              <w:ind w:firstLine="0"/>
-              <w:jc w:val="left"/>
-            </w:pPr>
-            <w:r>
-              <w:rPr>
-                <w:rFonts w:ascii="Times New Roman" w:hAnsi="Times New Roman" w:eastAsia="Times New Roman" w:cs="Times New Roman"/>
-                <w:b w:val="0"/>
-                <w:sz w:val="20"/>
-              </w:rPr>
-              <w:t xml:space="preserve">   тема 4.2. Системы мониторинга событий безопасности</w:t>
-            </w:r>
-          </w:p>
-        </w:tc>
-        <w:tc>
-          <w:tcPr>
-            <w:tcW w:type="dxa" w:w="977"/>
-          </w:tcPr>
-          <w:p>
-            <w:pPr>
-              <w:spacing w:before="0" w:after="0" w:line="240" w:lineRule="auto"/>
-              <w:ind w:firstLine="0"/>
-              <w:jc w:val="center"/>
-            </w:pPr>
-            <w:r>
-              <w:rPr>
-                <w:rFonts w:ascii="Times New Roman" w:hAnsi="Times New Roman" w:eastAsia="Times New Roman" w:cs="Times New Roman"/>
-                <w:b w:val="0"/>
-                <w:sz w:val="20"/>
-              </w:rPr>
-              <w:t>4</w:t>
-            </w:r>
-          </w:p>
-        </w:tc>
-        <w:tc>
-          <w:tcPr>
-            <w:tcW w:type="dxa" w:w="977"/>
-          </w:tcPr>
-          <w:p>
-            <w:pPr>
-              <w:spacing w:before="0" w:after="0" w:line="240" w:lineRule="auto"/>
-              <w:ind w:firstLine="0"/>
-              <w:jc w:val="center"/>
-            </w:pPr>
-            <w:r>
-              <w:rPr>
-                <w:rFonts w:ascii="Times New Roman" w:hAnsi="Times New Roman" w:eastAsia="Times New Roman" w:cs="Times New Roman"/>
-                <w:b w:val="0"/>
-                <w:sz w:val="20"/>
-              </w:rPr>
-              <w:t>1</w:t>
-            </w:r>
-          </w:p>
-        </w:tc>
-        <w:tc>
-          <w:tcPr>
-            <w:tcW w:type="dxa" w:w="977"/>
-          </w:tcPr>
-          <w:p>
-            <w:pPr>
-              <w:spacing w:before="0" w:after="0" w:line="240" w:lineRule="auto"/>
-              <w:ind w:firstLine="0"/>
-              <w:jc w:val="center"/>
-            </w:pPr>
-            <w:r>
-              <w:rPr>
-                <w:rFonts w:ascii="Times New Roman" w:hAnsi="Times New Roman" w:eastAsia="Times New Roman" w:cs="Times New Roman"/>
-                <w:b w:val="0"/>
-                <w:sz w:val="20"/>
-              </w:rPr>
-              <w:t>2,5</w:t>
-            </w:r>
-          </w:p>
-        </w:tc>
-        <w:tc>
-          <w:tcPr>
-            <w:tcW w:type="dxa" w:w="977"/>
-          </w:tcPr>
-          <w:p>
-            <w:pPr>
-              <w:spacing w:before="0" w:after="0" w:line="240" w:lineRule="auto"/>
-              <w:ind w:firstLine="0"/>
-              <w:jc w:val="center"/>
-            </w:pPr>
-            <w:r>
-              <w:rPr>
-                <w:rFonts w:ascii="Times New Roman" w:hAnsi="Times New Roman" w:eastAsia="Times New Roman" w:cs="Times New Roman"/>
-                <w:b w:val="0"/>
-                <w:sz w:val="20"/>
-              </w:rPr>
-              <w:t>0</w:t>
-            </w:r>
-          </w:p>
-        </w:tc>
-        <w:tc>
-          <w:tcPr>
-            <w:tcW w:type="dxa" w:w="977"/>
-          </w:tcPr>
-          <w:p>
-            <w:pPr>
-              <w:spacing w:before="0" w:after="0" w:line="240" w:lineRule="auto"/>
-              <w:ind w:firstLine="0"/>
-              <w:jc w:val="center"/>
-            </w:pPr>
-            <w:r>
-              <w:rPr>
-                <w:rFonts w:ascii="Times New Roman" w:hAnsi="Times New Roman" w:eastAsia="Times New Roman" w:cs="Times New Roman"/>
-                <w:b w:val="0"/>
-                <w:sz w:val="20"/>
-              </w:rPr>
-              <w:t>0,5</w:t>
-            </w:r>
-          </w:p>
-        </w:tc>
-      </w:tr>
-      <w:tr>
-        <w:tc>
-          <w:tcPr>
-            <w:tcW w:type="dxa" w:w="4889"/>
-          </w:tcPr>
-          <w:p>
-            <w:pPr>
-              <w:spacing w:before="0" w:after="0" w:line="240" w:lineRule="auto"/>
-              <w:ind w:firstLine="0"/>
-              <w:jc w:val="left"/>
-            </w:pPr>
-            <w:r>
-              <w:rPr>
-                <w:rFonts w:ascii="Times New Roman" w:hAnsi="Times New Roman" w:eastAsia="Times New Roman" w:cs="Times New Roman"/>
-                <w:b w:val="0"/>
-                <w:sz w:val="20"/>
-              </w:rPr>
-              <w:t xml:space="preserve">   тема 4.3. Реагирование на инциденты</w:t>
-            </w:r>
-          </w:p>
-        </w:tc>
-        <w:tc>
-          <w:tcPr>
-            <w:tcW w:type="dxa" w:w="977"/>
-          </w:tcPr>
-          <w:p>
-            <w:pPr>
-              <w:spacing w:before="0" w:after="0" w:line="240" w:lineRule="auto"/>
-              <w:ind w:firstLine="0"/>
-              <w:jc w:val="center"/>
-            </w:pPr>
-            <w:r>
-              <w:rPr>
-                <w:rFonts w:ascii="Times New Roman" w:hAnsi="Times New Roman" w:eastAsia="Times New Roman" w:cs="Times New Roman"/>
-                <w:b w:val="0"/>
-                <w:sz w:val="20"/>
-              </w:rPr>
-              <w:t>6</w:t>
-            </w:r>
-          </w:p>
-        </w:tc>
-        <w:tc>
-          <w:tcPr>
-            <w:tcW w:type="dxa" w:w="977"/>
-          </w:tcPr>
-          <w:p>
-            <w:pPr>
-              <w:spacing w:before="0" w:after="0" w:line="240" w:lineRule="auto"/>
-              <w:ind w:firstLine="0"/>
-              <w:jc w:val="center"/>
-            </w:pPr>
-            <w:r>
-              <w:rPr>
-                <w:rFonts w:ascii="Times New Roman" w:hAnsi="Times New Roman" w:eastAsia="Times New Roman" w:cs="Times New Roman"/>
-                <w:b w:val="0"/>
-                <w:sz w:val="20"/>
-              </w:rPr>
-              <w:t>2</w:t>
-            </w:r>
-          </w:p>
-        </w:tc>
-        <w:tc>
-          <w:tcPr>
-            <w:tcW w:type="dxa" w:w="977"/>
-          </w:tcPr>
-          <w:p>
-            <w:pPr>
-              <w:spacing w:before="0" w:after="0" w:line="240" w:lineRule="auto"/>
-              <w:ind w:firstLine="0"/>
-              <w:jc w:val="center"/>
-            </w:pPr>
-            <w:r>
-              <w:rPr>
-                <w:rFonts w:ascii="Times New Roman" w:hAnsi="Times New Roman" w:eastAsia="Times New Roman" w:cs="Times New Roman"/>
-                <w:b w:val="0"/>
-                <w:sz w:val="20"/>
-              </w:rPr>
-              <w:t>3,5</w:t>
-            </w:r>
-          </w:p>
-        </w:tc>
-        <w:tc>
-          <w:tcPr>
-            <w:tcW w:type="dxa" w:w="977"/>
-          </w:tcPr>
-          <w:p>
-            <w:pPr>
-              <w:spacing w:before="0" w:after="0" w:line="240" w:lineRule="auto"/>
-              <w:ind w:firstLine="0"/>
-              <w:jc w:val="center"/>
-            </w:pPr>
-            <w:r>
-              <w:rPr>
-                <w:rFonts w:ascii="Times New Roman" w:hAnsi="Times New Roman" w:eastAsia="Times New Roman" w:cs="Times New Roman"/>
-                <w:b w:val="0"/>
-                <w:sz w:val="20"/>
-              </w:rPr>
-              <w:t>0</w:t>
-            </w:r>
-          </w:p>
-        </w:tc>
-        <w:tc>
-          <w:tcPr>
-            <w:tcW w:type="dxa" w:w="977"/>
-          </w:tcPr>
-          <w:p>
-            <w:pPr>
-              <w:spacing w:before="0" w:after="0" w:line="240" w:lineRule="auto"/>
-              <w:ind w:firstLine="0"/>
-              <w:jc w:val="center"/>
-            </w:pPr>
-            <w:r>
-              <w:rPr>
-                <w:rFonts w:ascii="Times New Roman" w:hAnsi="Times New Roman" w:eastAsia="Times New Roman" w:cs="Times New Roman"/>
-                <w:b w:val="0"/>
-                <w:sz w:val="20"/>
-              </w:rPr>
-              <w:t>0,5</w:t>
-            </w:r>
-          </w:p>
-        </w:tc>
-      </w:tr>
-      <w:tr>
-        <w:tc>
-          <w:tcPr>
-            <w:tcW w:type="dxa" w:w="4889"/>
-          </w:tcPr>
-          <w:p>
-            <w:pPr>
-              <w:spacing w:before="0" w:after="0" w:line="240" w:lineRule="auto"/>
-              <w:ind w:firstLine="0"/>
-              <w:jc w:val="left"/>
-            </w:pPr>
-            <w:r>
-              <w:rPr>
-                <w:rFonts w:ascii="Times New Roman" w:hAnsi="Times New Roman" w:eastAsia="Times New Roman" w:cs="Times New Roman"/>
-                <w:b w:val="0"/>
-                <w:sz w:val="20"/>
-              </w:rPr>
-              <w:t>Модуль 5. Практикум на учебном стенде</w:t>
-            </w:r>
-          </w:p>
-        </w:tc>
-        <w:tc>
-          <w:tcPr>
-            <w:tcW w:type="dxa" w:w="977"/>
-          </w:tcPr>
-          <w:p>
-            <w:pPr>
-              <w:spacing w:before="0" w:after="0" w:line="240" w:lineRule="auto"/>
-              <w:ind w:firstLine="0"/>
-              <w:jc w:val="center"/>
-            </w:pPr>
-            <w:r>
-              <w:rPr>
-                <w:rFonts w:ascii="Times New Roman" w:hAnsi="Times New Roman" w:eastAsia="Times New Roman" w:cs="Times New Roman"/>
-                <w:b w:val="0"/>
-                <w:sz w:val="20"/>
-              </w:rPr>
-              <w:t>12</w:t>
-            </w:r>
-          </w:p>
-        </w:tc>
-        <w:tc>
-          <w:tcPr>
-            <w:tcW w:type="dxa" w:w="977"/>
-          </w:tcPr>
-          <w:p>
-            <w:pPr>
-              <w:spacing w:before="0" w:after="0" w:line="240" w:lineRule="auto"/>
-              <w:ind w:firstLine="0"/>
-              <w:jc w:val="center"/>
-            </w:pPr>
-            <w:r>
-              <w:rPr>
-                <w:rFonts w:ascii="Times New Roman" w:hAnsi="Times New Roman" w:eastAsia="Times New Roman" w:cs="Times New Roman"/>
-                <w:b w:val="0"/>
-                <w:sz w:val="20"/>
-              </w:rPr>
-              <w:t>2</w:t>
-            </w:r>
-          </w:p>
-        </w:tc>
-        <w:tc>
-          <w:tcPr>
-            <w:tcW w:type="dxa" w:w="977"/>
-          </w:tcPr>
-          <w:p>
-            <w:pPr>
-              <w:spacing w:before="0" w:after="0" w:line="240" w:lineRule="auto"/>
-              <w:ind w:firstLine="0"/>
-              <w:jc w:val="center"/>
-            </w:pPr>
-            <w:r>
-              <w:rPr>
-                <w:rFonts w:ascii="Times New Roman" w:hAnsi="Times New Roman" w:eastAsia="Times New Roman" w:cs="Times New Roman"/>
-                <w:b w:val="0"/>
-                <w:sz w:val="20"/>
-              </w:rPr>
-              <w:t>4</w:t>
-            </w:r>
-          </w:p>
-        </w:tc>
-        <w:tc>
-          <w:tcPr>
-            <w:tcW w:type="dxa" w:w="977"/>
-          </w:tcPr>
-          <w:p>
-            <w:pPr>
-              <w:spacing w:before="0" w:after="0" w:line="240" w:lineRule="auto"/>
-              <w:ind w:firstLine="0"/>
-              <w:jc w:val="center"/>
-            </w:pPr>
-            <w:r>
-              <w:rPr>
-                <w:rFonts w:ascii="Times New Roman" w:hAnsi="Times New Roman" w:eastAsia="Times New Roman" w:cs="Times New Roman"/>
-                <w:b w:val="0"/>
-                <w:sz w:val="20"/>
-              </w:rPr>
-              <w:t>5</w:t>
-            </w:r>
-          </w:p>
-        </w:tc>
-        <w:tc>
-          <w:tcPr>
-            <w:tcW w:type="dxa" w:w="977"/>
-          </w:tcPr>
-          <w:p>
-            <w:pPr>
-              <w:spacing w:before="0" w:after="0" w:line="240" w:lineRule="auto"/>
-              <w:ind w:firstLine="0"/>
-              <w:jc w:val="center"/>
-            </w:pPr>
-            <w:r>
-              <w:rPr>
-                <w:rFonts w:ascii="Times New Roman" w:hAnsi="Times New Roman" w:eastAsia="Times New Roman" w:cs="Times New Roman"/>
-                <w:b w:val="0"/>
-                <w:sz w:val="20"/>
-              </w:rPr>
-              <w:t>1</w:t>
-            </w:r>
-          </w:p>
-        </w:tc>
-      </w:tr>
-      <w:tr>
-        <w:tc>
-          <w:tcPr>
-            <w:tcW w:type="dxa" w:w="4889"/>
-          </w:tcPr>
-          <w:p>
-            <w:pPr>
-              <w:spacing w:before="0" w:after="0" w:line="240" w:lineRule="auto"/>
-              <w:ind w:firstLine="0"/>
-              <w:jc w:val="left"/>
-            </w:pPr>
-            <w:r>
-              <w:rPr>
-                <w:rFonts w:ascii="Times New Roman" w:hAnsi="Times New Roman" w:eastAsia="Times New Roman" w:cs="Times New Roman"/>
-                <w:b w:val="0"/>
-                <w:sz w:val="20"/>
-              </w:rPr>
-              <w:t xml:space="preserve">   тема 5.1. Поиск уязвимостей на стенде</w:t>
-            </w:r>
-          </w:p>
-        </w:tc>
-        <w:tc>
-          <w:tcPr>
-            <w:tcW w:type="dxa" w:w="977"/>
-          </w:tcPr>
-          <w:p>
-            <w:pPr>
-              <w:spacing w:before="0" w:after="0" w:line="240" w:lineRule="auto"/>
-              <w:ind w:firstLine="0"/>
-              <w:jc w:val="center"/>
-            </w:pPr>
-            <w:r>
-              <w:rPr>
-                <w:rFonts w:ascii="Times New Roman" w:hAnsi="Times New Roman" w:eastAsia="Times New Roman" w:cs="Times New Roman"/>
-                <w:b w:val="0"/>
-                <w:sz w:val="20"/>
-              </w:rPr>
-              <w:t>6</w:t>
-            </w:r>
-          </w:p>
-        </w:tc>
-        <w:tc>
-          <w:tcPr>
-            <w:tcW w:type="dxa" w:w="977"/>
-          </w:tcPr>
-          <w:p>
-            <w:pPr>
-              <w:spacing w:before="0" w:after="0" w:line="240" w:lineRule="auto"/>
-              <w:ind w:firstLine="0"/>
-              <w:jc w:val="center"/>
-            </w:pPr>
-            <w:r>
-              <w:rPr>
-                <w:rFonts w:ascii="Times New Roman" w:hAnsi="Times New Roman" w:eastAsia="Times New Roman" w:cs="Times New Roman"/>
-                <w:b w:val="0"/>
-                <w:sz w:val="20"/>
-              </w:rPr>
-              <w:t>1</w:t>
-            </w:r>
-          </w:p>
-        </w:tc>
-        <w:tc>
-          <w:tcPr>
-            <w:tcW w:type="dxa" w:w="977"/>
-          </w:tcPr>
-          <w:p>
-            <w:pPr>
-              <w:spacing w:before="0" w:after="0" w:line="240" w:lineRule="auto"/>
-              <w:ind w:firstLine="0"/>
-              <w:jc w:val="center"/>
-            </w:pPr>
-            <w:r>
-              <w:rPr>
-                <w:rFonts w:ascii="Times New Roman" w:hAnsi="Times New Roman" w:eastAsia="Times New Roman" w:cs="Times New Roman"/>
-                <w:b w:val="0"/>
-                <w:sz w:val="20"/>
-              </w:rPr>
-              <w:t>2</w:t>
-            </w:r>
-          </w:p>
-        </w:tc>
-        <w:tc>
-          <w:tcPr>
-            <w:tcW w:type="dxa" w:w="977"/>
-          </w:tcPr>
-          <w:p>
-            <w:pPr>
-              <w:spacing w:before="0" w:after="0" w:line="240" w:lineRule="auto"/>
-              <w:ind w:firstLine="0"/>
-              <w:jc w:val="center"/>
-            </w:pPr>
-            <w:r>
-              <w:rPr>
-                <w:rFonts w:ascii="Times New Roman" w:hAnsi="Times New Roman" w:eastAsia="Times New Roman" w:cs="Times New Roman"/>
-                <w:b w:val="0"/>
-                <w:sz w:val="20"/>
-              </w:rPr>
-              <w:t>2,5</w:t>
-            </w:r>
-          </w:p>
-        </w:tc>
-        <w:tc>
-          <w:tcPr>
-            <w:tcW w:type="dxa" w:w="977"/>
-          </w:tcPr>
-          <w:p>
-            <w:pPr>
-              <w:spacing w:before="0" w:after="0" w:line="240" w:lineRule="auto"/>
-              <w:ind w:firstLine="0"/>
-              <w:jc w:val="center"/>
-            </w:pPr>
-            <w:r>
-              <w:rPr>
-                <w:rFonts w:ascii="Times New Roman" w:hAnsi="Times New Roman" w:eastAsia="Times New Roman" w:cs="Times New Roman"/>
-                <w:b w:val="0"/>
-                <w:sz w:val="20"/>
-              </w:rPr>
-              <w:t>0,5</w:t>
-            </w:r>
-          </w:p>
-        </w:tc>
-      </w:tr>
-      <w:tr>
-        <w:tc>
-          <w:tcPr>
-            <w:tcW w:type="dxa" w:w="4889"/>
-          </w:tcPr>
-          <w:p>
-            <w:pPr>
-              <w:spacing w:before="0" w:after="0" w:line="240" w:lineRule="auto"/>
-              <w:ind w:firstLine="0"/>
-              <w:jc w:val="left"/>
-            </w:pPr>
-            <w:r>
-              <w:rPr>
-                <w:rFonts w:ascii="Times New Roman" w:hAnsi="Times New Roman" w:eastAsia="Times New Roman" w:cs="Times New Roman"/>
-                <w:b w:val="0"/>
-                <w:sz w:val="20"/>
-              </w:rPr>
-              <w:t xml:space="preserve">   тема 5.2. Разбор инцидента на стенде</w:t>
-            </w:r>
-          </w:p>
-        </w:tc>
-        <w:tc>
-          <w:tcPr>
-            <w:tcW w:type="dxa" w:w="977"/>
-          </w:tcPr>
-          <w:p>
-            <w:pPr>
-              <w:spacing w:before="0" w:after="0" w:line="240" w:lineRule="auto"/>
-              <w:ind w:firstLine="0"/>
-              <w:jc w:val="center"/>
-            </w:pPr>
-            <w:r>
-              <w:rPr>
-                <w:rFonts w:ascii="Times New Roman" w:hAnsi="Times New Roman" w:eastAsia="Times New Roman" w:cs="Times New Roman"/>
-                <w:b w:val="0"/>
-                <w:sz w:val="20"/>
-              </w:rPr>
-              <w:t>6</w:t>
-            </w:r>
-          </w:p>
-        </w:tc>
-        <w:tc>
-          <w:tcPr>
-            <w:tcW w:type="dxa" w:w="977"/>
-          </w:tcPr>
-          <w:p>
-            <w:pPr>
-              <w:spacing w:before="0" w:after="0" w:line="240" w:lineRule="auto"/>
-              <w:ind w:firstLine="0"/>
-              <w:jc w:val="center"/>
-            </w:pPr>
-            <w:r>
-              <w:rPr>
-                <w:rFonts w:ascii="Times New Roman" w:hAnsi="Times New Roman" w:eastAsia="Times New Roman" w:cs="Times New Roman"/>
-                <w:b w:val="0"/>
-                <w:sz w:val="20"/>
-              </w:rPr>
-              <w:t>1</w:t>
-            </w:r>
-          </w:p>
-        </w:tc>
-        <w:tc>
-          <w:tcPr>
-            <w:tcW w:type="dxa" w:w="977"/>
-          </w:tcPr>
-          <w:p>
-            <w:pPr>
-              <w:spacing w:before="0" w:after="0" w:line="240" w:lineRule="auto"/>
-              <w:ind w:firstLine="0"/>
-              <w:jc w:val="center"/>
-            </w:pPr>
-            <w:r>
-              <w:rPr>
-                <w:rFonts w:ascii="Times New Roman" w:hAnsi="Times New Roman" w:eastAsia="Times New Roman" w:cs="Times New Roman"/>
-                <w:b w:val="0"/>
-                <w:sz w:val="20"/>
-              </w:rPr>
-              <w:t>2</w:t>
-            </w:r>
-          </w:p>
-        </w:tc>
-        <w:tc>
-          <w:tcPr>
-            <w:tcW w:type="dxa" w:w="977"/>
-          </w:tcPr>
-          <w:p>
-            <w:pPr>
-              <w:spacing w:before="0" w:after="0" w:line="240" w:lineRule="auto"/>
-              <w:ind w:firstLine="0"/>
-              <w:jc w:val="center"/>
-            </w:pPr>
-            <w:r>
-              <w:rPr>
-                <w:rFonts w:ascii="Times New Roman" w:hAnsi="Times New Roman" w:eastAsia="Times New Roman" w:cs="Times New Roman"/>
-                <w:b w:val="0"/>
-                <w:sz w:val="20"/>
-              </w:rPr>
-              <w:t>2,5</w:t>
-            </w:r>
-          </w:p>
-        </w:tc>
-        <w:tc>
-          <w:tcPr>
-            <w:tcW w:type="dxa" w:w="977"/>
-          </w:tcPr>
-          <w:p>
-            <w:pPr>
-              <w:spacing w:before="0" w:after="0" w:line="240" w:lineRule="auto"/>
-              <w:ind w:firstLine="0"/>
-              <w:jc w:val="center"/>
-            </w:pPr>
-            <w:r>
-              <w:rPr>
-                <w:rFonts w:ascii="Times New Roman" w:hAnsi="Times New Roman" w:eastAsia="Times New Roman" w:cs="Times New Roman"/>
-                <w:b w:val="0"/>
-                <w:sz w:val="20"/>
-              </w:rPr>
-              <w:t>0,5</w:t>
-            </w:r>
-          </w:p>
-        </w:tc>
-      </w:tr>
-      <w:tr>
-        <w:tc>
-          <w:tcPr>
-            <w:tcW w:type="dxa" w:w="4889"/>
-          </w:tcPr>
-          <w:p>
-            <w:pPr>
-              <w:spacing w:before="0" w:after="0" w:line="240" w:lineRule="auto"/>
-              <w:ind w:firstLine="0"/>
-              <w:jc w:val="left"/>
-            </w:pPr>
-            <w:r>
-              <w:rPr>
-                <w:rFonts w:ascii="Times New Roman" w:hAnsi="Times New Roman" w:eastAsia="Times New Roman" w:cs="Times New Roman"/>
-                <w:b/>
-                <w:sz w:val="20"/>
-              </w:rPr>
-              <w:t>Итоговая аттестация</w:t>
-            </w:r>
-          </w:p>
-        </w:tc>
-        <w:tc>
-          <w:tcPr>
-            <w:tcW w:type="dxa" w:w="977"/>
-          </w:tcPr>
-          <w:p>
-            <w:pPr>
-              <w:spacing w:before="0" w:after="0" w:line="240" w:lineRule="auto"/>
-              <w:ind w:firstLine="0"/>
-              <w:jc w:val="center"/>
-            </w:pPr>
-            <w:r>
-              <w:rPr>
-                <w:rFonts w:ascii="Times New Roman" w:hAnsi="Times New Roman" w:eastAsia="Times New Roman" w:cs="Times New Roman"/>
-                <w:b/>
-                <w:sz w:val="20"/>
-              </w:rPr>
-              <w:t>2</w:t>
-            </w:r>
-          </w:p>
-        </w:tc>
-        <w:tc>
-          <w:tcPr>
-            <w:tcW w:type="dxa" w:w="977"/>
-          </w:tcPr>
-          <w:p>
-            <w:pPr>
-              <w:spacing w:before="0" w:after="0" w:line="240" w:lineRule="auto"/>
-              <w:ind w:firstLine="0"/>
-              <w:jc w:val="center"/>
-            </w:pPr>
-            <w:r>
-              <w:rPr>
-                <w:rFonts w:ascii="Times New Roman" w:hAnsi="Times New Roman" w:eastAsia="Times New Roman" w:cs="Times New Roman"/>
-                <w:b/>
-                <w:sz w:val="20"/>
-              </w:rPr>
-            </w:r>
-          </w:p>
-        </w:tc>
-        <w:tc>
-          <w:tcPr>
-            <w:tcW w:type="dxa" w:w="977"/>
-          </w:tcPr>
-          <w:p>
-            <w:pPr>
-              <w:spacing w:before="0" w:after="0" w:line="240" w:lineRule="auto"/>
-              <w:ind w:firstLine="0"/>
-              <w:jc w:val="center"/>
-            </w:pPr>
-            <w:r>
-              <w:rPr>
-                <w:rFonts w:ascii="Times New Roman" w:hAnsi="Times New Roman" w:eastAsia="Times New Roman" w:cs="Times New Roman"/>
-                <w:b/>
-                <w:sz w:val="20"/>
-              </w:rPr>
-            </w:r>
-          </w:p>
-        </w:tc>
-        <w:tc>
-          <w:tcPr>
-            <w:tcW w:type="dxa" w:w="977"/>
-          </w:tcPr>
-          <w:p>
-            <w:pPr>
-              <w:spacing w:before="0" w:after="0" w:line="240" w:lineRule="auto"/>
-              <w:ind w:firstLine="0"/>
-              <w:jc w:val="center"/>
-            </w:pPr>
-            <w:r>
-              <w:rPr>
-                <w:rFonts w:ascii="Times New Roman" w:hAnsi="Times New Roman" w:eastAsia="Times New Roman" w:cs="Times New Roman"/>
-                <w:b/>
-                <w:sz w:val="20"/>
-              </w:rPr>
-            </w:r>
-          </w:p>
-        </w:tc>
-        <w:tc>
-          <w:tcPr>
-            <w:tcW w:type="dxa" w:w="977"/>
-          </w:tcPr>
-          <w:p>
-            <w:pPr>
-              <w:spacing w:before="0" w:after="0" w:line="240" w:lineRule="auto"/>
-              <w:ind w:firstLine="0"/>
-              <w:jc w:val="center"/>
-            </w:pPr>
-            <w:r>
-              <w:rPr>
-                <w:rFonts w:ascii="Times New Roman" w:hAnsi="Times New Roman" w:eastAsia="Times New Roman" w:cs="Times New Roman"/>
-                <w:b/>
-                <w:sz w:val="20"/>
-              </w:rPr>
-            </w:r>
-          </w:p>
-        </w:tc>
-      </w:tr>
-      <w:tr>
-        <w:tc>
-          <w:tcPr>
-            <w:tcW w:type="dxa" w:w="4889"/>
-          </w:tcPr>
-          <w:p>
-            <w:pPr>
-              <w:spacing w:before="0" w:after="0" w:line="240" w:lineRule="auto"/>
-              <w:ind w:firstLine="0"/>
-              <w:jc w:val="left"/>
-            </w:pPr>
-            <w:r>
-              <w:rPr>
-                <w:rFonts w:ascii="Times New Roman" w:hAnsi="Times New Roman" w:eastAsia="Times New Roman" w:cs="Times New Roman"/>
-                <w:b/>
-                <w:sz w:val="20"/>
-              </w:rPr>
-              <w:t>Итого</w:t>
-            </w:r>
-          </w:p>
-        </w:tc>
-        <w:tc>
-          <w:tcPr>
-            <w:tcW w:type="dxa" w:w="977"/>
-          </w:tcPr>
-          <w:p>
-            <w:pPr>
-              <w:spacing w:before="0" w:after="0" w:line="240" w:lineRule="auto"/>
-              <w:ind w:firstLine="0"/>
-              <w:jc w:val="center"/>
-            </w:pPr>
-            <w:r>
-              <w:rPr>
-                <w:rFonts w:ascii="Times New Roman" w:hAnsi="Times New Roman" w:eastAsia="Times New Roman" w:cs="Times New Roman"/>
-                <w:b/>
-                <w:sz w:val="20"/>
-              </w:rPr>
-              <w:t>72</w:t>
-            </w:r>
-          </w:p>
-        </w:tc>
-        <w:tc>
-          <w:tcPr>
-            <w:tcW w:type="dxa" w:w="977"/>
-          </w:tcPr>
-          <w:p>
-            <w:pPr>
-              <w:spacing w:before="0" w:after="0" w:line="240" w:lineRule="auto"/>
-              <w:ind w:firstLine="0"/>
-              <w:jc w:val="center"/>
-            </w:pPr>
-            <w:r>
-              <w:rPr>
-                <w:rFonts w:ascii="Times New Roman" w:hAnsi="Times New Roman" w:eastAsia="Times New Roman" w:cs="Times New Roman"/>
-                <w:b/>
-                <w:sz w:val="20"/>
-              </w:rPr>
-              <w:t>17,5</w:t>
-            </w:r>
-          </w:p>
-        </w:tc>
-        <w:tc>
-          <w:tcPr>
-            <w:tcW w:type="dxa" w:w="977"/>
-          </w:tcPr>
-          <w:p>
-            <w:pPr>
-              <w:spacing w:before="0" w:after="0" w:line="240" w:lineRule="auto"/>
-              <w:ind w:firstLine="0"/>
-              <w:jc w:val="center"/>
-            </w:pPr>
-            <w:r>
-              <w:rPr>
-                <w:rFonts w:ascii="Times New Roman" w:hAnsi="Times New Roman" w:eastAsia="Times New Roman" w:cs="Times New Roman"/>
-                <w:b/>
-                <w:sz w:val="20"/>
-              </w:rPr>
-              <w:t>29</w:t>
-            </w:r>
-          </w:p>
-        </w:tc>
-        <w:tc>
-          <w:tcPr>
-            <w:tcW w:type="dxa" w:w="977"/>
-          </w:tcPr>
-          <w:p>
-            <w:pPr>
-              <w:spacing w:before="0" w:after="0" w:line="240" w:lineRule="auto"/>
-              <w:ind w:firstLine="0"/>
-              <w:jc w:val="center"/>
-            </w:pPr>
-            <w:r>
-              <w:rPr>
-                <w:rFonts w:ascii="Times New Roman" w:hAnsi="Times New Roman" w:eastAsia="Times New Roman" w:cs="Times New Roman"/>
-                <w:b/>
-                <w:sz w:val="20"/>
-              </w:rPr>
-              <w:t>16,5</w:t>
-            </w:r>
-          </w:p>
-        </w:tc>
-        <w:tc>
-          <w:tcPr>
-            <w:tcW w:type="dxa" w:w="977"/>
-          </w:tcPr>
-          <w:p>
-            <w:pPr>
-              <w:spacing w:before="0" w:after="0" w:line="240" w:lineRule="auto"/>
-              <w:ind w:firstLine="0"/>
-              <w:jc w:val="center"/>
-            </w:pPr>
-            <w:r>
-              <w:rPr>
-                <w:rFonts w:ascii="Times New Roman" w:hAnsi="Times New Roman" w:eastAsia="Times New Roman" w:cs="Times New Roman"/>
-                <w:b/>
-                <w:sz w:val="20"/>
-              </w:rPr>
-              <w:t>7</w:t>
-            </w:r>
-          </w:p>
-        </w:tc>
-      </w:tr>
-    </w:tbl>
-    <w:p>
-      <w:pPr>
-        <w:spacing w:before="0" w:after="120"/>
-        <w:ind w:firstLine="0"/>
-      </w:pPr>
-    </w:p>
-    <w:p>
-      <w:pPr>
-        <w:spacing w:before="0" w:after="120" w:line="240" w:lineRule="auto"/>
-        <w:ind w:firstLine="0"/>
-        <w:jc w:val="both"/>
-      </w:pPr>
-      <w:r>
-        <w:rPr>
-          <w:rFonts w:ascii="Times New Roman" w:hAnsi="Times New Roman" w:eastAsia="Times New Roman" w:cs="Times New Roman"/>
-          <w:b w:val="0"/>
-        </w:rPr>
-        <w:t>Суммы строк, разделов и итогов, шаг 0,5 ч и календарь проверены: замечаний нет.</w:t>
-      </w:r>
-    </w:p>
-    <w:p>
-      <w:pPr>
-        <w:keepNext/>
-        <w:spacing w:before="0" w:after="120" w:line="240" w:lineRule="auto"/>
-        <w:ind w:firstLine="0"/>
-        <w:jc w:val="left"/>
-      </w:pPr>
-      <w:r>
-        <w:rPr>
-          <w:rFonts w:ascii="Times New Roman" w:hAnsi="Times New Roman" w:eastAsia="Times New Roman" w:cs="Times New Roman"/>
-          <w:b/>
-        </w:rPr>
-        <w:t>Покрытие результатов обучения</w:t>
-      </w:r>
-    </w:p>
-    <w:p>
-      <w:pPr>
-        <w:spacing w:before="0" w:after="120" w:line="240" w:lineRule="auto"/>
-        <w:ind w:firstLine="0"/>
-        <w:jc w:val="both"/>
-      </w:pPr>
-      <w:r>
-        <w:rPr>
-          <w:rFonts w:ascii="Times New Roman" w:hAnsi="Times New Roman" w:eastAsia="Times New Roman" w:cs="Times New Roman"/>
-          <w:b w:val="0"/>
-        </w:rPr>
-        <w:t>9 из 9 результатов обучения раскрыты в темах и проверяются двумя и более оценочными средствами (вопросы теста, практические задания, вопросы собеседования, итоговая аттестация).</w:t>
-      </w:r>
-    </w:p>
-    <w:tbl>
-      <w:tblPr>
-        <w:tblLook w:firstColumn="1" w:firstRow="1" w:lastColumn="0" w:lastRow="0" w:noHBand="0" w:noVBand="1" w:val="04A0"/>
-        <w:tblW w:w="9777" w:type="dxa"/>
-        <w:tblLayout w:type="fixed"/>
-        <w:tblBorders>
-          <w:top w:val="single" w:sz="4" w:space="0" w:color="AAAAAA"/>
-          <w:left w:val="single" w:sz="4" w:space="0" w:color="AAAAAA"/>
-          <w:bottom w:val="single" w:sz="4" w:space="0" w:color="AAAAAA"/>
-          <w:right w:val="single" w:sz="4" w:space="0" w:color="AAAAAA"/>
-          <w:insideH w:val="single" w:sz="4" w:space="0" w:color="AAAAAA"/>
-          <w:insideV w:val="single" w:sz="4" w:space="0" w:color="AAAAAA"/>
-        </w:tblBorders>
-        <w:tblCellMar>
-          <w:top w:w="80" w:type="dxa"/>
-          <w:left w:w="120" w:type="dxa"/>
-          <w:bottom w:w="80" w:type="dxa"/>
-          <w:right w:w="120" w:type="dxa"/>
-        </w:tblCellMar>
-      </w:tblPr>
-      <w:tblGrid>
-        <w:gridCol w:w="4513"/>
-        <w:gridCol w:w="1504"/>
-        <w:gridCol w:w="2256"/>
-        <w:gridCol w:w="1504"/>
-      </w:tblGrid>
-      <w:tr>
-        <w:trPr>
-          <w:tblHeader/>
-        </w:trPr>
-        <w:tc>
-          <w:tcPr>
-            <w:tcW w:type="dxa" w:w="4513"/>
-            <w:shd w:val="clear" w:color="auto" w:fill="F2F2F2"/>
-            <w:vAlign w:val="center"/>
-          </w:tcPr>
-          <w:p>
-            <w:pPr>
-              <w:spacing w:before="0" w:after="0" w:line="240" w:lineRule="auto"/>
-              <w:ind w:firstLine="0"/>
-              <w:jc w:val="center"/>
-            </w:pPr>
-            <w:r>
-              <w:rPr>
-                <w:rFonts w:ascii="Times New Roman" w:hAnsi="Times New Roman" w:eastAsia="Times New Roman" w:cs="Times New Roman"/>
-                <w:b/>
-                <w:sz w:val="20"/>
-              </w:rPr>
-              <w:t>Результат обучения</w:t>
-            </w:r>
-          </w:p>
-        </w:tc>
-        <w:tc>
-          <w:tcPr>
-            <w:tcW w:type="dxa" w:w="1504"/>
-            <w:shd w:val="clear" w:color="auto" w:fill="F2F2F2"/>
-            <w:vAlign w:val="center"/>
-          </w:tcPr>
-          <w:p>
-            <w:pPr>
-              <w:spacing w:before="0" w:after="0" w:line="240" w:lineRule="auto"/>
-              <w:ind w:firstLine="0"/>
-              <w:jc w:val="center"/>
-            </w:pPr>
-            <w:r>
-              <w:rPr>
-                <w:rFonts w:ascii="Times New Roman" w:hAnsi="Times New Roman" w:eastAsia="Times New Roman" w:cs="Times New Roman"/>
-                <w:b/>
-                <w:sz w:val="20"/>
-              </w:rPr>
-              <w:t>Темы</w:t>
-            </w:r>
-          </w:p>
-        </w:tc>
-        <w:tc>
-          <w:tcPr>
-            <w:tcW w:type="dxa" w:w="2256"/>
-            <w:shd w:val="clear" w:color="auto" w:fill="F2F2F2"/>
-            <w:vAlign w:val="center"/>
-          </w:tcPr>
-          <w:p>
-            <w:pPr>
-              <w:spacing w:before="0" w:after="0" w:line="240" w:lineRule="auto"/>
-              <w:ind w:firstLine="0"/>
-              <w:jc w:val="center"/>
-            </w:pPr>
-            <w:r>
-              <w:rPr>
-                <w:rFonts w:ascii="Times New Roman" w:hAnsi="Times New Roman" w:eastAsia="Times New Roman" w:cs="Times New Roman"/>
-                <w:b/>
-                <w:sz w:val="20"/>
-              </w:rPr>
-              <w:t>Оценочные средства</w:t>
-            </w:r>
-          </w:p>
-        </w:tc>
-        <w:tc>
-          <w:tcPr>
-            <w:tcW w:type="dxa" w:w="1504"/>
-            <w:shd w:val="clear" w:color="auto" w:fill="F2F2F2"/>
-            <w:vAlign w:val="center"/>
-          </w:tcPr>
-          <w:p>
-            <w:pPr>
-              <w:spacing w:before="0" w:after="0" w:line="240" w:lineRule="auto"/>
-              <w:ind w:firstLine="0"/>
-              <w:jc w:val="center"/>
-            </w:pPr>
-            <w:r>
-              <w:rPr>
-                <w:rFonts w:ascii="Times New Roman" w:hAnsi="Times New Roman" w:eastAsia="Times New Roman" w:cs="Times New Roman"/>
-                <w:b/>
-                <w:sz w:val="20"/>
-              </w:rPr>
-              <w:t>Итог</w:t>
-            </w:r>
-          </w:p>
-        </w:tc>
-      </w:tr>
-      <w:tr>
-        <w:tc>
-          <w:tcPr>
-            <w:tcW w:type="dxa" w:w="4513"/>
-          </w:tcPr>
-          <w:p>
-            <w:pPr>
-              <w:spacing w:before="0" w:after="0" w:line="240" w:lineRule="auto"/>
-              <w:ind w:firstLine="0"/>
-              <w:jc w:val="left"/>
-            </w:pPr>
-            <w:r>
-              <w:rPr>
-                <w:rFonts w:ascii="Times New Roman" w:hAnsi="Times New Roman" w:eastAsia="Times New Roman" w:cs="Times New Roman"/>
-                <w:b w:val="0"/>
-                <w:sz w:val="20"/>
-              </w:rPr>
-              <w:t>1.1. Знать назначение межсетевых экранов, средств защиты от вредоносного кода и систем обнаруж…</w:t>
-            </w:r>
-          </w:p>
-        </w:tc>
-        <w:tc>
-          <w:tcPr>
-            <w:tcW w:type="dxa" w:w="1504"/>
-          </w:tcPr>
-          <w:p>
-            <w:pPr>
-              <w:spacing w:before="0" w:after="0" w:line="240" w:lineRule="auto"/>
-              <w:ind w:firstLine="0"/>
-              <w:jc w:val="left"/>
-            </w:pPr>
-            <w:r>
-              <w:rPr>
-                <w:rFonts w:ascii="Times New Roman" w:hAnsi="Times New Roman" w:eastAsia="Times New Roman" w:cs="Times New Roman"/>
-                <w:b w:val="0"/>
-                <w:sz w:val="20"/>
-              </w:rPr>
-              <w:t>2.1, 2.2, 2.3</w:t>
-            </w:r>
-          </w:p>
-        </w:tc>
-        <w:tc>
-          <w:tcPr>
-            <w:tcW w:type="dxa" w:w="2256"/>
-          </w:tcPr>
-          <w:p>
-            <w:pPr>
-              <w:spacing w:before="0" w:after="0" w:line="240" w:lineRule="auto"/>
-              <w:ind w:firstLine="0"/>
-              <w:jc w:val="left"/>
-            </w:pPr>
-            <w:r>
-              <w:rPr>
-                <w:rFonts w:ascii="Times New Roman" w:hAnsi="Times New Roman" w:eastAsia="Times New Roman" w:cs="Times New Roman"/>
-                <w:b w:val="0"/>
-                <w:sz w:val="20"/>
-              </w:rPr>
-              <w:t>вопросы теста: 2, задания: 3, итоговая аттестация</w:t>
-            </w:r>
-          </w:p>
-        </w:tc>
-        <w:tc>
-          <w:tcPr>
-            <w:tcW w:type="dxa" w:w="1504"/>
-          </w:tcPr>
-          <w:p>
-            <w:pPr>
-              <w:spacing w:before="0" w:after="0" w:line="240" w:lineRule="auto"/>
-              <w:ind w:firstLine="0"/>
-              <w:jc w:val="center"/>
-            </w:pPr>
-            <w:r>
-              <w:rPr>
-                <w:rFonts w:ascii="Times New Roman" w:hAnsi="Times New Roman" w:eastAsia="Times New Roman" w:cs="Times New Roman"/>
-                <w:b w:val="0"/>
-                <w:sz w:val="20"/>
-              </w:rPr>
-              <w:t>в порядке</w:t>
-            </w:r>
-          </w:p>
-        </w:tc>
-      </w:tr>
-      <w:tr>
-        <w:tc>
-          <w:tcPr>
-            <w:tcW w:type="dxa" w:w="4513"/>
-          </w:tcPr>
-          <w:p>
-            <w:pPr>
-              <w:spacing w:before="0" w:after="0" w:line="240" w:lineRule="auto"/>
-              <w:ind w:firstLine="0"/>
-              <w:jc w:val="left"/>
-            </w:pPr>
-            <w:r>
-              <w:rPr>
-                <w:rFonts w:ascii="Times New Roman" w:hAnsi="Times New Roman" w:eastAsia="Times New Roman" w:cs="Times New Roman"/>
-                <w:b w:val="0"/>
-                <w:sz w:val="20"/>
-              </w:rPr>
-              <w:t>1.2. Уметь настраивать базовые параметры защиты сети и операционной системы</w:t>
-            </w:r>
-          </w:p>
-        </w:tc>
-        <w:tc>
-          <w:tcPr>
-            <w:tcW w:type="dxa" w:w="1504"/>
-          </w:tcPr>
-          <w:p>
-            <w:pPr>
-              <w:spacing w:before="0" w:after="0" w:line="240" w:lineRule="auto"/>
-              <w:ind w:firstLine="0"/>
-              <w:jc w:val="left"/>
-            </w:pPr>
-            <w:r>
-              <w:rPr>
-                <w:rFonts w:ascii="Times New Roman" w:hAnsi="Times New Roman" w:eastAsia="Times New Roman" w:cs="Times New Roman"/>
-                <w:b w:val="0"/>
-                <w:sz w:val="20"/>
-              </w:rPr>
-              <w:t>2.1, 2.2, 3.1, 3.2, 3.3</w:t>
-            </w:r>
-          </w:p>
-        </w:tc>
-        <w:tc>
-          <w:tcPr>
-            <w:tcW w:type="dxa" w:w="2256"/>
-          </w:tcPr>
-          <w:p>
-            <w:pPr>
-              <w:spacing w:before="0" w:after="0" w:line="240" w:lineRule="auto"/>
-              <w:ind w:firstLine="0"/>
-              <w:jc w:val="left"/>
-            </w:pPr>
-            <w:r>
-              <w:rPr>
-                <w:rFonts w:ascii="Times New Roman" w:hAnsi="Times New Roman" w:eastAsia="Times New Roman" w:cs="Times New Roman"/>
-                <w:b w:val="0"/>
-                <w:sz w:val="20"/>
-              </w:rPr>
-              <w:t>вопросы теста: 3, задания: 5, итоговая аттестация</w:t>
-            </w:r>
-          </w:p>
-        </w:tc>
-        <w:tc>
-          <w:tcPr>
-            <w:tcW w:type="dxa" w:w="1504"/>
-          </w:tcPr>
-          <w:p>
-            <w:pPr>
-              <w:spacing w:before="0" w:after="0" w:line="240" w:lineRule="auto"/>
-              <w:ind w:firstLine="0"/>
-              <w:jc w:val="center"/>
-            </w:pPr>
-            <w:r>
-              <w:rPr>
-                <w:rFonts w:ascii="Times New Roman" w:hAnsi="Times New Roman" w:eastAsia="Times New Roman" w:cs="Times New Roman"/>
-                <w:b w:val="0"/>
-                <w:sz w:val="20"/>
-              </w:rPr>
-              <w:t>в порядке</w:t>
-            </w:r>
-          </w:p>
-        </w:tc>
-      </w:tr>
-      <w:tr>
-        <w:tc>
-          <w:tcPr>
-            <w:tcW w:type="dxa" w:w="4513"/>
-          </w:tcPr>
-          <w:p>
-            <w:pPr>
-              <w:spacing w:before="0" w:after="0" w:line="240" w:lineRule="auto"/>
-              <w:ind w:firstLine="0"/>
-              <w:jc w:val="left"/>
-            </w:pPr>
-            <w:r>
-              <w:rPr>
-                <w:rFonts w:ascii="Times New Roman" w:hAnsi="Times New Roman" w:eastAsia="Times New Roman" w:cs="Times New Roman"/>
-                <w:b w:val="0"/>
-                <w:sz w:val="20"/>
-              </w:rPr>
-              <w:t>1.3. Владеть приёмами проверки настроек защиты на учебном стенде</w:t>
-            </w:r>
-          </w:p>
-        </w:tc>
-        <w:tc>
-          <w:tcPr>
-            <w:tcW w:type="dxa" w:w="1504"/>
-          </w:tcPr>
-          <w:p>
-            <w:pPr>
-              <w:spacing w:before="0" w:after="0" w:line="240" w:lineRule="auto"/>
-              <w:ind w:firstLine="0"/>
-              <w:jc w:val="left"/>
-            </w:pPr>
-            <w:r>
-              <w:rPr>
-                <w:rFonts w:ascii="Times New Roman" w:hAnsi="Times New Roman" w:eastAsia="Times New Roman" w:cs="Times New Roman"/>
-                <w:b w:val="0"/>
-                <w:sz w:val="20"/>
-              </w:rPr>
-              <w:t>2.3, 3.1, 3.2, 5.1</w:t>
-            </w:r>
-          </w:p>
-        </w:tc>
-        <w:tc>
-          <w:tcPr>
-            <w:tcW w:type="dxa" w:w="2256"/>
-          </w:tcPr>
-          <w:p>
-            <w:pPr>
-              <w:spacing w:before="0" w:after="0" w:line="240" w:lineRule="auto"/>
-              <w:ind w:firstLine="0"/>
-              <w:jc w:val="left"/>
-            </w:pPr>
-            <w:r>
-              <w:rPr>
-                <w:rFonts w:ascii="Times New Roman" w:hAnsi="Times New Roman" w:eastAsia="Times New Roman" w:cs="Times New Roman"/>
-                <w:b w:val="0"/>
-                <w:sz w:val="20"/>
-              </w:rPr>
-              <w:t>вопросы теста: 4, задания: 4, итоговая аттестация</w:t>
-            </w:r>
-          </w:p>
-        </w:tc>
-        <w:tc>
-          <w:tcPr>
-            <w:tcW w:type="dxa" w:w="1504"/>
-          </w:tcPr>
-          <w:p>
-            <w:pPr>
-              <w:spacing w:before="0" w:after="0" w:line="240" w:lineRule="auto"/>
-              <w:ind w:firstLine="0"/>
-              <w:jc w:val="center"/>
-            </w:pPr>
-            <w:r>
-              <w:rPr>
-                <w:rFonts w:ascii="Times New Roman" w:hAnsi="Times New Roman" w:eastAsia="Times New Roman" w:cs="Times New Roman"/>
-                <w:b w:val="0"/>
-                <w:sz w:val="20"/>
-              </w:rPr>
-              <w:t>в порядке</w:t>
-            </w:r>
-          </w:p>
-        </w:tc>
-      </w:tr>
-      <w:tr>
-        <w:tc>
-          <w:tcPr>
-            <w:tcW w:type="dxa" w:w="4513"/>
-          </w:tcPr>
-          <w:p>
-            <w:pPr>
-              <w:spacing w:before="0" w:after="0" w:line="240" w:lineRule="auto"/>
-              <w:ind w:firstLine="0"/>
-              <w:jc w:val="left"/>
-            </w:pPr>
-            <w:r>
-              <w:rPr>
-                <w:rFonts w:ascii="Times New Roman" w:hAnsi="Times New Roman" w:eastAsia="Times New Roman" w:cs="Times New Roman"/>
-                <w:b w:val="0"/>
-                <w:sz w:val="20"/>
-              </w:rPr>
-              <w:t>2.1. Знать типовые инциденты безопасности и порядок реагирования на них</w:t>
-            </w:r>
-          </w:p>
-        </w:tc>
-        <w:tc>
-          <w:tcPr>
-            <w:tcW w:type="dxa" w:w="1504"/>
-          </w:tcPr>
-          <w:p>
-            <w:pPr>
-              <w:spacing w:before="0" w:after="0" w:line="240" w:lineRule="auto"/>
-              <w:ind w:firstLine="0"/>
-              <w:jc w:val="center"/>
-            </w:pPr>
-            <w:r>
-              <w:rPr>
-                <w:rFonts w:ascii="Times New Roman" w:hAnsi="Times New Roman" w:eastAsia="Times New Roman" w:cs="Times New Roman"/>
-                <w:b w:val="0"/>
-                <w:sz w:val="20"/>
-              </w:rPr>
-              <w:t>4.1, 4.3</w:t>
-            </w:r>
-          </w:p>
-        </w:tc>
-        <w:tc>
-          <w:tcPr>
-            <w:tcW w:type="dxa" w:w="2256"/>
-          </w:tcPr>
-          <w:p>
-            <w:pPr>
-              <w:spacing w:before="0" w:after="0" w:line="240" w:lineRule="auto"/>
-              <w:ind w:firstLine="0"/>
-              <w:jc w:val="left"/>
-            </w:pPr>
-            <w:r>
-              <w:rPr>
-                <w:rFonts w:ascii="Times New Roman" w:hAnsi="Times New Roman" w:eastAsia="Times New Roman" w:cs="Times New Roman"/>
-                <w:b w:val="0"/>
-                <w:sz w:val="20"/>
-              </w:rPr>
-              <w:t>вопросы теста: 2, задания: 2, итоговая аттестация</w:t>
-            </w:r>
-          </w:p>
-        </w:tc>
-        <w:tc>
-          <w:tcPr>
-            <w:tcW w:type="dxa" w:w="1504"/>
-          </w:tcPr>
-          <w:p>
-            <w:pPr>
-              <w:spacing w:before="0" w:after="0" w:line="240" w:lineRule="auto"/>
-              <w:ind w:firstLine="0"/>
-              <w:jc w:val="center"/>
-            </w:pPr>
-            <w:r>
-              <w:rPr>
-                <w:rFonts w:ascii="Times New Roman" w:hAnsi="Times New Roman" w:eastAsia="Times New Roman" w:cs="Times New Roman"/>
-                <w:b w:val="0"/>
-                <w:sz w:val="20"/>
-              </w:rPr>
-              <w:t>в порядке</w:t>
-            </w:r>
-          </w:p>
-        </w:tc>
-      </w:tr>
-      <w:tr>
-        <w:tc>
-          <w:tcPr>
-            <w:tcW w:type="dxa" w:w="4513"/>
-          </w:tcPr>
-          <w:p>
-            <w:pPr>
-              <w:spacing w:before="0" w:after="0" w:line="240" w:lineRule="auto"/>
-              <w:ind w:firstLine="0"/>
-              <w:jc w:val="left"/>
-            </w:pPr>
-            <w:r>
-              <w:rPr>
-                <w:rFonts w:ascii="Times New Roman" w:hAnsi="Times New Roman" w:eastAsia="Times New Roman" w:cs="Times New Roman"/>
-                <w:b w:val="0"/>
-                <w:sz w:val="20"/>
-              </w:rPr>
-              <w:t>2.2. Уметь находить признаки атаки в журналах событий</w:t>
-            </w:r>
-          </w:p>
-        </w:tc>
-        <w:tc>
-          <w:tcPr>
-            <w:tcW w:type="dxa" w:w="1504"/>
-          </w:tcPr>
-          <w:p>
-            <w:pPr>
-              <w:spacing w:before="0" w:after="0" w:line="240" w:lineRule="auto"/>
-              <w:ind w:firstLine="0"/>
-              <w:jc w:val="center"/>
-            </w:pPr>
-            <w:r>
-              <w:rPr>
-                <w:rFonts w:ascii="Times New Roman" w:hAnsi="Times New Roman" w:eastAsia="Times New Roman" w:cs="Times New Roman"/>
-                <w:b w:val="0"/>
-                <w:sz w:val="20"/>
-              </w:rPr>
-              <w:t>4.1, 4.2</w:t>
-            </w:r>
-          </w:p>
-        </w:tc>
-        <w:tc>
-          <w:tcPr>
-            <w:tcW w:type="dxa" w:w="2256"/>
-          </w:tcPr>
-          <w:p>
-            <w:pPr>
-              <w:spacing w:before="0" w:after="0" w:line="240" w:lineRule="auto"/>
-              <w:ind w:firstLine="0"/>
-              <w:jc w:val="left"/>
-            </w:pPr>
-            <w:r>
-              <w:rPr>
-                <w:rFonts w:ascii="Times New Roman" w:hAnsi="Times New Roman" w:eastAsia="Times New Roman" w:cs="Times New Roman"/>
-                <w:b w:val="0"/>
-                <w:sz w:val="20"/>
-              </w:rPr>
-              <w:t>вопросы теста: 2, задания: 2, итоговая аттестация</w:t>
-            </w:r>
-          </w:p>
-        </w:tc>
-        <w:tc>
-          <w:tcPr>
-            <w:tcW w:type="dxa" w:w="1504"/>
-          </w:tcPr>
-          <w:p>
-            <w:pPr>
-              <w:spacing w:before="0" w:after="0" w:line="240" w:lineRule="auto"/>
-              <w:ind w:firstLine="0"/>
-              <w:jc w:val="center"/>
-            </w:pPr>
-            <w:r>
-              <w:rPr>
-                <w:rFonts w:ascii="Times New Roman" w:hAnsi="Times New Roman" w:eastAsia="Times New Roman" w:cs="Times New Roman"/>
-                <w:b w:val="0"/>
-                <w:sz w:val="20"/>
-              </w:rPr>
-              <w:t>в порядке</w:t>
-            </w:r>
-          </w:p>
-        </w:tc>
-      </w:tr>
-      <w:tr>
-        <w:tc>
-          <w:tcPr>
-            <w:tcW w:type="dxa" w:w="4513"/>
-          </w:tcPr>
-          <w:p>
-            <w:pPr>
-              <w:spacing w:before="0" w:after="0" w:line="240" w:lineRule="auto"/>
-              <w:ind w:firstLine="0"/>
-              <w:jc w:val="left"/>
-            </w:pPr>
-            <w:r>
-              <w:rPr>
-                <w:rFonts w:ascii="Times New Roman" w:hAnsi="Times New Roman" w:eastAsia="Times New Roman" w:cs="Times New Roman"/>
-                <w:b w:val="0"/>
-                <w:sz w:val="20"/>
-              </w:rPr>
-              <w:t>2.3. Владеть навыком разбора простого инцидента по шагам</w:t>
-            </w:r>
-          </w:p>
-        </w:tc>
-        <w:tc>
-          <w:tcPr>
-            <w:tcW w:type="dxa" w:w="1504"/>
-          </w:tcPr>
-          <w:p>
-            <w:pPr>
-              <w:spacing w:before="0" w:after="0" w:line="240" w:lineRule="auto"/>
-              <w:ind w:firstLine="0"/>
-              <w:jc w:val="center"/>
-            </w:pPr>
-            <w:r>
-              <w:rPr>
-                <w:rFonts w:ascii="Times New Roman" w:hAnsi="Times New Roman" w:eastAsia="Times New Roman" w:cs="Times New Roman"/>
-                <w:b w:val="0"/>
-                <w:sz w:val="20"/>
-              </w:rPr>
-              <w:t>4.3, 5.2</w:t>
-            </w:r>
-          </w:p>
-        </w:tc>
-        <w:tc>
-          <w:tcPr>
-            <w:tcW w:type="dxa" w:w="2256"/>
-          </w:tcPr>
-          <w:p>
-            <w:pPr>
-              <w:spacing w:before="0" w:after="0" w:line="240" w:lineRule="auto"/>
-              <w:ind w:firstLine="0"/>
-              <w:jc w:val="left"/>
-            </w:pPr>
-            <w:r>
-              <w:rPr>
-                <w:rFonts w:ascii="Times New Roman" w:hAnsi="Times New Roman" w:eastAsia="Times New Roman" w:cs="Times New Roman"/>
-                <w:b w:val="0"/>
-                <w:sz w:val="20"/>
-              </w:rPr>
-              <w:t>вопросы теста: 3, задания: 2, итоговая аттестация</w:t>
-            </w:r>
-          </w:p>
-        </w:tc>
-        <w:tc>
-          <w:tcPr>
-            <w:tcW w:type="dxa" w:w="1504"/>
-          </w:tcPr>
-          <w:p>
-            <w:pPr>
-              <w:spacing w:before="0" w:after="0" w:line="240" w:lineRule="auto"/>
-              <w:ind w:firstLine="0"/>
-              <w:jc w:val="center"/>
-            </w:pPr>
-            <w:r>
-              <w:rPr>
-                <w:rFonts w:ascii="Times New Roman" w:hAnsi="Times New Roman" w:eastAsia="Times New Roman" w:cs="Times New Roman"/>
-                <w:b w:val="0"/>
-                <w:sz w:val="20"/>
-              </w:rPr>
-              <w:t>в порядке</w:t>
-            </w:r>
-          </w:p>
-        </w:tc>
-      </w:tr>
-      <w:tr>
-        <w:tc>
-          <w:tcPr>
-            <w:tcW w:type="dxa" w:w="4513"/>
-          </w:tcPr>
-          <w:p>
-            <w:pPr>
-              <w:spacing w:before="0" w:after="0" w:line="240" w:lineRule="auto"/>
-              <w:ind w:firstLine="0"/>
-              <w:jc w:val="left"/>
-            </w:pPr>
-            <w:r>
-              <w:rPr>
-                <w:rFonts w:ascii="Times New Roman" w:hAnsi="Times New Roman" w:eastAsia="Times New Roman" w:cs="Times New Roman"/>
-                <w:b w:val="0"/>
-                <w:sz w:val="20"/>
-              </w:rPr>
-              <w:t>3.1. Знать основные требования к защите информации в организации</w:t>
-            </w:r>
-          </w:p>
-        </w:tc>
-        <w:tc>
-          <w:tcPr>
-            <w:tcW w:type="dxa" w:w="1504"/>
-          </w:tcPr>
-          <w:p>
-            <w:pPr>
-              <w:spacing w:before="0" w:after="0" w:line="240" w:lineRule="auto"/>
-              <w:ind w:firstLine="0"/>
-              <w:jc w:val="center"/>
-            </w:pPr>
-            <w:r>
-              <w:rPr>
-                <w:rFonts w:ascii="Times New Roman" w:hAnsi="Times New Roman" w:eastAsia="Times New Roman" w:cs="Times New Roman"/>
-                <w:b w:val="0"/>
-                <w:sz w:val="20"/>
-              </w:rPr>
-              <w:t>1.1, 1.2</w:t>
-            </w:r>
-          </w:p>
-        </w:tc>
-        <w:tc>
-          <w:tcPr>
-            <w:tcW w:type="dxa" w:w="2256"/>
-          </w:tcPr>
-          <w:p>
-            <w:pPr>
-              <w:spacing w:before="0" w:after="0" w:line="240" w:lineRule="auto"/>
-              <w:ind w:firstLine="0"/>
-              <w:jc w:val="left"/>
-            </w:pPr>
-            <w:r>
-              <w:rPr>
-                <w:rFonts w:ascii="Times New Roman" w:hAnsi="Times New Roman" w:eastAsia="Times New Roman" w:cs="Times New Roman"/>
-                <w:b w:val="0"/>
-                <w:sz w:val="20"/>
-              </w:rPr>
-              <w:t>вопросы теста: 2, задания: 2, итоговая аттестация</w:t>
-            </w:r>
-          </w:p>
-        </w:tc>
-        <w:tc>
-          <w:tcPr>
-            <w:tcW w:type="dxa" w:w="1504"/>
-          </w:tcPr>
-          <w:p>
-            <w:pPr>
-              <w:spacing w:before="0" w:after="0" w:line="240" w:lineRule="auto"/>
-              <w:ind w:firstLine="0"/>
-              <w:jc w:val="center"/>
-            </w:pPr>
-            <w:r>
-              <w:rPr>
-                <w:rFonts w:ascii="Times New Roman" w:hAnsi="Times New Roman" w:eastAsia="Times New Roman" w:cs="Times New Roman"/>
-                <w:b w:val="0"/>
-                <w:sz w:val="20"/>
-              </w:rPr>
-              <w:t>в порядке</w:t>
-            </w:r>
-          </w:p>
-        </w:tc>
-      </w:tr>
-      <w:tr>
-        <w:tc>
-          <w:tcPr>
-            <w:tcW w:type="dxa" w:w="4513"/>
-          </w:tcPr>
-          <w:p>
-            <w:pPr>
-              <w:spacing w:before="0" w:after="0" w:line="240" w:lineRule="auto"/>
-              <w:ind w:firstLine="0"/>
-              <w:jc w:val="left"/>
-            </w:pPr>
-            <w:r>
-              <w:rPr>
-                <w:rFonts w:ascii="Times New Roman" w:hAnsi="Times New Roman" w:eastAsia="Times New Roman" w:cs="Times New Roman"/>
-                <w:b w:val="0"/>
-                <w:sz w:val="20"/>
-              </w:rPr>
-              <w:t>3.2. Уметь оценивать угрозы для простой информационной системы</w:t>
-            </w:r>
-          </w:p>
-        </w:tc>
-        <w:tc>
-          <w:tcPr>
-            <w:tcW w:type="dxa" w:w="1504"/>
-          </w:tcPr>
-          <w:p>
-            <w:pPr>
-              <w:spacing w:before="0" w:after="0" w:line="240" w:lineRule="auto"/>
-              <w:ind w:firstLine="0"/>
-              <w:jc w:val="left"/>
-            </w:pPr>
-            <w:r>
-              <w:rPr>
-                <w:rFonts w:ascii="Times New Roman" w:hAnsi="Times New Roman" w:eastAsia="Times New Roman" w:cs="Times New Roman"/>
-                <w:b w:val="0"/>
-                <w:sz w:val="20"/>
-              </w:rPr>
-              <w:t>1.1, 1.3, 5.1</w:t>
-            </w:r>
-          </w:p>
-        </w:tc>
-        <w:tc>
-          <w:tcPr>
-            <w:tcW w:type="dxa" w:w="2256"/>
-          </w:tcPr>
-          <w:p>
-            <w:pPr>
-              <w:spacing w:before="0" w:after="0" w:line="240" w:lineRule="auto"/>
-              <w:ind w:firstLine="0"/>
-              <w:jc w:val="left"/>
-            </w:pPr>
-            <w:r>
-              <w:rPr>
-                <w:rFonts w:ascii="Times New Roman" w:hAnsi="Times New Roman" w:eastAsia="Times New Roman" w:cs="Times New Roman"/>
-                <w:b w:val="0"/>
-                <w:sz w:val="20"/>
-              </w:rPr>
-              <w:t>вопросы теста: 3, задания: 3, итоговая аттестация</w:t>
-            </w:r>
-          </w:p>
-        </w:tc>
-        <w:tc>
-          <w:tcPr>
-            <w:tcW w:type="dxa" w:w="1504"/>
-          </w:tcPr>
-          <w:p>
-            <w:pPr>
-              <w:spacing w:before="0" w:after="0" w:line="240" w:lineRule="auto"/>
-              <w:ind w:firstLine="0"/>
-              <w:jc w:val="center"/>
-            </w:pPr>
-            <w:r>
-              <w:rPr>
-                <w:rFonts w:ascii="Times New Roman" w:hAnsi="Times New Roman" w:eastAsia="Times New Roman" w:cs="Times New Roman"/>
-                <w:b w:val="0"/>
-                <w:sz w:val="20"/>
-              </w:rPr>
-              <w:t>в порядке</w:t>
-            </w:r>
-          </w:p>
-        </w:tc>
-      </w:tr>
-      <w:tr>
-        <w:tc>
-          <w:tcPr>
-            <w:tcW w:type="dxa" w:w="4513"/>
-          </w:tcPr>
-          <w:p>
-            <w:pPr>
-              <w:spacing w:before="0" w:after="0" w:line="240" w:lineRule="auto"/>
-              <w:ind w:firstLine="0"/>
-              <w:jc w:val="left"/>
-            </w:pPr>
-            <w:r>
-              <w:rPr>
-                <w:rFonts w:ascii="Times New Roman" w:hAnsi="Times New Roman" w:eastAsia="Times New Roman" w:cs="Times New Roman"/>
-                <w:b w:val="0"/>
-                <w:sz w:val="20"/>
-              </w:rPr>
-              <w:t>3.3. Владеть навыком оформления результатов проверки защищённости</w:t>
-            </w:r>
-          </w:p>
-        </w:tc>
-        <w:tc>
-          <w:tcPr>
-            <w:tcW w:type="dxa" w:w="1504"/>
-          </w:tcPr>
-          <w:p>
-            <w:pPr>
-              <w:spacing w:before="0" w:after="0" w:line="240" w:lineRule="auto"/>
-              <w:ind w:firstLine="0"/>
-              <w:jc w:val="center"/>
-            </w:pPr>
-            <w:r>
-              <w:rPr>
-                <w:rFonts w:ascii="Times New Roman" w:hAnsi="Times New Roman" w:eastAsia="Times New Roman" w:cs="Times New Roman"/>
-                <w:b w:val="0"/>
-                <w:sz w:val="20"/>
-              </w:rPr>
-              <w:t>1.3, 5.2</w:t>
-            </w:r>
-          </w:p>
-        </w:tc>
-        <w:tc>
-          <w:tcPr>
-            <w:tcW w:type="dxa" w:w="2256"/>
-          </w:tcPr>
-          <w:p>
-            <w:pPr>
-              <w:spacing w:before="0" w:after="0" w:line="240" w:lineRule="auto"/>
-              <w:ind w:firstLine="0"/>
-              <w:jc w:val="left"/>
-            </w:pPr>
-            <w:r>
-              <w:rPr>
-                <w:rFonts w:ascii="Times New Roman" w:hAnsi="Times New Roman" w:eastAsia="Times New Roman" w:cs="Times New Roman"/>
-                <w:b w:val="0"/>
-                <w:sz w:val="20"/>
-              </w:rPr>
-              <w:t>вопросы теста: 3, задания: 2, итоговая аттестация</w:t>
-            </w:r>
-          </w:p>
-        </w:tc>
-        <w:tc>
-          <w:tcPr>
-            <w:tcW w:type="dxa" w:w="1504"/>
-          </w:tcPr>
-          <w:p>
-            <w:pPr>
-              <w:spacing w:before="0" w:after="0" w:line="240" w:lineRule="auto"/>
-              <w:ind w:firstLine="0"/>
-              <w:jc w:val="center"/>
-            </w:pPr>
-            <w:r>
-              <w:rPr>
-                <w:rFonts w:ascii="Times New Roman" w:hAnsi="Times New Roman" w:eastAsia="Times New Roman" w:cs="Times New Roman"/>
-                <w:b w:val="0"/>
-                <w:sz w:val="20"/>
-              </w:rPr>
-              <w:t>в порядке</w:t>
-            </w:r>
-          </w:p>
-        </w:tc>
-      </w:tr>
-    </w:tbl>
-    <w:p>
-      <w:pPr>
-        <w:spacing w:before="0" w:after="120"/>
-        <w:ind w:firstLine="0"/>
-      </w:pPr>
-    </w:p>
-    <w:p>
-      <w:pPr>
-        <w:keepNext/>
-        <w:spacing w:before="0" w:after="120" w:line="240" w:lineRule="auto"/>
-        <w:ind w:firstLine="0"/>
-        <w:jc w:val="left"/>
-      </w:pPr>
-      <w:r>
-        <w:rPr>
-          <w:rFonts w:ascii="Times New Roman" w:hAnsi="Times New Roman" w:eastAsia="Times New Roman" w:cs="Times New Roman"/>
-          <w:b/>
-        </w:rPr>
-        <w:t>Источники</w:t>
-      </w:r>
-    </w:p>
-    <w:p>
-      <w:pPr>
-        <w:numPr>
-          <w:ilvl w:val="0"/>
-          <w:numId w:val="4"/>
-        </w:numPr>
-        <w:spacing w:before="0" w:after="40" w:line="240" w:lineRule="auto"/>
-        <w:ind w:firstLine="0"/>
-        <w:jc w:val="both"/>
-      </w:pPr>
-      <w:r>
-        <w:rPr>
-          <w:rFonts w:ascii="Times New Roman" w:hAnsi="Times New Roman" w:eastAsia="Times New Roman" w:cs="Times New Roman"/>
-        </w:rPr>
-        <w:t>подтверждено: 9 (каталог проверенных изданий — 9)</w:t>
-      </w:r>
-    </w:p>
-    <w:p>
-      <w:pPr>
-        <w:numPr>
-          <w:ilvl w:val="0"/>
-          <w:numId w:val="4"/>
-        </w:numPr>
-        <w:spacing w:before="0" w:after="40" w:line="240" w:lineRule="auto"/>
-        <w:ind w:firstLine="0"/>
-        <w:jc w:val="both"/>
-      </w:pPr>
-      <w:r>
-        <w:rPr>
-          <w:rFonts w:ascii="Times New Roman" w:hAnsi="Times New Roman" w:eastAsia="Times New Roman" w:cs="Times New Roman"/>
-        </w:rPr>
-        <w:t>не подтверждено — в документе с пометкой «[не подтверждено]»: 0</w:t>
-      </w:r>
-    </w:p>
-    <w:p>
-      <w:pPr>
-        <w:numPr>
-          <w:ilvl w:val="0"/>
-          <w:numId w:val="4"/>
-        </w:numPr>
-        <w:spacing w:before="0" w:after="40" w:line="240" w:lineRule="auto"/>
-        <w:ind w:firstLine="0"/>
-        <w:jc w:val="both"/>
-      </w:pPr>
-      <w:r>
-        <w:rPr>
-          <w:rFonts w:ascii="Times New Roman" w:hAnsi="Times New Roman" w:eastAsia="Times New Roman" w:cs="Times New Roman"/>
-        </w:rPr>
-        <w:t>отброшено при проверке: 1 (не прошли проверку ISBN, издательства или года — 1; сверх лимита неподтверждённых — 0)</w:t>
-      </w:r>
-    </w:p>
-    <w:tbl>
-      <w:tblPr>
-        <w:tblLook w:firstColumn="1" w:firstRow="1" w:lastColumn="0" w:lastRow="0" w:noHBand="0" w:noVBand="1" w:val="04A0"/>
-        <w:tblW w:w="9778" w:type="dxa"/>
-        <w:tblLayout w:type="fixed"/>
-        <w:tblBorders>
-          <w:top w:val="single" w:sz="4" w:space="0" w:color="AAAAAA"/>
-          <w:left w:val="single" w:sz="4" w:space="0" w:color="AAAAAA"/>
-          <w:bottom w:val="single" w:sz="4" w:space="0" w:color="AAAAAA"/>
-          <w:right w:val="single" w:sz="4" w:space="0" w:color="AAAAAA"/>
-          <w:insideH w:val="single" w:sz="4" w:space="0" w:color="AAAAAA"/>
-          <w:insideV w:val="single" w:sz="4" w:space="0" w:color="AAAAAA"/>
-        </w:tblBorders>
-        <w:tblCellMar>
-          <w:top w:w="80" w:type="dxa"/>
-          <w:left w:w="120" w:type="dxa"/>
-          <w:bottom w:w="80" w:type="dxa"/>
-          <w:right w:w="120" w:type="dxa"/>
-        </w:tblCellMar>
-      </w:tblPr>
-      <w:tblGrid>
-        <w:gridCol w:w="5432"/>
-        <w:gridCol w:w="2173"/>
-        <w:gridCol w:w="2173"/>
-      </w:tblGrid>
-      <w:tr>
-        <w:trPr>
-          <w:tblHeader/>
-        </w:trPr>
-        <w:tc>
-          <w:tcPr>
-            <w:tcW w:type="dxa" w:w="5432"/>
-            <w:shd w:val="clear" w:color="auto" w:fill="F2F2F2"/>
-            <w:vAlign w:val="center"/>
-          </w:tcPr>
-          <w:p>
-            <w:pPr>
-              <w:spacing w:before="0" w:after="0" w:line="240" w:lineRule="auto"/>
-              <w:ind w:firstLine="0"/>
-              <w:jc w:val="center"/>
-            </w:pPr>
-            <w:r>
-              <w:rPr>
-                <w:rFonts w:ascii="Times New Roman" w:hAnsi="Times New Roman" w:eastAsia="Times New Roman" w:cs="Times New Roman"/>
-                <w:b/>
-                <w:sz w:val="20"/>
-              </w:rPr>
-              <w:t>Раздел</w:t>
-            </w:r>
-          </w:p>
-        </w:tc>
-        <w:tc>
-          <w:tcPr>
-            <w:tcW w:type="dxa" w:w="2173"/>
-            <w:shd w:val="clear" w:color="auto" w:fill="F2F2F2"/>
-            <w:vAlign w:val="center"/>
-          </w:tcPr>
-          <w:p>
-            <w:pPr>
-              <w:spacing w:before="0" w:after="0" w:line="240" w:lineRule="auto"/>
-              <w:ind w:firstLine="0"/>
-              <w:jc w:val="center"/>
-            </w:pPr>
-            <w:r>
-              <w:rPr>
-                <w:rFonts w:ascii="Times New Roman" w:hAnsi="Times New Roman" w:eastAsia="Times New Roman" w:cs="Times New Roman"/>
-                <w:b/>
-                <w:sz w:val="20"/>
-              </w:rPr>
-              <w:t>Подтверждено</w:t>
-            </w:r>
-          </w:p>
-        </w:tc>
-        <w:tc>
-          <w:tcPr>
-            <w:tcW w:type="dxa" w:w="2173"/>
-            <w:shd w:val="clear" w:color="auto" w:fill="F2F2F2"/>
-            <w:vAlign w:val="center"/>
-          </w:tcPr>
-          <w:p>
-            <w:pPr>
-              <w:spacing w:before="0" w:after="0" w:line="240" w:lineRule="auto"/>
-              <w:ind w:firstLine="0"/>
-              <w:jc w:val="center"/>
-            </w:pPr>
-            <w:r>
-              <w:rPr>
-                <w:rFonts w:ascii="Times New Roman" w:hAnsi="Times New Roman" w:eastAsia="Times New Roman" w:cs="Times New Roman"/>
-                <w:b/>
-                <w:sz w:val="20"/>
-              </w:rPr>
-              <w:t>Без подтверждения</w:t>
-            </w:r>
-          </w:p>
-        </w:tc>
-      </w:tr>
-      <w:tr>
-        <w:tc>
-          <w:tcPr>
-            <w:tcW w:type="dxa" w:w="5432"/>
-          </w:tcPr>
-          <w:p>
-            <w:pPr>
-              <w:spacing w:before="0" w:after="0" w:line="240" w:lineRule="auto"/>
-              <w:ind w:firstLine="0"/>
-              <w:jc w:val="left"/>
-            </w:pPr>
-            <w:r>
-              <w:rPr>
-                <w:rFonts w:ascii="Times New Roman" w:hAnsi="Times New Roman" w:eastAsia="Times New Roman" w:cs="Times New Roman"/>
-                <w:b w:val="0"/>
-                <w:sz w:val="20"/>
-              </w:rPr>
-              <w:t>Основная литература</w:t>
-            </w:r>
-          </w:p>
-        </w:tc>
-        <w:tc>
-          <w:tcPr>
-            <w:tcW w:type="dxa" w:w="2173"/>
-          </w:tcPr>
-          <w:p>
-            <w:pPr>
-              <w:spacing w:before="0" w:after="0" w:line="240" w:lineRule="auto"/>
-              <w:ind w:firstLine="0"/>
-              <w:jc w:val="center"/>
-            </w:pPr>
-            <w:r>
-              <w:rPr>
-                <w:rFonts w:ascii="Times New Roman" w:hAnsi="Times New Roman" w:eastAsia="Times New Roman" w:cs="Times New Roman"/>
-                <w:b w:val="0"/>
-                <w:sz w:val="20"/>
-              </w:rPr>
-              <w:t>3</w:t>
-            </w:r>
-          </w:p>
-        </w:tc>
-        <w:tc>
-          <w:tcPr>
-            <w:tcW w:type="dxa" w:w="2173"/>
-          </w:tcPr>
-          <w:p>
-            <w:pPr>
-              <w:spacing w:before="0" w:after="0" w:line="240" w:lineRule="auto"/>
-              <w:ind w:firstLine="0"/>
-              <w:jc w:val="center"/>
-            </w:pPr>
-            <w:r>
-              <w:rPr>
-                <w:rFonts w:ascii="Times New Roman" w:hAnsi="Times New Roman" w:eastAsia="Times New Roman" w:cs="Times New Roman"/>
-                <w:b w:val="0"/>
-                <w:sz w:val="20"/>
-              </w:rPr>
-              <w:t>0</w:t>
-            </w:r>
-          </w:p>
-        </w:tc>
-      </w:tr>
-      <w:tr>
-        <w:tc>
-          <w:tcPr>
-            <w:tcW w:type="dxa" w:w="5432"/>
-          </w:tcPr>
-          <w:p>
-            <w:pPr>
-              <w:spacing w:before="0" w:after="0" w:line="240" w:lineRule="auto"/>
-              <w:ind w:firstLine="0"/>
-              <w:jc w:val="left"/>
-            </w:pPr>
-            <w:r>
-              <w:rPr>
-                <w:rFonts w:ascii="Times New Roman" w:hAnsi="Times New Roman" w:eastAsia="Times New Roman" w:cs="Times New Roman"/>
-                <w:b w:val="0"/>
-                <w:sz w:val="20"/>
-              </w:rPr>
-              <w:t>Дополнительная литература</w:t>
-            </w:r>
-          </w:p>
-        </w:tc>
-        <w:tc>
-          <w:tcPr>
-            <w:tcW w:type="dxa" w:w="2173"/>
-          </w:tcPr>
-          <w:p>
-            <w:pPr>
-              <w:spacing w:before="0" w:after="0" w:line="240" w:lineRule="auto"/>
-              <w:ind w:firstLine="0"/>
-              <w:jc w:val="center"/>
-            </w:pPr>
-            <w:r>
-              <w:rPr>
-                <w:rFonts w:ascii="Times New Roman" w:hAnsi="Times New Roman" w:eastAsia="Times New Roman" w:cs="Times New Roman"/>
-                <w:b w:val="0"/>
-                <w:sz w:val="20"/>
-              </w:rPr>
-              <w:t>3</w:t>
-            </w:r>
-          </w:p>
-        </w:tc>
-        <w:tc>
-          <w:tcPr>
-            <w:tcW w:type="dxa" w:w="2173"/>
-          </w:tcPr>
-          <w:p>
-            <w:pPr>
-              <w:spacing w:before="0" w:after="0" w:line="240" w:lineRule="auto"/>
-              <w:ind w:firstLine="0"/>
-              <w:jc w:val="center"/>
-            </w:pPr>
-            <w:r>
-              <w:rPr>
-                <w:rFonts w:ascii="Times New Roman" w:hAnsi="Times New Roman" w:eastAsia="Times New Roman" w:cs="Times New Roman"/>
-                <w:b w:val="0"/>
-                <w:sz w:val="20"/>
-              </w:rPr>
-              <w:t>0</w:t>
-            </w:r>
-          </w:p>
-        </w:tc>
-      </w:tr>
-      <w:tr>
-        <w:tc>
-          <w:tcPr>
-            <w:tcW w:type="dxa" w:w="5432"/>
-          </w:tcPr>
-          <w:p>
-            <w:pPr>
-              <w:spacing w:before="0" w:after="0" w:line="240" w:lineRule="auto"/>
-              <w:ind w:firstLine="0"/>
-              <w:jc w:val="left"/>
-            </w:pPr>
-            <w:r>
-              <w:rPr>
-                <w:rFonts w:ascii="Times New Roman" w:hAnsi="Times New Roman" w:eastAsia="Times New Roman" w:cs="Times New Roman"/>
-                <w:b w:val="0"/>
-                <w:sz w:val="20"/>
-              </w:rPr>
-              <w:t>Интернет-ресурсы</w:t>
-            </w:r>
-          </w:p>
-        </w:tc>
-        <w:tc>
-          <w:tcPr>
-            <w:tcW w:type="dxa" w:w="2173"/>
-          </w:tcPr>
-          <w:p>
-            <w:pPr>
-              <w:spacing w:before="0" w:after="0" w:line="240" w:lineRule="auto"/>
-              <w:ind w:firstLine="0"/>
-              <w:jc w:val="center"/>
-            </w:pPr>
-            <w:r>
-              <w:rPr>
-                <w:rFonts w:ascii="Times New Roman" w:hAnsi="Times New Roman" w:eastAsia="Times New Roman" w:cs="Times New Roman"/>
-                <w:b w:val="0"/>
-                <w:sz w:val="20"/>
-              </w:rPr>
-              <w:t>3</w:t>
-            </w:r>
-          </w:p>
-        </w:tc>
-        <w:tc>
-          <w:tcPr>
-            <w:tcW w:type="dxa" w:w="2173"/>
-          </w:tcPr>
-          <w:p>
-            <w:pPr>
-              <w:spacing w:before="0" w:after="0" w:line="240" w:lineRule="auto"/>
-              <w:ind w:firstLine="0"/>
-              <w:jc w:val="center"/>
-            </w:pPr>
-            <w:r>
-              <w:rPr>
-                <w:rFonts w:ascii="Times New Roman" w:hAnsi="Times New Roman" w:eastAsia="Times New Roman" w:cs="Times New Roman"/>
-                <w:b w:val="0"/>
-                <w:sz w:val="20"/>
-              </w:rPr>
-              <w:t>0</w:t>
-            </w:r>
-          </w:p>
-        </w:tc>
-      </w:tr>
-    </w:tbl>
-    <w:p>
-      <w:pPr>
-        <w:spacing w:before="0" w:after="120"/>
-        <w:ind w:firstLine="0"/>
-      </w:pPr>
-    </w:p>
-    <w:p>
-      <w:pPr>
-        <w:keepNext/>
-        <w:spacing w:before="0" w:after="120" w:line="240" w:lineRule="auto"/>
-        <w:ind w:firstLine="0"/>
-        <w:jc w:val="left"/>
-      </w:pPr>
-      <w:r>
-        <w:rPr>
-          <w:rFonts w:ascii="Times New Roman" w:hAnsi="Times New Roman" w:eastAsia="Times New Roman" w:cs="Times New Roman"/>
-          <w:b/>
-        </w:rPr>
-        <w:t>Полнота разделов шаблона</w:t>
-      </w:r>
-    </w:p>
-    <w:p>
-      <w:pPr>
-        <w:spacing w:before="0" w:after="120" w:line="240" w:lineRule="auto"/>
-        <w:ind w:firstLine="0"/>
-        <w:jc w:val="both"/>
-      </w:pPr>
-      <w:r>
-        <w:rPr>
-          <w:rFonts w:ascii="Times New Roman" w:hAnsi="Times New Roman" w:eastAsia="Times New Roman" w:cs="Times New Roman"/>
-          <w:b w:val="0"/>
-        </w:rPr>
-        <w:t>Заполнено 26 из 26 разделов шаблона. Все разделы шаблона заполнены.</w:t>
-      </w:r>
-    </w:p>
-    <w:tbl>
-      <w:tblPr>
-        <w:tblLook w:firstColumn="1" w:firstRow="1" w:lastColumn="0" w:lastRow="0" w:noHBand="0" w:noVBand="1" w:val="04A0"/>
-        <w:tblW w:w="9778" w:type="dxa"/>
-        <w:tblLayout w:type="fixed"/>
-        <w:tblBorders>
-          <w:top w:val="single" w:sz="4" w:space="0" w:color="AAAAAA"/>
-          <w:left w:val="single" w:sz="4" w:space="0" w:color="AAAAAA"/>
-          <w:bottom w:val="single" w:sz="4" w:space="0" w:color="AAAAAA"/>
-          <w:right w:val="single" w:sz="4" w:space="0" w:color="AAAAAA"/>
-          <w:insideH w:val="single" w:sz="4" w:space="0" w:color="AAAAAA"/>
-          <w:insideV w:val="single" w:sz="4" w:space="0" w:color="AAAAAA"/>
-        </w:tblBorders>
-        <w:tblCellMar>
-          <w:top w:w="80" w:type="dxa"/>
-          <w:left w:w="120" w:type="dxa"/>
-          <w:bottom w:w="80" w:type="dxa"/>
-          <w:right w:w="120" w:type="dxa"/>
-        </w:tblCellMar>
-      </w:tblPr>
-      <w:tblGrid>
-        <w:gridCol w:w="7605"/>
-        <w:gridCol w:w="2173"/>
-      </w:tblGrid>
-      <w:tr>
-        <w:trPr>
-          <w:tblHeader/>
-        </w:trPr>
-        <w:tc>
-          <w:tcPr>
-            <w:tcW w:type="dxa" w:w="7605"/>
-            <w:shd w:val="clear" w:color="auto" w:fill="F2F2F2"/>
-            <w:vAlign w:val="center"/>
-          </w:tcPr>
-          <w:p>
-            <w:pPr>
-              <w:spacing w:before="0" w:after="0" w:line="240" w:lineRule="auto"/>
-              <w:ind w:firstLine="0"/>
-              <w:jc w:val="center"/>
-            </w:pPr>
-            <w:r>
-              <w:rPr>
-                <w:rFonts w:ascii="Times New Roman" w:hAnsi="Times New Roman" w:eastAsia="Times New Roman" w:cs="Times New Roman"/>
-                <w:b/>
-                <w:sz w:val="20"/>
-              </w:rPr>
-              <w:t>Раздел шаблона</w:t>
-            </w:r>
-          </w:p>
-        </w:tc>
-        <w:tc>
-          <w:tcPr>
-            <w:tcW w:type="dxa" w:w="2173"/>
-            <w:shd w:val="clear" w:color="auto" w:fill="F2F2F2"/>
-            <w:vAlign w:val="center"/>
-          </w:tcPr>
-          <w:p>
-            <w:pPr>
-              <w:spacing w:before="0" w:after="0" w:line="240" w:lineRule="auto"/>
-              <w:ind w:firstLine="0"/>
-              <w:jc w:val="center"/>
-            </w:pPr>
-            <w:r>
-              <w:rPr>
-                <w:rFonts w:ascii="Times New Roman" w:hAnsi="Times New Roman" w:eastAsia="Times New Roman" w:cs="Times New Roman"/>
-                <w:b/>
-                <w:sz w:val="20"/>
-              </w:rPr>
-              <w:t>Итог</w:t>
-            </w:r>
-          </w:p>
-        </w:tc>
-      </w:tr>
-      <w:tr>
-        <w:tc>
-          <w:tcPr>
-            <w:tcW w:type="dxa" w:w="7605"/>
-          </w:tcPr>
-          <w:p>
-            <w:pPr>
-              <w:spacing w:before="0" w:after="0" w:line="240" w:lineRule="auto"/>
-              <w:ind w:firstLine="0"/>
-              <w:jc w:val="left"/>
-            </w:pPr>
-            <w:r>
-              <w:rPr>
-                <w:rFonts w:ascii="Times New Roman" w:hAnsi="Times New Roman" w:eastAsia="Times New Roman" w:cs="Times New Roman"/>
-                <w:b w:val="0"/>
-                <w:sz w:val="20"/>
-              </w:rPr>
-              <w:t>1.1. Аннотация программы</w:t>
-            </w:r>
-          </w:p>
-        </w:tc>
-        <w:tc>
-          <w:tcPr>
-            <w:tcW w:type="dxa" w:w="2173"/>
-          </w:tcPr>
-          <w:p>
-            <w:pPr>
-              <w:spacing w:before="0" w:after="0" w:line="240" w:lineRule="auto"/>
-              <w:ind w:firstLine="0"/>
-              <w:jc w:val="center"/>
-            </w:pPr>
-            <w:r>
-              <w:rPr>
-                <w:rFonts w:ascii="Times New Roman" w:hAnsi="Times New Roman" w:eastAsia="Times New Roman" w:cs="Times New Roman"/>
-                <w:b w:val="0"/>
-                <w:sz w:val="20"/>
-              </w:rPr>
-              <w:t>заполнен</w:t>
-            </w:r>
-          </w:p>
-        </w:tc>
-      </w:tr>
-      <w:tr>
-        <w:tc>
-          <w:tcPr>
-            <w:tcW w:type="dxa" w:w="7605"/>
-          </w:tcPr>
-          <w:p>
-            <w:pPr>
-              <w:spacing w:before="0" w:after="0" w:line="240" w:lineRule="auto"/>
-              <w:ind w:firstLine="0"/>
-              <w:jc w:val="left"/>
-            </w:pPr>
-            <w:r>
-              <w:rPr>
-                <w:rFonts w:ascii="Times New Roman" w:hAnsi="Times New Roman" w:eastAsia="Times New Roman" w:cs="Times New Roman"/>
-                <w:b w:val="0"/>
-                <w:sz w:val="20"/>
-              </w:rPr>
-              <w:t>1.2. Цель реализации программы</w:t>
-            </w:r>
-          </w:p>
-        </w:tc>
-        <w:tc>
-          <w:tcPr>
-            <w:tcW w:type="dxa" w:w="2173"/>
-          </w:tcPr>
-          <w:p>
-            <w:pPr>
-              <w:spacing w:before="0" w:after="0" w:line="240" w:lineRule="auto"/>
-              <w:ind w:firstLine="0"/>
-              <w:jc w:val="center"/>
-            </w:pPr>
-            <w:r>
-              <w:rPr>
-                <w:rFonts w:ascii="Times New Roman" w:hAnsi="Times New Roman" w:eastAsia="Times New Roman" w:cs="Times New Roman"/>
-                <w:b w:val="0"/>
-                <w:sz w:val="20"/>
-              </w:rPr>
-              <w:t>заполнен</w:t>
-            </w:r>
-          </w:p>
-        </w:tc>
-      </w:tr>
-      <w:tr>
-        <w:tc>
-          <w:tcPr>
-            <w:tcW w:type="dxa" w:w="7605"/>
-          </w:tcPr>
-          <w:p>
-            <w:pPr>
-              <w:spacing w:before="0" w:after="0" w:line="240" w:lineRule="auto"/>
-              <w:ind w:firstLine="0"/>
-              <w:jc w:val="left"/>
-            </w:pPr>
-            <w:r>
-              <w:rPr>
-                <w:rFonts w:ascii="Times New Roman" w:hAnsi="Times New Roman" w:eastAsia="Times New Roman" w:cs="Times New Roman"/>
-                <w:b w:val="0"/>
-                <w:sz w:val="20"/>
-              </w:rPr>
-              <w:t>1.3. Планируемые результаты обучения</w:t>
-            </w:r>
-          </w:p>
-        </w:tc>
-        <w:tc>
-          <w:tcPr>
-            <w:tcW w:type="dxa" w:w="2173"/>
-          </w:tcPr>
-          <w:p>
-            <w:pPr>
-              <w:spacing w:before="0" w:after="0" w:line="240" w:lineRule="auto"/>
-              <w:ind w:firstLine="0"/>
-              <w:jc w:val="center"/>
-            </w:pPr>
-            <w:r>
-              <w:rPr>
-                <w:rFonts w:ascii="Times New Roman" w:hAnsi="Times New Roman" w:eastAsia="Times New Roman" w:cs="Times New Roman"/>
-                <w:b w:val="0"/>
-                <w:sz w:val="20"/>
-              </w:rPr>
-              <w:t>заполнен</w:t>
-            </w:r>
-          </w:p>
-        </w:tc>
-      </w:tr>
-      <w:tr>
-        <w:tc>
-          <w:tcPr>
-            <w:tcW w:type="dxa" w:w="7605"/>
-          </w:tcPr>
-          <w:p>
-            <w:pPr>
-              <w:spacing w:before="0" w:after="0" w:line="240" w:lineRule="auto"/>
-              <w:ind w:firstLine="0"/>
-              <w:jc w:val="left"/>
-            </w:pPr>
-            <w:r>
-              <w:rPr>
-                <w:rFonts w:ascii="Times New Roman" w:hAnsi="Times New Roman" w:eastAsia="Times New Roman" w:cs="Times New Roman"/>
-                <w:b w:val="0"/>
-                <w:sz w:val="20"/>
-              </w:rPr>
-              <w:t>1.4. Программа разработана на основе</w:t>
-            </w:r>
-          </w:p>
-        </w:tc>
-        <w:tc>
-          <w:tcPr>
-            <w:tcW w:type="dxa" w:w="2173"/>
-          </w:tcPr>
-          <w:p>
-            <w:pPr>
-              <w:spacing w:before="0" w:after="0" w:line="240" w:lineRule="auto"/>
-              <w:ind w:firstLine="0"/>
-              <w:jc w:val="center"/>
-            </w:pPr>
-            <w:r>
-              <w:rPr>
-                <w:rFonts w:ascii="Times New Roman" w:hAnsi="Times New Roman" w:eastAsia="Times New Roman" w:cs="Times New Roman"/>
-                <w:b w:val="0"/>
-                <w:sz w:val="20"/>
-              </w:rPr>
-              <w:t>заполнен</w:t>
-            </w:r>
-          </w:p>
-        </w:tc>
-      </w:tr>
-      <w:tr>
-        <w:tc>
-          <w:tcPr>
-            <w:tcW w:type="dxa" w:w="7605"/>
-          </w:tcPr>
-          <w:p>
-            <w:pPr>
-              <w:spacing w:before="0" w:after="0" w:line="240" w:lineRule="auto"/>
-              <w:ind w:firstLine="0"/>
-              <w:jc w:val="left"/>
-            </w:pPr>
-            <w:r>
-              <w:rPr>
-                <w:rFonts w:ascii="Times New Roman" w:hAnsi="Times New Roman" w:eastAsia="Times New Roman" w:cs="Times New Roman"/>
-                <w:b w:val="0"/>
-                <w:sz w:val="20"/>
-              </w:rPr>
-              <w:t>1.5. Перечень профессиональных компетенций</w:t>
-            </w:r>
-          </w:p>
-        </w:tc>
-        <w:tc>
-          <w:tcPr>
-            <w:tcW w:type="dxa" w:w="2173"/>
-          </w:tcPr>
-          <w:p>
-            <w:pPr>
-              <w:spacing w:before="0" w:after="0" w:line="240" w:lineRule="auto"/>
-              <w:ind w:firstLine="0"/>
-              <w:jc w:val="center"/>
-            </w:pPr>
-            <w:r>
-              <w:rPr>
-                <w:rFonts w:ascii="Times New Roman" w:hAnsi="Times New Roman" w:eastAsia="Times New Roman" w:cs="Times New Roman"/>
-                <w:b w:val="0"/>
-                <w:sz w:val="20"/>
-              </w:rPr>
-              <w:t>заполнен</w:t>
-            </w:r>
-          </w:p>
-        </w:tc>
-      </w:tr>
-      <w:tr>
-        <w:tc>
-          <w:tcPr>
-            <w:tcW w:type="dxa" w:w="7605"/>
-          </w:tcPr>
-          <w:p>
-            <w:pPr>
-              <w:spacing w:before="0" w:after="0" w:line="240" w:lineRule="auto"/>
-              <w:ind w:firstLine="0"/>
-              <w:jc w:val="left"/>
-            </w:pPr>
-            <w:r>
-              <w:rPr>
-                <w:rFonts w:ascii="Times New Roman" w:hAnsi="Times New Roman" w:eastAsia="Times New Roman" w:cs="Times New Roman"/>
-                <w:b w:val="0"/>
-                <w:sz w:val="20"/>
-              </w:rPr>
-              <w:t>1.6. Требования к слушателям</w:t>
-            </w:r>
-          </w:p>
-        </w:tc>
-        <w:tc>
-          <w:tcPr>
-            <w:tcW w:type="dxa" w:w="2173"/>
-          </w:tcPr>
-          <w:p>
-            <w:pPr>
-              <w:spacing w:before="0" w:after="0" w:line="240" w:lineRule="auto"/>
-              <w:ind w:firstLine="0"/>
-              <w:jc w:val="center"/>
-            </w:pPr>
-            <w:r>
-              <w:rPr>
-                <w:rFonts w:ascii="Times New Roman" w:hAnsi="Times New Roman" w:eastAsia="Times New Roman" w:cs="Times New Roman"/>
-                <w:b w:val="0"/>
-                <w:sz w:val="20"/>
-              </w:rPr>
-              <w:t>заполнен</w:t>
-            </w:r>
-          </w:p>
-        </w:tc>
-      </w:tr>
-      <w:tr>
-        <w:tc>
-          <w:tcPr>
-            <w:tcW w:type="dxa" w:w="7605"/>
-          </w:tcPr>
-          <w:p>
-            <w:pPr>
-              <w:spacing w:before="0" w:after="0" w:line="240" w:lineRule="auto"/>
-              <w:ind w:firstLine="0"/>
-              <w:jc w:val="left"/>
-            </w:pPr>
-            <w:r>
-              <w:rPr>
-                <w:rFonts w:ascii="Times New Roman" w:hAnsi="Times New Roman" w:eastAsia="Times New Roman" w:cs="Times New Roman"/>
-                <w:b w:val="0"/>
-                <w:sz w:val="20"/>
-              </w:rPr>
-              <w:t>1.7. Форма обучения</w:t>
-            </w:r>
-          </w:p>
-        </w:tc>
-        <w:tc>
-          <w:tcPr>
-            <w:tcW w:type="dxa" w:w="2173"/>
-          </w:tcPr>
-          <w:p>
-            <w:pPr>
-              <w:spacing w:before="0" w:after="0" w:line="240" w:lineRule="auto"/>
-              <w:ind w:firstLine="0"/>
-              <w:jc w:val="center"/>
-            </w:pPr>
-            <w:r>
-              <w:rPr>
-                <w:rFonts w:ascii="Times New Roman" w:hAnsi="Times New Roman" w:eastAsia="Times New Roman" w:cs="Times New Roman"/>
-                <w:b w:val="0"/>
-                <w:sz w:val="20"/>
-              </w:rPr>
-              <w:t>заполнен</w:t>
-            </w:r>
-          </w:p>
-        </w:tc>
-      </w:tr>
-      <w:tr>
-        <w:tc>
-          <w:tcPr>
-            <w:tcW w:type="dxa" w:w="7605"/>
-          </w:tcPr>
-          <w:p>
-            <w:pPr>
-              <w:spacing w:before="0" w:after="0" w:line="240" w:lineRule="auto"/>
-              <w:ind w:firstLine="0"/>
-              <w:jc w:val="left"/>
-            </w:pPr>
-            <w:r>
-              <w:rPr>
-                <w:rFonts w:ascii="Times New Roman" w:hAnsi="Times New Roman" w:eastAsia="Times New Roman" w:cs="Times New Roman"/>
-                <w:b w:val="0"/>
-                <w:sz w:val="20"/>
-              </w:rPr>
-              <w:t>1.8. Объём программы</w:t>
-            </w:r>
-          </w:p>
-        </w:tc>
-        <w:tc>
-          <w:tcPr>
-            <w:tcW w:type="dxa" w:w="2173"/>
-          </w:tcPr>
-          <w:p>
-            <w:pPr>
-              <w:spacing w:before="0" w:after="0" w:line="240" w:lineRule="auto"/>
-              <w:ind w:firstLine="0"/>
-              <w:jc w:val="center"/>
-            </w:pPr>
-            <w:r>
-              <w:rPr>
-                <w:rFonts w:ascii="Times New Roman" w:hAnsi="Times New Roman" w:eastAsia="Times New Roman" w:cs="Times New Roman"/>
-                <w:b w:val="0"/>
-                <w:sz w:val="20"/>
-              </w:rPr>
-              <w:t>заполнен</w:t>
-            </w:r>
-          </w:p>
-        </w:tc>
-      </w:tr>
-      <w:tr>
-        <w:tc>
-          <w:tcPr>
-            <w:tcW w:type="dxa" w:w="7605"/>
-          </w:tcPr>
-          <w:p>
-            <w:pPr>
-              <w:spacing w:before="0" w:after="0" w:line="240" w:lineRule="auto"/>
-              <w:ind w:firstLine="0"/>
-              <w:jc w:val="left"/>
-            </w:pPr>
-            <w:r>
-              <w:rPr>
-                <w:rFonts w:ascii="Times New Roman" w:hAnsi="Times New Roman" w:eastAsia="Times New Roman" w:cs="Times New Roman"/>
-                <w:b w:val="0"/>
-                <w:sz w:val="20"/>
-              </w:rPr>
-              <w:t>1.9. Выдаваемый документ</w:t>
-            </w:r>
-          </w:p>
-        </w:tc>
-        <w:tc>
-          <w:tcPr>
-            <w:tcW w:type="dxa" w:w="2173"/>
-          </w:tcPr>
-          <w:p>
-            <w:pPr>
-              <w:spacing w:before="0" w:after="0" w:line="240" w:lineRule="auto"/>
-              <w:ind w:firstLine="0"/>
-              <w:jc w:val="center"/>
-            </w:pPr>
-            <w:r>
-              <w:rPr>
-                <w:rFonts w:ascii="Times New Roman" w:hAnsi="Times New Roman" w:eastAsia="Times New Roman" w:cs="Times New Roman"/>
-                <w:b w:val="0"/>
-                <w:sz w:val="20"/>
-              </w:rPr>
-              <w:t>заполнен</w:t>
-            </w:r>
-          </w:p>
-        </w:tc>
-      </w:tr>
-      <w:tr>
-        <w:tc>
-          <w:tcPr>
-            <w:tcW w:type="dxa" w:w="7605"/>
-          </w:tcPr>
-          <w:p>
-            <w:pPr>
-              <w:spacing w:before="0" w:after="0" w:line="240" w:lineRule="auto"/>
-              <w:ind w:firstLine="0"/>
-              <w:jc w:val="left"/>
-            </w:pPr>
-            <w:r>
-              <w:rPr>
-                <w:rFonts w:ascii="Times New Roman" w:hAnsi="Times New Roman" w:eastAsia="Times New Roman" w:cs="Times New Roman"/>
-                <w:b w:val="0"/>
-                <w:sz w:val="20"/>
-              </w:rPr>
-              <w:t>2.1. Учебный план</w:t>
-            </w:r>
-          </w:p>
-        </w:tc>
-        <w:tc>
-          <w:tcPr>
-            <w:tcW w:type="dxa" w:w="2173"/>
-          </w:tcPr>
-          <w:p>
-            <w:pPr>
-              <w:spacing w:before="0" w:after="0" w:line="240" w:lineRule="auto"/>
-              <w:ind w:firstLine="0"/>
-              <w:jc w:val="center"/>
-            </w:pPr>
-            <w:r>
-              <w:rPr>
-                <w:rFonts w:ascii="Times New Roman" w:hAnsi="Times New Roman" w:eastAsia="Times New Roman" w:cs="Times New Roman"/>
-                <w:b w:val="0"/>
-                <w:sz w:val="20"/>
-              </w:rPr>
-              <w:t>заполнен</w:t>
-            </w:r>
-          </w:p>
-        </w:tc>
-      </w:tr>
-      <w:tr>
-        <w:tc>
-          <w:tcPr>
-            <w:tcW w:type="dxa" w:w="7605"/>
-          </w:tcPr>
-          <w:p>
-            <w:pPr>
-              <w:spacing w:before="0" w:after="0" w:line="240" w:lineRule="auto"/>
-              <w:ind w:firstLine="0"/>
-              <w:jc w:val="left"/>
-            </w:pPr>
-            <w:r>
-              <w:rPr>
-                <w:rFonts w:ascii="Times New Roman" w:hAnsi="Times New Roman" w:eastAsia="Times New Roman" w:cs="Times New Roman"/>
-                <w:b w:val="0"/>
-                <w:sz w:val="20"/>
-              </w:rPr>
-              <w:t>2.2. Учебно-тематический план</w:t>
-            </w:r>
-          </w:p>
-        </w:tc>
-        <w:tc>
-          <w:tcPr>
-            <w:tcW w:type="dxa" w:w="2173"/>
-          </w:tcPr>
-          <w:p>
-            <w:pPr>
-              <w:spacing w:before="0" w:after="0" w:line="240" w:lineRule="auto"/>
-              <w:ind w:firstLine="0"/>
-              <w:jc w:val="center"/>
-            </w:pPr>
-            <w:r>
-              <w:rPr>
-                <w:rFonts w:ascii="Times New Roman" w:hAnsi="Times New Roman" w:eastAsia="Times New Roman" w:cs="Times New Roman"/>
-                <w:b w:val="0"/>
-                <w:sz w:val="20"/>
-              </w:rPr>
-              <w:t>заполнен</w:t>
-            </w:r>
-          </w:p>
-        </w:tc>
-      </w:tr>
-      <w:tr>
-        <w:tc>
-          <w:tcPr>
-            <w:tcW w:type="dxa" w:w="7605"/>
-          </w:tcPr>
-          <w:p>
-            <w:pPr>
-              <w:spacing w:before="0" w:after="0" w:line="240" w:lineRule="auto"/>
-              <w:ind w:firstLine="0"/>
-              <w:jc w:val="left"/>
-            </w:pPr>
-            <w:r>
-              <w:rPr>
-                <w:rFonts w:ascii="Times New Roman" w:hAnsi="Times New Roman" w:eastAsia="Times New Roman" w:cs="Times New Roman"/>
-                <w:b w:val="0"/>
-                <w:sz w:val="20"/>
-              </w:rPr>
-              <w:t>2.3. Календарный учебный график</w:t>
-            </w:r>
-          </w:p>
-        </w:tc>
-        <w:tc>
-          <w:tcPr>
-            <w:tcW w:type="dxa" w:w="2173"/>
-          </w:tcPr>
-          <w:p>
-            <w:pPr>
-              <w:spacing w:before="0" w:after="0" w:line="240" w:lineRule="auto"/>
-              <w:ind w:firstLine="0"/>
-              <w:jc w:val="center"/>
-            </w:pPr>
-            <w:r>
-              <w:rPr>
-                <w:rFonts w:ascii="Times New Roman" w:hAnsi="Times New Roman" w:eastAsia="Times New Roman" w:cs="Times New Roman"/>
-                <w:b w:val="0"/>
-                <w:sz w:val="20"/>
-              </w:rPr>
-              <w:t>заполнен</w:t>
-            </w:r>
-          </w:p>
-        </w:tc>
-      </w:tr>
-      <w:tr>
-        <w:tc>
-          <w:tcPr>
-            <w:tcW w:type="dxa" w:w="7605"/>
-          </w:tcPr>
-          <w:p>
-            <w:pPr>
-              <w:spacing w:before="0" w:after="0" w:line="240" w:lineRule="auto"/>
-              <w:ind w:firstLine="0"/>
-              <w:jc w:val="left"/>
-            </w:pPr>
-            <w:r>
-              <w:rPr>
-                <w:rFonts w:ascii="Times New Roman" w:hAnsi="Times New Roman" w:eastAsia="Times New Roman" w:cs="Times New Roman"/>
-                <w:b w:val="0"/>
-                <w:sz w:val="20"/>
-              </w:rPr>
-              <w:t>2.4. Рабочая программа</w:t>
-            </w:r>
-          </w:p>
-        </w:tc>
-        <w:tc>
-          <w:tcPr>
-            <w:tcW w:type="dxa" w:w="2173"/>
-          </w:tcPr>
-          <w:p>
-            <w:pPr>
-              <w:spacing w:before="0" w:after="0" w:line="240" w:lineRule="auto"/>
-              <w:ind w:firstLine="0"/>
-              <w:jc w:val="center"/>
-            </w:pPr>
-            <w:r>
-              <w:rPr>
-                <w:rFonts w:ascii="Times New Roman" w:hAnsi="Times New Roman" w:eastAsia="Times New Roman" w:cs="Times New Roman"/>
-                <w:b w:val="0"/>
-                <w:sz w:val="20"/>
-              </w:rPr>
-              <w:t>заполнен</w:t>
-            </w:r>
-          </w:p>
-        </w:tc>
-      </w:tr>
-      <w:tr>
-        <w:tc>
-          <w:tcPr>
-            <w:tcW w:type="dxa" w:w="7605"/>
-          </w:tcPr>
-          <w:p>
-            <w:pPr>
-              <w:spacing w:before="0" w:after="0" w:line="240" w:lineRule="auto"/>
-              <w:ind w:firstLine="0"/>
-              <w:jc w:val="left"/>
-            </w:pPr>
-            <w:r>
-              <w:rPr>
-                <w:rFonts w:ascii="Times New Roman" w:hAnsi="Times New Roman" w:eastAsia="Times New Roman" w:cs="Times New Roman"/>
-                <w:b w:val="0"/>
-                <w:sz w:val="20"/>
-              </w:rPr>
-              <w:t>2.5.1. Формы аттестации</w:t>
-            </w:r>
-          </w:p>
-        </w:tc>
-        <w:tc>
-          <w:tcPr>
-            <w:tcW w:type="dxa" w:w="2173"/>
-          </w:tcPr>
-          <w:p>
-            <w:pPr>
-              <w:spacing w:before="0" w:after="0" w:line="240" w:lineRule="auto"/>
-              <w:ind w:firstLine="0"/>
-              <w:jc w:val="center"/>
-            </w:pPr>
-            <w:r>
-              <w:rPr>
-                <w:rFonts w:ascii="Times New Roman" w:hAnsi="Times New Roman" w:eastAsia="Times New Roman" w:cs="Times New Roman"/>
-                <w:b w:val="0"/>
-                <w:sz w:val="20"/>
-              </w:rPr>
-              <w:t>заполнен</w:t>
-            </w:r>
-          </w:p>
-        </w:tc>
-      </w:tr>
-      <w:tr>
-        <w:tc>
-          <w:tcPr>
-            <w:tcW w:type="dxa" w:w="7605"/>
-          </w:tcPr>
-          <w:p>
-            <w:pPr>
-              <w:spacing w:before="0" w:after="0" w:line="240" w:lineRule="auto"/>
-              <w:ind w:firstLine="0"/>
-              <w:jc w:val="left"/>
-            </w:pPr>
-            <w:r>
-              <w:rPr>
-                <w:rFonts w:ascii="Times New Roman" w:hAnsi="Times New Roman" w:eastAsia="Times New Roman" w:cs="Times New Roman"/>
-                <w:b w:val="0"/>
-                <w:sz w:val="20"/>
-              </w:rPr>
-              <w:t>2.5.2. Оценочные материалы</w:t>
-            </w:r>
-          </w:p>
-        </w:tc>
-        <w:tc>
-          <w:tcPr>
-            <w:tcW w:type="dxa" w:w="2173"/>
-          </w:tcPr>
-          <w:p>
-            <w:pPr>
-              <w:spacing w:before="0" w:after="0" w:line="240" w:lineRule="auto"/>
-              <w:ind w:firstLine="0"/>
-              <w:jc w:val="center"/>
-            </w:pPr>
-            <w:r>
-              <w:rPr>
-                <w:rFonts w:ascii="Times New Roman" w:hAnsi="Times New Roman" w:eastAsia="Times New Roman" w:cs="Times New Roman"/>
-                <w:b w:val="0"/>
-                <w:sz w:val="20"/>
-              </w:rPr>
-              <w:t>заполнен</w:t>
-            </w:r>
-          </w:p>
-        </w:tc>
-      </w:tr>
-      <w:tr>
-        <w:tc>
-          <w:tcPr>
-            <w:tcW w:type="dxa" w:w="7605"/>
-          </w:tcPr>
-          <w:p>
-            <w:pPr>
-              <w:spacing w:before="0" w:after="0" w:line="240" w:lineRule="auto"/>
-              <w:ind w:firstLine="0"/>
-              <w:jc w:val="left"/>
-            </w:pPr>
-            <w:r>
-              <w:rPr>
-                <w:rFonts w:ascii="Times New Roman" w:hAnsi="Times New Roman" w:eastAsia="Times New Roman" w:cs="Times New Roman"/>
-                <w:b w:val="0"/>
-                <w:sz w:val="20"/>
-              </w:rPr>
-              <w:t>2.5.3. Анализ удовлетворённости слушателей</w:t>
-            </w:r>
-          </w:p>
-        </w:tc>
-        <w:tc>
-          <w:tcPr>
-            <w:tcW w:type="dxa" w:w="2173"/>
-          </w:tcPr>
-          <w:p>
-            <w:pPr>
-              <w:spacing w:before="0" w:after="0" w:line="240" w:lineRule="auto"/>
-              <w:ind w:firstLine="0"/>
-              <w:jc w:val="center"/>
-            </w:pPr>
-            <w:r>
-              <w:rPr>
-                <w:rFonts w:ascii="Times New Roman" w:hAnsi="Times New Roman" w:eastAsia="Times New Roman" w:cs="Times New Roman"/>
-                <w:b w:val="0"/>
-                <w:sz w:val="20"/>
-              </w:rPr>
-              <w:t>заполнен</w:t>
-            </w:r>
-          </w:p>
-        </w:tc>
-      </w:tr>
-      <w:tr>
-        <w:tc>
-          <w:tcPr>
-            <w:tcW w:type="dxa" w:w="7605"/>
-          </w:tcPr>
-          <w:p>
-            <w:pPr>
-              <w:spacing w:before="0" w:after="0" w:line="240" w:lineRule="auto"/>
-              <w:ind w:firstLine="0"/>
-              <w:jc w:val="left"/>
-            </w:pPr>
-            <w:r>
-              <w:rPr>
-                <w:rFonts w:ascii="Times New Roman" w:hAnsi="Times New Roman" w:eastAsia="Times New Roman" w:cs="Times New Roman"/>
-                <w:b w:val="0"/>
-                <w:sz w:val="20"/>
-              </w:rPr>
-              <w:t>3.1. Материально-техническое обеспечение</w:t>
-            </w:r>
-          </w:p>
-        </w:tc>
-        <w:tc>
-          <w:tcPr>
-            <w:tcW w:type="dxa" w:w="2173"/>
-          </w:tcPr>
-          <w:p>
-            <w:pPr>
-              <w:spacing w:before="0" w:after="0" w:line="240" w:lineRule="auto"/>
-              <w:ind w:firstLine="0"/>
-              <w:jc w:val="center"/>
-            </w:pPr>
-            <w:r>
-              <w:rPr>
-                <w:rFonts w:ascii="Times New Roman" w:hAnsi="Times New Roman" w:eastAsia="Times New Roman" w:cs="Times New Roman"/>
-                <w:b w:val="0"/>
-                <w:sz w:val="20"/>
-              </w:rPr>
-              <w:t>заполнен</w:t>
-            </w:r>
-          </w:p>
-        </w:tc>
-      </w:tr>
-      <w:tr>
-        <w:tc>
-          <w:tcPr>
-            <w:tcW w:type="dxa" w:w="7605"/>
-          </w:tcPr>
-          <w:p>
-            <w:pPr>
-              <w:spacing w:before="0" w:after="0" w:line="240" w:lineRule="auto"/>
-              <w:ind w:firstLine="0"/>
-              <w:jc w:val="left"/>
-            </w:pPr>
-            <w:r>
-              <w:rPr>
-                <w:rFonts w:ascii="Times New Roman" w:hAnsi="Times New Roman" w:eastAsia="Times New Roman" w:cs="Times New Roman"/>
-                <w:b w:val="0"/>
-                <w:sz w:val="20"/>
-              </w:rPr>
-              <w:t>3.2.1. Нормативно-правовые документы</w:t>
-            </w:r>
-          </w:p>
-        </w:tc>
-        <w:tc>
-          <w:tcPr>
-            <w:tcW w:type="dxa" w:w="2173"/>
-          </w:tcPr>
-          <w:p>
-            <w:pPr>
-              <w:spacing w:before="0" w:after="0" w:line="240" w:lineRule="auto"/>
-              <w:ind w:firstLine="0"/>
-              <w:jc w:val="center"/>
-            </w:pPr>
-            <w:r>
-              <w:rPr>
-                <w:rFonts w:ascii="Times New Roman" w:hAnsi="Times New Roman" w:eastAsia="Times New Roman" w:cs="Times New Roman"/>
-                <w:b w:val="0"/>
-                <w:sz w:val="20"/>
-              </w:rPr>
-              <w:t>заполнен</w:t>
-            </w:r>
-          </w:p>
-        </w:tc>
-      </w:tr>
-      <w:tr>
-        <w:tc>
-          <w:tcPr>
-            <w:tcW w:type="dxa" w:w="7605"/>
-          </w:tcPr>
-          <w:p>
-            <w:pPr>
-              <w:spacing w:before="0" w:after="0" w:line="240" w:lineRule="auto"/>
-              <w:ind w:firstLine="0"/>
-              <w:jc w:val="left"/>
-            </w:pPr>
-            <w:r>
-              <w:rPr>
-                <w:rFonts w:ascii="Times New Roman" w:hAnsi="Times New Roman" w:eastAsia="Times New Roman" w:cs="Times New Roman"/>
-                <w:b w:val="0"/>
-                <w:sz w:val="20"/>
-              </w:rPr>
-              <w:t>3.2.2. Основная литература</w:t>
-            </w:r>
-          </w:p>
-        </w:tc>
-        <w:tc>
-          <w:tcPr>
-            <w:tcW w:type="dxa" w:w="2173"/>
-          </w:tcPr>
-          <w:p>
-            <w:pPr>
-              <w:spacing w:before="0" w:after="0" w:line="240" w:lineRule="auto"/>
-              <w:ind w:firstLine="0"/>
-              <w:jc w:val="center"/>
-            </w:pPr>
-            <w:r>
-              <w:rPr>
-                <w:rFonts w:ascii="Times New Roman" w:hAnsi="Times New Roman" w:eastAsia="Times New Roman" w:cs="Times New Roman"/>
-                <w:b w:val="0"/>
-                <w:sz w:val="20"/>
-              </w:rPr>
-              <w:t>заполнен</w:t>
-            </w:r>
-          </w:p>
-        </w:tc>
-      </w:tr>
-      <w:tr>
-        <w:tc>
-          <w:tcPr>
-            <w:tcW w:type="dxa" w:w="7605"/>
-          </w:tcPr>
-          <w:p>
-            <w:pPr>
-              <w:spacing w:before="0" w:after="0" w:line="240" w:lineRule="auto"/>
-              <w:ind w:firstLine="0"/>
-              <w:jc w:val="left"/>
-            </w:pPr>
-            <w:r>
-              <w:rPr>
-                <w:rFonts w:ascii="Times New Roman" w:hAnsi="Times New Roman" w:eastAsia="Times New Roman" w:cs="Times New Roman"/>
-                <w:b w:val="0"/>
-                <w:sz w:val="20"/>
-              </w:rPr>
-              <w:t>3.2.3. Дополнительная литература</w:t>
-            </w:r>
-          </w:p>
-        </w:tc>
-        <w:tc>
-          <w:tcPr>
-            <w:tcW w:type="dxa" w:w="2173"/>
-          </w:tcPr>
-          <w:p>
-            <w:pPr>
-              <w:spacing w:before="0" w:after="0" w:line="240" w:lineRule="auto"/>
-              <w:ind w:firstLine="0"/>
-              <w:jc w:val="center"/>
-            </w:pPr>
-            <w:r>
-              <w:rPr>
-                <w:rFonts w:ascii="Times New Roman" w:hAnsi="Times New Roman" w:eastAsia="Times New Roman" w:cs="Times New Roman"/>
-                <w:b w:val="0"/>
-                <w:sz w:val="20"/>
-              </w:rPr>
-              <w:t>заполнен</w:t>
-            </w:r>
-          </w:p>
-        </w:tc>
-      </w:tr>
-      <w:tr>
-        <w:tc>
-          <w:tcPr>
-            <w:tcW w:type="dxa" w:w="7605"/>
-          </w:tcPr>
-          <w:p>
-            <w:pPr>
-              <w:spacing w:before="0" w:after="0" w:line="240" w:lineRule="auto"/>
-              <w:ind w:firstLine="0"/>
-              <w:jc w:val="left"/>
-            </w:pPr>
-            <w:r>
-              <w:rPr>
-                <w:rFonts w:ascii="Times New Roman" w:hAnsi="Times New Roman" w:eastAsia="Times New Roman" w:cs="Times New Roman"/>
-                <w:b w:val="0"/>
-                <w:sz w:val="20"/>
-              </w:rPr>
-              <w:t>3.2.4. Интернет-ресурсы</w:t>
-            </w:r>
-          </w:p>
-        </w:tc>
-        <w:tc>
-          <w:tcPr>
-            <w:tcW w:type="dxa" w:w="2173"/>
-          </w:tcPr>
-          <w:p>
-            <w:pPr>
-              <w:spacing w:before="0" w:after="0" w:line="240" w:lineRule="auto"/>
-              <w:ind w:firstLine="0"/>
-              <w:jc w:val="center"/>
-            </w:pPr>
-            <w:r>
-              <w:rPr>
-                <w:rFonts w:ascii="Times New Roman" w:hAnsi="Times New Roman" w:eastAsia="Times New Roman" w:cs="Times New Roman"/>
-                <w:b w:val="0"/>
-                <w:sz w:val="20"/>
-              </w:rPr>
-              <w:t>заполнен</w:t>
-            </w:r>
-          </w:p>
-        </w:tc>
-      </w:tr>
-      <w:tr>
-        <w:tc>
-          <w:tcPr>
-            <w:tcW w:type="dxa" w:w="7605"/>
-          </w:tcPr>
-          <w:p>
-            <w:pPr>
-              <w:spacing w:before="0" w:after="0" w:line="240" w:lineRule="auto"/>
-              <w:ind w:firstLine="0"/>
-              <w:jc w:val="left"/>
-            </w:pPr>
-            <w:r>
-              <w:rPr>
-                <w:rFonts w:ascii="Times New Roman" w:hAnsi="Times New Roman" w:eastAsia="Times New Roman" w:cs="Times New Roman"/>
-                <w:b w:val="0"/>
-                <w:sz w:val="20"/>
-              </w:rPr>
-              <w:t>3.2.5. Программное обеспечение и информационные системы</w:t>
-            </w:r>
-          </w:p>
-        </w:tc>
-        <w:tc>
-          <w:tcPr>
-            <w:tcW w:type="dxa" w:w="2173"/>
-          </w:tcPr>
-          <w:p>
-            <w:pPr>
-              <w:spacing w:before="0" w:after="0" w:line="240" w:lineRule="auto"/>
-              <w:ind w:firstLine="0"/>
-              <w:jc w:val="center"/>
-            </w:pPr>
-            <w:r>
-              <w:rPr>
-                <w:rFonts w:ascii="Times New Roman" w:hAnsi="Times New Roman" w:eastAsia="Times New Roman" w:cs="Times New Roman"/>
-                <w:b w:val="0"/>
-                <w:sz w:val="20"/>
-              </w:rPr>
-              <w:t>заполнен</w:t>
-            </w:r>
-          </w:p>
-        </w:tc>
-      </w:tr>
-      <w:tr>
-        <w:tc>
-          <w:tcPr>
-            <w:tcW w:type="dxa" w:w="7605"/>
-          </w:tcPr>
-          <w:p>
-            <w:pPr>
-              <w:spacing w:before="0" w:after="0" w:line="240" w:lineRule="auto"/>
-              <w:ind w:firstLine="0"/>
-              <w:jc w:val="left"/>
-            </w:pPr>
-            <w:r>
-              <w:rPr>
-                <w:rFonts w:ascii="Times New Roman" w:hAnsi="Times New Roman" w:eastAsia="Times New Roman" w:cs="Times New Roman"/>
-                <w:b w:val="0"/>
-                <w:sz w:val="20"/>
-              </w:rPr>
-              <w:t>3.3. Организация образовательного процесса</w:t>
-            </w:r>
-          </w:p>
-        </w:tc>
-        <w:tc>
-          <w:tcPr>
-            <w:tcW w:type="dxa" w:w="2173"/>
-          </w:tcPr>
-          <w:p>
-            <w:pPr>
-              <w:spacing w:before="0" w:after="0" w:line="240" w:lineRule="auto"/>
-              <w:ind w:firstLine="0"/>
-              <w:jc w:val="center"/>
-            </w:pPr>
-            <w:r>
-              <w:rPr>
-                <w:rFonts w:ascii="Times New Roman" w:hAnsi="Times New Roman" w:eastAsia="Times New Roman" w:cs="Times New Roman"/>
-                <w:b w:val="0"/>
-                <w:sz w:val="20"/>
-              </w:rPr>
-              <w:t>заполнен</w:t>
-            </w:r>
-          </w:p>
-        </w:tc>
-      </w:tr>
-      <w:tr>
-        <w:tc>
-          <w:tcPr>
-            <w:tcW w:type="dxa" w:w="7605"/>
-          </w:tcPr>
-          <w:p>
-            <w:pPr>
-              <w:spacing w:before="0" w:after="0" w:line="240" w:lineRule="auto"/>
-              <w:ind w:firstLine="0"/>
-              <w:jc w:val="left"/>
-            </w:pPr>
-            <w:r>
-              <w:rPr>
-                <w:rFonts w:ascii="Times New Roman" w:hAnsi="Times New Roman" w:eastAsia="Times New Roman" w:cs="Times New Roman"/>
-                <w:b w:val="0"/>
-                <w:sz w:val="20"/>
-              </w:rPr>
-              <w:t>3.4. Кадровое обеспечение</w:t>
-            </w:r>
-          </w:p>
-        </w:tc>
-        <w:tc>
-          <w:tcPr>
-            <w:tcW w:type="dxa" w:w="2173"/>
-          </w:tcPr>
-          <w:p>
-            <w:pPr>
-              <w:spacing w:before="0" w:after="0" w:line="240" w:lineRule="auto"/>
-              <w:ind w:firstLine="0"/>
-              <w:jc w:val="center"/>
-            </w:pPr>
-            <w:r>
-              <w:rPr>
-                <w:rFonts w:ascii="Times New Roman" w:hAnsi="Times New Roman" w:eastAsia="Times New Roman" w:cs="Times New Roman"/>
-                <w:b w:val="0"/>
-                <w:sz w:val="20"/>
-              </w:rPr>
-              <w:t>заполнен</w:t>
-            </w:r>
-          </w:p>
-        </w:tc>
-      </w:tr>
-      <w:tr>
-        <w:tc>
-          <w:tcPr>
-            <w:tcW w:type="dxa" w:w="7605"/>
-          </w:tcPr>
-          <w:p>
-            <w:pPr>
-              <w:spacing w:before="0" w:after="0" w:line="240" w:lineRule="auto"/>
-              <w:ind w:firstLine="0"/>
-              <w:jc w:val="left"/>
-            </w:pPr>
-            <w:r>
-              <w:rPr>
-                <w:rFonts w:ascii="Times New Roman" w:hAnsi="Times New Roman" w:eastAsia="Times New Roman" w:cs="Times New Roman"/>
-                <w:b w:val="0"/>
-                <w:sz w:val="20"/>
-              </w:rPr>
-              <w:t>Приложение 1. Оценочные материалы текущего контроля</w:t>
-            </w:r>
-          </w:p>
-        </w:tc>
-        <w:tc>
-          <w:tcPr>
-            <w:tcW w:type="dxa" w:w="2173"/>
-          </w:tcPr>
-          <w:p>
-            <w:pPr>
-              <w:spacing w:before="0" w:after="0" w:line="240" w:lineRule="auto"/>
-              <w:ind w:firstLine="0"/>
-              <w:jc w:val="center"/>
-            </w:pPr>
-            <w:r>
-              <w:rPr>
-                <w:rFonts w:ascii="Times New Roman" w:hAnsi="Times New Roman" w:eastAsia="Times New Roman" w:cs="Times New Roman"/>
-                <w:b w:val="0"/>
-                <w:sz w:val="20"/>
-              </w:rPr>
-              <w:t>заполнен</w:t>
-            </w:r>
-          </w:p>
-        </w:tc>
-      </w:tr>
-      <w:tr>
-        <w:tc>
-          <w:tcPr>
-            <w:tcW w:type="dxa" w:w="7605"/>
-          </w:tcPr>
-          <w:p>
-            <w:pPr>
-              <w:spacing w:before="0" w:after="0" w:line="240" w:lineRule="auto"/>
-              <w:ind w:firstLine="0"/>
-              <w:jc w:val="left"/>
-            </w:pPr>
-            <w:r>
-              <w:rPr>
-                <w:rFonts w:ascii="Times New Roman" w:hAnsi="Times New Roman" w:eastAsia="Times New Roman" w:cs="Times New Roman"/>
-                <w:b w:val="0"/>
-                <w:sz w:val="20"/>
-              </w:rPr>
-              <w:t>Приложение 2. Оценочные материалы итоговой аттестации</w:t>
-            </w:r>
-          </w:p>
-        </w:tc>
-        <w:tc>
-          <w:tcPr>
-            <w:tcW w:type="dxa" w:w="2173"/>
-          </w:tcPr>
-          <w:p>
-            <w:pPr>
-              <w:spacing w:before="0" w:after="0" w:line="240" w:lineRule="auto"/>
-              <w:ind w:firstLine="0"/>
-              <w:jc w:val="center"/>
-            </w:pPr>
-            <w:r>
-              <w:rPr>
-                <w:rFonts w:ascii="Times New Roman" w:hAnsi="Times New Roman" w:eastAsia="Times New Roman" w:cs="Times New Roman"/>
-                <w:b w:val="0"/>
-                <w:sz w:val="20"/>
-              </w:rPr>
-              <w:t>заполнен</w:t>
-            </w:r>
-          </w:p>
-        </w:tc>
-      </w:tr>
-    </w:tbl>
-    <w:p>
-      <w:pPr>
-        <w:spacing w:before="0" w:after="120"/>
-        <w:ind w:firstLine="0"/>
-      </w:pPr>
-    </w:p>
-    <w:p>
-      <w:pPr>
-        <w:keepNext/>
-        <w:spacing w:before="0" w:after="120" w:line="240" w:lineRule="auto"/>
-        <w:ind w:firstLine="0"/>
-        <w:jc w:val="left"/>
-      </w:pPr>
-      <w:r>
-        <w:rPr>
-          <w:rFonts w:ascii="Times New Roman" w:hAnsi="Times New Roman" w:eastAsia="Times New Roman" w:cs="Times New Roman"/>
-          <w:b/>
-        </w:rPr>
-        <w:t>Совпадение с образцом</w:t>
-      </w:r>
-    </w:p>
-    <w:p>
-      <w:pPr>
-        <w:spacing w:before="0" w:after="120" w:line="240" w:lineRule="auto"/>
-        <w:ind w:firstLine="0"/>
-        <w:jc w:val="both"/>
-      </w:pPr>
-      <w:r>
-        <w:rPr>
-          <w:rFonts w:ascii="Times New Roman" w:hAnsi="Times New Roman" w:eastAsia="Times New Roman" w:cs="Times New Roman"/>
-          <w:b w:val="0"/>
-        </w:rPr>
-        <w:t>Образец к запросу не приложен — сравнивать не с чем.</w:t>
-      </w:r>
-    </w:p>
-    <w:p>
-      <w:pPr>
-        <w:keepNext/>
-        <w:spacing w:before="0" w:after="120" w:line="240" w:lineRule="auto"/>
-        <w:ind w:firstLine="0"/>
-        <w:jc w:val="left"/>
-      </w:pPr>
-      <w:r>
-        <w:rPr>
-          <w:rFonts w:ascii="Times New Roman" w:hAnsi="Times New Roman" w:eastAsia="Times New Roman" w:cs="Times New Roman"/>
-          <w:b/>
-        </w:rPr>
-        <w:t>Смысловая проверка</w:t>
-      </w:r>
-    </w:p>
-    <w:p>
-      <w:pPr>
-        <w:spacing w:before="0" w:after="120" w:line="240" w:lineRule="auto"/>
-        <w:ind w:firstLine="0"/>
-        <w:jc w:val="both"/>
-      </w:pPr>
-      <w:r>
-        <w:rPr>
-          <w:rFonts w:ascii="Times New Roman" w:hAnsi="Times New Roman" w:eastAsia="Times New Roman" w:cs="Times New Roman"/>
-          <w:b w:val="0"/>
-        </w:rPr>
-        <w:t>Эксперт-модель проверила то, что нельзя посчитать кодом: пройдено 8 из 8 критериев. Замечания — повод перечитать соответствующий раздел.</w:t>
-      </w:r>
-    </w:p>
-    <w:tbl>
-      <w:tblPr>
-        <w:tblLook w:firstColumn="1" w:firstRow="1" w:lastColumn="0" w:lastRow="0" w:noHBand="0" w:noVBand="1" w:val="04A0"/>
-        <w:tblW w:w="9778" w:type="dxa"/>
-        <w:tblLayout w:type="fixed"/>
-        <w:tblBorders>
-          <w:top w:val="single" w:sz="4" w:space="0" w:color="AAAAAA"/>
-          <w:left w:val="single" w:sz="4" w:space="0" w:color="AAAAAA"/>
-          <w:bottom w:val="single" w:sz="4" w:space="0" w:color="AAAAAA"/>
-          <w:right w:val="single" w:sz="4" w:space="0" w:color="AAAAAA"/>
-          <w:insideH w:val="single" w:sz="4" w:space="0" w:color="AAAAAA"/>
-          <w:insideV w:val="single" w:sz="4" w:space="0" w:color="AAAAAA"/>
-        </w:tblBorders>
-        <w:tblCellMar>
-          <w:top w:w="80" w:type="dxa"/>
-          <w:left w:w="120" w:type="dxa"/>
-          <w:bottom w:w="80" w:type="dxa"/>
-          <w:right w:w="120" w:type="dxa"/>
-        </w:tblCellMar>
-      </w:tblPr>
-      <w:tblGrid>
-        <w:gridCol w:w="7605"/>
-        <w:gridCol w:w="2173"/>
-      </w:tblGrid>
-      <w:tr>
-        <w:trPr>
-          <w:tblHeader/>
-        </w:trPr>
-        <w:tc>
-          <w:tcPr>
-            <w:tcW w:type="dxa" w:w="7605"/>
-            <w:shd w:val="clear" w:color="auto" w:fill="F2F2F2"/>
-            <w:vAlign w:val="center"/>
-          </w:tcPr>
-          <w:p>
-            <w:pPr>
-              <w:spacing w:before="0" w:after="0" w:line="240" w:lineRule="auto"/>
-              <w:ind w:firstLine="0"/>
-              <w:jc w:val="center"/>
-            </w:pPr>
-            <w:r>
-              <w:rPr>
-                <w:rFonts w:ascii="Times New Roman" w:hAnsi="Times New Roman" w:eastAsia="Times New Roman" w:cs="Times New Roman"/>
-                <w:b/>
-                <w:sz w:val="20"/>
-              </w:rPr>
-              <w:t>Критерий</w:t>
-            </w:r>
-          </w:p>
-        </w:tc>
-        <w:tc>
-          <w:tcPr>
-            <w:tcW w:type="dxa" w:w="2173"/>
-            <w:shd w:val="clear" w:color="auto" w:fill="F2F2F2"/>
-            <w:vAlign w:val="center"/>
-          </w:tcPr>
-          <w:p>
-            <w:pPr>
-              <w:spacing w:before="0" w:after="0" w:line="240" w:lineRule="auto"/>
-              <w:ind w:firstLine="0"/>
-              <w:jc w:val="center"/>
-            </w:pPr>
-            <w:r>
-              <w:rPr>
-                <w:rFonts w:ascii="Times New Roman" w:hAnsi="Times New Roman" w:eastAsia="Times New Roman" w:cs="Times New Roman"/>
-                <w:b/>
-                <w:sz w:val="20"/>
-              </w:rPr>
-              <w:t>Итог</w:t>
-            </w:r>
-          </w:p>
-        </w:tc>
-      </w:tr>
-      <w:tr>
-        <w:tc>
-          <w:tcPr>
-            <w:tcW w:type="dxa" w:w="7605"/>
-          </w:tcPr>
-          <w:p>
-            <w:pPr>
-              <w:spacing w:before="0" w:after="0" w:line="240" w:lineRule="auto"/>
-              <w:ind w:firstLine="0"/>
-              <w:jc w:val="left"/>
-            </w:pPr>
-            <w:r>
-              <w:rPr>
-                <w:rFonts w:ascii="Times New Roman" w:hAnsi="Times New Roman" w:eastAsia="Times New Roman" w:cs="Times New Roman"/>
-                <w:b w:val="0"/>
-                <w:sz w:val="20"/>
-              </w:rPr>
-              <w:t>Язык и терминология соответствуют аудитории; термины поясняются; нет жаргона.</w:t>
-            </w:r>
-          </w:p>
-        </w:tc>
-        <w:tc>
-          <w:tcPr>
-            <w:tcW w:type="dxa" w:w="2173"/>
-          </w:tcPr>
-          <w:p>
-            <w:pPr>
-              <w:spacing w:before="0" w:after="0" w:line="240" w:lineRule="auto"/>
-              <w:ind w:firstLine="0"/>
-              <w:jc w:val="center"/>
-            </w:pPr>
-            <w:r>
-              <w:rPr>
-                <w:rFonts w:ascii="Times New Roman" w:hAnsi="Times New Roman" w:eastAsia="Times New Roman" w:cs="Times New Roman"/>
-                <w:b w:val="0"/>
-                <w:sz w:val="20"/>
-              </w:rPr>
-              <w:t>пройдено</w:t>
-            </w:r>
-          </w:p>
-        </w:tc>
-      </w:tr>
-      <w:tr>
-        <w:tc>
-          <w:tcPr>
-            <w:tcW w:type="dxa" w:w="7605"/>
-          </w:tcPr>
-          <w:p>
-            <w:pPr>
-              <w:spacing w:before="0" w:after="0" w:line="240" w:lineRule="auto"/>
-              <w:ind w:firstLine="0"/>
-              <w:jc w:val="left"/>
-            </w:pPr>
-            <w:r>
-              <w:rPr>
-                <w:rFonts w:ascii="Times New Roman" w:hAnsi="Times New Roman" w:eastAsia="Times New Roman" w:cs="Times New Roman"/>
-                <w:b w:val="0"/>
-                <w:sz w:val="20"/>
-              </w:rPr>
-              <w:t>Уровень, последовательность тем и входные требования соответствуют входному уровню слушателей.</w:t>
-            </w:r>
-          </w:p>
-        </w:tc>
-        <w:tc>
-          <w:tcPr>
-            <w:tcW w:type="dxa" w:w="2173"/>
-          </w:tcPr>
-          <w:p>
-            <w:pPr>
-              <w:spacing w:before="0" w:after="0" w:line="240" w:lineRule="auto"/>
-              <w:ind w:firstLine="0"/>
-              <w:jc w:val="center"/>
-            </w:pPr>
-            <w:r>
-              <w:rPr>
-                <w:rFonts w:ascii="Times New Roman" w:hAnsi="Times New Roman" w:eastAsia="Times New Roman" w:cs="Times New Roman"/>
-                <w:b w:val="0"/>
-                <w:sz w:val="20"/>
-              </w:rPr>
-              <w:t>пройдено</w:t>
-            </w:r>
-          </w:p>
-        </w:tc>
-      </w:tr>
-      <w:tr>
-        <w:tc>
-          <w:tcPr>
-            <w:tcW w:type="dxa" w:w="7605"/>
-          </w:tcPr>
-          <w:p>
-            <w:pPr>
-              <w:spacing w:before="0" w:after="0" w:line="240" w:lineRule="auto"/>
-              <w:ind w:firstLine="0"/>
-              <w:jc w:val="left"/>
-            </w:pPr>
-            <w:r>
-              <w:rPr>
-                <w:rFonts w:ascii="Times New Roman" w:hAnsi="Times New Roman" w:eastAsia="Times New Roman" w:cs="Times New Roman"/>
-                <w:b w:val="0"/>
-                <w:sz w:val="20"/>
-              </w:rPr>
-              <w:t>Результаты обучения реалистичны для объёма программы; нет обещаний сверх объёма.</w:t>
-            </w:r>
-          </w:p>
-        </w:tc>
-        <w:tc>
-          <w:tcPr>
-            <w:tcW w:type="dxa" w:w="2173"/>
-          </w:tcPr>
-          <w:p>
-            <w:pPr>
-              <w:spacing w:before="0" w:after="0" w:line="240" w:lineRule="auto"/>
-              <w:ind w:firstLine="0"/>
-              <w:jc w:val="center"/>
-            </w:pPr>
-            <w:r>
-              <w:rPr>
-                <w:rFonts w:ascii="Times New Roman" w:hAnsi="Times New Roman" w:eastAsia="Times New Roman" w:cs="Times New Roman"/>
-                <w:b w:val="0"/>
-                <w:sz w:val="20"/>
-              </w:rPr>
-              <w:t>пройдено</w:t>
-            </w:r>
-          </w:p>
-        </w:tc>
-      </w:tr>
-      <w:tr>
-        <w:tc>
-          <w:tcPr>
-            <w:tcW w:type="dxa" w:w="7605"/>
-          </w:tcPr>
-          <w:p>
-            <w:pPr>
-              <w:spacing w:before="0" w:after="0" w:line="240" w:lineRule="auto"/>
-              <w:ind w:firstLine="0"/>
-              <w:jc w:val="left"/>
-            </w:pPr>
-            <w:r>
-              <w:rPr>
-                <w:rFonts w:ascii="Times New Roman" w:hAnsi="Times New Roman" w:eastAsia="Times New Roman" w:cs="Times New Roman"/>
-                <w:b w:val="0"/>
-                <w:sz w:val="20"/>
-              </w:rPr>
-              <w:t>Ситуации заданий взяты из профессиональной среды слушателей и реалистичны.</w:t>
-            </w:r>
-          </w:p>
-        </w:tc>
-        <w:tc>
-          <w:tcPr>
-            <w:tcW w:type="dxa" w:w="2173"/>
-          </w:tcPr>
-          <w:p>
-            <w:pPr>
-              <w:spacing w:before="0" w:after="0" w:line="240" w:lineRule="auto"/>
-              <w:ind w:firstLine="0"/>
-              <w:jc w:val="center"/>
-            </w:pPr>
-            <w:r>
-              <w:rPr>
-                <w:rFonts w:ascii="Times New Roman" w:hAnsi="Times New Roman" w:eastAsia="Times New Roman" w:cs="Times New Roman"/>
-                <w:b w:val="0"/>
-                <w:sz w:val="20"/>
-              </w:rPr>
-              <w:t>пройдено</w:t>
-            </w:r>
-          </w:p>
-        </w:tc>
-      </w:tr>
-      <w:tr>
-        <w:tc>
-          <w:tcPr>
-            <w:tcW w:type="dxa" w:w="7605"/>
-          </w:tcPr>
-          <w:p>
-            <w:pPr>
-              <w:spacing w:before="0" w:after="0" w:line="240" w:lineRule="auto"/>
-              <w:ind w:firstLine="0"/>
-              <w:jc w:val="left"/>
-            </w:pPr>
-            <w:r>
-              <w:rPr>
-                <w:rFonts w:ascii="Times New Roman" w:hAnsi="Times New Roman" w:eastAsia="Times New Roman" w:cs="Times New Roman"/>
-                <w:b w:val="0"/>
-                <w:sz w:val="20"/>
-              </w:rPr>
-              <w:t>Итоговая аттестация и задания соответствуют форме из запроса; требования конкретны, критерии измеримы, пример задания выполним.</w:t>
-            </w:r>
-          </w:p>
-        </w:tc>
-        <w:tc>
-          <w:tcPr>
-            <w:tcW w:type="dxa" w:w="2173"/>
-          </w:tcPr>
-          <w:p>
-            <w:pPr>
-              <w:spacing w:before="0" w:after="0" w:line="240" w:lineRule="auto"/>
-              <w:ind w:firstLine="0"/>
-              <w:jc w:val="center"/>
-            </w:pPr>
-            <w:r>
-              <w:rPr>
-                <w:rFonts w:ascii="Times New Roman" w:hAnsi="Times New Roman" w:eastAsia="Times New Roman" w:cs="Times New Roman"/>
-                <w:b w:val="0"/>
-                <w:sz w:val="20"/>
-              </w:rPr>
-              <w:t>пройдено</w:t>
-            </w:r>
-          </w:p>
-        </w:tc>
-      </w:tr>
-      <w:tr>
-        <w:tc>
-          <w:tcPr>
-            <w:tcW w:type="dxa" w:w="7605"/>
-          </w:tcPr>
-          <w:p>
-            <w:pPr>
-              <w:spacing w:before="0" w:after="0" w:line="240" w:lineRule="auto"/>
-              <w:ind w:firstLine="0"/>
-              <w:jc w:val="left"/>
-            </w:pPr>
-            <w:r>
-              <w:rPr>
-                <w:rFonts w:ascii="Times New Roman" w:hAnsi="Times New Roman" w:eastAsia="Times New Roman" w:cs="Times New Roman"/>
-                <w:b w:val="0"/>
-                <w:sz w:val="20"/>
-              </w:rPr>
-              <w:t>Содержание тем и лекций действительно раскрывает привязанные результаты обучения.</w:t>
-            </w:r>
-          </w:p>
-        </w:tc>
-        <w:tc>
-          <w:tcPr>
-            <w:tcW w:type="dxa" w:w="2173"/>
-          </w:tcPr>
-          <w:p>
-            <w:pPr>
-              <w:spacing w:before="0" w:after="0" w:line="240" w:lineRule="auto"/>
-              <w:ind w:firstLine="0"/>
-              <w:jc w:val="center"/>
-            </w:pPr>
-            <w:r>
-              <w:rPr>
-                <w:rFonts w:ascii="Times New Roman" w:hAnsi="Times New Roman" w:eastAsia="Times New Roman" w:cs="Times New Roman"/>
-                <w:b w:val="0"/>
-                <w:sz w:val="20"/>
-              </w:rPr>
-              <w:t>пройдено</w:t>
-            </w:r>
-          </w:p>
-        </w:tc>
-      </w:tr>
-      <w:tr>
-        <w:tc>
-          <w:tcPr>
-            <w:tcW w:type="dxa" w:w="7605"/>
-          </w:tcPr>
-          <w:p>
-            <w:pPr>
-              <w:spacing w:before="0" w:after="0" w:line="240" w:lineRule="auto"/>
-              <w:ind w:firstLine="0"/>
-              <w:jc w:val="left"/>
-            </w:pPr>
-            <w:r>
-              <w:rPr>
-                <w:rFonts w:ascii="Times New Roman" w:hAnsi="Times New Roman" w:eastAsia="Times New Roman" w:cs="Times New Roman"/>
-                <w:b w:val="0"/>
-                <w:sz w:val="20"/>
-              </w:rPr>
-              <w:t>Нет устаревших инструментов, версий и практик.</w:t>
-            </w:r>
-          </w:p>
-        </w:tc>
-        <w:tc>
-          <w:tcPr>
-            <w:tcW w:type="dxa" w:w="2173"/>
-          </w:tcPr>
-          <w:p>
-            <w:pPr>
-              <w:spacing w:before="0" w:after="0" w:line="240" w:lineRule="auto"/>
-              <w:ind w:firstLine="0"/>
-              <w:jc w:val="center"/>
-            </w:pPr>
-            <w:r>
-              <w:rPr>
-                <w:rFonts w:ascii="Times New Roman" w:hAnsi="Times New Roman" w:eastAsia="Times New Roman" w:cs="Times New Roman"/>
-                <w:b w:val="0"/>
-                <w:sz w:val="20"/>
-              </w:rPr>
-              <w:t>пройдено</w:t>
-            </w:r>
-          </w:p>
-        </w:tc>
-      </w:tr>
-      <w:tr>
-        <w:tc>
-          <w:tcPr>
-            <w:tcW w:type="dxa" w:w="7605"/>
-          </w:tcPr>
-          <w:p>
-            <w:pPr>
-              <w:spacing w:before="0" w:after="0" w:line="240" w:lineRule="auto"/>
-              <w:ind w:firstLine="0"/>
-              <w:jc w:val="left"/>
-            </w:pPr>
-            <w:r>
-              <w:rPr>
-                <w:rFonts w:ascii="Times New Roman" w:hAnsi="Times New Roman" w:eastAsia="Times New Roman" w:cs="Times New Roman"/>
-                <w:b w:val="0"/>
-                <w:sz w:val="20"/>
-              </w:rPr>
-              <w:t>Аннотация, цель и планируемые результаты по сути соответствуют своим разделам.</w:t>
-            </w:r>
-          </w:p>
-        </w:tc>
-        <w:tc>
-          <w:tcPr>
-            <w:tcW w:type="dxa" w:w="2173"/>
-          </w:tcPr>
-          <w:p>
-            <w:pPr>
-              <w:spacing w:before="0" w:after="0" w:line="240" w:lineRule="auto"/>
-              <w:ind w:firstLine="0"/>
-              <w:jc w:val="center"/>
-            </w:pPr>
-            <w:r>
-              <w:rPr>
-                <w:rFonts w:ascii="Times New Roman" w:hAnsi="Times New Roman" w:eastAsia="Times New Roman" w:cs="Times New Roman"/>
-                <w:b w:val="0"/>
-                <w:sz w:val="20"/>
-              </w:rPr>
-              <w:t>пройдено</w:t>
-            </w:r>
-          </w:p>
-        </w:tc>
-      </w:tr>
-    </w:tbl>
-    <w:p>
-      <w:pPr>
-        <w:spacing w:before="0" w:after="120"/>
-        <w:ind w:firstLine="0"/>
-      </w:pPr>
-    </w:p>
-    <w:p>
-      <w:pPr>
-        <w:keepNext/>
-        <w:spacing w:before="0" w:after="120" w:line="240" w:lineRule="auto"/>
-        <w:ind w:firstLine="0"/>
-        <w:jc w:val="left"/>
-      </w:pPr>
-      <w:r>
-        <w:rPr>
-          <w:rFonts w:ascii="Times New Roman" w:hAnsi="Times New Roman" w:eastAsia="Times New Roman" w:cs="Times New Roman"/>
-          <w:b/>
-        </w:rPr>
-        <w:t>Что пропущено и почему</w:t>
-      </w:r>
-    </w:p>
-    <w:p>
-      <w:pPr>
-        <w:numPr>
-          <w:ilvl w:val="0"/>
-          <w:numId w:val="4"/>
-        </w:numPr>
-        <w:spacing w:before="0" w:after="40" w:line="240" w:lineRule="auto"/>
-        <w:ind w:firstLine="0"/>
-        <w:jc w:val="both"/>
-      </w:pPr>
-      <w:r>
-        <w:rPr>
-          <w:rFonts w:ascii="Times New Roman" w:hAnsi="Times New Roman" w:eastAsia="Times New Roman" w:cs="Times New Roman"/>
-        </w:rPr>
-        <w:t>Источников, предложенных моделью и не прошедших проверку: 1 — они не включены.</w:t>
-      </w:r>
-    </w:p>
-    <w:p>
-      <w:pPr>
-        <w:keepNext/>
-        <w:spacing w:before="0" w:after="120" w:line="240" w:lineRule="auto"/>
-        <w:ind w:firstLine="0"/>
-        <w:jc w:val="left"/>
-      </w:pPr>
-      <w:r>
-        <w:rPr>
-          <w:rFonts w:ascii="Times New Roman" w:hAnsi="Times New Roman" w:eastAsia="Times New Roman" w:cs="Times New Roman"/>
-          <w:b/>
-        </w:rPr>
-        <w:t>Полная версия</w:t>
-      </w:r>
-    </w:p>
-    <w:p>
-      <w:pPr>
-        <w:spacing w:before="0" w:after="120" w:line="240" w:lineRule="auto"/>
-        <w:ind w:firstLine="0"/>
-        <w:jc w:val="both"/>
-      </w:pPr>
-      <w:r>
-        <w:rPr>
-          <w:rFonts w:ascii="Times New Roman" w:hAnsi="Times New Roman" w:eastAsia="Times New Roman" w:cs="Times New Roman"/>
-          <w:b w:val="0"/>
-        </w:rPr>
-        <w:t>Полная версия отчёта — файл report.md: в ней дословные формулировки замечаний к образцу, цитаты приложенного образца, комментарии смысловой проверки, отброшенные источники и стоимость сборки. В программу они не включаются.</w:t>
       </w:r>
     </w:p>
     <w:sectPr>
